--- a/final report/Spot_To_Go_Final_Report.docx
+++ b/final report/Spot_To_Go_Final_Report.docx
@@ -1,476 +1,804 @@
 
 <file path=word/document.xml><?xml version="1.0" encoding="utf-8"?>
-<w:document xmlns:w="http://schemas.openxmlformats.org/wordprocessingml/2006/main" xmlns:m="http://schemas.openxmlformats.org/officeDocument/2006/math" xmlns:r="http://schemas.openxmlformats.org/officeDocument/2006/relationships" xmlns:o="urn:schemas-microsoft-com:office:office" xmlns:v="urn:schemas-microsoft-com:vml" xmlns:w10="urn:schemas-microsoft-com:office:word" xmlns:a="http://schemas.openxmlformats.org/drawingml/2006/main" xmlns:pic="http://schemas.openxmlformats.org/drawingml/2006/picture" xmlns:wp="http://schemas.openxmlformats.org/drawingml/2006/wordprocessingDrawing">
+<w:document xmlns:wpc="http://schemas.microsoft.com/office/word/2010/wordprocessingCanvas" xmlns:mc="http://schemas.openxmlformats.org/markup-compatibility/2006" xmlns:o="urn:schemas-microsoft-com:office:office" xmlns:r="http://schemas.openxmlformats.org/officeDocument/2006/relationships" xmlns:m="http://schemas.openxmlformats.org/officeDocument/2006/math" xmlns:v="urn:schemas-microsoft-com:vml" xmlns:wp14="http://schemas.microsoft.com/office/word/2010/wordprocessingDrawing" xmlns:wp="http://schemas.openxmlformats.org/drawingml/2006/wordprocessingDrawing" xmlns:w10="urn:schemas-microsoft-com:office:word" xmlns:w="http://schemas.openxmlformats.org/wordprocessingml/2006/main" xmlns:w14="http://schemas.microsoft.com/office/word/2010/wordml" xmlns:w15="http://schemas.microsoft.com/office/word/2012/wordml" xmlns:wpg="http://schemas.microsoft.com/office/word/2010/wordprocessingGroup" xmlns:wpi="http://schemas.microsoft.com/office/word/2010/wordprocessingInk" xmlns:wne="http://schemas.microsoft.com/office/word/2006/wordml" xmlns:wps="http://schemas.microsoft.com/office/word/2010/wordprocessingShape" mc:Ignorable="w14 w15 wp14">
   <w:body>
     <w:p>
       <w:pPr>
         <w:pStyle w:val="FirstParagraph"/>
-      </w:pPr>
-      <w:r>
-        <w:rPr>
+        <w:spacing w:line="360" w:lineRule="auto"/>
+        <w:jc w:val="center"/>
+        <w:rPr>
+          <w:rFonts w:ascii="Times New Roman" w:hAnsi="Times New Roman" w:cs="Times New Roman"/>
+        </w:rPr>
+      </w:pPr>
+      <w:r>
+        <w:rPr>
+          <w:rFonts w:ascii="Times New Roman" w:hAnsi="Times New Roman" w:cs="Times New Roman"/>
           <w:b/>
           <w:bCs/>
-        </w:rPr>
-        <w:t xml:space="preserve">Spot To Go: A Location-Based Android Application</w:t>
-      </w:r>
-      <w:r>
+          <w:sz w:val="32"/>
+        </w:rPr>
+        <w:t>Spot To Go: A Location-Based Android Application</w:t>
+      </w:r>
+      <w:r>
+        <w:rPr>
+          <w:rFonts w:ascii="Times New Roman" w:hAnsi="Times New Roman" w:cs="Times New Roman"/>
+          <w:sz w:val="32"/>
+        </w:rPr>
         <w:br/>
       </w:r>
       <w:r>
         <w:rPr>
+          <w:rFonts w:ascii="Times New Roman" w:hAnsi="Times New Roman" w:cs="Times New Roman"/>
           <w:b/>
           <w:bCs/>
-        </w:rPr>
-        <w:t xml:space="preserve">for Restaurant Discovery with Video Integration</w:t>
-      </w:r>
-      <w:r>
+          <w:sz w:val="32"/>
+        </w:rPr>
+        <w:t>for Restaurant Discovery with Video Integration</w:t>
+      </w:r>
+      <w:r>
+        <w:rPr>
+          <w:rFonts w:ascii="Times New Roman" w:hAnsi="Times New Roman" w:cs="Times New Roman"/>
+        </w:rPr>
         <w:br/>
-      </w:r>
-      <w:r>
-        <w:t xml:space="preserve">Final Project Report — Draft</w:t>
-      </w:r>
-      <w:r>
+        <w:t>Final Project Report — Draft</w:t>
+      </w:r>
+      <w:r>
+        <w:rPr>
+          <w:rFonts w:ascii="Times New Roman" w:hAnsi="Times New Roman" w:cs="Times New Roman"/>
+        </w:rPr>
         <w:br/>
-      </w:r>
-      <w:r>
-        <w:t xml:space="preserve">Prepared for supervisor review and feedback</w:t>
-      </w:r>
-      <w:r>
+        <w:t>Prepared for supervisor review and feedback</w:t>
+      </w:r>
+      <w:r>
+        <w:rPr>
+          <w:rFonts w:ascii="Times New Roman" w:hAnsi="Times New Roman" w:cs="Times New Roman"/>
+        </w:rPr>
         <w:br/>
       </w:r>
     </w:p>
     <w:p>
-      <w:r>
+      <w:pPr>
+        <w:spacing w:line="360" w:lineRule="auto"/>
+        <w:jc w:val="both"/>
+        <w:rPr>
+          <w:rFonts w:ascii="Times New Roman" w:hAnsi="Times New Roman" w:cs="Times New Roman"/>
+        </w:rPr>
+      </w:pPr>
+      <w:r>
+        <w:rPr>
+          <w:rFonts w:ascii="Times New Roman" w:hAnsi="Times New Roman" w:cs="Times New Roman"/>
+        </w:rPr>
         <w:pict>
-          <v:rect style="width:0;height:1.5pt" o:hralign="center" o:hrstd="t" o:hr="t"/>
+          <v:rect id="_x0000_i1025" style="width:0;height:1.5pt" o:hralign="center" o:hrstd="t" o:hr="t"/>
         </w:pict>
       </w:r>
     </w:p>
-    <w:bookmarkStart w:id="9" w:name="introduction"/>
     <w:p>
       <w:pPr>
         <w:pStyle w:val="Heading1"/>
-      </w:pPr>
-      <w:r>
-        <w:t xml:space="preserve">Introduction</w:t>
+        <w:spacing w:line="360" w:lineRule="auto"/>
+        <w:jc w:val="both"/>
+        <w:rPr>
+          <w:rFonts w:cs="Times New Roman"/>
+        </w:rPr>
+      </w:pPr>
+      <w:bookmarkStart w:id="0" w:name="introduction"/>
+      <w:r>
+        <w:rPr>
+          <w:rFonts w:cs="Times New Roman"/>
+        </w:rPr>
+        <w:t>Introduction</w:t>
       </w:r>
     </w:p>
     <w:p>
       <w:pPr>
         <w:pStyle w:val="FirstParagraph"/>
-      </w:pPr>
-      <w:r>
-        <w:t xml:space="preserve">This report documents the design, implementation, and current progress of</w:t>
-      </w:r>
-      <w:r>
-        <w:t xml:space="preserve"> </w:t>
-      </w:r>
-      <w:r>
-        <w:t xml:space="preserve">“Spot To Go,”</w:t>
-      </w:r>
-      <w:r>
-        <w:t xml:space="preserve"> </w:t>
-      </w:r>
-      <w:r>
-        <w:t xml:space="preserve">an Android application that allows users to discover nearby restaurants on an interactive map and access real-life video previews before deciding where to go. It follows on from the dissertation proposal submitted earlier in the project and reflects the system as it has actually been built, rather than only as it was originally planned.</w:t>
+        <w:spacing w:line="360" w:lineRule="auto"/>
+        <w:jc w:val="both"/>
+        <w:rPr>
+          <w:rFonts w:ascii="Times New Roman" w:hAnsi="Times New Roman" w:cs="Times New Roman"/>
+        </w:rPr>
+      </w:pPr>
+      <w:r>
+        <w:rPr>
+          <w:rFonts w:ascii="Times New Roman" w:hAnsi="Times New Roman" w:cs="Times New Roman"/>
+        </w:rPr>
+        <w:t>This report documents the design, implementation, and current progress of “Spot To Go,” an Android application that allows users to discover nearby restaurants on an interactive map and access real-life video previews before deciding where to go. It follows on from the dissertation proposal submitted earlier in the project and reflects the system as it has actually been built, rather than only as it was originally planned.</w:t>
       </w:r>
     </w:p>
     <w:p>
       <w:pPr>
         <w:pStyle w:val="BodyText"/>
-      </w:pPr>
-      <w:r>
-        <w:t xml:space="preserve">The core problem motivating this project remains unchanged. Existing discovery platforms present restaurants through star ratings and short text reviews, both of which struggle to communicate atmosphere, food presentation, and overall experience. Short-form video, by contrast, has become one of the most trusted formats for conveying real-world experience</w:t>
-      </w:r>
-      <w:r>
-        <w:t xml:space="preserve"> </w:t>
-      </w:r>
-      <w:r>
-        <w:t xml:space="preserve">(Dellarocas 2003; Cheung et al. 2009)</w:t>
-      </w:r>
-      <w:r>
-        <w:t xml:space="preserve">. Spot To Go addresses this gap by pairing a live map of nearby restaurants with a direct link to a real video of each one, so a user can make a more informed decision before travelling anywhere.</w:t>
+        <w:spacing w:line="360" w:lineRule="auto"/>
+        <w:jc w:val="both"/>
+        <w:rPr>
+          <w:rFonts w:ascii="Times New Roman" w:hAnsi="Times New Roman" w:cs="Times New Roman"/>
+        </w:rPr>
+      </w:pPr>
+      <w:r>
+        <w:rPr>
+          <w:rFonts w:ascii="Times New Roman" w:hAnsi="Times New Roman" w:cs="Times New Roman"/>
+        </w:rPr>
+        <w:t>The core problem motivating this project remains unchanged. Existing discovery platforms present restaurants through star ratings and short text reviews, both of which struggle to communicate atmosphere, food presentation, and overall experience. Short-form video, by contrast, has become one of the most trusted formats for conveying real-world experience (Dellarocas 2003; Cheung et al. 2009). Spot To Go addresses this gap by pairing a live map of nearby restaurants with a direct link to a real video of each one, so a user can make a more informed decision before travelling anywhere.</w:t>
       </w:r>
     </w:p>
     <w:p>
       <w:pPr>
         <w:pStyle w:val="BodyText"/>
-      </w:pPr>
-      <w:r>
-        <w:t xml:space="preserve">This document is structured to give an honest account of progress: it restates the aim and objectives with their current status, revisits the literature review, describes the system as designed and implemented, evaluates what has been tested so far, updates the risk and ethical analysis in light of the real authentication system now in place, and closes with a clear statement of what remains to be built. Since the purpose of this draft is to gather feedback before the final phase of work, sections that describe incomplete features are marked explicitly rather than glossed over.</w:t>
-      </w:r>
-    </w:p>
-    <w:bookmarkEnd w:id="9"/>
-    <w:bookmarkStart w:id="12" w:name="aim-and-objectives"/>
+        <w:spacing w:line="360" w:lineRule="auto"/>
+        <w:jc w:val="both"/>
+        <w:rPr>
+          <w:rFonts w:ascii="Times New Roman" w:hAnsi="Times New Roman" w:cs="Times New Roman"/>
+        </w:rPr>
+      </w:pPr>
+      <w:r>
+        <w:rPr>
+          <w:rFonts w:ascii="Times New Roman" w:hAnsi="Times New Roman" w:cs="Times New Roman"/>
+        </w:rPr>
+        <w:t>This document is structured to give an honest account of progress: it restates the aim and objectives with their current status, revisits the literature review, describes the system as designed and implemented, evaluates what has been tested so far, updates the risk and ethical analysis in light of the real authentication system now in place, and closes with a clear statement of what remains to be built. Since the purpose of this draft is to gather feedback before the final phase of work, sections that describe incomplete features are marked explicitly rather than glossed over.</w:t>
+      </w:r>
+    </w:p>
     <w:p>
       <w:pPr>
         <w:pStyle w:val="Heading1"/>
-      </w:pPr>
-      <w:r>
-        <w:t xml:space="preserve">Aim and Objectives</w:t>
-      </w:r>
-    </w:p>
-    <w:bookmarkStart w:id="10" w:name="aim"/>
+        <w:spacing w:line="360" w:lineRule="auto"/>
+        <w:jc w:val="both"/>
+        <w:rPr>
+          <w:rFonts w:cs="Times New Roman"/>
+        </w:rPr>
+      </w:pPr>
+      <w:bookmarkStart w:id="1" w:name="aim-and-objectives"/>
+      <w:bookmarkEnd w:id="0"/>
+      <w:r>
+        <w:rPr>
+          <w:rFonts w:cs="Times New Roman"/>
+        </w:rPr>
+        <w:lastRenderedPageBreak/>
+        <w:t>Aim and Objectives</w:t>
+      </w:r>
+    </w:p>
     <w:p>
       <w:pPr>
         <w:pStyle w:val="Heading2"/>
-      </w:pPr>
-      <w:r>
-        <w:t xml:space="preserve">Aim</w:t>
+        <w:spacing w:line="360" w:lineRule="auto"/>
+        <w:jc w:val="both"/>
+        <w:rPr>
+          <w:rFonts w:ascii="Times New Roman" w:hAnsi="Times New Roman" w:cs="Times New Roman"/>
+        </w:rPr>
+      </w:pPr>
+      <w:bookmarkStart w:id="2" w:name="aim"/>
+      <w:r>
+        <w:rPr>
+          <w:rFonts w:ascii="Times New Roman" w:hAnsi="Times New Roman" w:cs="Times New Roman"/>
+        </w:rPr>
+        <w:t>Aim</w:t>
       </w:r>
     </w:p>
     <w:p>
       <w:pPr>
         <w:pStyle w:val="FirstParagraph"/>
-      </w:pPr>
-      <w:r>
-        <w:t xml:space="preserve">The aim of the project is unchanged from the proposal: to design and develop an Android application that enables users to discover nearby restaurants through an interactive, location-aware map interface, and to access associated video content that supports informed decision-making.</w:t>
-      </w:r>
-    </w:p>
-    <w:bookmarkEnd w:id="10"/>
-    <w:bookmarkStart w:id="11" w:name="objectives-and-current-status"/>
+        <w:spacing w:line="360" w:lineRule="auto"/>
+        <w:jc w:val="both"/>
+        <w:rPr>
+          <w:rFonts w:ascii="Times New Roman" w:hAnsi="Times New Roman" w:cs="Times New Roman"/>
+        </w:rPr>
+      </w:pPr>
+      <w:r>
+        <w:rPr>
+          <w:rFonts w:ascii="Times New Roman" w:hAnsi="Times New Roman" w:cs="Times New Roman"/>
+        </w:rPr>
+        <w:t>The aim of the project is unchanged from the proposal: to design and develop an Android application that enables us</w:t>
+      </w:r>
+      <w:bookmarkStart w:id="3" w:name="_GoBack"/>
+      <w:bookmarkEnd w:id="3"/>
+      <w:r>
+        <w:rPr>
+          <w:rFonts w:ascii="Times New Roman" w:hAnsi="Times New Roman" w:cs="Times New Roman"/>
+        </w:rPr>
+        <w:t>ers to discover nearby restaurants through an interactive, location-aware map interface, and to access associated video content that supports informed decision-making.</w:t>
+      </w:r>
+    </w:p>
     <w:p>
       <w:pPr>
         <w:pStyle w:val="Heading2"/>
-      </w:pPr>
-      <w:r>
-        <w:t xml:space="preserve">Objectives and Current Status</w:t>
+        <w:spacing w:line="360" w:lineRule="auto"/>
+        <w:jc w:val="both"/>
+        <w:rPr>
+          <w:rFonts w:ascii="Times New Roman" w:hAnsi="Times New Roman" w:cs="Times New Roman"/>
+        </w:rPr>
+      </w:pPr>
+      <w:bookmarkStart w:id="4" w:name="objectives-and-current-status"/>
+      <w:bookmarkEnd w:id="2"/>
+      <w:r>
+        <w:rPr>
+          <w:rFonts w:ascii="Times New Roman" w:hAnsi="Times New Roman" w:cs="Times New Roman"/>
+        </w:rPr>
+        <w:t>Objectives and Current Status</w:t>
       </w:r>
     </w:p>
     <w:p>
       <w:pPr>
         <w:pStyle w:val="FirstParagraph"/>
-      </w:pPr>
-      <w:r>
-        <w:t xml:space="preserve">The table below restates the seven objectives defined in the proposal and reports their current status, based on the implementation described in Sections 4 and 5.</w:t>
+        <w:spacing w:line="360" w:lineRule="auto"/>
+        <w:jc w:val="both"/>
+        <w:rPr>
+          <w:rFonts w:ascii="Times New Roman" w:hAnsi="Times New Roman" w:cs="Times New Roman"/>
+        </w:rPr>
+      </w:pPr>
+      <w:r>
+        <w:rPr>
+          <w:rFonts w:ascii="Times New Roman" w:hAnsi="Times New Roman" w:cs="Times New Roman"/>
+        </w:rPr>
+        <w:t>The table below restates the seven objectives defined in the proposal and reports their current status, based on the implementation described in Sections 4 and 5.</w:t>
       </w:r>
     </w:p>
     <w:tbl>
       <w:tblPr>
-        <w:tblStyle w:val="Table"/>
-        <w:tblW w:type="auto" w:w="0"/>
-        <w:tblLook w:firstRow="1" w:lastRow="0" w:firstColumn="0" w:lastColumn="0" w:noHBand="0" w:noVBand="0" w:val="0020"/>
+        <w:tblStyle w:val="PlainTable2"/>
+        <w:tblW w:w="0" w:type="auto"/>
+        <w:tblLook w:val="0020" w:firstRow="1" w:lastRow="0" w:firstColumn="0" w:lastColumn="0" w:noHBand="0" w:noVBand="0"/>
       </w:tblPr>
       <w:tblGrid>
-        <w:gridCol w:w="2640"/>
-        <w:gridCol w:w="2640"/>
-        <w:gridCol w:w="2640"/>
+        <w:gridCol w:w="570"/>
+        <w:gridCol w:w="7339"/>
+        <w:gridCol w:w="1667"/>
       </w:tblGrid>
       <w:tr>
         <w:trPr>
-          <w:tblHeader w:val="on"/>
+          <w:cnfStyle w:val="100000000000" w:firstRow="1" w:lastRow="0" w:firstColumn="0" w:lastColumn="0" w:oddVBand="0" w:evenVBand="0" w:oddHBand="0" w:evenHBand="0" w:firstRowFirstColumn="0" w:firstRowLastColumn="0" w:lastRowFirstColumn="0" w:lastRowLastColumn="0"/>
         </w:trPr>
         <w:tc>
-          <w:tcPr/>
+          <w:tcPr>
+            <w:cnfStyle w:val="000010000000" w:firstRow="0" w:lastRow="0" w:firstColumn="0" w:lastColumn="0" w:oddVBand="1" w:evenVBand="0" w:oddHBand="0" w:evenHBand="0" w:firstRowFirstColumn="0" w:firstRowLastColumn="0" w:lastRowFirstColumn="0" w:lastRowLastColumn="0"/>
+            <w:tcW w:w="0" w:type="auto"/>
+          </w:tcPr>
           <w:p>
             <w:pPr>
               <w:pStyle w:val="Compact"/>
-              <w:jc w:val="left"/>
+              <w:spacing w:line="360" w:lineRule="auto"/>
+              <w:jc w:val="both"/>
+              <w:rPr>
+                <w:rFonts w:ascii="Times New Roman" w:hAnsi="Times New Roman" w:cs="Times New Roman"/>
+              </w:rPr>
             </w:pPr>
             <w:r>
               <w:rPr>
-                <w:b/>
-                <w:bCs/>
-              </w:rPr>
-              <w:t xml:space="preserve">No.</w:t>
+                <w:rFonts w:ascii="Times New Roman" w:hAnsi="Times New Roman" w:cs="Times New Roman"/>
+              </w:rPr>
+              <w:t>No.</w:t>
             </w:r>
           </w:p>
         </w:tc>
         <w:tc>
-          <w:tcPr/>
+          <w:tcPr>
+            <w:cnfStyle w:val="000001000000" w:firstRow="0" w:lastRow="0" w:firstColumn="0" w:lastColumn="0" w:oddVBand="0" w:evenVBand="1" w:oddHBand="0" w:evenHBand="0" w:firstRowFirstColumn="0" w:firstRowLastColumn="0" w:lastRowFirstColumn="0" w:lastRowLastColumn="0"/>
+            <w:tcW w:w="0" w:type="auto"/>
+          </w:tcPr>
           <w:p>
             <w:pPr>
               <w:pStyle w:val="Compact"/>
-              <w:jc w:val="left"/>
+              <w:spacing w:line="360" w:lineRule="auto"/>
+              <w:jc w:val="both"/>
+              <w:rPr>
+                <w:rFonts w:ascii="Times New Roman" w:hAnsi="Times New Roman" w:cs="Times New Roman"/>
+              </w:rPr>
             </w:pPr>
             <w:r>
               <w:rPr>
-                <w:b/>
-                <w:bCs/>
-              </w:rPr>
-              <w:t xml:space="preserve">Objective</w:t>
+                <w:rFonts w:ascii="Times New Roman" w:hAnsi="Times New Roman" w:cs="Times New Roman"/>
+              </w:rPr>
+              <w:t>Objective</w:t>
             </w:r>
           </w:p>
         </w:tc>
         <w:tc>
-          <w:tcPr/>
+          <w:tcPr>
+            <w:cnfStyle w:val="000010000000" w:firstRow="0" w:lastRow="0" w:firstColumn="0" w:lastColumn="0" w:oddVBand="1" w:evenVBand="0" w:oddHBand="0" w:evenHBand="0" w:firstRowFirstColumn="0" w:firstRowLastColumn="0" w:lastRowFirstColumn="0" w:lastRowLastColumn="0"/>
+            <w:tcW w:w="0" w:type="auto"/>
+          </w:tcPr>
           <w:p>
             <w:pPr>
               <w:pStyle w:val="Compact"/>
-              <w:jc w:val="left"/>
+              <w:spacing w:line="360" w:lineRule="auto"/>
+              <w:jc w:val="both"/>
+              <w:rPr>
+                <w:rFonts w:ascii="Times New Roman" w:hAnsi="Times New Roman" w:cs="Times New Roman"/>
+              </w:rPr>
             </w:pPr>
             <w:r>
               <w:rPr>
-                <w:b/>
-                <w:bCs/>
-              </w:rPr>
-              <w:t xml:space="preserve">Status</w:t>
+                <w:rFonts w:ascii="Times New Roman" w:hAnsi="Times New Roman" w:cs="Times New Roman"/>
+              </w:rPr>
+              <w:t>Status</w:t>
+            </w:r>
+          </w:p>
+        </w:tc>
+      </w:tr>
+      <w:tr>
+        <w:trPr>
+          <w:cnfStyle w:val="000000100000" w:firstRow="0" w:lastRow="0" w:firstColumn="0" w:lastColumn="0" w:oddVBand="0" w:evenVBand="0" w:oddHBand="1" w:evenHBand="0" w:firstRowFirstColumn="0" w:firstRowLastColumn="0" w:lastRowFirstColumn="0" w:lastRowLastColumn="0"/>
+        </w:trPr>
+        <w:tc>
+          <w:tcPr>
+            <w:cnfStyle w:val="000010000000" w:firstRow="0" w:lastRow="0" w:firstColumn="0" w:lastColumn="0" w:oddVBand="1" w:evenVBand="0" w:oddHBand="0" w:evenHBand="0" w:firstRowFirstColumn="0" w:firstRowLastColumn="0" w:lastRowFirstColumn="0" w:lastRowLastColumn="0"/>
+            <w:tcW w:w="0" w:type="auto"/>
+          </w:tcPr>
+          <w:p>
+            <w:pPr>
+              <w:pStyle w:val="Compact"/>
+              <w:spacing w:line="360" w:lineRule="auto"/>
+              <w:jc w:val="both"/>
+              <w:rPr>
+                <w:rFonts w:ascii="Times New Roman" w:hAnsi="Times New Roman" w:cs="Times New Roman"/>
+              </w:rPr>
+            </w:pPr>
+            <w:r>
+              <w:rPr>
+                <w:rFonts w:ascii="Times New Roman" w:hAnsi="Times New Roman" w:cs="Times New Roman"/>
+              </w:rPr>
+              <w:t>1</w:t>
+            </w:r>
+          </w:p>
+        </w:tc>
+        <w:tc>
+          <w:tcPr>
+            <w:cnfStyle w:val="000001000000" w:firstRow="0" w:lastRow="0" w:firstColumn="0" w:lastColumn="0" w:oddVBand="0" w:evenVBand="1" w:oddHBand="0" w:evenHBand="0" w:firstRowFirstColumn="0" w:firstRowLastColumn="0" w:lastRowFirstColumn="0" w:lastRowLastColumn="0"/>
+            <w:tcW w:w="0" w:type="auto"/>
+          </w:tcPr>
+          <w:p>
+            <w:pPr>
+              <w:pStyle w:val="Compact"/>
+              <w:spacing w:line="360" w:lineRule="auto"/>
+              <w:jc w:val="both"/>
+              <w:rPr>
+                <w:rFonts w:ascii="Times New Roman" w:hAnsi="Times New Roman" w:cs="Times New Roman"/>
+              </w:rPr>
+            </w:pPr>
+            <w:r>
+              <w:rPr>
+                <w:rFonts w:ascii="Times New Roman" w:hAnsi="Times New Roman" w:cs="Times New Roman"/>
+              </w:rPr>
+              <w:t>Integrate the Google Maps SDK to render an interactive map centred on the user’s real-time GPS location.</w:t>
+            </w:r>
+          </w:p>
+        </w:tc>
+        <w:tc>
+          <w:tcPr>
+            <w:cnfStyle w:val="000010000000" w:firstRow="0" w:lastRow="0" w:firstColumn="0" w:lastColumn="0" w:oddVBand="1" w:evenVBand="0" w:oddHBand="0" w:evenHBand="0" w:firstRowFirstColumn="0" w:firstRowLastColumn="0" w:lastRowFirstColumn="0" w:lastRowLastColumn="0"/>
+            <w:tcW w:w="0" w:type="auto"/>
+          </w:tcPr>
+          <w:p>
+            <w:pPr>
+              <w:pStyle w:val="Compact"/>
+              <w:spacing w:line="360" w:lineRule="auto"/>
+              <w:jc w:val="both"/>
+              <w:rPr>
+                <w:rFonts w:ascii="Times New Roman" w:hAnsi="Times New Roman" w:cs="Times New Roman"/>
+              </w:rPr>
+            </w:pPr>
+            <w:r>
+              <w:rPr>
+                <w:rFonts w:ascii="Times New Roman" w:hAnsi="Times New Roman" w:cs="Times New Roman"/>
+              </w:rPr>
+              <w:t>Achieved</w:t>
             </w:r>
           </w:p>
         </w:tc>
       </w:tr>
       <w:tr>
         <w:tc>
-          <w:tcPr/>
+          <w:tcPr>
+            <w:cnfStyle w:val="000010000000" w:firstRow="0" w:lastRow="0" w:firstColumn="0" w:lastColumn="0" w:oddVBand="1" w:evenVBand="0" w:oddHBand="0" w:evenHBand="0" w:firstRowFirstColumn="0" w:firstRowLastColumn="0" w:lastRowFirstColumn="0" w:lastRowLastColumn="0"/>
+            <w:tcW w:w="0" w:type="auto"/>
+          </w:tcPr>
           <w:p>
             <w:pPr>
               <w:pStyle w:val="Compact"/>
-              <w:jc w:val="left"/>
+              <w:spacing w:line="360" w:lineRule="auto"/>
+              <w:jc w:val="both"/>
+              <w:rPr>
+                <w:rFonts w:ascii="Times New Roman" w:hAnsi="Times New Roman" w:cs="Times New Roman"/>
+              </w:rPr>
             </w:pPr>
             <w:r>
-              <w:t xml:space="preserve">1</w:t>
+              <w:rPr>
+                <w:rFonts w:ascii="Times New Roman" w:hAnsi="Times New Roman" w:cs="Times New Roman"/>
+              </w:rPr>
+              <w:t>2</w:t>
             </w:r>
           </w:p>
         </w:tc>
         <w:tc>
-          <w:tcPr/>
+          <w:tcPr>
+            <w:cnfStyle w:val="000001000000" w:firstRow="0" w:lastRow="0" w:firstColumn="0" w:lastColumn="0" w:oddVBand="0" w:evenVBand="1" w:oddHBand="0" w:evenHBand="0" w:firstRowFirstColumn="0" w:firstRowLastColumn="0" w:lastRowFirstColumn="0" w:lastRowLastColumn="0"/>
+            <w:tcW w:w="0" w:type="auto"/>
+          </w:tcPr>
           <w:p>
             <w:pPr>
               <w:pStyle w:val="Compact"/>
-              <w:jc w:val="left"/>
+              <w:spacing w:line="360" w:lineRule="auto"/>
+              <w:jc w:val="both"/>
+              <w:rPr>
+                <w:rFonts w:ascii="Times New Roman" w:hAnsi="Times New Roman" w:cs="Times New Roman"/>
+              </w:rPr>
             </w:pPr>
             <w:r>
-              <w:t xml:space="preserve">Integrate the Google Maps SDK to render an interactive map centred on the user’s real-time GPS location.</w:t>
+              <w:rPr>
+                <w:rFonts w:ascii="Times New Roman" w:hAnsi="Times New Roman" w:cs="Times New Roman"/>
+              </w:rPr>
+              <w:t>Implement location-based restaurant discovery using the Google Places API.</w:t>
             </w:r>
           </w:p>
         </w:tc>
         <w:tc>
-          <w:tcPr/>
+          <w:tcPr>
+            <w:cnfStyle w:val="000010000000" w:firstRow="0" w:lastRow="0" w:firstColumn="0" w:lastColumn="0" w:oddVBand="1" w:evenVBand="0" w:oddHBand="0" w:evenHBand="0" w:firstRowFirstColumn="0" w:firstRowLastColumn="0" w:lastRowFirstColumn="0" w:lastRowLastColumn="0"/>
+            <w:tcW w:w="0" w:type="auto"/>
+          </w:tcPr>
           <w:p>
             <w:pPr>
               <w:pStyle w:val="Compact"/>
-              <w:jc w:val="left"/>
+              <w:spacing w:line="360" w:lineRule="auto"/>
+              <w:jc w:val="both"/>
+              <w:rPr>
+                <w:rFonts w:ascii="Times New Roman" w:hAnsi="Times New Roman" w:cs="Times New Roman"/>
+              </w:rPr>
             </w:pPr>
             <w:r>
-              <w:t xml:space="preserve">Achieved</w:t>
+              <w:rPr>
+                <w:rFonts w:ascii="Times New Roman" w:hAnsi="Times New Roman" w:cs="Times New Roman"/>
+              </w:rPr>
+              <w:t>Not yet started</w:t>
+            </w:r>
+          </w:p>
+        </w:tc>
+      </w:tr>
+      <w:tr>
+        <w:trPr>
+          <w:cnfStyle w:val="000000100000" w:firstRow="0" w:lastRow="0" w:firstColumn="0" w:lastColumn="0" w:oddVBand="0" w:evenVBand="0" w:oddHBand="1" w:evenHBand="0" w:firstRowFirstColumn="0" w:firstRowLastColumn="0" w:lastRowFirstColumn="0" w:lastRowLastColumn="0"/>
+        </w:trPr>
+        <w:tc>
+          <w:tcPr>
+            <w:cnfStyle w:val="000010000000" w:firstRow="0" w:lastRow="0" w:firstColumn="0" w:lastColumn="0" w:oddVBand="1" w:evenVBand="0" w:oddHBand="0" w:evenHBand="0" w:firstRowFirstColumn="0" w:firstRowLastColumn="0" w:lastRowFirstColumn="0" w:lastRowLastColumn="0"/>
+            <w:tcW w:w="0" w:type="auto"/>
+          </w:tcPr>
+          <w:p>
+            <w:pPr>
+              <w:pStyle w:val="Compact"/>
+              <w:spacing w:line="360" w:lineRule="auto"/>
+              <w:jc w:val="both"/>
+              <w:rPr>
+                <w:rFonts w:ascii="Times New Roman" w:hAnsi="Times New Roman" w:cs="Times New Roman"/>
+              </w:rPr>
+            </w:pPr>
+            <w:r>
+              <w:rPr>
+                <w:rFonts w:ascii="Times New Roman" w:hAnsi="Times New Roman" w:cs="Times New Roman"/>
+              </w:rPr>
+              <w:t>3</w:t>
+            </w:r>
+          </w:p>
+        </w:tc>
+        <w:tc>
+          <w:tcPr>
+            <w:cnfStyle w:val="000001000000" w:firstRow="0" w:lastRow="0" w:firstColumn="0" w:lastColumn="0" w:oddVBand="0" w:evenVBand="1" w:oddHBand="0" w:evenHBand="0" w:firstRowFirstColumn="0" w:firstRowLastColumn="0" w:lastRowFirstColumn="0" w:lastRowLastColumn="0"/>
+            <w:tcW w:w="0" w:type="auto"/>
+          </w:tcPr>
+          <w:p>
+            <w:pPr>
+              <w:pStyle w:val="Compact"/>
+              <w:spacing w:line="360" w:lineRule="auto"/>
+              <w:jc w:val="both"/>
+              <w:rPr>
+                <w:rFonts w:ascii="Times New Roman" w:hAnsi="Times New Roman" w:cs="Times New Roman"/>
+              </w:rPr>
+            </w:pPr>
+            <w:r>
+              <w:rPr>
+                <w:rFonts w:ascii="Times New Roman" w:hAnsi="Times New Roman" w:cs="Times New Roman"/>
+              </w:rPr>
+              <w:t>Develop a restaurant detail screen presenting name, rating, distance, and description.</w:t>
+            </w:r>
+          </w:p>
+        </w:tc>
+        <w:tc>
+          <w:tcPr>
+            <w:cnfStyle w:val="000010000000" w:firstRow="0" w:lastRow="0" w:firstColumn="0" w:lastColumn="0" w:oddVBand="1" w:evenVBand="0" w:oddHBand="0" w:evenHBand="0" w:firstRowFirstColumn="0" w:firstRowLastColumn="0" w:lastRowFirstColumn="0" w:lastRowLastColumn="0"/>
+            <w:tcW w:w="0" w:type="auto"/>
+          </w:tcPr>
+          <w:p>
+            <w:pPr>
+              <w:pStyle w:val="Compact"/>
+              <w:spacing w:line="360" w:lineRule="auto"/>
+              <w:jc w:val="both"/>
+              <w:rPr>
+                <w:rFonts w:ascii="Times New Roman" w:hAnsi="Times New Roman" w:cs="Times New Roman"/>
+              </w:rPr>
+            </w:pPr>
+            <w:r>
+              <w:rPr>
+                <w:rFonts w:ascii="Times New Roman" w:hAnsi="Times New Roman" w:cs="Times New Roman"/>
+              </w:rPr>
+              <w:t>Achieved</w:t>
             </w:r>
           </w:p>
         </w:tc>
       </w:tr>
       <w:tr>
         <w:tc>
-          <w:tcPr/>
+          <w:tcPr>
+            <w:cnfStyle w:val="000010000000" w:firstRow="0" w:lastRow="0" w:firstColumn="0" w:lastColumn="0" w:oddVBand="1" w:evenVBand="0" w:oddHBand="0" w:evenHBand="0" w:firstRowFirstColumn="0" w:firstRowLastColumn="0" w:lastRowFirstColumn="0" w:lastRowLastColumn="0"/>
+            <w:tcW w:w="0" w:type="auto"/>
+          </w:tcPr>
           <w:p>
             <w:pPr>
               <w:pStyle w:val="Compact"/>
-              <w:jc w:val="left"/>
+              <w:spacing w:line="360" w:lineRule="auto"/>
+              <w:jc w:val="both"/>
+              <w:rPr>
+                <w:rFonts w:ascii="Times New Roman" w:hAnsi="Times New Roman" w:cs="Times New Roman"/>
+              </w:rPr>
             </w:pPr>
             <w:r>
-              <w:t xml:space="preserve">2</w:t>
+              <w:rPr>
+                <w:rFonts w:ascii="Times New Roman" w:hAnsi="Times New Roman" w:cs="Times New Roman"/>
+              </w:rPr>
+              <w:t>4</w:t>
             </w:r>
           </w:p>
         </w:tc>
         <w:tc>
-          <w:tcPr/>
+          <w:tcPr>
+            <w:cnfStyle w:val="000001000000" w:firstRow="0" w:lastRow="0" w:firstColumn="0" w:lastColumn="0" w:oddVBand="0" w:evenVBand="1" w:oddHBand="0" w:evenHBand="0" w:firstRowFirstColumn="0" w:firstRowLastColumn="0" w:lastRowFirstColumn="0" w:lastRowLastColumn="0"/>
+            <w:tcW w:w="0" w:type="auto"/>
+          </w:tcPr>
           <w:p>
             <w:pPr>
               <w:pStyle w:val="Compact"/>
-              <w:jc w:val="left"/>
+              <w:spacing w:line="360" w:lineRule="auto"/>
+              <w:jc w:val="both"/>
+              <w:rPr>
+                <w:rFonts w:ascii="Times New Roman" w:hAnsi="Times New Roman" w:cs="Times New Roman"/>
+              </w:rPr>
             </w:pPr>
             <w:r>
-              <w:t xml:space="preserve">Implement location-based restaurant discovery using the Google Places API.</w:t>
+              <w:rPr>
+                <w:rFonts w:ascii="Times New Roman" w:hAnsi="Times New Roman" w:cs="Times New Roman"/>
+              </w:rPr>
+              <w:t>Integrate video content from YouTube or TikTok per restaurant.</w:t>
             </w:r>
           </w:p>
         </w:tc>
         <w:tc>
-          <w:tcPr/>
+          <w:tcPr>
+            <w:cnfStyle w:val="000010000000" w:firstRow="0" w:lastRow="0" w:firstColumn="0" w:lastColumn="0" w:oddVBand="1" w:evenVBand="0" w:oddHBand="0" w:evenHBand="0" w:firstRowFirstColumn="0" w:firstRowLastColumn="0" w:lastRowFirstColumn="0" w:lastRowLastColumn="0"/>
+            <w:tcW w:w="0" w:type="auto"/>
+          </w:tcPr>
           <w:p>
             <w:pPr>
               <w:pStyle w:val="Compact"/>
-              <w:jc w:val="left"/>
+              <w:spacing w:line="360" w:lineRule="auto"/>
+              <w:jc w:val="both"/>
+              <w:rPr>
+                <w:rFonts w:ascii="Times New Roman" w:hAnsi="Times New Roman" w:cs="Times New Roman"/>
+              </w:rPr>
             </w:pPr>
             <w:r>
-              <w:t xml:space="preserve">Not yet started</w:t>
+              <w:rPr>
+                <w:rFonts w:ascii="Times New Roman" w:hAnsi="Times New Roman" w:cs="Times New Roman"/>
+              </w:rPr>
+              <w:t>Achieved</w:t>
+            </w:r>
+          </w:p>
+        </w:tc>
+      </w:tr>
+      <w:tr>
+        <w:trPr>
+          <w:cnfStyle w:val="000000100000" w:firstRow="0" w:lastRow="0" w:firstColumn="0" w:lastColumn="0" w:oddVBand="0" w:evenVBand="0" w:oddHBand="1" w:evenHBand="0" w:firstRowFirstColumn="0" w:firstRowLastColumn="0" w:lastRowFirstColumn="0" w:lastRowLastColumn="0"/>
+        </w:trPr>
+        <w:tc>
+          <w:tcPr>
+            <w:cnfStyle w:val="000010000000" w:firstRow="0" w:lastRow="0" w:firstColumn="0" w:lastColumn="0" w:oddVBand="1" w:evenVBand="0" w:oddHBand="0" w:evenHBand="0" w:firstRowFirstColumn="0" w:firstRowLastColumn="0" w:lastRowFirstColumn="0" w:lastRowLastColumn="0"/>
+            <w:tcW w:w="0" w:type="auto"/>
+          </w:tcPr>
+          <w:p>
+            <w:pPr>
+              <w:pStyle w:val="Compact"/>
+              <w:spacing w:line="360" w:lineRule="auto"/>
+              <w:jc w:val="both"/>
+              <w:rPr>
+                <w:rFonts w:ascii="Times New Roman" w:hAnsi="Times New Roman" w:cs="Times New Roman"/>
+              </w:rPr>
+            </w:pPr>
+            <w:r>
+              <w:rPr>
+                <w:rFonts w:ascii="Times New Roman" w:hAnsi="Times New Roman" w:cs="Times New Roman"/>
+              </w:rPr>
+              <w:t>5</w:t>
+            </w:r>
+          </w:p>
+        </w:tc>
+        <w:tc>
+          <w:tcPr>
+            <w:cnfStyle w:val="000001000000" w:firstRow="0" w:lastRow="0" w:firstColumn="0" w:lastColumn="0" w:oddVBand="0" w:evenVBand="1" w:oddHBand="0" w:evenHBand="0" w:firstRowFirstColumn="0" w:firstRowLastColumn="0" w:lastRowFirstColumn="0" w:lastRowLastColumn="0"/>
+            <w:tcW w:w="0" w:type="auto"/>
+          </w:tcPr>
+          <w:p>
+            <w:pPr>
+              <w:pStyle w:val="Compact"/>
+              <w:spacing w:line="360" w:lineRule="auto"/>
+              <w:jc w:val="both"/>
+              <w:rPr>
+                <w:rFonts w:ascii="Times New Roman" w:hAnsi="Times New Roman" w:cs="Times New Roman"/>
+              </w:rPr>
+            </w:pPr>
+            <w:r>
+              <w:rPr>
+                <w:rFonts w:ascii="Times New Roman" w:hAnsi="Times New Roman" w:cs="Times New Roman"/>
+              </w:rPr>
+              <w:t>Implement a navigation feature that launches Google Maps directions to a selected restaurant.</w:t>
+            </w:r>
+          </w:p>
+        </w:tc>
+        <w:tc>
+          <w:tcPr>
+            <w:cnfStyle w:val="000010000000" w:firstRow="0" w:lastRow="0" w:firstColumn="0" w:lastColumn="0" w:oddVBand="1" w:evenVBand="0" w:oddHBand="0" w:evenHBand="0" w:firstRowFirstColumn="0" w:firstRowLastColumn="0" w:lastRowFirstColumn="0" w:lastRowLastColumn="0"/>
+            <w:tcW w:w="0" w:type="auto"/>
+          </w:tcPr>
+          <w:p>
+            <w:pPr>
+              <w:pStyle w:val="Compact"/>
+              <w:spacing w:line="360" w:lineRule="auto"/>
+              <w:jc w:val="both"/>
+              <w:rPr>
+                <w:rFonts w:ascii="Times New Roman" w:hAnsi="Times New Roman" w:cs="Times New Roman"/>
+              </w:rPr>
+            </w:pPr>
+            <w:r>
+              <w:rPr>
+                <w:rFonts w:ascii="Times New Roman" w:hAnsi="Times New Roman" w:cs="Times New Roman"/>
+              </w:rPr>
+              <w:t>Achieved</w:t>
             </w:r>
           </w:p>
         </w:tc>
       </w:tr>
       <w:tr>
         <w:tc>
-          <w:tcPr/>
+          <w:tcPr>
+            <w:cnfStyle w:val="000010000000" w:firstRow="0" w:lastRow="0" w:firstColumn="0" w:lastColumn="0" w:oddVBand="1" w:evenVBand="0" w:oddHBand="0" w:evenHBand="0" w:firstRowFirstColumn="0" w:firstRowLastColumn="0" w:lastRowFirstColumn="0" w:lastRowLastColumn="0"/>
+            <w:tcW w:w="0" w:type="auto"/>
+          </w:tcPr>
           <w:p>
             <w:pPr>
               <w:pStyle w:val="Compact"/>
-              <w:jc w:val="left"/>
+              <w:spacing w:line="360" w:lineRule="auto"/>
+              <w:jc w:val="both"/>
+              <w:rPr>
+                <w:rFonts w:ascii="Times New Roman" w:hAnsi="Times New Roman" w:cs="Times New Roman"/>
+              </w:rPr>
             </w:pPr>
             <w:r>
-              <w:t xml:space="preserve">3</w:t>
+              <w:rPr>
+                <w:rFonts w:ascii="Times New Roman" w:hAnsi="Times New Roman" w:cs="Times New Roman"/>
+              </w:rPr>
+              <w:t>6</w:t>
             </w:r>
           </w:p>
         </w:tc>
         <w:tc>
-          <w:tcPr/>
+          <w:tcPr>
+            <w:cnfStyle w:val="000001000000" w:firstRow="0" w:lastRow="0" w:firstColumn="0" w:lastColumn="0" w:oddVBand="0" w:evenVBand="1" w:oddHBand="0" w:evenHBand="0" w:firstRowFirstColumn="0" w:firstRowLastColumn="0" w:lastRowFirstColumn="0" w:lastRowLastColumn="0"/>
+            <w:tcW w:w="0" w:type="auto"/>
+          </w:tcPr>
           <w:p>
             <w:pPr>
               <w:pStyle w:val="Compact"/>
-              <w:jc w:val="left"/>
+              <w:spacing w:line="360" w:lineRule="auto"/>
+              <w:jc w:val="both"/>
+              <w:rPr>
+                <w:rFonts w:ascii="Times New Roman" w:hAnsi="Times New Roman" w:cs="Times New Roman"/>
+              </w:rPr>
             </w:pPr>
             <w:r>
-              <w:t xml:space="preserve">Develop a restaurant detail screen presenting name, rating, distance, and description.</w:t>
+              <w:rPr>
+                <w:rFonts w:ascii="Times New Roman" w:hAnsi="Times New Roman" w:cs="Times New Roman"/>
+              </w:rPr>
+              <w:t>Design a keyword-based search interface to filter nearby restaurant results.</w:t>
             </w:r>
           </w:p>
         </w:tc>
         <w:tc>
-          <w:tcPr/>
+          <w:tcPr>
+            <w:cnfStyle w:val="000010000000" w:firstRow="0" w:lastRow="0" w:firstColumn="0" w:lastColumn="0" w:oddVBand="1" w:evenVBand="0" w:oddHBand="0" w:evenHBand="0" w:firstRowFirstColumn="0" w:firstRowLastColumn="0" w:lastRowFirstColumn="0" w:lastRowLastColumn="0"/>
+            <w:tcW w:w="0" w:type="auto"/>
+          </w:tcPr>
           <w:p>
             <w:pPr>
               <w:pStyle w:val="Compact"/>
-              <w:jc w:val="left"/>
+              <w:spacing w:line="360" w:lineRule="auto"/>
+              <w:jc w:val="both"/>
+              <w:rPr>
+                <w:rFonts w:ascii="Times New Roman" w:hAnsi="Times New Roman" w:cs="Times New Roman"/>
+              </w:rPr>
             </w:pPr>
             <w:r>
-              <w:t xml:space="preserve">Achieved</w:t>
+              <w:rPr>
+                <w:rFonts w:ascii="Times New Roman" w:hAnsi="Times New Roman" w:cs="Times New Roman"/>
+              </w:rPr>
+              <w:t>Partially achieved</w:t>
             </w:r>
           </w:p>
         </w:tc>
       </w:tr>
       <w:tr>
+        <w:trPr>
+          <w:cnfStyle w:val="000000100000" w:firstRow="0" w:lastRow="0" w:firstColumn="0" w:lastColumn="0" w:oddVBand="0" w:evenVBand="0" w:oddHBand="1" w:evenHBand="0" w:firstRowFirstColumn="0" w:firstRowLastColumn="0" w:lastRowFirstColumn="0" w:lastRowLastColumn="0"/>
+        </w:trPr>
         <w:tc>
-          <w:tcPr/>
+          <w:tcPr>
+            <w:cnfStyle w:val="000010000000" w:firstRow="0" w:lastRow="0" w:firstColumn="0" w:lastColumn="0" w:oddVBand="1" w:evenVBand="0" w:oddHBand="0" w:evenHBand="0" w:firstRowFirstColumn="0" w:firstRowLastColumn="0" w:lastRowFirstColumn="0" w:lastRowLastColumn="0"/>
+            <w:tcW w:w="0" w:type="auto"/>
+          </w:tcPr>
           <w:p>
             <w:pPr>
               <w:pStyle w:val="Compact"/>
-              <w:jc w:val="left"/>
+              <w:spacing w:line="360" w:lineRule="auto"/>
+              <w:jc w:val="both"/>
+              <w:rPr>
+                <w:rFonts w:ascii="Times New Roman" w:hAnsi="Times New Roman" w:cs="Times New Roman"/>
+              </w:rPr>
             </w:pPr>
             <w:r>
-              <w:t xml:space="preserve">4</w:t>
+              <w:rPr>
+                <w:rFonts w:ascii="Times New Roman" w:hAnsi="Times New Roman" w:cs="Times New Roman"/>
+              </w:rPr>
+              <w:t>7</w:t>
             </w:r>
           </w:p>
         </w:tc>
         <w:tc>
-          <w:tcPr/>
+          <w:tcPr>
+            <w:cnfStyle w:val="000001000000" w:firstRow="0" w:lastRow="0" w:firstColumn="0" w:lastColumn="0" w:oddVBand="0" w:evenVBand="1" w:oddHBand="0" w:evenHBand="0" w:firstRowFirstColumn="0" w:firstRowLastColumn="0" w:lastRowFirstColumn="0" w:lastRowLastColumn="0"/>
+            <w:tcW w:w="0" w:type="auto"/>
+          </w:tcPr>
           <w:p>
             <w:pPr>
               <w:pStyle w:val="Compact"/>
-              <w:jc w:val="left"/>
+              <w:spacing w:line="360" w:lineRule="auto"/>
+              <w:jc w:val="both"/>
+              <w:rPr>
+                <w:rFonts w:ascii="Times New Roman" w:hAnsi="Times New Roman" w:cs="Times New Roman"/>
+              </w:rPr>
             </w:pPr>
             <w:r>
-              <w:t xml:space="preserve">Integrate video content from YouTube or TikTok per restaurant.</w:t>
+              <w:rPr>
+                <w:rFonts w:ascii="Times New Roman" w:hAnsi="Times New Roman" w:cs="Times New Roman"/>
+              </w:rPr>
+              <w:t>Evaluate the application through functional testing against each objective.</w:t>
             </w:r>
           </w:p>
         </w:tc>
         <w:tc>
-          <w:tcPr/>
+          <w:tcPr>
+            <w:cnfStyle w:val="000010000000" w:firstRow="0" w:lastRow="0" w:firstColumn="0" w:lastColumn="0" w:oddVBand="1" w:evenVBand="0" w:oddHBand="0" w:evenHBand="0" w:firstRowFirstColumn="0" w:firstRowLastColumn="0" w:lastRowFirstColumn="0" w:lastRowLastColumn="0"/>
+            <w:tcW w:w="0" w:type="auto"/>
+          </w:tcPr>
           <w:p>
             <w:pPr>
               <w:pStyle w:val="Compact"/>
-              <w:jc w:val="left"/>
+              <w:spacing w:line="360" w:lineRule="auto"/>
+              <w:jc w:val="both"/>
+              <w:rPr>
+                <w:rFonts w:ascii="Times New Roman" w:hAnsi="Times New Roman" w:cs="Times New Roman"/>
+              </w:rPr>
             </w:pPr>
             <w:r>
-              <w:t xml:space="preserve">Achieved</w:t>
-            </w:r>
-          </w:p>
-        </w:tc>
-      </w:tr>
-      <w:tr>
-        <w:tc>
-          <w:tcPr/>
-          <w:p>
-            <w:pPr>
-              <w:pStyle w:val="Compact"/>
-              <w:jc w:val="left"/>
-            </w:pPr>
-            <w:r>
-              <w:t xml:space="preserve">5</w:t>
-            </w:r>
-          </w:p>
-        </w:tc>
-        <w:tc>
-          <w:tcPr/>
-          <w:p>
-            <w:pPr>
-              <w:pStyle w:val="Compact"/>
-              <w:jc w:val="left"/>
-            </w:pPr>
-            <w:r>
-              <w:t xml:space="preserve">Implement a navigation feature that launches Google Maps directions to a selected restaurant.</w:t>
-            </w:r>
-          </w:p>
-        </w:tc>
-        <w:tc>
-          <w:tcPr/>
-          <w:p>
-            <w:pPr>
-              <w:pStyle w:val="Compact"/>
-              <w:jc w:val="left"/>
-            </w:pPr>
-            <w:r>
-              <w:t xml:space="preserve">Achieved</w:t>
-            </w:r>
-          </w:p>
-        </w:tc>
-      </w:tr>
-      <w:tr>
-        <w:tc>
-          <w:tcPr/>
-          <w:p>
-            <w:pPr>
-              <w:pStyle w:val="Compact"/>
-              <w:jc w:val="left"/>
-            </w:pPr>
-            <w:r>
-              <w:t xml:space="preserve">6</w:t>
-            </w:r>
-          </w:p>
-        </w:tc>
-        <w:tc>
-          <w:tcPr/>
-          <w:p>
-            <w:pPr>
-              <w:pStyle w:val="Compact"/>
-              <w:jc w:val="left"/>
-            </w:pPr>
-            <w:r>
-              <w:t xml:space="preserve">Design a keyword-based search interface to filter nearby restaurant results.</w:t>
-            </w:r>
-          </w:p>
-        </w:tc>
-        <w:tc>
-          <w:tcPr/>
-          <w:p>
-            <w:pPr>
-              <w:pStyle w:val="Compact"/>
-              <w:jc w:val="left"/>
-            </w:pPr>
-            <w:r>
-              <w:t xml:space="preserve">Partially achieved</w:t>
-            </w:r>
-          </w:p>
-        </w:tc>
-      </w:tr>
-      <w:tr>
-        <w:tc>
-          <w:tcPr/>
-          <w:p>
-            <w:pPr>
-              <w:pStyle w:val="Compact"/>
-              <w:jc w:val="left"/>
-            </w:pPr>
-            <w:r>
-              <w:t xml:space="preserve">7</w:t>
-            </w:r>
-          </w:p>
-        </w:tc>
-        <w:tc>
-          <w:tcPr/>
-          <w:p>
-            <w:pPr>
-              <w:pStyle w:val="Compact"/>
-              <w:jc w:val="left"/>
-            </w:pPr>
-            <w:r>
-              <w:t xml:space="preserve">Evaluate the application through functional testing against each objective.</w:t>
-            </w:r>
-          </w:p>
-        </w:tc>
-        <w:tc>
-          <w:tcPr/>
-          <w:p>
-            <w:pPr>
-              <w:pStyle w:val="Compact"/>
-              <w:jc w:val="left"/>
-            </w:pPr>
-            <w:r>
-              <w:t xml:space="preserve">In progress</w:t>
+              <w:rPr>
+                <w:rFonts w:ascii="Times New Roman" w:hAnsi="Times New Roman" w:cs="Times New Roman"/>
+              </w:rPr>
+              <w:t>In progress</w:t>
             </w:r>
           </w:p>
         </w:tc>
@@ -479,285 +807,379 @@
     <w:p>
       <w:pPr>
         <w:pStyle w:val="BodyText"/>
-      </w:pPr>
-      <w:r>
-        <w:t xml:space="preserve">Objective 1 is complete: the map centres on the device’s real GPS position using the Fused Location Provider. Objectives 3, 4, and 5 are complete and have been exercised on a physical device. Objective 6 is partially achieved — a working search bar filters the restaurants currently loaded into the app, but it filters an in-memory list rather than passing the keyword to a live Places API query, since Objective 2 has not started yet. Objective 2 is the immediate next piece of work, discussed further in Section 8. Objective 7 is ongoing: functional checks have been carried out informally on a physical device during development, but the structured, objective-by-objective test documentation proposed in Section 5.7 of the original proposal has not yet been written up formally.</w:t>
-      </w:r>
-    </w:p>
-    <w:bookmarkEnd w:id="11"/>
-    <w:bookmarkEnd w:id="12"/>
-    <w:bookmarkStart w:id="17" w:name="critical-review-of-related-literature"/>
+        <w:spacing w:line="360" w:lineRule="auto"/>
+        <w:jc w:val="both"/>
+        <w:rPr>
+          <w:rFonts w:ascii="Times New Roman" w:hAnsi="Times New Roman" w:cs="Times New Roman"/>
+        </w:rPr>
+      </w:pPr>
+      <w:r>
+        <w:rPr>
+          <w:rFonts w:ascii="Times New Roman" w:hAnsi="Times New Roman" w:cs="Times New Roman"/>
+        </w:rPr>
+        <w:t xml:space="preserve">Objective 1 is complete: the map centres on the device’s real GPS position using the Fused Location Provider. Objectives 3, 4, and 5 are complete and have been exercised on a physical device. Objective 6 is partially achieved — a working search bar filters the restaurants currently loaded into the app, but it filters an in-memory list rather than passing the keyword to a live </w:t>
+      </w:r>
+      <w:r>
+        <w:rPr>
+          <w:rFonts w:ascii="Times New Roman" w:hAnsi="Times New Roman" w:cs="Times New Roman"/>
+        </w:rPr>
+        <w:lastRenderedPageBreak/>
+        <w:t>Places API query, since Objective 2 has not started yet. Objective 2 is the immediate next piece of work, discussed further in Section 8. Objective 7 is ongoing: functional checks have been carried out informally on a physical device during development, but the structured, objective-by-objective test documentation proposed in Section 5.7 of the original proposal has not yet been written up formally.</w:t>
+      </w:r>
+    </w:p>
     <w:p>
       <w:pPr>
         <w:pStyle w:val="Heading1"/>
-      </w:pPr>
-      <w:r>
-        <w:t xml:space="preserve">Critical Review of Related Literature</w:t>
+        <w:spacing w:line="360" w:lineRule="auto"/>
+        <w:jc w:val="both"/>
+        <w:rPr>
+          <w:rFonts w:cs="Times New Roman"/>
+        </w:rPr>
+      </w:pPr>
+      <w:bookmarkStart w:id="5" w:name="critical-review-of-related-literature"/>
+      <w:bookmarkEnd w:id="1"/>
+      <w:bookmarkEnd w:id="4"/>
+      <w:r>
+        <w:rPr>
+          <w:rFonts w:cs="Times New Roman"/>
+        </w:rPr>
+        <w:t>Critical Review of Related Literature</w:t>
       </w:r>
     </w:p>
     <w:p>
       <w:pPr>
         <w:pStyle w:val="FirstParagraph"/>
-      </w:pPr>
-      <w:r>
-        <w:t xml:space="preserve">The development of Spot To Go continues to be informed by four interconnected areas of research: location-based services, restaurant recommendation systems, the role of video-based user-generated content in consumer decision-making, and Android application development. This section restates and, where relevant, updates the literature review from the proposal in light of the implementation decisions made since.</w:t>
-      </w:r>
-    </w:p>
-    <w:bookmarkStart w:id="13" w:name="location-based-services"/>
+        <w:spacing w:line="360" w:lineRule="auto"/>
+        <w:jc w:val="both"/>
+        <w:rPr>
+          <w:rFonts w:ascii="Times New Roman" w:hAnsi="Times New Roman" w:cs="Times New Roman"/>
+        </w:rPr>
+      </w:pPr>
+      <w:r>
+        <w:rPr>
+          <w:rFonts w:ascii="Times New Roman" w:hAnsi="Times New Roman" w:cs="Times New Roman"/>
+        </w:rPr>
+        <w:t>The development of Spot To Go continues to be informed by four interconnected areas of research: location-based services, restaurant recommendation systems, the role of video-based user-generated content in consumer decision-making, and Android application development. This section restates and, where relevant, updates the literature review from the proposal in light of the implementation decisions made since.</w:t>
+      </w:r>
+    </w:p>
     <w:p>
       <w:pPr>
         <w:pStyle w:val="Heading2"/>
-      </w:pPr>
-      <w:r>
-        <w:t xml:space="preserve">Location-Based Services</w:t>
+        <w:spacing w:line="360" w:lineRule="auto"/>
+        <w:jc w:val="both"/>
+        <w:rPr>
+          <w:rFonts w:ascii="Times New Roman" w:hAnsi="Times New Roman" w:cs="Times New Roman"/>
+        </w:rPr>
+      </w:pPr>
+      <w:bookmarkStart w:id="6" w:name="location-based-services"/>
+      <w:r>
+        <w:rPr>
+          <w:rFonts w:ascii="Times New Roman" w:hAnsi="Times New Roman" w:cs="Times New Roman"/>
+        </w:rPr>
+        <w:t>Location-Based Services</w:t>
       </w:r>
     </w:p>
     <w:p>
       <w:pPr>
         <w:pStyle w:val="FirstParagraph"/>
-      </w:pPr>
-      <w:r>
-        <w:t xml:space="preserve">Location-based services (LBS) use the geographic position of a device to deliver contextually relevant information or functionality.</w:t>
-      </w:r>
-      <w:r>
-        <w:t xml:space="preserve"> </w:t>
-      </w:r>
-      <w:r>
-        <w:t xml:space="preserve">Schiller and Voisard (2004)</w:t>
-      </w:r>
-      <w:r>
-        <w:t xml:space="preserve"> </w:t>
-      </w:r>
-      <w:r>
-        <w:t xml:space="preserve">describe how GPS positioning, mobile networks, and application logic combine to enable this class of context-sensitive application.</w:t>
-      </w:r>
-      <w:r>
-        <w:t xml:space="preserve"> </w:t>
-      </w:r>
-      <w:r>
-        <w:t xml:space="preserve">Dey (2001)</w:t>
-      </w:r>
-      <w:r>
-        <w:t xml:space="preserve"> </w:t>
-      </w:r>
-      <w:r>
-        <w:t xml:space="preserve">extends this through context-aware computing — systems that adapt to the user’s physical environment automatically rather than through manual configuration. This principle is realised directly in the implemented app: the Fused Location Provider reads the user’s position automatically on the Map and Directions screens, with no manual location entry required anywhere in the interface.</w:t>
+        <w:spacing w:line="360" w:lineRule="auto"/>
+        <w:jc w:val="both"/>
+        <w:rPr>
+          <w:rFonts w:ascii="Times New Roman" w:hAnsi="Times New Roman" w:cs="Times New Roman"/>
+        </w:rPr>
+      </w:pPr>
+      <w:r>
+        <w:rPr>
+          <w:rFonts w:ascii="Times New Roman" w:hAnsi="Times New Roman" w:cs="Times New Roman"/>
+        </w:rPr>
+        <w:t>Location-based services (LBS) use the geographic position of a device to deliver contextually relevant information or functionality. Schiller and Voisard (2004) describe how GPS positioning, mobile networks, and application logic combine to enable this class of context-sensitive application. Dey (2001) extends this through context-aware computing — systems that adapt to the user’s physical environment automatically rather than through manual configuration. This principle is realised directly in the implemented app: the Fused Location Provider reads the user’s position automatically on the Map and Directions screens, with no manual location entry required anywhere in the interface.</w:t>
       </w:r>
     </w:p>
     <w:p>
       <w:pPr>
         <w:pStyle w:val="BodyText"/>
-      </w:pPr>
-      <w:r>
-        <w:t xml:space="preserve">Bao et al. (2012)</w:t>
-      </w:r>
-      <w:r>
-        <w:t xml:space="preserve"> </w:t>
-      </w:r>
-      <w:r>
-        <w:t xml:space="preserve">shows that combining location data with user preference modelling improves the relevance of place-based recommendations. As in the proposal, this project does not implement preference modelling; the current architecture, in which the map consumes restaurant data through a single repository interface, is designed so that such a model could be introduced later without changing the screens that depend on it.</w:t>
-      </w:r>
-    </w:p>
-    <w:bookmarkEnd w:id="13"/>
-    <w:bookmarkStart w:id="14" w:name="restaurant-recommendation-systems"/>
+        <w:spacing w:line="360" w:lineRule="auto"/>
+        <w:jc w:val="both"/>
+        <w:rPr>
+          <w:rFonts w:ascii="Times New Roman" w:hAnsi="Times New Roman" w:cs="Times New Roman"/>
+        </w:rPr>
+      </w:pPr>
+      <w:r>
+        <w:rPr>
+          <w:rFonts w:ascii="Times New Roman" w:hAnsi="Times New Roman" w:cs="Times New Roman"/>
+        </w:rPr>
+        <w:t>Bao et al. (2012) shows that combining location data with user preference modelling improves the relevance of place-based recommendations. As in the proposal, this project does not implement preference modelling; the current architecture, in which the map consumes restaurant data through a single repository interface, is designed so that such a model could be introduced later without changing the screens that depend on it.</w:t>
+      </w:r>
+    </w:p>
     <w:p>
       <w:pPr>
         <w:pStyle w:val="Heading2"/>
-      </w:pPr>
-      <w:r>
-        <w:t xml:space="preserve">Restaurant Recommendation Systems</w:t>
+        <w:spacing w:line="360" w:lineRule="auto"/>
+        <w:jc w:val="both"/>
+        <w:rPr>
+          <w:rFonts w:ascii="Times New Roman" w:hAnsi="Times New Roman" w:cs="Times New Roman"/>
+        </w:rPr>
+      </w:pPr>
+      <w:bookmarkStart w:id="7" w:name="restaurant-recommendation-systems"/>
+      <w:bookmarkEnd w:id="6"/>
+      <w:r>
+        <w:rPr>
+          <w:rFonts w:ascii="Times New Roman" w:hAnsi="Times New Roman" w:cs="Times New Roman"/>
+        </w:rPr>
+        <w:lastRenderedPageBreak/>
+        <w:t>Restaurant Recommendation Systems</w:t>
       </w:r>
     </w:p>
     <w:p>
       <w:pPr>
         <w:pStyle w:val="FirstParagraph"/>
-      </w:pPr>
-      <w:r>
-        <w:t xml:space="preserve">Adomavicius and Tuzhilin (2005)</w:t>
-      </w:r>
-      <w:r>
-        <w:t xml:space="preserve"> </w:t>
-      </w:r>
-      <w:r>
-        <w:t xml:space="preserve">identify content-based filtering, collaborative filtering, and hybrid approaches as the dominant paradigms for recommender systems. The proposal committed to a simplified content-based approach: keyword-based search against the Google Places API. At the time of writing, this specific integration has not yet been built — the search bar currently filters a small, hardcoded set of restaurants used as placeholder data during development of the surrounding screens. This distinction matters for how the literature review should be read: the architectural decision to filter by keyword is already implemented and working, and the remaining task is to point that same mechanism at live Places API data instead of the placeholder list. Once complete, the Places API’s built-in ratings and review counts will still provide the aggregated collaborative signal described in the proposal, without the application needing to implement that logic independently.</w:t>
-      </w:r>
-    </w:p>
-    <w:bookmarkEnd w:id="14"/>
-    <w:bookmarkStart w:id="15" w:name="Xd7afd90e654d2aa699ba0f38cbab833a4681c1f"/>
+        <w:spacing w:line="360" w:lineRule="auto"/>
+        <w:jc w:val="both"/>
+        <w:rPr>
+          <w:rFonts w:ascii="Times New Roman" w:hAnsi="Times New Roman" w:cs="Times New Roman"/>
+        </w:rPr>
+      </w:pPr>
+      <w:r>
+        <w:rPr>
+          <w:rFonts w:ascii="Times New Roman" w:hAnsi="Times New Roman" w:cs="Times New Roman"/>
+        </w:rPr>
+        <w:t>Adomavicius and Tuzhilin (2005) identify content-based filtering, collaborative filtering, and hybrid approaches as the dominant paradigms for recommender systems. The proposal committed to a simplified content-based approach: keyword-based search against the Google Places API. At the time of writing, this specific integration has not yet been built — the search bar currently filters a small, hardcoded set of restaurants used as placeholder data during development of the surrounding screens. This distinction matters for how the literature review should be read: the architectural decision to filter by keyword is already implemented and working, and the remaining task is to point that same mechanism at live Places API data instead of the placeholder list. Once complete, the Places API’s built-in ratings and review counts will still provide the aggregated collaborative signal described in the proposal, without the application needing to implement that logic independently.</w:t>
+      </w:r>
+    </w:p>
     <w:p>
       <w:pPr>
         <w:pStyle w:val="Heading2"/>
-      </w:pPr>
-      <w:r>
-        <w:t xml:space="preserve">Video-Based User-Generated Content and Consumer Decisions</w:t>
+        <w:spacing w:line="360" w:lineRule="auto"/>
+        <w:jc w:val="both"/>
+        <w:rPr>
+          <w:rFonts w:ascii="Times New Roman" w:hAnsi="Times New Roman" w:cs="Times New Roman"/>
+        </w:rPr>
+      </w:pPr>
+      <w:bookmarkStart w:id="8" w:name="Xd7afd90e654d2aa699ba0f38cbab833a4681c1f"/>
+      <w:bookmarkEnd w:id="7"/>
+      <w:r>
+        <w:rPr>
+          <w:rFonts w:ascii="Times New Roman" w:hAnsi="Times New Roman" w:cs="Times New Roman"/>
+        </w:rPr>
+        <w:t>Video-Based User-Generated Content and Consumer Decisions</w:t>
       </w:r>
     </w:p>
     <w:p>
       <w:pPr>
         <w:pStyle w:val="FirstParagraph"/>
-      </w:pPr>
-      <w:r>
-        <w:t xml:space="preserve">Dellarocas (2003)</w:t>
-      </w:r>
-      <w:r>
-        <w:t xml:space="preserve"> </w:t>
-      </w:r>
-      <w:r>
-        <w:t xml:space="preserve">frames user-generated content as a digital extension of word-of-mouth communication with a measurable influence on purchasing decisions.</w:t>
-      </w:r>
-      <w:r>
-        <w:t xml:space="preserve"> </w:t>
-      </w:r>
-      <w:r>
-        <w:t xml:space="preserve">Kaplan and Haenlein (2010)</w:t>
-      </w:r>
-      <w:r>
-        <w:t xml:space="preserve"> </w:t>
-      </w:r>
-      <w:r>
-        <w:t xml:space="preserve">and</w:t>
-      </w:r>
-      <w:r>
-        <w:t xml:space="preserve"> </w:t>
-      </w:r>
-      <w:r>
-        <w:t xml:space="preserve">Cheung et al. (2009)</w:t>
-      </w:r>
-      <w:r>
-        <w:t xml:space="preserve"> </w:t>
-      </w:r>
-      <w:r>
-        <w:t xml:space="preserve">both identify video specifically as more credible and more effective than text at communicating atmosphere and experiential quality. This is the central premise the app now demonstrates in working form: from the restaurant detail screen, a user can open a real video of the restaurant with a single tap, and the app also offers a second path to a TikTok search for the same restaurant. Both actions hand off to the platform the user already trusts, rather than attempting to recreate video playback inside the app.</w:t>
-      </w:r>
-    </w:p>
-    <w:bookmarkEnd w:id="15"/>
-    <w:bookmarkStart w:id="16" w:name="android-mobile-application-development"/>
+        <w:spacing w:line="360" w:lineRule="auto"/>
+        <w:jc w:val="both"/>
+        <w:rPr>
+          <w:rFonts w:ascii="Times New Roman" w:hAnsi="Times New Roman" w:cs="Times New Roman"/>
+        </w:rPr>
+      </w:pPr>
+      <w:r>
+        <w:rPr>
+          <w:rFonts w:ascii="Times New Roman" w:hAnsi="Times New Roman" w:cs="Times New Roman"/>
+        </w:rPr>
+        <w:t>Dellarocas (2003) frames user-generated content as a digital extension of word-of-mouth communication with a measurable influence on purchasing decisions. Kaplan and Haenlein (2010) and Cheung et al. (2009) both identify video specifically as more credible and more effective than text at communicating atmosphere and experiential quality. This is the central premise the app now demonstrates in working form: from the restaurant detail screen, a user can open a real video of the restaurant with a single tap, and the app also offers a second path to a TikTok search for the same restaurant. Both actions hand off to the platform the user already trusts, rather than attempting to recreate video playback inside the app.</w:t>
+      </w:r>
+    </w:p>
     <w:p>
       <w:pPr>
         <w:pStyle w:val="Heading2"/>
-      </w:pPr>
-      <w:r>
-        <w:t xml:space="preserve">Android Mobile Application Development</w:t>
+        <w:spacing w:line="360" w:lineRule="auto"/>
+        <w:jc w:val="both"/>
+        <w:rPr>
+          <w:rFonts w:ascii="Times New Roman" w:hAnsi="Times New Roman" w:cs="Times New Roman"/>
+        </w:rPr>
+      </w:pPr>
+      <w:bookmarkStart w:id="9" w:name="android-mobile-application-development"/>
+      <w:bookmarkEnd w:id="8"/>
+      <w:r>
+        <w:rPr>
+          <w:rFonts w:ascii="Times New Roman" w:hAnsi="Times New Roman" w:cs="Times New Roman"/>
+        </w:rPr>
+        <w:t>Android Mobile Application Development</w:t>
       </w:r>
     </w:p>
     <w:p>
       <w:pPr>
         <w:pStyle w:val="FirstParagraph"/>
-      </w:pPr>
-      <w:r>
-        <w:t xml:space="preserve">Wasserman (2010)</w:t>
-      </w:r>
-      <w:r>
-        <w:t xml:space="preserve"> </w:t>
-      </w:r>
-      <w:r>
-        <w:t xml:space="preserve">identifies device fragmentation, limited processing resources, and state management across screen transitions as recurring challenges in mobile development. The proposal addressed state management through the Activity lifecycle; the implemented app instead addresses it through Jetpack Compose and Navigation Compose, in which each screen is a composable function managed by a single navigation host. This is a deviation from the proposal, and Section 5.6 explains the reasoning behind it in full. In short, the underlying challenge Wasserman describes — predictable state across navigation events — is still the driving design concern; only the specific mechanism used to solve it has changed.</w:t>
+        <w:spacing w:line="360" w:lineRule="auto"/>
+        <w:jc w:val="both"/>
+        <w:rPr>
+          <w:rFonts w:ascii="Times New Roman" w:hAnsi="Times New Roman" w:cs="Times New Roman"/>
+        </w:rPr>
+      </w:pPr>
+      <w:r>
+        <w:rPr>
+          <w:rFonts w:ascii="Times New Roman" w:hAnsi="Times New Roman" w:cs="Times New Roman"/>
+        </w:rPr>
+        <w:t xml:space="preserve">Wasserman (2010) identifies device fragmentation, limited processing resources, and state management across screen transitions as recurring challenges in mobile development. The proposal addressed state management through the Activity lifecycle; the implemented app instead addresses it through Jetpack Compose and Navigation Compose, in which each screen is a composable function managed by a single navigation host. This is a deviation from the proposal, and Section 5.6 explains the reasoning behind it in full. In short, the underlying </w:t>
+      </w:r>
+      <w:r>
+        <w:rPr>
+          <w:rFonts w:ascii="Times New Roman" w:hAnsi="Times New Roman" w:cs="Times New Roman"/>
+        </w:rPr>
+        <w:lastRenderedPageBreak/>
+        <w:t>challenge Wasserman describes — predictable state across navigation events — is still the driving design concern; only the specific mechanism used to solve it has changed.</w:t>
       </w:r>
     </w:p>
     <w:p>
       <w:pPr>
         <w:pStyle w:val="BodyText"/>
-      </w:pPr>
-      <w:r>
-        <w:t xml:space="preserve">The Google Play Services suite — the Maps SDK, the Fused Location Provider, and (prospectively) the Places API — remains the standardised, well-documented toolset underpinning the location-aware features of the app, exactly as anticipated in the proposal.</w:t>
-      </w:r>
-    </w:p>
-    <w:bookmarkEnd w:id="16"/>
-    <w:bookmarkEnd w:id="17"/>
-    <w:bookmarkStart w:id="37" w:name="system-design"/>
+        <w:spacing w:line="360" w:lineRule="auto"/>
+        <w:jc w:val="both"/>
+        <w:rPr>
+          <w:rFonts w:ascii="Times New Roman" w:hAnsi="Times New Roman" w:cs="Times New Roman"/>
+        </w:rPr>
+      </w:pPr>
+      <w:r>
+        <w:rPr>
+          <w:rFonts w:ascii="Times New Roman" w:hAnsi="Times New Roman" w:cs="Times New Roman"/>
+        </w:rPr>
+        <w:t>The Google Play Services suite — the Maps SDK, the Fused Location Provider, and (prospectively) the Places API — remains the standardised, well-documented toolset underpinning the location-aware features of the app, exactly as anticipated in the proposal.</w:t>
+      </w:r>
+    </w:p>
     <w:p>
       <w:pPr>
         <w:pStyle w:val="Heading1"/>
-      </w:pPr>
-      <w:r>
-        <w:t xml:space="preserve">System Design</w:t>
-      </w:r>
-    </w:p>
-    <w:bookmarkStart w:id="26" w:name="application-architecture"/>
+        <w:spacing w:line="360" w:lineRule="auto"/>
+        <w:jc w:val="both"/>
+        <w:rPr>
+          <w:rFonts w:cs="Times New Roman"/>
+        </w:rPr>
+      </w:pPr>
+      <w:bookmarkStart w:id="10" w:name="system-design"/>
+      <w:bookmarkEnd w:id="5"/>
+      <w:bookmarkEnd w:id="9"/>
+      <w:r>
+        <w:rPr>
+          <w:rFonts w:cs="Times New Roman"/>
+        </w:rPr>
+        <w:t>System Design</w:t>
+      </w:r>
+    </w:p>
     <w:p>
       <w:pPr>
         <w:pStyle w:val="Heading2"/>
-      </w:pPr>
-      <w:r>
-        <w:t xml:space="preserve">Application Architecture</w:t>
+        <w:spacing w:line="360" w:lineRule="auto"/>
+        <w:jc w:val="both"/>
+        <w:rPr>
+          <w:rFonts w:ascii="Times New Roman" w:hAnsi="Times New Roman" w:cs="Times New Roman"/>
+        </w:rPr>
+      </w:pPr>
+      <w:bookmarkStart w:id="11" w:name="application-architecture"/>
+      <w:r>
+        <w:rPr>
+          <w:rFonts w:ascii="Times New Roman" w:hAnsi="Times New Roman" w:cs="Times New Roman"/>
+        </w:rPr>
+        <w:t>Application Architecture</w:t>
       </w:r>
     </w:p>
     <w:p>
       <w:pPr>
         <w:pStyle w:val="FirstParagraph"/>
-      </w:pPr>
-      <w:r>
-        <w:t xml:space="preserve">The proposal specified a Java, single-Activity-per-screen architecture. The implemented application instead uses Kotlin with Jetpack Compose, in which every screen is a composable function rendered within one Activity (</w:t>
+        <w:spacing w:line="360" w:lineRule="auto"/>
+        <w:jc w:val="both"/>
+        <w:rPr>
+          <w:rFonts w:ascii="Times New Roman" w:hAnsi="Times New Roman" w:cs="Times New Roman"/>
+        </w:rPr>
+      </w:pPr>
+      <w:r>
+        <w:rPr>
+          <w:rFonts w:ascii="Times New Roman" w:hAnsi="Times New Roman" w:cs="Times New Roman"/>
+        </w:rPr>
+        <w:t>The proposal specified a Java, single-Activity-per-screen architecture. The implemented application instead uses Kotlin with Jetpack Compose, in which every screen is a composable function rendered within one Activity (</w:t>
       </w:r>
       <w:r>
         <w:rPr>
           <w:rStyle w:val="VerbatimChar"/>
-        </w:rPr>
-        <w:t xml:space="preserve">MainActivity</w:t>
-      </w:r>
-      <w:r>
-        <w:t xml:space="preserve">) and connected through a single Navigation Compose host. This is a deliberate deviation from the original plan, made for three reasons. First, Kotlin is explicitly accepted as an alternative to Java in the project brief, so the change introduces no scope risk. Second, Compose is Google’s current recommended toolkit for new Android UI work, and using it demonstrates familiarity with present-day Android practice rather than a superseded one. Third, and most practically, Compose’s state-driven model turned out to simplify exactly the problem the proposal was most concerned about: passing the selected restaurant between the map, detail, video, and directions screens is handled by a single piece of shared state read by each screen, rather than by packaging data into each Activity’s launch</w:t>
-      </w:r>
-      <w:r>
-        <w:t xml:space="preserve"> </w:t>
+          <w:rFonts w:ascii="Times New Roman" w:hAnsi="Times New Roman" w:cs="Times New Roman"/>
+        </w:rPr>
+        <w:t>MainActivity</w:t>
+      </w:r>
+      <w:r>
+        <w:rPr>
+          <w:rFonts w:ascii="Times New Roman" w:hAnsi="Times New Roman" w:cs="Times New Roman"/>
+        </w:rPr>
+        <w:t xml:space="preserve">) and connected through a single Navigation Compose host. This is a deliberate deviation from the original plan, made for three reasons. First, Kotlin is explicitly accepted as an alternative to Java in the project brief, so the change introduces no scope risk. Second, Compose is Google’s current recommended toolkit for new Android UI work, and using it demonstrates familiarity with present-day Android practice rather than a superseded one. Third, and most practically, Compose’s state-driven model turned out to simplify exactly the problem the proposal was most concerned about: passing the selected restaurant between the map, detail, video, and directions screens is handled by a single piece of shared state read by each screen, rather than by packaging data into each Activity’s launch </w:t>
       </w:r>
       <w:r>
         <w:rPr>
           <w:rStyle w:val="VerbatimChar"/>
-        </w:rPr>
-        <w:t xml:space="preserve">Intent</w:t>
-      </w:r>
-      <w:r>
-        <w:t xml:space="preserve"> </w:t>
-      </w:r>
-      <w:r>
-        <w:t xml:space="preserve">by hand.</w:t>
+          <w:rFonts w:ascii="Times New Roman" w:hAnsi="Times New Roman" w:cs="Times New Roman"/>
+        </w:rPr>
+        <w:t>Intent</w:t>
+      </w:r>
+      <w:r>
+        <w:rPr>
+          <w:rFonts w:ascii="Times New Roman" w:hAnsi="Times New Roman" w:cs="Times New Roman"/>
+        </w:rPr>
+        <w:t xml:space="preserve"> by hand.</w:t>
       </w:r>
     </w:p>
     <w:p>
       <w:pPr>
         <w:pStyle w:val="BodyText"/>
-      </w:pPr>
-      <w:r>
-        <w:t xml:space="preserve">Figure </w:t>
+        <w:spacing w:line="360" w:lineRule="auto"/>
+        <w:jc w:val="both"/>
+        <w:rPr>
+          <w:rFonts w:ascii="Times New Roman" w:hAnsi="Times New Roman" w:cs="Times New Roman"/>
+        </w:rPr>
+      </w:pPr>
+      <w:r>
+        <w:rPr>
+          <w:rFonts w:ascii="Times New Roman" w:hAnsi="Times New Roman" w:cs="Times New Roman"/>
+        </w:rPr>
+        <w:t>Figure </w:t>
       </w:r>
       <w:hyperlink w:anchor="fig:prototype">
         <w:r>
           <w:rPr>
             <w:rStyle w:val="Hyperlink"/>
+            <w:rFonts w:ascii="Times New Roman" w:hAnsi="Times New Roman" w:cs="Times New Roman"/>
           </w:rPr>
-          <w:t xml:space="preserve">1</w:t>
+          <w:t>1</w:t>
         </w:r>
       </w:hyperlink>
       <w:r>
-        <w:t xml:space="preserve"> </w:t>
-      </w:r>
-      <w:r>
-        <w:t xml:space="preserve">shows the original hand-drawn prototype that the screen set was designed against. Eleven screens have been implemented in total: a Splash screen, Login and Registration, a Home screen, the Map, Restaurant Detail, a Video screen, a TikTok link screen, Directions, Contact Us, and a Privacy Policy screen. The last four of these — the TikTok link screen, Contact Us, and Privacy Policy — extend beyond the six views sketched in the original prototype; they were added to give the video feature a second, working path (TikTok as well as YouTube) and to meet ordinary expectations of a publishable app (a contact channel and a privacy statement), without changing the core flow the prototype describes.</w:t>
-      </w:r>
-    </w:p>
-    <w:bookmarkStart w:id="21" w:name="fig:prototype"/>
+        <w:rPr>
+          <w:rFonts w:ascii="Times New Roman" w:hAnsi="Times New Roman" w:cs="Times New Roman"/>
+        </w:rPr>
+        <w:t xml:space="preserve"> shows the original hand-drawn prototype that the screen set was designed against. Eleven screens have been implemented in total: a Splash screen, Login and Registration, a Home screen, the Map, Restaurant Detail, a Video screen, a TikTok link screen, Directions, Contact Us, and a Privacy Policy screen. The last four of these — the TikTok link screen, Contact Us, and Privacy Policy — extend beyond the six views sketched in the original prototype; they were added to give the video feature a second, working path (TikTok as well as YouTube) and to meet ordinary expectations of a publishable app (a contact channel and a privacy statement), without changing the core flow the prototype describes.</w:t>
+      </w:r>
+    </w:p>
     <w:p>
       <w:pPr>
         <w:pStyle w:val="CaptionedFigure"/>
-      </w:pPr>
-      <w:r>
+        <w:spacing w:line="360" w:lineRule="auto"/>
+        <w:jc w:val="both"/>
+        <w:rPr>
+          <w:rFonts w:ascii="Times New Roman" w:hAnsi="Times New Roman" w:cs="Times New Roman"/>
+        </w:rPr>
+      </w:pPr>
+      <w:bookmarkStart w:id="12" w:name="fig:prototype"/>
+      <w:r>
+        <w:rPr>
+          <w:rFonts w:ascii="Times New Roman" w:hAnsi="Times New Roman" w:cs="Times New Roman"/>
+          <w:noProof/>
+          <w:lang w:eastAsia="en-US"/>
+        </w:rPr>
+        <w:lastRenderedPageBreak/>
         <w:drawing>
-          <wp:inline>
+          <wp:inline distT="0" distB="0" distL="0" distR="0">
             <wp:extent cx="4907280" cy="5467721"/>
-            <wp:effectExtent b="0" l="0" r="0" t="0"/>
-            <wp:docPr descr="" title="" id="19" name="Picture"/>
-            <a:graphic>
+            <wp:effectExtent l="0" t="0" r="0" b="0"/>
+            <wp:docPr id="19" name="Picture"/>
+            <wp:cNvGraphicFramePr/>
+            <a:graphic xmlns:a="http://schemas.openxmlformats.org/drawingml/2006/main">
               <a:graphicData uri="http://schemas.openxmlformats.org/drawingml/2006/picture">
-                <pic:pic>
+                <pic:pic xmlns:pic="http://schemas.openxmlformats.org/drawingml/2006/picture">
                   <pic:nvPicPr>
-                    <pic:cNvPr descr="images/prototype.jpeg" id="20" name="Picture"/>
+                    <pic:cNvPr id="20" name="Picture" descr="images/prototype.jpeg"/>
                     <pic:cNvPicPr>
-                      <a:picLocks noChangeArrowheads="1" noChangeAspect="1"/>
+                      <a:picLocks noChangeAspect="1" noChangeArrowheads="1"/>
                     </pic:cNvPicPr>
                   </pic:nvPicPr>
                   <pic:blipFill>
-                    <a:blip r:embed="rId18"/>
+                    <a:blip r:embed="rId5"/>
                     <a:stretch>
                       <a:fillRect/>
                     </a:stretch>
@@ -787,56 +1209,85 @@
     <w:p>
       <w:pPr>
         <w:pStyle w:val="ImageCaption"/>
-      </w:pPr>
-      <w:r>
-        <w:t xml:space="preserve">Original hand-drawn prototype of the Spot To Go application, showing the planned flow across login, home search, the map with restaurant markers, restaurant detail, video playback, and directions. This layout directly informed the screen set described above.</w:t>
-      </w:r>
-    </w:p>
-    <w:bookmarkEnd w:id="21"/>
+        <w:spacing w:line="360" w:lineRule="auto"/>
+        <w:jc w:val="both"/>
+        <w:rPr>
+          <w:rFonts w:ascii="Times New Roman" w:hAnsi="Times New Roman" w:cs="Times New Roman"/>
+        </w:rPr>
+      </w:pPr>
+      <w:r>
+        <w:rPr>
+          <w:rFonts w:ascii="Times New Roman" w:hAnsi="Times New Roman" w:cs="Times New Roman"/>
+        </w:rPr>
+        <w:t>Original hand-drawn prototype of the Spot To Go application, showing the planned flow across login, home search, the map with restaurant markers, restaurant detail, video playback, and directions. This layout directly informed the screen set described above.</w:t>
+      </w:r>
+    </w:p>
+    <w:bookmarkEnd w:id="12"/>
     <w:p>
       <w:pPr>
         <w:pStyle w:val="BodyText"/>
-      </w:pPr>
-      <w:r>
-        <w:t xml:space="preserve">Figure </w:t>
+        <w:spacing w:line="360" w:lineRule="auto"/>
+        <w:jc w:val="both"/>
+        <w:rPr>
+          <w:rFonts w:ascii="Times New Roman" w:hAnsi="Times New Roman" w:cs="Times New Roman"/>
+        </w:rPr>
+      </w:pPr>
+      <w:r>
+        <w:rPr>
+          <w:rFonts w:ascii="Times New Roman" w:hAnsi="Times New Roman" w:cs="Times New Roman"/>
+        </w:rPr>
+        <w:t>Figure </w:t>
       </w:r>
       <w:hyperlink w:anchor="fig:navmap">
         <w:r>
           <w:rPr>
             <w:rStyle w:val="Hyperlink"/>
+            <w:rFonts w:ascii="Times New Roman" w:hAnsi="Times New Roman" w:cs="Times New Roman"/>
           </w:rPr>
-          <w:t xml:space="preserve">2</w:t>
+          <w:t>2</w:t>
         </w:r>
       </w:hyperlink>
       <w:r>
-        <w:t xml:space="preserve"> </w:t>
-      </w:r>
-      <w:r>
-        <w:t xml:space="preserve">traces the same eleven screens as an explicit navigation map, showing every transition a user can actually make, including the two secondary screens (Contact Us and Privacy Policy) and the bottom navigation bar added during testing (Section 6.1) that lets a user return from the Map screen to Home.</w:t>
-      </w:r>
-    </w:p>
-    <w:bookmarkStart w:id="25" w:name="fig:navmap"/>
+        <w:rPr>
+          <w:rFonts w:ascii="Times New Roman" w:hAnsi="Times New Roman" w:cs="Times New Roman"/>
+        </w:rPr>
+        <w:t xml:space="preserve"> traces the same eleven screens as an explicit navigation map, showing every transition a user can actually make, including the two secondary screens (Contact Us and Privacy Policy) and the bottom navigation bar added during testing (Section 6.1) that lets a user return from the Map screen to Home.</w:t>
+      </w:r>
+    </w:p>
     <w:p>
       <w:pPr>
         <w:pStyle w:val="CaptionedFigure"/>
-      </w:pPr>
-      <w:r>
+        <w:spacing w:line="360" w:lineRule="auto"/>
+        <w:jc w:val="both"/>
+        <w:rPr>
+          <w:rFonts w:ascii="Times New Roman" w:hAnsi="Times New Roman" w:cs="Times New Roman"/>
+        </w:rPr>
+      </w:pPr>
+      <w:bookmarkStart w:id="13" w:name="fig:navmap"/>
+      <w:r>
+        <w:rPr>
+          <w:rFonts w:ascii="Times New Roman" w:hAnsi="Times New Roman" w:cs="Times New Roman"/>
+          <w:noProof/>
+          <w:lang w:eastAsia="en-US"/>
+        </w:rPr>
+        <w:lastRenderedPageBreak/>
         <w:drawing>
-          <wp:inline>
+          <wp:inline distT="0" distB="0" distL="0" distR="0">
             <wp:extent cx="5334000" cy="2899641"/>
-            <wp:effectExtent b="0" l="0" r="0" t="0"/>
-            <wp:docPr descr="" title="" id="23" name="Picture"/>
-            <a:graphic>
+            <wp:effectExtent l="0" t="0" r="0" b="0"/>
+            <wp:docPr id="23" name="Picture"/>
+            <wp:cNvGraphicFramePr/>
+            <a:graphic xmlns:a="http://schemas.openxmlformats.org/drawingml/2006/main">
               <a:graphicData uri="http://schemas.openxmlformats.org/drawingml/2006/picture">
-                <pic:pic>
+                <pic:pic xmlns:pic="http://schemas.openxmlformats.org/drawingml/2006/picture">
                   <pic:nvPicPr>
-                    <pic:cNvPr descr="images/diag_navmap.png" id="24" name="Picture"/>
+                    <pic:cNvPr id="24" name="Picture" descr="images/diag_navmap.png"/>
                     <pic:cNvPicPr>
-                      <a:picLocks noChangeArrowheads="1" noChangeAspect="1"/>
+                      <a:picLocks noChangeAspect="1" noChangeArrowheads="1"/>
                     </pic:cNvPicPr>
                   </pic:nvPicPr>
                   <pic:blipFill>
-                    <a:blip r:embed="rId22"/>
+                    <a:blip r:embed="rId6"/>
                     <a:stretch>
                       <a:fillRect/>
                     </a:stretch>
@@ -866,66 +1317,103 @@
     <w:p>
       <w:pPr>
         <w:pStyle w:val="ImageCaption"/>
-      </w:pPr>
-      <w:r>
-        <w:t xml:space="preserve">Screen navigation map for Spot To Go. Gray nodes are the authentication screens, blue nodes are the core discovery flow, and yellow nodes are secondary screens reached from Home. The Map-to-Home bottom navigation link was added in response to a usability issue found during testing (Section 6.1).</w:t>
-      </w:r>
-    </w:p>
-    <w:bookmarkEnd w:id="25"/>
-    <w:bookmarkEnd w:id="26"/>
-    <w:bookmarkStart w:id="31" w:name="software-architecture"/>
+        <w:spacing w:line="360" w:lineRule="auto"/>
+        <w:jc w:val="both"/>
+        <w:rPr>
+          <w:rFonts w:ascii="Times New Roman" w:hAnsi="Times New Roman" w:cs="Times New Roman"/>
+        </w:rPr>
+      </w:pPr>
+      <w:r>
+        <w:rPr>
+          <w:rFonts w:ascii="Times New Roman" w:hAnsi="Times New Roman" w:cs="Times New Roman"/>
+        </w:rPr>
+        <w:t>Screen navigation map for Spot To Go. Gray nodes are the authentication screens, blue nodes are the core discovery flow, and yellow nodes are secondary screens reached from Home. The Map-to-Home bottom navigation link was added in response to a usability issue found during testing (Section 6.1).</w:t>
+      </w:r>
+    </w:p>
     <w:p>
       <w:pPr>
         <w:pStyle w:val="Heading2"/>
-      </w:pPr>
-      <w:r>
-        <w:t xml:space="preserve">Software Architecture</w:t>
+        <w:spacing w:line="360" w:lineRule="auto"/>
+        <w:jc w:val="both"/>
+        <w:rPr>
+          <w:rFonts w:ascii="Times New Roman" w:hAnsi="Times New Roman" w:cs="Times New Roman"/>
+        </w:rPr>
+      </w:pPr>
+      <w:bookmarkStart w:id="14" w:name="software-architecture"/>
+      <w:bookmarkEnd w:id="11"/>
+      <w:bookmarkEnd w:id="13"/>
+      <w:r>
+        <w:rPr>
+          <w:rFonts w:ascii="Times New Roman" w:hAnsi="Times New Roman" w:cs="Times New Roman"/>
+        </w:rPr>
+        <w:t>Software Architecture</w:t>
       </w:r>
     </w:p>
     <w:p>
       <w:pPr>
         <w:pStyle w:val="FirstParagraph"/>
-      </w:pPr>
-      <w:r>
-        <w:t xml:space="preserve">Figure </w:t>
+        <w:spacing w:line="360" w:lineRule="auto"/>
+        <w:jc w:val="both"/>
+        <w:rPr>
+          <w:rFonts w:ascii="Times New Roman" w:hAnsi="Times New Roman" w:cs="Times New Roman"/>
+        </w:rPr>
+      </w:pPr>
+      <w:r>
+        <w:rPr>
+          <w:rFonts w:ascii="Times New Roman" w:hAnsi="Times New Roman" w:cs="Times New Roman"/>
+        </w:rPr>
+        <w:t>Figure </w:t>
       </w:r>
       <w:hyperlink w:anchor="fig:arch">
         <w:r>
           <w:rPr>
             <w:rStyle w:val="Hyperlink"/>
+            <w:rFonts w:ascii="Times New Roman" w:hAnsi="Times New Roman" w:cs="Times New Roman"/>
           </w:rPr>
-          <w:t xml:space="preserve">3</w:t>
+          <w:t>3</w:t>
         </w:r>
       </w:hyperlink>
       <w:r>
-        <w:t xml:space="preserve"> </w:t>
-      </w:r>
-      <w:r>
-        <w:t xml:space="preserve">shows the application in four layers rather than as a sequence of screens. The point of drawing it this way is to make explicit a design decision referenced throughout this report: every screen depends only on a repository interface, never on where that repository’s data actually comes from. This is why Section 8’s highest-priority task — replacing the in-memory restaurant list with a live Google Places API client — is described as requiring no change to the Map screen itself; the diagram shows that dependency boundary directly.</w:t>
-      </w:r>
-    </w:p>
-    <w:bookmarkStart w:id="30" w:name="fig:arch"/>
+        <w:rPr>
+          <w:rFonts w:ascii="Times New Roman" w:hAnsi="Times New Roman" w:cs="Times New Roman"/>
+        </w:rPr>
+        <w:t xml:space="preserve"> shows the application in four layers rather than as a sequence of screens. The point of drawing it this way is to make explicit a design decision referenced throughout this report: every screen depends only on a repository interface, never on where that repository’s data actually comes from. This is why Section 8’s highest-priority task — replacing the in-memory restaurant list with a live Google Places API client — is described as requiring no change to the Map screen itself; the diagram shows that dependency boundary directly.</w:t>
+      </w:r>
+    </w:p>
     <w:p>
       <w:pPr>
         <w:pStyle w:val="CaptionedFigure"/>
-      </w:pPr>
-      <w:r>
+        <w:spacing w:line="360" w:lineRule="auto"/>
+        <w:jc w:val="both"/>
+        <w:rPr>
+          <w:rFonts w:ascii="Times New Roman" w:hAnsi="Times New Roman" w:cs="Times New Roman"/>
+        </w:rPr>
+      </w:pPr>
+      <w:bookmarkStart w:id="15" w:name="fig:arch"/>
+      <w:r>
+        <w:rPr>
+          <w:rFonts w:ascii="Times New Roman" w:hAnsi="Times New Roman" w:cs="Times New Roman"/>
+          <w:noProof/>
+          <w:lang w:eastAsia="en-US"/>
+        </w:rPr>
+        <w:lastRenderedPageBreak/>
         <w:drawing>
-          <wp:inline>
+          <wp:inline distT="0" distB="0" distL="0" distR="0">
             <wp:extent cx="5334000" cy="2519795"/>
-            <wp:effectExtent b="0" l="0" r="0" t="0"/>
-            <wp:docPr descr="" title="" id="28" name="Picture"/>
-            <a:graphic>
+            <wp:effectExtent l="0" t="0" r="0" b="0"/>
+            <wp:docPr id="28" name="Picture"/>
+            <wp:cNvGraphicFramePr/>
+            <a:graphic xmlns:a="http://schemas.openxmlformats.org/drawingml/2006/main">
               <a:graphicData uri="http://schemas.openxmlformats.org/drawingml/2006/picture">
-                <pic:pic>
+                <pic:pic xmlns:pic="http://schemas.openxmlformats.org/drawingml/2006/picture">
                   <pic:nvPicPr>
-                    <pic:cNvPr descr="images/diag_arch.png" id="29" name="Picture"/>
+                    <pic:cNvPr id="29" name="Picture" descr="images/diag_arch.png"/>
                     <pic:cNvPicPr>
-                      <a:picLocks noChangeArrowheads="1" noChangeAspect="1"/>
+                      <a:picLocks noChangeAspect="1" noChangeArrowheads="1"/>
                     </pic:cNvPicPr>
                   </pic:nvPicPr>
                   <pic:blipFill>
-                    <a:blip r:embed="rId27"/>
+                    <a:blip r:embed="rId7"/>
                     <a:stretch>
                       <a:fillRect/>
                     </a:stretch>
@@ -955,96 +1443,129 @@
     <w:p>
       <w:pPr>
         <w:pStyle w:val="ImageCaption"/>
-      </w:pPr>
-      <w:r>
-        <w:t xml:space="preserve">Layered software architecture of Spot To Go. Screens depend only on the repository interfaces in the layer below;</w:t>
-      </w:r>
-      <w:r>
-        <w:t xml:space="preserve"> </w:t>
+        <w:spacing w:line="360" w:lineRule="auto"/>
+        <w:jc w:val="both"/>
+        <w:rPr>
+          <w:rFonts w:ascii="Times New Roman" w:hAnsi="Times New Roman" w:cs="Times New Roman"/>
+        </w:rPr>
+      </w:pPr>
+      <w:r>
+        <w:rPr>
+          <w:rFonts w:ascii="Times New Roman" w:hAnsi="Times New Roman" w:cs="Times New Roman"/>
+        </w:rPr>
+        <w:t xml:space="preserve">Layered software architecture of Spot To Go. Screens depend only on the repository interfaces in the layer below; </w:t>
       </w:r>
       <w:r>
         <w:rPr>
           <w:rStyle w:val="VerbatimChar"/>
-        </w:rPr>
-        <w:t xml:space="preserve">RestaurantRepository</w:t>
-      </w:r>
-      <w:r>
-        <w:t xml:space="preserve"> </w:t>
-      </w:r>
-      <w:r>
-        <w:t xml:space="preserve">currently returns an in-memory list, and the dashed box shows where the planned Google Places API client will attach without requiring any change above the repository layer.</w:t>
-      </w:r>
-    </w:p>
-    <w:bookmarkEnd w:id="30"/>
-    <w:bookmarkEnd w:id="31"/>
-    <w:bookmarkStart w:id="36" w:name="data-flow"/>
+          <w:rFonts w:ascii="Times New Roman" w:hAnsi="Times New Roman" w:cs="Times New Roman"/>
+        </w:rPr>
+        <w:t>RestaurantRepository</w:t>
+      </w:r>
+      <w:r>
+        <w:rPr>
+          <w:rFonts w:ascii="Times New Roman" w:hAnsi="Times New Roman" w:cs="Times New Roman"/>
+        </w:rPr>
+        <w:t xml:space="preserve"> currently returns an in-memory list, and the dashed box shows where the planned Google Places API client will attach without requiring any change above the repository layer.</w:t>
+      </w:r>
+    </w:p>
     <w:p>
       <w:pPr>
         <w:pStyle w:val="Heading2"/>
-      </w:pPr>
-      <w:r>
-        <w:t xml:space="preserve">Data Flow</w:t>
+        <w:spacing w:line="360" w:lineRule="auto"/>
+        <w:jc w:val="both"/>
+        <w:rPr>
+          <w:rFonts w:ascii="Times New Roman" w:hAnsi="Times New Roman" w:cs="Times New Roman"/>
+        </w:rPr>
+      </w:pPr>
+      <w:bookmarkStart w:id="16" w:name="data-flow"/>
+      <w:bookmarkEnd w:id="14"/>
+      <w:bookmarkEnd w:id="15"/>
+      <w:r>
+        <w:rPr>
+          <w:rFonts w:ascii="Times New Roman" w:hAnsi="Times New Roman" w:cs="Times New Roman"/>
+        </w:rPr>
+        <w:t>Data Flow</w:t>
       </w:r>
     </w:p>
     <w:p>
       <w:pPr>
         <w:pStyle w:val="FirstParagraph"/>
-      </w:pPr>
-      <w:r>
-        <w:t xml:space="preserve">Figure </w:t>
+        <w:spacing w:line="360" w:lineRule="auto"/>
+        <w:jc w:val="both"/>
+        <w:rPr>
+          <w:rFonts w:ascii="Times New Roman" w:hAnsi="Times New Roman" w:cs="Times New Roman"/>
+        </w:rPr>
+      </w:pPr>
+      <w:r>
+        <w:rPr>
+          <w:rFonts w:ascii="Times New Roman" w:hAnsi="Times New Roman" w:cs="Times New Roman"/>
+        </w:rPr>
+        <w:t>Figure </w:t>
       </w:r>
       <w:hyperlink w:anchor="fig:dfd">
         <w:r>
           <w:rPr>
             <w:rStyle w:val="Hyperlink"/>
+            <w:rFonts w:ascii="Times New Roman" w:hAnsi="Times New Roman" w:cs="Times New Roman"/>
           </w:rPr>
-          <w:t xml:space="preserve">4</w:t>
+          <w:t>4</w:t>
         </w:r>
       </w:hyperlink>
       <w:r>
-        <w:t xml:space="preserve"> </w:t>
-      </w:r>
-      <w:r>
-        <w:t xml:space="preserve">shows the data flow through the application as it is currently implemented. A user first authenticates through Firebase; once signed in, the Home screen leads to the Map, which currently reads from an in-memory restaurant list rather than a live query — this stand-in is discussed further in Section 5.3 and Section 8. Selecting a marker opens the Restaurant Detail screen, from which the user can either watch a video or request directions; both actions hand off to an external app through an Android</w:t>
-      </w:r>
-      <w:r>
-        <w:t xml:space="preserve"> </w:t>
+        <w:rPr>
+          <w:rFonts w:ascii="Times New Roman" w:hAnsi="Times New Roman" w:cs="Times New Roman"/>
+        </w:rPr>
+        <w:t xml:space="preserve"> shows the data flow through the application as it is currently implemented. A user first authenticates through Firebase; once signed in, the Home screen leads to the Map, which currently reads from an in-memory restaurant list rather than a live query — this stand-in is discussed further in Section 5.3 and Section 8. Selecting a marker opens the Restaurant Detail screen, from which the user can either watch a video or request directions; both actions hand off to an external app through an Android </w:t>
       </w:r>
       <w:r>
         <w:rPr>
           <w:rStyle w:val="VerbatimChar"/>
-        </w:rPr>
-        <w:t xml:space="preserve">Intent</w:t>
-      </w:r>
-      <w:r>
-        <w:t xml:space="preserve"> </w:t>
-      </w:r>
-      <w:r>
-        <w:t xml:space="preserve">rather than being handled inside Spot To Go itself.</w:t>
-      </w:r>
-    </w:p>
-    <w:bookmarkStart w:id="35" w:name="fig:dfd"/>
+          <w:rFonts w:ascii="Times New Roman" w:hAnsi="Times New Roman" w:cs="Times New Roman"/>
+        </w:rPr>
+        <w:t>Intent</w:t>
+      </w:r>
+      <w:r>
+        <w:rPr>
+          <w:rFonts w:ascii="Times New Roman" w:hAnsi="Times New Roman" w:cs="Times New Roman"/>
+        </w:rPr>
+        <w:t xml:space="preserve"> rather than being handled inside Spot To Go itself.</w:t>
+      </w:r>
+    </w:p>
     <w:p>
       <w:pPr>
         <w:pStyle w:val="CaptionedFigure"/>
-      </w:pPr>
-      <w:r>
+        <w:spacing w:line="360" w:lineRule="auto"/>
+        <w:jc w:val="both"/>
+        <w:rPr>
+          <w:rFonts w:ascii="Times New Roman" w:hAnsi="Times New Roman" w:cs="Times New Roman"/>
+        </w:rPr>
+      </w:pPr>
+      <w:bookmarkStart w:id="17" w:name="fig:dfd"/>
+      <w:r>
+        <w:rPr>
+          <w:rFonts w:ascii="Times New Roman" w:hAnsi="Times New Roman" w:cs="Times New Roman"/>
+          <w:noProof/>
+          <w:lang w:eastAsia="en-US"/>
+        </w:rPr>
+        <w:lastRenderedPageBreak/>
         <w:drawing>
-          <wp:inline>
+          <wp:inline distT="0" distB="0" distL="0" distR="0">
             <wp:extent cx="5334000" cy="4298820"/>
-            <wp:effectExtent b="0" l="0" r="0" t="0"/>
-            <wp:docPr descr="" title="" id="33" name="Picture"/>
-            <a:graphic>
+            <wp:effectExtent l="0" t="0" r="0" b="0"/>
+            <wp:docPr id="33" name="Picture"/>
+            <wp:cNvGraphicFramePr/>
+            <a:graphic xmlns:a="http://schemas.openxmlformats.org/drawingml/2006/main">
               <a:graphicData uri="http://schemas.openxmlformats.org/drawingml/2006/picture">
-                <pic:pic>
+                <pic:pic xmlns:pic="http://schemas.openxmlformats.org/drawingml/2006/picture">
                   <pic:nvPicPr>
-                    <pic:cNvPr descr="images/diag_dfd.png" id="34" name="Picture"/>
+                    <pic:cNvPr id="34" name="Picture" descr="images/diag_dfd.png"/>
                     <pic:cNvPicPr>
-                      <a:picLocks noChangeArrowheads="1" noChangeAspect="1"/>
+                      <a:picLocks noChangeAspect="1" noChangeArrowheads="1"/>
                     </pic:cNvPicPr>
                   </pic:nvPicPr>
                   <pic:blipFill>
-                    <a:blip r:embed="rId32"/>
+                    <a:blip r:embed="rId8"/>
                     <a:stretch>
                       <a:fillRect/>
                     </a:stretch>
@@ -1074,108 +1595,160 @@
     <w:p>
       <w:pPr>
         <w:pStyle w:val="ImageCaption"/>
-      </w:pPr>
-      <w:r>
-        <w:t xml:space="preserve">Current data flow through Spot To Go. The in-memory restaurant store is a temporary stand-in for the planned Google Places API integration described in Section 8.</w:t>
-      </w:r>
-    </w:p>
-    <w:bookmarkEnd w:id="35"/>
-    <w:bookmarkEnd w:id="36"/>
-    <w:bookmarkEnd w:id="37"/>
-    <w:bookmarkStart w:id="83" w:name="implementation"/>
+        <w:spacing w:line="360" w:lineRule="auto"/>
+        <w:jc w:val="both"/>
+        <w:rPr>
+          <w:rFonts w:ascii="Times New Roman" w:hAnsi="Times New Roman" w:cs="Times New Roman"/>
+        </w:rPr>
+      </w:pPr>
+      <w:r>
+        <w:rPr>
+          <w:rFonts w:ascii="Times New Roman" w:hAnsi="Times New Roman" w:cs="Times New Roman"/>
+        </w:rPr>
+        <w:t>Current data flow through Spot To Go. The in-memory restaurant store is a temporary stand-in for the planned Google Places API integration described in Section 8.</w:t>
+      </w:r>
+    </w:p>
     <w:p>
       <w:pPr>
         <w:pStyle w:val="Heading1"/>
-      </w:pPr>
-      <w:r>
-        <w:t xml:space="preserve">Implementation</w:t>
-      </w:r>
-    </w:p>
-    <w:bookmarkStart w:id="72" w:name="screens"/>
+        <w:spacing w:line="360" w:lineRule="auto"/>
+        <w:jc w:val="both"/>
+        <w:rPr>
+          <w:rFonts w:cs="Times New Roman"/>
+        </w:rPr>
+      </w:pPr>
+      <w:bookmarkStart w:id="18" w:name="implementation"/>
+      <w:bookmarkEnd w:id="10"/>
+      <w:bookmarkEnd w:id="16"/>
+      <w:bookmarkEnd w:id="17"/>
+      <w:r>
+        <w:rPr>
+          <w:rFonts w:cs="Times New Roman"/>
+        </w:rPr>
+        <w:t>Implementation</w:t>
+      </w:r>
+    </w:p>
     <w:p>
       <w:pPr>
         <w:pStyle w:val="Heading2"/>
-      </w:pPr>
-      <w:r>
-        <w:t xml:space="preserve">Screens</w:t>
+        <w:spacing w:line="360" w:lineRule="auto"/>
+        <w:jc w:val="both"/>
+        <w:rPr>
+          <w:rFonts w:ascii="Times New Roman" w:hAnsi="Times New Roman" w:cs="Times New Roman"/>
+        </w:rPr>
+      </w:pPr>
+      <w:bookmarkStart w:id="19" w:name="screens"/>
+      <w:r>
+        <w:rPr>
+          <w:rFonts w:ascii="Times New Roman" w:hAnsi="Times New Roman" w:cs="Times New Roman"/>
+        </w:rPr>
+        <w:t>Screens</w:t>
       </w:r>
     </w:p>
     <w:p>
       <w:pPr>
         <w:pStyle w:val="FirstParagraph"/>
-      </w:pPr>
-      <w:r>
-        <w:t xml:space="preserve">Figure </w:t>
+        <w:spacing w:line="360" w:lineRule="auto"/>
+        <w:jc w:val="both"/>
+        <w:rPr>
+          <w:rFonts w:ascii="Times New Roman" w:hAnsi="Times New Roman" w:cs="Times New Roman"/>
+        </w:rPr>
+      </w:pPr>
+      <w:r>
+        <w:rPr>
+          <w:rFonts w:ascii="Times New Roman" w:hAnsi="Times New Roman" w:cs="Times New Roman"/>
+        </w:rPr>
+        <w:t>Figure </w:t>
       </w:r>
       <w:hyperlink w:anchor="fig:screens">
         <w:r>
           <w:rPr>
             <w:rStyle w:val="Hyperlink"/>
+            <w:rFonts w:ascii="Times New Roman" w:hAnsi="Times New Roman" w:cs="Times New Roman"/>
           </w:rPr>
-          <w:t xml:space="preserve">5</w:t>
+          <w:t>5</w:t>
         </w:r>
       </w:hyperlink>
       <w:r>
-        <w:t xml:space="preserve"> </w:t>
-      </w:r>
-      <w:r>
-        <w:t xml:space="preserve">shows all eleven implemented screens. Every screen is built as a Jetpack Compose function using Material 3 components, styled with a single Deep Orange (</w:t>
+        <w:rPr>
+          <w:rFonts w:ascii="Times New Roman" w:hAnsi="Times New Roman" w:cs="Times New Roman"/>
+        </w:rPr>
+        <w:t xml:space="preserve"> shows all eleven implemented screens. Every screen is built as a Jetpack Compose function using Material 3 components, styled with a single Deep Orange (</w:t>
       </w:r>
       <w:r>
         <w:rPr>
           <w:rStyle w:val="VerbatimChar"/>
-        </w:rPr>
-        <w:t xml:space="preserve">#FF5722</w:t>
-      </w:r>
-      <w:r>
-        <w:t xml:space="preserve">) theme applied consistently across the app.</w:t>
-      </w:r>
-    </w:p>
-    <w:bookmarkStart w:id="71" w:name="fig:screens"/>
+          <w:rFonts w:ascii="Times New Roman" w:hAnsi="Times New Roman" w:cs="Times New Roman"/>
+        </w:rPr>
+        <w:t>#FF5722</w:t>
+      </w:r>
+      <w:r>
+        <w:rPr>
+          <w:rFonts w:ascii="Times New Roman" w:hAnsi="Times New Roman" w:cs="Times New Roman"/>
+        </w:rPr>
+        <w:t>) theme applied consistently across the app.</w:t>
+      </w:r>
+    </w:p>
     <w:tbl>
       <w:tblPr>
-        <w:tblStyle w:val="FigureTable"/>
-        <w:tblW w:type="auto" w:w="0"/>
+        <w:tblStyle w:val="Table"/>
+        <w:tblW w:w="0" w:type="auto"/>
         <w:jc w:val="center"/>
-        <w:tblLook w:firstRow="0" w:lastRow="0" w:firstColumn="0" w:lastColumn="0"/>
+        <w:tblLook w:val="0600" w:firstRow="0" w:lastRow="0" w:firstColumn="0" w:lastColumn="0" w:noHBand="1" w:noVBand="1"/>
       </w:tblPr>
       <w:tblGrid>
-        <w:gridCol w:w="720"/>
-        <w:gridCol w:w="720"/>
-        <w:gridCol w:w="720"/>
-        <w:gridCol w:w="720"/>
-        <w:gridCol w:w="720"/>
-        <w:gridCol w:w="720"/>
-        <w:gridCol w:w="720"/>
-        <w:gridCol w:w="720"/>
-        <w:gridCol w:w="720"/>
-        <w:gridCol w:w="720"/>
-        <w:gridCol w:w="720"/>
+        <w:gridCol w:w="849"/>
+        <w:gridCol w:w="849"/>
+        <w:gridCol w:w="850"/>
+        <w:gridCol w:w="881"/>
+        <w:gridCol w:w="850"/>
+        <w:gridCol w:w="850"/>
+        <w:gridCol w:w="850"/>
+        <w:gridCol w:w="850"/>
+        <w:gridCol w:w="1047"/>
+        <w:gridCol w:w="850"/>
+        <w:gridCol w:w="850"/>
       </w:tblGrid>
       <w:tr>
+        <w:trPr>
+          <w:jc w:val="center"/>
+        </w:trPr>
         <w:tc>
-          <w:tcPr/>
+          <w:tcPr>
+            <w:tcW w:w="0" w:type="auto"/>
+          </w:tcPr>
           <w:p>
             <w:pPr>
-              <w:jc w:val="center"/>
+              <w:spacing w:line="360" w:lineRule="auto"/>
+              <w:jc w:val="both"/>
+              <w:rPr>
+                <w:rFonts w:ascii="Times New Roman" w:hAnsi="Times New Roman" w:cs="Times New Roman"/>
+              </w:rPr>
             </w:pPr>
+            <w:bookmarkStart w:id="20" w:name="fig:screens"/>
             <w:r>
+              <w:rPr>
+                <w:rFonts w:ascii="Times New Roman" w:hAnsi="Times New Roman" w:cs="Times New Roman"/>
+                <w:noProof/>
+                <w:lang w:eastAsia="en-US"/>
+              </w:rPr>
               <w:drawing>
-                <wp:inline>
+                <wp:inline distT="0" distB="0" distL="0" distR="0">
                   <wp:extent cx="484680" cy="1050140"/>
-                  <wp:effectExtent b="0" l="0" r="0" t="0"/>
-                  <wp:docPr descr="image" title="" id="39" name="Picture"/>
-                  <a:graphic>
+                  <wp:effectExtent l="0" t="0" r="0" b="0"/>
+                  <wp:docPr id="39" name="Picture" descr="image"/>
+                  <wp:cNvGraphicFramePr/>
+                  <a:graphic xmlns:a="http://schemas.openxmlformats.org/drawingml/2006/main">
                     <a:graphicData uri="http://schemas.openxmlformats.org/drawingml/2006/picture">
-                      <pic:pic>
+                      <pic:pic xmlns:pic="http://schemas.openxmlformats.org/drawingml/2006/picture">
                         <pic:nvPicPr>
-                          <pic:cNvPr descr="images/splash screen.jpeg" id="40" name="Picture"/>
+                          <pic:cNvPr id="40" name="Picture" descr="images/splash screen.jpeg"/>
                           <pic:cNvPicPr>
-                            <a:picLocks noChangeArrowheads="1" noChangeAspect="1"/>
+                            <a:picLocks noChangeAspect="1" noChangeArrowheads="1"/>
                           </pic:cNvPicPr>
                         </pic:nvPicPr>
                         <pic:blipFill>
-                          <a:blip r:embed="rId38"/>
+                          <a:blip r:embed="rId9"/>
                           <a:stretch>
                             <a:fillRect/>
                           </a:stretch>
@@ -1202,36 +1775,51 @@
               </w:drawing>
             </w:r>
             <w:r>
+              <w:rPr>
+                <w:rFonts w:ascii="Times New Roman" w:hAnsi="Times New Roman" w:cs="Times New Roman"/>
+              </w:rPr>
+              <w:lastRenderedPageBreak/>
               <w:br/>
-            </w:r>
-            <w:r>
-              <w:t xml:space="preserve">Splash</w:t>
+              <w:t>Splash</w:t>
             </w:r>
           </w:p>
         </w:tc>
         <w:tc>
-          <w:tcPr/>
+          <w:tcPr>
+            <w:tcW w:w="0" w:type="auto"/>
+          </w:tcPr>
           <w:p>
             <w:pPr>
-              <w:jc w:val="center"/>
+              <w:spacing w:line="360" w:lineRule="auto"/>
+              <w:jc w:val="both"/>
+              <w:rPr>
+                <w:rFonts w:ascii="Times New Roman" w:hAnsi="Times New Roman" w:cs="Times New Roman"/>
+              </w:rPr>
             </w:pPr>
             <w:r>
+              <w:rPr>
+                <w:rFonts w:ascii="Times New Roman" w:hAnsi="Times New Roman" w:cs="Times New Roman"/>
+                <w:noProof/>
+                <w:lang w:eastAsia="en-US"/>
+              </w:rPr>
+              <w:lastRenderedPageBreak/>
               <w:drawing>
-                <wp:inline>
+                <wp:inline distT="0" distB="0" distL="0" distR="0">
                   <wp:extent cx="484680" cy="1050140"/>
-                  <wp:effectExtent b="0" l="0" r="0" t="0"/>
-                  <wp:docPr descr="image" title="" id="42" name="Picture"/>
-                  <a:graphic>
+                  <wp:effectExtent l="0" t="0" r="0" b="0"/>
+                  <wp:docPr id="42" name="Picture" descr="image"/>
+                  <wp:cNvGraphicFramePr/>
+                  <a:graphic xmlns:a="http://schemas.openxmlformats.org/drawingml/2006/main">
                     <a:graphicData uri="http://schemas.openxmlformats.org/drawingml/2006/picture">
-                      <pic:pic>
+                      <pic:pic xmlns:pic="http://schemas.openxmlformats.org/drawingml/2006/picture">
                         <pic:nvPicPr>
-                          <pic:cNvPr descr="images/home page.jpeg" id="43" name="Picture"/>
+                          <pic:cNvPr id="43" name="Picture" descr="images/home page.jpeg"/>
                           <pic:cNvPicPr>
-                            <a:picLocks noChangeArrowheads="1" noChangeAspect="1"/>
+                            <a:picLocks noChangeAspect="1" noChangeArrowheads="1"/>
                           </pic:cNvPicPr>
                         </pic:nvPicPr>
                         <pic:blipFill>
-                          <a:blip r:embed="rId41"/>
+                          <a:blip r:embed="rId10"/>
                           <a:stretch>
                             <a:fillRect/>
                           </a:stretch>
@@ -1258,36 +1846,51 @@
               </w:drawing>
             </w:r>
             <w:r>
+              <w:rPr>
+                <w:rFonts w:ascii="Times New Roman" w:hAnsi="Times New Roman" w:cs="Times New Roman"/>
+              </w:rPr>
+              <w:lastRenderedPageBreak/>
               <w:br/>
-            </w:r>
-            <w:r>
-              <w:t xml:space="preserve">Home</w:t>
+              <w:t>Home</w:t>
             </w:r>
           </w:p>
         </w:tc>
         <w:tc>
-          <w:tcPr/>
+          <w:tcPr>
+            <w:tcW w:w="0" w:type="auto"/>
+          </w:tcPr>
           <w:p>
             <w:pPr>
-              <w:jc w:val="center"/>
+              <w:spacing w:line="360" w:lineRule="auto"/>
+              <w:jc w:val="both"/>
+              <w:rPr>
+                <w:rFonts w:ascii="Times New Roman" w:hAnsi="Times New Roman" w:cs="Times New Roman"/>
+              </w:rPr>
             </w:pPr>
             <w:r>
+              <w:rPr>
+                <w:rFonts w:ascii="Times New Roman" w:hAnsi="Times New Roman" w:cs="Times New Roman"/>
+                <w:noProof/>
+                <w:lang w:eastAsia="en-US"/>
+              </w:rPr>
+              <w:lastRenderedPageBreak/>
               <w:drawing>
-                <wp:inline>
+                <wp:inline distT="0" distB="0" distL="0" distR="0">
                   <wp:extent cx="484680" cy="1050140"/>
-                  <wp:effectExtent b="0" l="0" r="0" t="0"/>
-                  <wp:docPr descr="image" title="" id="45" name="Picture"/>
-                  <a:graphic>
+                  <wp:effectExtent l="0" t="0" r="0" b="0"/>
+                  <wp:docPr id="45" name="Picture" descr="image"/>
+                  <wp:cNvGraphicFramePr/>
+                  <a:graphic xmlns:a="http://schemas.openxmlformats.org/drawingml/2006/main">
                     <a:graphicData uri="http://schemas.openxmlformats.org/drawingml/2006/picture">
-                      <pic:pic>
+                      <pic:pic xmlns:pic="http://schemas.openxmlformats.org/drawingml/2006/picture">
                         <pic:nvPicPr>
-                          <pic:cNvPr descr="images/login page.jpeg" id="46" name="Picture"/>
+                          <pic:cNvPr id="46" name="Picture" descr="images/login page.jpeg"/>
                           <pic:cNvPicPr>
-                            <a:picLocks noChangeArrowheads="1" noChangeAspect="1"/>
+                            <a:picLocks noChangeAspect="1" noChangeArrowheads="1"/>
                           </pic:cNvPicPr>
                         </pic:nvPicPr>
                         <pic:blipFill>
-                          <a:blip r:embed="rId44"/>
+                          <a:blip r:embed="rId11"/>
                           <a:stretch>
                             <a:fillRect/>
                           </a:stretch>
@@ -1314,36 +1917,51 @@
               </w:drawing>
             </w:r>
             <w:r>
+              <w:rPr>
+                <w:rFonts w:ascii="Times New Roman" w:hAnsi="Times New Roman" w:cs="Times New Roman"/>
+              </w:rPr>
+              <w:lastRenderedPageBreak/>
               <w:br/>
-            </w:r>
-            <w:r>
-              <w:t xml:space="preserve">Login</w:t>
+              <w:t>Login</w:t>
             </w:r>
           </w:p>
         </w:tc>
         <w:tc>
-          <w:tcPr/>
+          <w:tcPr>
+            <w:tcW w:w="0" w:type="auto"/>
+          </w:tcPr>
           <w:p>
             <w:pPr>
-              <w:jc w:val="center"/>
+              <w:spacing w:line="360" w:lineRule="auto"/>
+              <w:jc w:val="both"/>
+              <w:rPr>
+                <w:rFonts w:ascii="Times New Roman" w:hAnsi="Times New Roman" w:cs="Times New Roman"/>
+              </w:rPr>
             </w:pPr>
             <w:r>
+              <w:rPr>
+                <w:rFonts w:ascii="Times New Roman" w:hAnsi="Times New Roman" w:cs="Times New Roman"/>
+                <w:noProof/>
+                <w:lang w:eastAsia="en-US"/>
+              </w:rPr>
+              <w:lastRenderedPageBreak/>
               <w:drawing>
-                <wp:inline>
+                <wp:inline distT="0" distB="0" distL="0" distR="0">
                   <wp:extent cx="484680" cy="1050796"/>
-                  <wp:effectExtent b="0" l="0" r="0" t="0"/>
-                  <wp:docPr descr="image" title="" id="48" name="Picture"/>
-                  <a:graphic>
+                  <wp:effectExtent l="0" t="0" r="0" b="0"/>
+                  <wp:docPr id="48" name="Picture" descr="image"/>
+                  <wp:cNvGraphicFramePr/>
+                  <a:graphic xmlns:a="http://schemas.openxmlformats.org/drawingml/2006/main">
                     <a:graphicData uri="http://schemas.openxmlformats.org/drawingml/2006/picture">
-                      <pic:pic>
+                      <pic:pic xmlns:pic="http://schemas.openxmlformats.org/drawingml/2006/picture">
                         <pic:nvPicPr>
-                          <pic:cNvPr descr="images/registration page.jpeg" id="49" name="Picture"/>
+                          <pic:cNvPr id="49" name="Picture" descr="images/registration page.jpeg"/>
                           <pic:cNvPicPr>
-                            <a:picLocks noChangeArrowheads="1" noChangeAspect="1"/>
+                            <a:picLocks noChangeAspect="1" noChangeArrowheads="1"/>
                           </pic:cNvPicPr>
                         </pic:nvPicPr>
                         <pic:blipFill>
-                          <a:blip r:embed="rId47"/>
+                          <a:blip r:embed="rId12"/>
                           <a:stretch>
                             <a:fillRect/>
                           </a:stretch>
@@ -1370,36 +1988,51 @@
               </w:drawing>
             </w:r>
             <w:r>
+              <w:rPr>
+                <w:rFonts w:ascii="Times New Roman" w:hAnsi="Times New Roman" w:cs="Times New Roman"/>
+              </w:rPr>
+              <w:lastRenderedPageBreak/>
               <w:br/>
-            </w:r>
-            <w:r>
-              <w:t xml:space="preserve">Register</w:t>
+              <w:t>Register</w:t>
             </w:r>
           </w:p>
         </w:tc>
         <w:tc>
-          <w:tcPr/>
+          <w:tcPr>
+            <w:tcW w:w="0" w:type="auto"/>
+          </w:tcPr>
           <w:p>
             <w:pPr>
-              <w:jc w:val="center"/>
+              <w:spacing w:line="360" w:lineRule="auto"/>
+              <w:jc w:val="both"/>
+              <w:rPr>
+                <w:rFonts w:ascii="Times New Roman" w:hAnsi="Times New Roman" w:cs="Times New Roman"/>
+              </w:rPr>
             </w:pPr>
             <w:r>
+              <w:rPr>
+                <w:rFonts w:ascii="Times New Roman" w:hAnsi="Times New Roman" w:cs="Times New Roman"/>
+                <w:noProof/>
+                <w:lang w:eastAsia="en-US"/>
+              </w:rPr>
+              <w:lastRenderedPageBreak/>
               <w:drawing>
-                <wp:inline>
+                <wp:inline distT="0" distB="0" distL="0" distR="0">
                   <wp:extent cx="484680" cy="1050796"/>
-                  <wp:effectExtent b="0" l="0" r="0" t="0"/>
-                  <wp:docPr descr="image" title="" id="51" name="Picture"/>
-                  <a:graphic>
+                  <wp:effectExtent l="0" t="0" r="0" b="0"/>
+                  <wp:docPr id="51" name="Picture" descr="image"/>
+                  <wp:cNvGraphicFramePr/>
+                  <a:graphic xmlns:a="http://schemas.openxmlformats.org/drawingml/2006/main">
                     <a:graphicData uri="http://schemas.openxmlformats.org/drawingml/2006/picture">
-                      <pic:pic>
+                      <pic:pic xmlns:pic="http://schemas.openxmlformats.org/drawingml/2006/picture">
                         <pic:nvPicPr>
-                          <pic:cNvPr descr="images/map page.jpeg" id="52" name="Picture"/>
+                          <pic:cNvPr id="52" name="Picture" descr="images/map page.jpeg"/>
                           <pic:cNvPicPr>
-                            <a:picLocks noChangeArrowheads="1" noChangeAspect="1"/>
+                            <a:picLocks noChangeAspect="1" noChangeArrowheads="1"/>
                           </pic:cNvPicPr>
                         </pic:nvPicPr>
                         <pic:blipFill>
-                          <a:blip r:embed="rId50"/>
+                          <a:blip r:embed="rId13"/>
                           <a:stretch>
                             <a:fillRect/>
                           </a:stretch>
@@ -1426,36 +2059,51 @@
               </w:drawing>
             </w:r>
             <w:r>
+              <w:rPr>
+                <w:rFonts w:ascii="Times New Roman" w:hAnsi="Times New Roman" w:cs="Times New Roman"/>
+              </w:rPr>
+              <w:lastRenderedPageBreak/>
               <w:br/>
-            </w:r>
-            <w:r>
-              <w:t xml:space="preserve">Map</w:t>
+              <w:t>Map</w:t>
             </w:r>
           </w:p>
         </w:tc>
         <w:tc>
-          <w:tcPr/>
+          <w:tcPr>
+            <w:tcW w:w="0" w:type="auto"/>
+          </w:tcPr>
           <w:p>
             <w:pPr>
-              <w:jc w:val="center"/>
+              <w:spacing w:line="360" w:lineRule="auto"/>
+              <w:jc w:val="both"/>
+              <w:rPr>
+                <w:rFonts w:ascii="Times New Roman" w:hAnsi="Times New Roman" w:cs="Times New Roman"/>
+              </w:rPr>
             </w:pPr>
             <w:r>
+              <w:rPr>
+                <w:rFonts w:ascii="Times New Roman" w:hAnsi="Times New Roman" w:cs="Times New Roman"/>
+                <w:noProof/>
+                <w:lang w:eastAsia="en-US"/>
+              </w:rPr>
+              <w:lastRenderedPageBreak/>
               <w:drawing>
-                <wp:inline>
+                <wp:inline distT="0" distB="0" distL="0" distR="0">
                   <wp:extent cx="484680" cy="1050140"/>
-                  <wp:effectExtent b="0" l="0" r="0" t="0"/>
-                  <wp:docPr descr="image" title="" id="54" name="Picture"/>
-                  <a:graphic>
+                  <wp:effectExtent l="0" t="0" r="0" b="0"/>
+                  <wp:docPr id="54" name="Picture" descr="image"/>
+                  <wp:cNvGraphicFramePr/>
+                  <a:graphic xmlns:a="http://schemas.openxmlformats.org/drawingml/2006/main">
                     <a:graphicData uri="http://schemas.openxmlformats.org/drawingml/2006/picture">
-                      <pic:pic>
+                      <pic:pic xmlns:pic="http://schemas.openxmlformats.org/drawingml/2006/picture">
                         <pic:nvPicPr>
-                          <pic:cNvPr descr="images/hotel review page.jpeg" id="55" name="Picture"/>
+                          <pic:cNvPr id="55" name="Picture" descr="images/hotel review page.jpeg"/>
                           <pic:cNvPicPr>
-                            <a:picLocks noChangeArrowheads="1" noChangeAspect="1"/>
+                            <a:picLocks noChangeAspect="1" noChangeArrowheads="1"/>
                           </pic:cNvPicPr>
                         </pic:nvPicPr>
                         <pic:blipFill>
-                          <a:blip r:embed="rId53"/>
+                          <a:blip r:embed="rId14"/>
                           <a:stretch>
                             <a:fillRect/>
                           </a:stretch>
@@ -1482,36 +2130,51 @@
               </w:drawing>
             </w:r>
             <w:r>
+              <w:rPr>
+                <w:rFonts w:ascii="Times New Roman" w:hAnsi="Times New Roman" w:cs="Times New Roman"/>
+              </w:rPr>
+              <w:lastRenderedPageBreak/>
               <w:br/>
-            </w:r>
-            <w:r>
-              <w:t xml:space="preserve">Detail</w:t>
+              <w:t>Detail</w:t>
             </w:r>
           </w:p>
         </w:tc>
         <w:tc>
-          <w:tcPr/>
+          <w:tcPr>
+            <w:tcW w:w="0" w:type="auto"/>
+          </w:tcPr>
           <w:p>
             <w:pPr>
-              <w:jc w:val="center"/>
+              <w:spacing w:line="360" w:lineRule="auto"/>
+              <w:jc w:val="both"/>
+              <w:rPr>
+                <w:rFonts w:ascii="Times New Roman" w:hAnsi="Times New Roman" w:cs="Times New Roman"/>
+              </w:rPr>
             </w:pPr>
             <w:r>
+              <w:rPr>
+                <w:rFonts w:ascii="Times New Roman" w:hAnsi="Times New Roman" w:cs="Times New Roman"/>
+                <w:noProof/>
+                <w:lang w:eastAsia="en-US"/>
+              </w:rPr>
+              <w:lastRenderedPageBreak/>
               <w:drawing>
-                <wp:inline>
+                <wp:inline distT="0" distB="0" distL="0" distR="0">
                   <wp:extent cx="484680" cy="1050140"/>
-                  <wp:effectExtent b="0" l="0" r="0" t="0"/>
-                  <wp:docPr descr="image" title="" id="57" name="Picture"/>
-                  <a:graphic>
+                  <wp:effectExtent l="0" t="0" r="0" b="0"/>
+                  <wp:docPr id="57" name="Picture" descr="image"/>
+                  <wp:cNvGraphicFramePr/>
+                  <a:graphic xmlns:a="http://schemas.openxmlformats.org/drawingml/2006/main">
                     <a:graphicData uri="http://schemas.openxmlformats.org/drawingml/2006/picture">
-                      <pic:pic>
+                      <pic:pic xmlns:pic="http://schemas.openxmlformats.org/drawingml/2006/picture">
                         <pic:nvPicPr>
-                          <pic:cNvPr descr="images/watch video page.jpeg" id="58" name="Picture"/>
+                          <pic:cNvPr id="58" name="Picture" descr="images/watch video page.jpeg"/>
                           <pic:cNvPicPr>
-                            <a:picLocks noChangeArrowheads="1" noChangeAspect="1"/>
+                            <a:picLocks noChangeAspect="1" noChangeArrowheads="1"/>
                           </pic:cNvPicPr>
                         </pic:nvPicPr>
                         <pic:blipFill>
-                          <a:blip r:embed="rId56"/>
+                          <a:blip r:embed="rId15"/>
                           <a:stretch>
                             <a:fillRect/>
                           </a:stretch>
@@ -1538,36 +2201,51 @@
               </w:drawing>
             </w:r>
             <w:r>
+              <w:rPr>
+                <w:rFonts w:ascii="Times New Roman" w:hAnsi="Times New Roman" w:cs="Times New Roman"/>
+              </w:rPr>
+              <w:lastRenderedPageBreak/>
               <w:br/>
-            </w:r>
-            <w:r>
-              <w:t xml:space="preserve">Video</w:t>
+              <w:t>Video</w:t>
             </w:r>
           </w:p>
         </w:tc>
         <w:tc>
-          <w:tcPr/>
+          <w:tcPr>
+            <w:tcW w:w="0" w:type="auto"/>
+          </w:tcPr>
           <w:p>
             <w:pPr>
-              <w:jc w:val="center"/>
+              <w:spacing w:line="360" w:lineRule="auto"/>
+              <w:jc w:val="both"/>
+              <w:rPr>
+                <w:rFonts w:ascii="Times New Roman" w:hAnsi="Times New Roman" w:cs="Times New Roman"/>
+              </w:rPr>
             </w:pPr>
             <w:r>
+              <w:rPr>
+                <w:rFonts w:ascii="Times New Roman" w:hAnsi="Times New Roman" w:cs="Times New Roman"/>
+                <w:noProof/>
+                <w:lang w:eastAsia="en-US"/>
+              </w:rPr>
+              <w:lastRenderedPageBreak/>
               <w:drawing>
-                <wp:inline>
+                <wp:inline distT="0" distB="0" distL="0" distR="0">
                   <wp:extent cx="484680" cy="1050140"/>
-                  <wp:effectExtent b="0" l="0" r="0" t="0"/>
-                  <wp:docPr descr="image" title="" id="60" name="Picture"/>
-                  <a:graphic>
+                  <wp:effectExtent l="0" t="0" r="0" b="0"/>
+                  <wp:docPr id="60" name="Picture" descr="image"/>
+                  <wp:cNvGraphicFramePr/>
+                  <a:graphic xmlns:a="http://schemas.openxmlformats.org/drawingml/2006/main">
                     <a:graphicData uri="http://schemas.openxmlformats.org/drawingml/2006/picture">
-                      <pic:pic>
+                      <pic:pic xmlns:pic="http://schemas.openxmlformats.org/drawingml/2006/picture">
                         <pic:nvPicPr>
-                          <pic:cNvPr descr="images/tiktok launch page.jpeg" id="61" name="Picture"/>
+                          <pic:cNvPr id="61" name="Picture" descr="images/tiktok launch page.jpeg"/>
                           <pic:cNvPicPr>
-                            <a:picLocks noChangeArrowheads="1" noChangeAspect="1"/>
+                            <a:picLocks noChangeAspect="1" noChangeArrowheads="1"/>
                           </pic:cNvPicPr>
                         </pic:nvPicPr>
                         <pic:blipFill>
-                          <a:blip r:embed="rId59"/>
+                          <a:blip r:embed="rId16"/>
                           <a:stretch>
                             <a:fillRect/>
                           </a:stretch>
@@ -1594,36 +2272,51 @@
               </w:drawing>
             </w:r>
             <w:r>
+              <w:rPr>
+                <w:rFonts w:ascii="Times New Roman" w:hAnsi="Times New Roman" w:cs="Times New Roman"/>
+              </w:rPr>
+              <w:lastRenderedPageBreak/>
               <w:br/>
-            </w:r>
-            <w:r>
-              <w:t xml:space="preserve">TikTok Link</w:t>
+              <w:t>TikTok Link</w:t>
             </w:r>
           </w:p>
         </w:tc>
         <w:tc>
-          <w:tcPr/>
+          <w:tcPr>
+            <w:tcW w:w="0" w:type="auto"/>
+          </w:tcPr>
           <w:p>
             <w:pPr>
-              <w:jc w:val="center"/>
+              <w:spacing w:line="360" w:lineRule="auto"/>
+              <w:jc w:val="both"/>
+              <w:rPr>
+                <w:rFonts w:ascii="Times New Roman" w:hAnsi="Times New Roman" w:cs="Times New Roman"/>
+              </w:rPr>
             </w:pPr>
             <w:r>
+              <w:rPr>
+                <w:rFonts w:ascii="Times New Roman" w:hAnsi="Times New Roman" w:cs="Times New Roman"/>
+                <w:noProof/>
+                <w:lang w:eastAsia="en-US"/>
+              </w:rPr>
+              <w:lastRenderedPageBreak/>
               <w:drawing>
-                <wp:inline>
+                <wp:inline distT="0" distB="0" distL="0" distR="0">
                   <wp:extent cx="484680" cy="1050796"/>
-                  <wp:effectExtent b="0" l="0" r="0" t="0"/>
-                  <wp:docPr descr="image" title="" id="63" name="Picture"/>
-                  <a:graphic>
+                  <wp:effectExtent l="0" t="0" r="0" b="0"/>
+                  <wp:docPr id="63" name="Picture" descr="image"/>
+                  <wp:cNvGraphicFramePr/>
+                  <a:graphic xmlns:a="http://schemas.openxmlformats.org/drawingml/2006/main">
                     <a:graphicData uri="http://schemas.openxmlformats.org/drawingml/2006/picture">
-                      <pic:pic>
+                      <pic:pic xmlns:pic="http://schemas.openxmlformats.org/drawingml/2006/picture">
                         <pic:nvPicPr>
-                          <pic:cNvPr descr="images/direction screen.jpeg" id="64" name="Picture"/>
+                          <pic:cNvPr id="64" name="Picture" descr="images/direction screen.jpeg"/>
                           <pic:cNvPicPr>
-                            <a:picLocks noChangeArrowheads="1" noChangeAspect="1"/>
+                            <a:picLocks noChangeAspect="1" noChangeArrowheads="1"/>
                           </pic:cNvPicPr>
                         </pic:nvPicPr>
                         <pic:blipFill>
-                          <a:blip r:embed="rId62"/>
+                          <a:blip r:embed="rId17"/>
                           <a:stretch>
                             <a:fillRect/>
                           </a:stretch>
@@ -1650,36 +2343,56 @@
               </w:drawing>
             </w:r>
             <w:r>
+              <w:rPr>
+                <w:rFonts w:ascii="Times New Roman" w:hAnsi="Times New Roman" w:cs="Times New Roman"/>
+              </w:rPr>
               <w:br/>
             </w:r>
             <w:r>
-              <w:t xml:space="preserve">Directions</w:t>
+              <w:rPr>
+                <w:rFonts w:ascii="Times New Roman" w:hAnsi="Times New Roman" w:cs="Times New Roman"/>
+              </w:rPr>
+              <w:lastRenderedPageBreak/>
+              <w:t>Directions</w:t>
             </w:r>
           </w:p>
         </w:tc>
         <w:tc>
-          <w:tcPr/>
+          <w:tcPr>
+            <w:tcW w:w="0" w:type="auto"/>
+          </w:tcPr>
           <w:p>
             <w:pPr>
-              <w:jc w:val="center"/>
+              <w:spacing w:line="360" w:lineRule="auto"/>
+              <w:jc w:val="both"/>
+              <w:rPr>
+                <w:rFonts w:ascii="Times New Roman" w:hAnsi="Times New Roman" w:cs="Times New Roman"/>
+              </w:rPr>
             </w:pPr>
             <w:r>
+              <w:rPr>
+                <w:rFonts w:ascii="Times New Roman" w:hAnsi="Times New Roman" w:cs="Times New Roman"/>
+                <w:noProof/>
+                <w:lang w:eastAsia="en-US"/>
+              </w:rPr>
+              <w:lastRenderedPageBreak/>
               <w:drawing>
-                <wp:inline>
+                <wp:inline distT="0" distB="0" distL="0" distR="0">
                   <wp:extent cx="484680" cy="1050140"/>
-                  <wp:effectExtent b="0" l="0" r="0" t="0"/>
-                  <wp:docPr descr="image" title="" id="66" name="Picture"/>
-                  <a:graphic>
+                  <wp:effectExtent l="0" t="0" r="0" b="0"/>
+                  <wp:docPr id="66" name="Picture" descr="image"/>
+                  <wp:cNvGraphicFramePr/>
+                  <a:graphic xmlns:a="http://schemas.openxmlformats.org/drawingml/2006/main">
                     <a:graphicData uri="http://schemas.openxmlformats.org/drawingml/2006/picture">
-                      <pic:pic>
+                      <pic:pic xmlns:pic="http://schemas.openxmlformats.org/drawingml/2006/picture">
                         <pic:nvPicPr>
-                          <pic:cNvPr descr="images/contact us page.jpeg" id="67" name="Picture"/>
+                          <pic:cNvPr id="67" name="Picture" descr="images/contact us page.jpeg"/>
                           <pic:cNvPicPr>
-                            <a:picLocks noChangeArrowheads="1" noChangeAspect="1"/>
+                            <a:picLocks noChangeAspect="1" noChangeArrowheads="1"/>
                           </pic:cNvPicPr>
                         </pic:nvPicPr>
                         <pic:blipFill>
-                          <a:blip r:embed="rId65"/>
+                          <a:blip r:embed="rId18"/>
                           <a:stretch>
                             <a:fillRect/>
                           </a:stretch>
@@ -1706,36 +2419,51 @@
               </w:drawing>
             </w:r>
             <w:r>
+              <w:rPr>
+                <w:rFonts w:ascii="Times New Roman" w:hAnsi="Times New Roman" w:cs="Times New Roman"/>
+              </w:rPr>
+              <w:lastRenderedPageBreak/>
               <w:br/>
-            </w:r>
-            <w:r>
-              <w:t xml:space="preserve">Contact Us</w:t>
+              <w:t>Contact Us</w:t>
             </w:r>
           </w:p>
         </w:tc>
         <w:tc>
-          <w:tcPr/>
+          <w:tcPr>
+            <w:tcW w:w="0" w:type="auto"/>
+          </w:tcPr>
           <w:p>
             <w:pPr>
-              <w:jc w:val="center"/>
+              <w:spacing w:line="360" w:lineRule="auto"/>
+              <w:jc w:val="both"/>
+              <w:rPr>
+                <w:rFonts w:ascii="Times New Roman" w:hAnsi="Times New Roman" w:cs="Times New Roman"/>
+              </w:rPr>
             </w:pPr>
             <w:r>
+              <w:rPr>
+                <w:rFonts w:ascii="Times New Roman" w:hAnsi="Times New Roman" w:cs="Times New Roman"/>
+                <w:noProof/>
+                <w:lang w:eastAsia="en-US"/>
+              </w:rPr>
+              <w:lastRenderedPageBreak/>
               <w:drawing>
-                <wp:inline>
+                <wp:inline distT="0" distB="0" distL="0" distR="0">
                   <wp:extent cx="484680" cy="1050796"/>
-                  <wp:effectExtent b="0" l="0" r="0" t="0"/>
-                  <wp:docPr descr="image" title="" id="69" name="Picture"/>
-                  <a:graphic>
+                  <wp:effectExtent l="0" t="0" r="0" b="0"/>
+                  <wp:docPr id="69" name="Picture" descr="image"/>
+                  <wp:cNvGraphicFramePr/>
+                  <a:graphic xmlns:a="http://schemas.openxmlformats.org/drawingml/2006/main">
                     <a:graphicData uri="http://schemas.openxmlformats.org/drawingml/2006/picture">
-                      <pic:pic>
+                      <pic:pic xmlns:pic="http://schemas.openxmlformats.org/drawingml/2006/picture">
                         <pic:nvPicPr>
-                          <pic:cNvPr descr="images/privacy page.jpeg" id="70" name="Picture"/>
+                          <pic:cNvPr id="70" name="Picture" descr="images/privacy page.jpeg"/>
                           <pic:cNvPicPr>
-                            <a:picLocks noChangeArrowheads="1" noChangeAspect="1"/>
+                            <a:picLocks noChangeAspect="1" noChangeArrowheads="1"/>
                           </pic:cNvPicPr>
                         </pic:nvPicPr>
                         <pic:blipFill>
-                          <a:blip r:embed="rId68"/>
+                          <a:blip r:embed="rId19"/>
                           <a:stretch>
                             <a:fillRect/>
                           </a:stretch>
@@ -1762,10 +2490,12 @@
               </w:drawing>
             </w:r>
             <w:r>
+              <w:rPr>
+                <w:rFonts w:ascii="Times New Roman" w:hAnsi="Times New Roman" w:cs="Times New Roman"/>
+              </w:rPr>
+              <w:lastRenderedPageBreak/>
               <w:br/>
-            </w:r>
-            <w:r>
-              <w:t xml:space="preserve">Privacy Policy</w:t>
+              <w:t>Privacy Policy</w:t>
             </w:r>
           </w:p>
         </w:tc>
@@ -1774,346 +2504,439 @@
     <w:p>
       <w:pPr>
         <w:pStyle w:val="ImageCaption"/>
-      </w:pPr>
-      <w:r>
-        <w:t xml:space="preserve">All eleven implemented screens, matching the flow shown in Figure </w:t>
+        <w:spacing w:line="360" w:lineRule="auto"/>
+        <w:jc w:val="both"/>
+        <w:rPr>
+          <w:rFonts w:ascii="Times New Roman" w:hAnsi="Times New Roman" w:cs="Times New Roman"/>
+        </w:rPr>
+      </w:pPr>
+      <w:r>
+        <w:rPr>
+          <w:rFonts w:ascii="Times New Roman" w:hAnsi="Times New Roman" w:cs="Times New Roman"/>
+        </w:rPr>
+        <w:lastRenderedPageBreak/>
+        <w:t>All eleven implemented screens, matching the flow shown in Figure </w:t>
       </w:r>
       <w:hyperlink w:anchor="fig:prototype">
         <w:r>
           <w:rPr>
             <w:rStyle w:val="Hyperlink"/>
+            <w:rFonts w:ascii="Times New Roman" w:hAnsi="Times New Roman" w:cs="Times New Roman"/>
           </w:rPr>
-          <w:t xml:space="preserve">1</w:t>
+          <w:t>1</w:t>
         </w:r>
       </w:hyperlink>
       <w:r>
-        <w:t xml:space="preserve">.</w:t>
-      </w:r>
-    </w:p>
-    <w:bookmarkEnd w:id="71"/>
-    <w:bookmarkEnd w:id="72"/>
-    <w:bookmarkStart w:id="73" w:name="location-and-mapping"/>
+        <w:rPr>
+          <w:rFonts w:ascii="Times New Roman" w:hAnsi="Times New Roman" w:cs="Times New Roman"/>
+        </w:rPr>
+        <w:t>.</w:t>
+      </w:r>
+    </w:p>
     <w:p>
       <w:pPr>
         <w:pStyle w:val="Heading2"/>
-      </w:pPr>
-      <w:r>
-        <w:t xml:space="preserve">Location and Mapping</w:t>
+        <w:spacing w:line="360" w:lineRule="auto"/>
+        <w:jc w:val="both"/>
+        <w:rPr>
+          <w:rFonts w:ascii="Times New Roman" w:hAnsi="Times New Roman" w:cs="Times New Roman"/>
+        </w:rPr>
+      </w:pPr>
+      <w:bookmarkStart w:id="21" w:name="location-and-mapping"/>
+      <w:bookmarkEnd w:id="19"/>
+      <w:bookmarkEnd w:id="20"/>
+      <w:r>
+        <w:rPr>
+          <w:rFonts w:ascii="Times New Roman" w:hAnsi="Times New Roman" w:cs="Times New Roman"/>
+        </w:rPr>
+        <w:t>Location and Mapping</w:t>
       </w:r>
     </w:p>
     <w:p>
       <w:pPr>
         <w:pStyle w:val="FirstParagraph"/>
-      </w:pPr>
-      <w:r>
-        <w:t xml:space="preserve">The Map screen uses the Fused Location Provider (</w:t>
+        <w:spacing w:line="360" w:lineRule="auto"/>
+        <w:jc w:val="both"/>
+        <w:rPr>
+          <w:rFonts w:ascii="Times New Roman" w:hAnsi="Times New Roman" w:cs="Times New Roman"/>
+        </w:rPr>
+      </w:pPr>
+      <w:r>
+        <w:rPr>
+          <w:rFonts w:ascii="Times New Roman" w:hAnsi="Times New Roman" w:cs="Times New Roman"/>
+        </w:rPr>
+        <w:t>The Map screen uses the Fused Location Provider (</w:t>
       </w:r>
       <w:r>
         <w:rPr>
           <w:rStyle w:val="VerbatimChar"/>
-        </w:rPr>
-        <w:t xml:space="preserve">FusedLocationProviderClient</w:t>
-      </w:r>
-      <w:r>
-        <w:t xml:space="preserve">) to read the device’s last known location, after requesting the</w:t>
-      </w:r>
-      <w:r>
-        <w:t xml:space="preserve"> </w:t>
+          <w:rFonts w:ascii="Times New Roman" w:hAnsi="Times New Roman" w:cs="Times New Roman"/>
+        </w:rPr>
+        <w:t>FusedLocationProviderClient</w:t>
+      </w:r>
+      <w:r>
+        <w:rPr>
+          <w:rFonts w:ascii="Times New Roman" w:hAnsi="Times New Roman" w:cs="Times New Roman"/>
+        </w:rPr>
+        <w:t xml:space="preserve">) to read the device’s last known location, after requesting the </w:t>
       </w:r>
       <w:r>
         <w:rPr>
           <w:rStyle w:val="VerbatimChar"/>
-        </w:rPr>
-        <w:t xml:space="preserve">ACCESS_FINE_LOCATION</w:t>
-      </w:r>
-      <w:r>
-        <w:t xml:space="preserve"> </w:t>
-      </w:r>
-      <w:r>
-        <w:t xml:space="preserve">runtime permission through the Accompanist Permissions library. The map itself is rendered with the Maps Compose library (</w:t>
+          <w:rFonts w:ascii="Times New Roman" w:hAnsi="Times New Roman" w:cs="Times New Roman"/>
+        </w:rPr>
+        <w:t>ACCESS_FINE_LOCATION</w:t>
+      </w:r>
+      <w:r>
+        <w:rPr>
+          <w:rFonts w:ascii="Times New Roman" w:hAnsi="Times New Roman" w:cs="Times New Roman"/>
+        </w:rPr>
+        <w:t xml:space="preserve"> runtime permission through the Accompanist Permissions library. The map itself is rendered with the Maps Compose library (</w:t>
       </w:r>
       <w:r>
         <w:rPr>
           <w:rStyle w:val="VerbatimChar"/>
-        </w:rPr>
-        <w:t xml:space="preserve">com.google.maps.android.compose</w:t>
-      </w:r>
-      <w:r>
-        <w:t xml:space="preserve">), which wraps the native Google Maps SDK for use inside a composable. Each restaurant is shown as a marker with the restaurant’s name and a snippet combining its cuisine and rating; tapping a marker opens the Restaurant Detail screen for that restaurant. The Directions screen uses the same pattern independently, so that if the user’s location changes between viewing the map and requesting directions, the directions screen still reflects a current position.</w:t>
-      </w:r>
-    </w:p>
-    <w:bookmarkEnd w:id="73"/>
-    <w:bookmarkStart w:id="74" w:name="restaurant-data"/>
+          <w:rFonts w:ascii="Times New Roman" w:hAnsi="Times New Roman" w:cs="Times New Roman"/>
+        </w:rPr>
+        <w:t>com.google.maps.android.compose</w:t>
+      </w:r>
+      <w:r>
+        <w:rPr>
+          <w:rFonts w:ascii="Times New Roman" w:hAnsi="Times New Roman" w:cs="Times New Roman"/>
+        </w:rPr>
+        <w:t>), which wraps the native Google Maps SDK for use inside a composable. Each restaurant is shown as a marker with the restaurant’s name and a snippet combining its cuisine and rating; tapping a marker opens the Restaurant Detail screen for that restaurant. The Directions screen uses the same pattern independently, so that if the user’s location changes between viewing the map and requesting directions, the directions screen still reflects a current position.</w:t>
+      </w:r>
+    </w:p>
     <w:p>
       <w:pPr>
         <w:pStyle w:val="Heading2"/>
-      </w:pPr>
-      <w:r>
-        <w:t xml:space="preserve">Restaurant Data</w:t>
+        <w:spacing w:line="360" w:lineRule="auto"/>
+        <w:jc w:val="both"/>
+        <w:rPr>
+          <w:rFonts w:ascii="Times New Roman" w:hAnsi="Times New Roman" w:cs="Times New Roman"/>
+        </w:rPr>
+      </w:pPr>
+      <w:bookmarkStart w:id="22" w:name="restaurant-data"/>
+      <w:bookmarkEnd w:id="21"/>
+      <w:r>
+        <w:rPr>
+          <w:rFonts w:ascii="Times New Roman" w:hAnsi="Times New Roman" w:cs="Times New Roman"/>
+        </w:rPr>
+        <w:t>Restaurant Data</w:t>
       </w:r>
     </w:p>
     <w:p>
       <w:pPr>
         <w:pStyle w:val="FirstParagraph"/>
-      </w:pPr>
-      <w:r>
-        <w:t xml:space="preserve">Restaurant data is currently served by</w:t>
-      </w:r>
-      <w:r>
-        <w:t xml:space="preserve"> </w:t>
+        <w:spacing w:line="360" w:lineRule="auto"/>
+        <w:jc w:val="both"/>
+        <w:rPr>
+          <w:rFonts w:ascii="Times New Roman" w:hAnsi="Times New Roman" w:cs="Times New Roman"/>
+        </w:rPr>
+      </w:pPr>
+      <w:r>
+        <w:rPr>
+          <w:rFonts w:ascii="Times New Roman" w:hAnsi="Times New Roman" w:cs="Times New Roman"/>
+        </w:rPr>
+        <w:t xml:space="preserve">Restaurant data is currently served by </w:t>
       </w:r>
       <w:r>
         <w:rPr>
           <w:rStyle w:val="VerbatimChar"/>
-        </w:rPr>
-        <w:t xml:space="preserve">RestaurantRepository</w:t>
-      </w:r>
-      <w:r>
-        <w:t xml:space="preserve">, which returns a fixed, in-memory list of five restaurants (spanning Indian, Chinese, Italian, American, and Japanese cuisine) positioned at small fixed offsets from the user’s real coordinates, so that markers appear plausibly</w:t>
-      </w:r>
-      <w:r>
-        <w:t xml:space="preserve"> </w:t>
-      </w:r>
-      <w:r>
-        <w:t xml:space="preserve">“nearby”</w:t>
-      </w:r>
-      <w:r>
-        <w:t xml:space="preserve"> </w:t>
-      </w:r>
-      <w:r>
-        <w:t xml:space="preserve">regardless of where the app is run. Each restaurant record carries a name, cuisine, rating, computed distance, address, coordinates, and a real YouTube video URL. This repository was deliberately built behind a single interface consumed by the Map screen, so that replacing it with a live Google Places API client — the next piece of work, described in Section 8 — requires no change to the Map screen itself.</w:t>
-      </w:r>
-    </w:p>
-    <w:bookmarkEnd w:id="74"/>
-    <w:bookmarkStart w:id="75" w:name="video-and-directions"/>
+          <w:rFonts w:ascii="Times New Roman" w:hAnsi="Times New Roman" w:cs="Times New Roman"/>
+        </w:rPr>
+        <w:t>RestaurantRepository</w:t>
+      </w:r>
+      <w:r>
+        <w:rPr>
+          <w:rFonts w:ascii="Times New Roman" w:hAnsi="Times New Roman" w:cs="Times New Roman"/>
+        </w:rPr>
+        <w:t>, which returns a fixed, in-memory list of five restaurants (spanning Indian, Chinese, Italian, American, and Japanese cuisine) positioned at small fixed offsets from the user’s real coordinates, so that markers appear plausibly “nearby” regardless of where the app is run. Each restaurant record carries a name, cuisine, rating, computed distance, address, coordinates, and a real YouTube video URL. This repository was deliberately built behind a single interface consumed by the Map screen, so that replacing it with a live Google Places API client — the next piece of work, described in Section 8 — requires no change to the Map screen itself.</w:t>
+      </w:r>
+    </w:p>
     <w:p>
       <w:pPr>
         <w:pStyle w:val="Heading2"/>
-      </w:pPr>
-      <w:r>
-        <w:t xml:space="preserve">Video and Directions</w:t>
+        <w:spacing w:line="360" w:lineRule="auto"/>
+        <w:jc w:val="both"/>
+        <w:rPr>
+          <w:rFonts w:ascii="Times New Roman" w:hAnsi="Times New Roman" w:cs="Times New Roman"/>
+        </w:rPr>
+      </w:pPr>
+      <w:bookmarkStart w:id="23" w:name="video-and-directions"/>
+      <w:bookmarkEnd w:id="22"/>
+      <w:r>
+        <w:rPr>
+          <w:rFonts w:ascii="Times New Roman" w:hAnsi="Times New Roman" w:cs="Times New Roman"/>
+        </w:rPr>
+        <w:t>Video and Directions</w:t>
       </w:r>
     </w:p>
     <w:p>
       <w:pPr>
         <w:pStyle w:val="FirstParagraph"/>
-      </w:pPr>
-      <w:r>
-        <w:t xml:space="preserve">Rather than embedding video playback inside the app with a</w:t>
-      </w:r>
-      <w:r>
-        <w:t xml:space="preserve"> </w:t>
+        <w:spacing w:line="360" w:lineRule="auto"/>
+        <w:jc w:val="both"/>
+        <w:rPr>
+          <w:rFonts w:ascii="Times New Roman" w:hAnsi="Times New Roman" w:cs="Times New Roman"/>
+        </w:rPr>
+      </w:pPr>
+      <w:r>
+        <w:rPr>
+          <w:rFonts w:ascii="Times New Roman" w:hAnsi="Times New Roman" w:cs="Times New Roman"/>
+        </w:rPr>
+        <w:t xml:space="preserve">Rather than embedding video playback inside the app with a </w:t>
       </w:r>
       <w:r>
         <w:rPr>
           <w:rStyle w:val="VerbatimChar"/>
-        </w:rPr>
-        <w:t xml:space="preserve">WebView</w:t>
-      </w:r>
-      <w:r>
-        <w:t xml:space="preserve">, the Video screen dispatches the restaurant’s YouTube URL through an Android</w:t>
-      </w:r>
-      <w:r>
-        <w:t xml:space="preserve"> </w:t>
+          <w:rFonts w:ascii="Times New Roman" w:hAnsi="Times New Roman" w:cs="Times New Roman"/>
+        </w:rPr>
+        <w:t>WebView</w:t>
+      </w:r>
+      <w:r>
+        <w:rPr>
+          <w:rFonts w:ascii="Times New Roman" w:hAnsi="Times New Roman" w:cs="Times New Roman"/>
+        </w:rPr>
+        <w:t xml:space="preserve">, the Video screen dispatches the restaurant’s YouTube URL through an Android </w:t>
       </w:r>
       <w:r>
         <w:rPr>
           <w:rStyle w:val="VerbatimChar"/>
-        </w:rPr>
-        <w:t xml:space="preserve">Intent</w:t>
-      </w:r>
-      <w:r>
-        <w:t xml:space="preserve"> </w:t>
-      </w:r>
-      <w:r>
-        <w:t xml:space="preserve">with action</w:t>
-      </w:r>
-      <w:r>
-        <w:t xml:space="preserve"> </w:t>
+          <w:rFonts w:ascii="Times New Roman" w:hAnsi="Times New Roman" w:cs="Times New Roman"/>
+        </w:rPr>
+        <w:t>Intent</w:t>
+      </w:r>
+      <w:r>
+        <w:rPr>
+          <w:rFonts w:ascii="Times New Roman" w:hAnsi="Times New Roman" w:cs="Times New Roman"/>
+        </w:rPr>
+        <w:t xml:space="preserve"> with action </w:t>
       </w:r>
       <w:r>
         <w:rPr>
           <w:rStyle w:val="VerbatimChar"/>
-        </w:rPr>
-        <w:t xml:space="preserve">ACTION_VIEW</w:t>
-      </w:r>
-      <w:r>
-        <w:t xml:space="preserve">, which the operating system hands to the installed YouTube app or, failing that, a browser. A second button on the same screen leads to a TikTok Link screen, styled to resemble a TikTok post, which in turn opens a TikTok search for the restaurant’s name through the same</w:t>
-      </w:r>
-      <w:r>
-        <w:t xml:space="preserve"> </w:t>
+          <w:rFonts w:ascii="Times New Roman" w:hAnsi="Times New Roman" w:cs="Times New Roman"/>
+        </w:rPr>
+        <w:t>ACTION_VIEW</w:t>
+      </w:r>
+      <w:r>
+        <w:rPr>
+          <w:rFonts w:ascii="Times New Roman" w:hAnsi="Times New Roman" w:cs="Times New Roman"/>
+        </w:rPr>
+        <w:t xml:space="preserve">, </w:t>
+      </w:r>
+      <w:r>
+        <w:rPr>
+          <w:rFonts w:ascii="Times New Roman" w:hAnsi="Times New Roman" w:cs="Times New Roman"/>
+        </w:rPr>
+        <w:lastRenderedPageBreak/>
+        <w:t xml:space="preserve">which the operating system hands to the installed YouTube app or, failing that, a browser. A second button on the same screen leads to a TikTok Link screen, styled to resemble a TikTok post, which in turn opens a TikTok search for the restaurant’s name through the same </w:t>
       </w:r>
       <w:r>
         <w:rPr>
           <w:rStyle w:val="VerbatimChar"/>
-        </w:rPr>
-        <w:t xml:space="preserve">ACTION_VIEW</w:t>
-      </w:r>
-      <w:r>
-        <w:t xml:space="preserve"> </w:t>
-      </w:r>
-      <w:r>
-        <w:t xml:space="preserve">mechanism. Directions follow an equivalent pattern: the Directions screen builds a Google Maps web URL from the user’s current coordinates and the restaurant’s coordinates, with the selected transport mode (car, bus, or walk) encoded in the URL, and dispatches it through</w:t>
-      </w:r>
-      <w:r>
-        <w:t xml:space="preserve"> </w:t>
+          <w:rFonts w:ascii="Times New Roman" w:hAnsi="Times New Roman" w:cs="Times New Roman"/>
+        </w:rPr>
+        <w:t>ACTION_VIEW</w:t>
+      </w:r>
+      <w:r>
+        <w:rPr>
+          <w:rFonts w:ascii="Times New Roman" w:hAnsi="Times New Roman" w:cs="Times New Roman"/>
+        </w:rPr>
+        <w:t xml:space="preserve"> mechanism. Directions follow an equivalent pattern: the Directions screen builds a Google Maps web URL from the user’s current coordinates and the restaurant’s coordinates, with the selected transport mode (car, bus, or walk) encoded in the URL, and dispatches it through </w:t>
       </w:r>
       <w:r>
         <w:rPr>
           <w:rStyle w:val="VerbatimChar"/>
-        </w:rPr>
-        <w:t xml:space="preserve">ACTION_VIEW</w:t>
-      </w:r>
-      <w:r>
-        <w:t xml:space="preserve"> </w:t>
-      </w:r>
-      <w:r>
-        <w:t xml:space="preserve">so that the installed Google Maps app opens with turn-by-turn directions already configured.</w:t>
-      </w:r>
-    </w:p>
-    <w:bookmarkEnd w:id="75"/>
-    <w:bookmarkStart w:id="80" w:name="authentication"/>
+          <w:rFonts w:ascii="Times New Roman" w:hAnsi="Times New Roman" w:cs="Times New Roman"/>
+        </w:rPr>
+        <w:t>ACTION_VIEW</w:t>
+      </w:r>
+      <w:r>
+        <w:rPr>
+          <w:rFonts w:ascii="Times New Roman" w:hAnsi="Times New Roman" w:cs="Times New Roman"/>
+        </w:rPr>
+        <w:t xml:space="preserve"> so that the installed Google Maps app opens with turn-by-turn directions already configured.</w:t>
+      </w:r>
+    </w:p>
     <w:p>
       <w:pPr>
         <w:pStyle w:val="Heading2"/>
-      </w:pPr>
-      <w:r>
-        <w:t xml:space="preserve">Authentication</w:t>
+        <w:spacing w:line="360" w:lineRule="auto"/>
+        <w:jc w:val="both"/>
+        <w:rPr>
+          <w:rFonts w:ascii="Times New Roman" w:hAnsi="Times New Roman" w:cs="Times New Roman"/>
+        </w:rPr>
+      </w:pPr>
+      <w:bookmarkStart w:id="24" w:name="authentication"/>
+      <w:bookmarkEnd w:id="23"/>
+      <w:r>
+        <w:rPr>
+          <w:rFonts w:ascii="Times New Roman" w:hAnsi="Times New Roman" w:cs="Times New Roman"/>
+        </w:rPr>
+        <w:t>Authentication</w:t>
       </w:r>
     </w:p>
     <w:p>
       <w:pPr>
         <w:pStyle w:val="FirstParagraph"/>
-      </w:pPr>
-      <w:r>
-        <w:t xml:space="preserve">Login and registration are backed by Firebase Authentication through a single</w:t>
-      </w:r>
-      <w:r>
-        <w:t xml:space="preserve"> </w:t>
+        <w:spacing w:line="360" w:lineRule="auto"/>
+        <w:jc w:val="both"/>
+        <w:rPr>
+          <w:rFonts w:ascii="Times New Roman" w:hAnsi="Times New Roman" w:cs="Times New Roman"/>
+        </w:rPr>
+      </w:pPr>
+      <w:r>
+        <w:rPr>
+          <w:rFonts w:ascii="Times New Roman" w:hAnsi="Times New Roman" w:cs="Times New Roman"/>
+        </w:rPr>
+        <w:t xml:space="preserve">Login and registration are backed by Firebase Authentication through a single </w:t>
       </w:r>
       <w:r>
         <w:rPr>
           <w:rStyle w:val="VerbatimChar"/>
-        </w:rPr>
-        <w:t xml:space="preserve">AuthRepository</w:t>
-      </w:r>
-      <w:r>
-        <w:t xml:space="preserve"> </w:t>
-      </w:r>
-      <w:r>
-        <w:t xml:space="preserve">object, exposing</w:t>
-      </w:r>
-      <w:r>
-        <w:t xml:space="preserve"> </w:t>
+          <w:rFonts w:ascii="Times New Roman" w:hAnsi="Times New Roman" w:cs="Times New Roman"/>
+        </w:rPr>
+        <w:t>AuthRepository</w:t>
+      </w:r>
+      <w:r>
+        <w:rPr>
+          <w:rFonts w:ascii="Times New Roman" w:hAnsi="Times New Roman" w:cs="Times New Roman"/>
+        </w:rPr>
+        <w:t xml:space="preserve"> object, exposing </w:t>
       </w:r>
       <w:r>
         <w:rPr>
           <w:rStyle w:val="VerbatimChar"/>
-        </w:rPr>
-        <w:t xml:space="preserve">register</w:t>
-      </w:r>
-      <w:r>
-        <w:t xml:space="preserve">,</w:t>
-      </w:r>
-      <w:r>
-        <w:t xml:space="preserve"> </w:t>
+          <w:rFonts w:ascii="Times New Roman" w:hAnsi="Times New Roman" w:cs="Times New Roman"/>
+        </w:rPr>
+        <w:t>register</w:t>
+      </w:r>
+      <w:r>
+        <w:rPr>
+          <w:rFonts w:ascii="Times New Roman" w:hAnsi="Times New Roman" w:cs="Times New Roman"/>
+        </w:rPr>
+        <w:t xml:space="preserve">, </w:t>
       </w:r>
       <w:r>
         <w:rPr>
           <w:rStyle w:val="VerbatimChar"/>
-        </w:rPr>
-        <w:t xml:space="preserve">login</w:t>
-      </w:r>
-      <w:r>
-        <w:t xml:space="preserve">,</w:t>
-      </w:r>
-      <w:r>
-        <w:t xml:space="preserve"> </w:t>
+          <w:rFonts w:ascii="Times New Roman" w:hAnsi="Times New Roman" w:cs="Times New Roman"/>
+        </w:rPr>
+        <w:t>login</w:t>
+      </w:r>
+      <w:r>
+        <w:rPr>
+          <w:rFonts w:ascii="Times New Roman" w:hAnsi="Times New Roman" w:cs="Times New Roman"/>
+        </w:rPr>
+        <w:t xml:space="preserve">, </w:t>
       </w:r>
       <w:r>
         <w:rPr>
           <w:rStyle w:val="VerbatimChar"/>
-        </w:rPr>
-        <w:t xml:space="preserve">logout</w:t>
-      </w:r>
-      <w:r>
-        <w:t xml:space="preserve">, and an</w:t>
-      </w:r>
-      <w:r>
-        <w:t xml:space="preserve"> </w:t>
+          <w:rFonts w:ascii="Times New Roman" w:hAnsi="Times New Roman" w:cs="Times New Roman"/>
+        </w:rPr>
+        <w:t>logout</w:t>
+      </w:r>
+      <w:r>
+        <w:rPr>
+          <w:rFonts w:ascii="Times New Roman" w:hAnsi="Times New Roman" w:cs="Times New Roman"/>
+        </w:rPr>
+        <w:t xml:space="preserve">, and an </w:t>
       </w:r>
       <w:r>
         <w:rPr>
           <w:rStyle w:val="VerbatimChar"/>
-        </w:rPr>
-        <w:t xml:space="preserve">isLoggedIn</w:t>
-      </w:r>
-      <w:r>
-        <w:t xml:space="preserve"> </w:t>
-      </w:r>
-      <w:r>
-        <w:t xml:space="preserve">check. Registration creates a Firebase user with email and password and sets the user’s display name; login signs an existing user in through the same mechanism. The Map screen checks</w:t>
-      </w:r>
-      <w:r>
-        <w:t xml:space="preserve"> </w:t>
+          <w:rFonts w:ascii="Times New Roman" w:hAnsi="Times New Roman" w:cs="Times New Roman"/>
+        </w:rPr>
+        <w:t>isLoggedIn</w:t>
+      </w:r>
+      <w:r>
+        <w:rPr>
+          <w:rFonts w:ascii="Times New Roman" w:hAnsi="Times New Roman" w:cs="Times New Roman"/>
+        </w:rPr>
+        <w:t xml:space="preserve"> check. Registration creates a Firebase user with email and password and sets the user’s display name; login signs an existing user in through the same mechanism. The Map screen checks </w:t>
       </w:r>
       <w:r>
         <w:rPr>
           <w:rStyle w:val="VerbatimChar"/>
-        </w:rPr>
-        <w:t xml:space="preserve">isLoggedIn</w:t>
-      </w:r>
-      <w:r>
-        <w:t xml:space="preserve"> </w:t>
-      </w:r>
-      <w:r>
-        <w:t xml:space="preserve">itself and redirects to the Login screen if no session is active, so that the map — and everything reachable from it — is gated behind a real sign-in rather than a hardcoded credential check as originally proposed. This has been tested end-to-end on a physical Android device: registering a new account, being signed in automatically, and reaching the map.</w:t>
+          <w:rFonts w:ascii="Times New Roman" w:hAnsi="Times New Roman" w:cs="Times New Roman"/>
+        </w:rPr>
+        <w:t>isLoggedIn</w:t>
+      </w:r>
+      <w:r>
+        <w:rPr>
+          <w:rFonts w:ascii="Times New Roman" w:hAnsi="Times New Roman" w:cs="Times New Roman"/>
+        </w:rPr>
+        <w:t xml:space="preserve"> itself and redirects to the Login screen if no session is active, so that the map — and everything reachable from it — is gated behind a real sign-in rather than a hardcoded credential check as originally proposed. This has been tested end-to-end on a physical Android device: registering a new account, being signed in automatically, and reaching the map.</w:t>
       </w:r>
     </w:p>
     <w:p>
       <w:pPr>
         <w:pStyle w:val="BodyText"/>
-      </w:pPr>
-      <w:r>
-        <w:t xml:space="preserve">Figure </w:t>
+        <w:spacing w:line="360" w:lineRule="auto"/>
+        <w:jc w:val="both"/>
+        <w:rPr>
+          <w:rFonts w:ascii="Times New Roman" w:hAnsi="Times New Roman" w:cs="Times New Roman"/>
+        </w:rPr>
+      </w:pPr>
+      <w:r>
+        <w:rPr>
+          <w:rFonts w:ascii="Times New Roman" w:hAnsi="Times New Roman" w:cs="Times New Roman"/>
+        </w:rPr>
+        <w:t>Figure </w:t>
       </w:r>
       <w:hyperlink w:anchor="fig:authseq">
         <w:r>
           <w:rPr>
             <w:rStyle w:val="Hyperlink"/>
+            <w:rFonts w:ascii="Times New Roman" w:hAnsi="Times New Roman" w:cs="Times New Roman"/>
           </w:rPr>
-          <w:t xml:space="preserve">6</w:t>
+          <w:t>6</w:t>
         </w:r>
       </w:hyperlink>
       <w:r>
-        <w:t xml:space="preserve"> </w:t>
-      </w:r>
-      <w:r>
-        <w:t xml:space="preserve">sets out that tested flow as a sequence diagram, showing which calls are handled inside the app and which are delegated to Firebase.</w:t>
-      </w:r>
-    </w:p>
-    <w:bookmarkStart w:id="79" w:name="fig:authseq"/>
+        <w:rPr>
+          <w:rFonts w:ascii="Times New Roman" w:hAnsi="Times New Roman" w:cs="Times New Roman"/>
+        </w:rPr>
+        <w:t xml:space="preserve"> sets out that tested flow as a sequence diagram, showing which calls are handled inside the app and which are delegated to Firebase.</w:t>
+      </w:r>
+    </w:p>
     <w:p>
       <w:pPr>
         <w:pStyle w:val="CaptionedFigure"/>
-      </w:pPr>
-      <w:r>
+        <w:spacing w:line="360" w:lineRule="auto"/>
+        <w:jc w:val="both"/>
+        <w:rPr>
+          <w:rFonts w:ascii="Times New Roman" w:hAnsi="Times New Roman" w:cs="Times New Roman"/>
+        </w:rPr>
+      </w:pPr>
+      <w:bookmarkStart w:id="25" w:name="fig:authseq"/>
+      <w:r>
+        <w:rPr>
+          <w:rFonts w:ascii="Times New Roman" w:hAnsi="Times New Roman" w:cs="Times New Roman"/>
+          <w:noProof/>
+          <w:lang w:eastAsia="en-US"/>
+        </w:rPr>
+        <w:lastRenderedPageBreak/>
         <w:drawing>
-          <wp:inline>
+          <wp:inline distT="0" distB="0" distL="0" distR="0">
             <wp:extent cx="5334000" cy="2906771"/>
-            <wp:effectExtent b="0" l="0" r="0" t="0"/>
-            <wp:docPr descr="" title="" id="77" name="Picture"/>
-            <a:graphic>
+            <wp:effectExtent l="0" t="0" r="0" b="0"/>
+            <wp:docPr id="77" name="Picture"/>
+            <wp:cNvGraphicFramePr/>
+            <a:graphic xmlns:a="http://schemas.openxmlformats.org/drawingml/2006/main">
               <a:graphicData uri="http://schemas.openxmlformats.org/drawingml/2006/picture">
-                <pic:pic>
+                <pic:pic xmlns:pic="http://schemas.openxmlformats.org/drawingml/2006/picture">
                   <pic:nvPicPr>
-                    <pic:cNvPr descr="images/diag_authseq.png" id="78" name="Picture"/>
+                    <pic:cNvPr id="78" name="Picture" descr="images/diag_authseq.png"/>
                     <pic:cNvPicPr>
-                      <a:picLocks noChangeArrowheads="1" noChangeAspect="1"/>
+                      <a:picLocks noChangeAspect="1" noChangeArrowheads="1"/>
                     </pic:cNvPicPr>
                   </pic:nvPicPr>
                   <pic:blipFill>
-                    <a:blip r:embed="rId76"/>
+                    <a:blip r:embed="rId20"/>
                     <a:stretch>
                       <a:fillRect/>
                     </a:stretch>
@@ -2143,670 +2966,909 @@
     <w:p>
       <w:pPr>
         <w:pStyle w:val="ImageCaption"/>
-      </w:pPr>
-      <w:r>
-        <w:t xml:space="preserve">Sequence diagram of the tested authentication flow, from account registration through to the Map screen’s own session check.</w:t>
-      </w:r>
-      <w:r>
-        <w:t xml:space="preserve"> </w:t>
+        <w:spacing w:line="360" w:lineRule="auto"/>
+        <w:jc w:val="both"/>
+        <w:rPr>
+          <w:rFonts w:ascii="Times New Roman" w:hAnsi="Times New Roman" w:cs="Times New Roman"/>
+        </w:rPr>
+      </w:pPr>
+      <w:r>
+        <w:rPr>
+          <w:rFonts w:ascii="Times New Roman" w:hAnsi="Times New Roman" w:cs="Times New Roman"/>
+        </w:rPr>
+        <w:t xml:space="preserve">Sequence diagram of the tested authentication flow, from account registration through to the Map screen’s own session check. </w:t>
       </w:r>
       <w:r>
         <w:rPr>
           <w:rStyle w:val="VerbatimChar"/>
-        </w:rPr>
-        <w:t xml:space="preserve">AuthRepository</w:t>
-      </w:r>
-      <w:r>
-        <w:t xml:space="preserve"> </w:t>
-      </w:r>
-      <w:r>
-        <w:t xml:space="preserve">is the only component that talks to Firebase directly; the Map screen re-checks</w:t>
-      </w:r>
-      <w:r>
-        <w:t xml:space="preserve"> </w:t>
+          <w:rFonts w:ascii="Times New Roman" w:hAnsi="Times New Roman" w:cs="Times New Roman"/>
+        </w:rPr>
+        <w:t>AuthRepository</w:t>
+      </w:r>
+      <w:r>
+        <w:rPr>
+          <w:rFonts w:ascii="Times New Roman" w:hAnsi="Times New Roman" w:cs="Times New Roman"/>
+        </w:rPr>
+        <w:t xml:space="preserve"> is the only component that talks to Firebase directly; the Map screen re-checks </w:t>
       </w:r>
       <w:r>
         <w:rPr>
           <w:rStyle w:val="VerbatimChar"/>
-        </w:rPr>
-        <w:t xml:space="preserve">isLoggedIn</w:t>
-      </w:r>
-      <w:r>
-        <w:t xml:space="preserve"> </w:t>
-      </w:r>
-      <w:r>
-        <w:t xml:space="preserve">independently so it can never be reached without a valid session, regardless of how it was navigated to.</w:t>
-      </w:r>
-    </w:p>
-    <w:bookmarkEnd w:id="79"/>
-    <w:bookmarkEnd w:id="80"/>
-    <w:bookmarkStart w:id="81" w:name="navigation-and-state"/>
+          <w:rFonts w:ascii="Times New Roman" w:hAnsi="Times New Roman" w:cs="Times New Roman"/>
+        </w:rPr>
+        <w:t>isLoggedIn</w:t>
+      </w:r>
+      <w:r>
+        <w:rPr>
+          <w:rFonts w:ascii="Times New Roman" w:hAnsi="Times New Roman" w:cs="Times New Roman"/>
+        </w:rPr>
+        <w:t xml:space="preserve"> independently so it can never be reached without a valid session, regardless of how it was navigated to.</w:t>
+      </w:r>
+    </w:p>
     <w:p>
       <w:pPr>
         <w:pStyle w:val="Heading2"/>
-      </w:pPr>
-      <w:r>
-        <w:t xml:space="preserve">Navigation and State</w:t>
+        <w:spacing w:line="360" w:lineRule="auto"/>
+        <w:jc w:val="both"/>
+        <w:rPr>
+          <w:rFonts w:ascii="Times New Roman" w:hAnsi="Times New Roman" w:cs="Times New Roman"/>
+        </w:rPr>
+      </w:pPr>
+      <w:bookmarkStart w:id="26" w:name="navigation-and-state"/>
+      <w:bookmarkEnd w:id="24"/>
+      <w:bookmarkEnd w:id="25"/>
+      <w:r>
+        <w:rPr>
+          <w:rFonts w:ascii="Times New Roman" w:hAnsi="Times New Roman" w:cs="Times New Roman"/>
+        </w:rPr>
+        <w:t>Navigation and State</w:t>
       </w:r>
     </w:p>
     <w:p>
       <w:pPr>
         <w:pStyle w:val="FirstParagraph"/>
-      </w:pPr>
-      <w:r>
-        <w:t xml:space="preserve">All eleven screens are connected through a single Navigation Compose host defined in</w:t>
-      </w:r>
-      <w:r>
-        <w:t xml:space="preserve"> </w:t>
+        <w:spacing w:line="360" w:lineRule="auto"/>
+        <w:jc w:val="both"/>
+        <w:rPr>
+          <w:rFonts w:ascii="Times New Roman" w:hAnsi="Times New Roman" w:cs="Times New Roman"/>
+        </w:rPr>
+      </w:pPr>
+      <w:r>
+        <w:rPr>
+          <w:rFonts w:ascii="Times New Roman" w:hAnsi="Times New Roman" w:cs="Times New Roman"/>
+        </w:rPr>
+        <w:t xml:space="preserve">All eleven screens are connected through a single Navigation Compose host defined in </w:t>
       </w:r>
       <w:r>
         <w:rPr>
           <w:rStyle w:val="VerbatimChar"/>
-        </w:rPr>
-        <w:t xml:space="preserve">MainActivity</w:t>
-      </w:r>
-      <w:r>
-        <w:t xml:space="preserve">, with the splash screen as the start destination. Rather than passing the selected restaurant as a navigation argument on every route, the app holds it as a single piece of shared Compose state at the navigation level, set whenever a restaurant is chosen from the map. The Detail, Video, TikTok, and Directions screens all read from this same value, so the currently selected restaurant survives navigating between them.</w:t>
-      </w:r>
-    </w:p>
-    <w:bookmarkEnd w:id="81"/>
-    <w:bookmarkStart w:id="82" w:name="deviations-from-the-original-proposal"/>
+          <w:rFonts w:ascii="Times New Roman" w:hAnsi="Times New Roman" w:cs="Times New Roman"/>
+        </w:rPr>
+        <w:t>MainActivity</w:t>
+      </w:r>
+      <w:r>
+        <w:rPr>
+          <w:rFonts w:ascii="Times New Roman" w:hAnsi="Times New Roman" w:cs="Times New Roman"/>
+        </w:rPr>
+        <w:t>, with the splash screen as the start destination. Rather than passing the selected restaurant as a navigation argument on every route, the app holds it as a single piece of shared Compose state at the navigation level, set whenever a restaurant is chosen from the map. The Detail, Video, TikTok, and Directions screens all read from this same value, so the currently selected restaurant survives navigating between them.</w:t>
+      </w:r>
+    </w:p>
     <w:p>
       <w:pPr>
         <w:pStyle w:val="Heading2"/>
-      </w:pPr>
-      <w:r>
-        <w:t xml:space="preserve">Deviations from the Original Proposal</w:t>
+        <w:spacing w:line="360" w:lineRule="auto"/>
+        <w:jc w:val="both"/>
+        <w:rPr>
+          <w:rFonts w:ascii="Times New Roman" w:hAnsi="Times New Roman" w:cs="Times New Roman"/>
+        </w:rPr>
+      </w:pPr>
+      <w:bookmarkStart w:id="27" w:name="deviations-from-the-original-proposal"/>
+      <w:bookmarkEnd w:id="26"/>
+      <w:r>
+        <w:rPr>
+          <w:rFonts w:ascii="Times New Roman" w:hAnsi="Times New Roman" w:cs="Times New Roman"/>
+        </w:rPr>
+        <w:t>Deviations from the Original Proposal</w:t>
       </w:r>
     </w:p>
     <w:p>
       <w:pPr>
         <w:pStyle w:val="FirstParagraph"/>
-      </w:pPr>
-      <w:r>
-        <w:t xml:space="preserve">Four implementation choices depart from the proposal, summarised here for transparency:</w:t>
+        <w:spacing w:line="360" w:lineRule="auto"/>
+        <w:jc w:val="both"/>
+        <w:rPr>
+          <w:rFonts w:ascii="Times New Roman" w:hAnsi="Times New Roman" w:cs="Times New Roman"/>
+        </w:rPr>
+      </w:pPr>
+      <w:r>
+        <w:rPr>
+          <w:rFonts w:ascii="Times New Roman" w:hAnsi="Times New Roman" w:cs="Times New Roman"/>
+        </w:rPr>
+        <w:t>Four implementation choices depart from the proposal, summarised here for transparency:</w:t>
       </w:r>
     </w:p>
     <w:p>
       <w:pPr>
         <w:numPr>
           <w:ilvl w:val="0"/>
-          <w:numId w:val="1001"/>
+          <w:numId w:val="2"/>
         </w:numPr>
-      </w:pPr>
-      <w:r>
-        <w:rPr>
+        <w:spacing w:line="360" w:lineRule="auto"/>
+        <w:jc w:val="both"/>
+        <w:rPr>
+          <w:rFonts w:ascii="Times New Roman" w:hAnsi="Times New Roman" w:cs="Times New Roman"/>
+        </w:rPr>
+      </w:pPr>
+      <w:r>
+        <w:rPr>
+          <w:rFonts w:ascii="Times New Roman" w:hAnsi="Times New Roman" w:cs="Times New Roman"/>
           <w:b/>
           <w:bCs/>
         </w:rPr>
-        <w:t xml:space="preserve">Kotlin and Jetpack Compose instead of Java and Activities.</w:t>
-      </w:r>
-      <w:r>
-        <w:t xml:space="preserve"> </w:t>
-      </w:r>
-      <w:r>
-        <w:t xml:space="preserve">Justified above in Section 4.1; permitted by the project brief and better suited to sharing state between screens.</w:t>
+        <w:t>Kotlin and Jetpack Compose instead of Java and Activities.</w:t>
+      </w:r>
+      <w:r>
+        <w:rPr>
+          <w:rFonts w:ascii="Times New Roman" w:hAnsi="Times New Roman" w:cs="Times New Roman"/>
+        </w:rPr>
+        <w:t xml:space="preserve"> Justified above in Section 4.1; permitted by the project brief and better suited to sharing state between screens.</w:t>
       </w:r>
     </w:p>
     <w:p>
       <w:pPr>
         <w:numPr>
           <w:ilvl w:val="0"/>
-          <w:numId w:val="1001"/>
+          <w:numId w:val="2"/>
         </w:numPr>
-      </w:pPr>
-      <w:r>
-        <w:rPr>
+        <w:spacing w:line="360" w:lineRule="auto"/>
+        <w:jc w:val="both"/>
+        <w:rPr>
+          <w:rFonts w:ascii="Times New Roman" w:hAnsi="Times New Roman" w:cs="Times New Roman"/>
+        </w:rPr>
+      </w:pPr>
+      <w:r>
+        <w:rPr>
+          <w:rFonts w:ascii="Times New Roman" w:hAnsi="Times New Roman" w:cs="Times New Roman"/>
           <w:b/>
           <w:bCs/>
         </w:rPr>
-        <w:t xml:space="preserve">Real Firebase Authentication instead of hardcoded credentials.</w:t>
-      </w:r>
-      <w:r>
-        <w:t xml:space="preserve"> </w:t>
-      </w:r>
-      <w:r>
-        <w:t xml:space="preserve">The proposal treated login as a demonstration screen with no live backend, to avoid handling real personal data. The implemented app uses real Firebase Authentication instead, because gating the map behind a genuine sign-in makes the</w:t>
-      </w:r>
-      <w:r>
-        <w:t xml:space="preserve"> </w:t>
-      </w:r>
-      <w:r>
-        <w:t xml:space="preserve">“informed decision-making”</w:t>
-      </w:r>
-      <w:r>
-        <w:t xml:space="preserve"> </w:t>
-      </w:r>
-      <w:r>
-        <w:t xml:space="preserve">narrative of the app more credible during a live demonstration, and because Firebase Authentication is a managed service that stores credentials securely without the project needing to run its own user database. Section 6.2 revisits the ethical implications of this change.</w:t>
+        <w:lastRenderedPageBreak/>
+        <w:t>Real Firebase Authentication instead of hardcoded credentials.</w:t>
+      </w:r>
+      <w:r>
+        <w:rPr>
+          <w:rFonts w:ascii="Times New Roman" w:hAnsi="Times New Roman" w:cs="Times New Roman"/>
+        </w:rPr>
+        <w:t xml:space="preserve"> The proposal treated login as a demonstration screen with no live backend, to avoid handling real personal data. The implemented app uses real Firebase Authentication instead, because gating the map behind a genuine sign-in makes the “informed decision-making” narrative of the app more credible during a live demonstration, and because Firebase Authentication is a managed service that stores credentials securely without the project needing to run its own user database. Section 6.2 revisits the ethical implications of this change.</w:t>
       </w:r>
     </w:p>
     <w:p>
       <w:pPr>
         <w:numPr>
           <w:ilvl w:val="0"/>
-          <w:numId w:val="1001"/>
+          <w:numId w:val="2"/>
         </w:numPr>
-      </w:pPr>
-      <w:r>
-        <w:rPr>
+        <w:spacing w:line="360" w:lineRule="auto"/>
+        <w:jc w:val="both"/>
+        <w:rPr>
+          <w:rFonts w:ascii="Times New Roman" w:hAnsi="Times New Roman" w:cs="Times New Roman"/>
+        </w:rPr>
+      </w:pPr>
+      <w:r>
+        <w:rPr>
+          <w:rFonts w:ascii="Times New Roman" w:hAnsi="Times New Roman" w:cs="Times New Roman"/>
           <w:b/>
           <w:bCs/>
         </w:rPr>
-        <w:t xml:space="preserve">Intent-based video playback instead of an in-app</w:t>
-      </w:r>
-      <w:r>
-        <w:rPr>
+        <w:t xml:space="preserve">Intent-based video playback instead of an in-app </w:t>
+      </w:r>
+      <w:r>
+        <w:rPr>
+          <w:rStyle w:val="VerbatimChar"/>
+          <w:rFonts w:ascii="Times New Roman" w:hAnsi="Times New Roman" w:cs="Times New Roman"/>
           <w:b/>
           <w:bCs/>
         </w:rPr>
-        <w:t xml:space="preserve"> </w:t>
-      </w:r>
-      <w:r>
-        <w:rPr>
-          <w:rStyle w:val="VerbatimChar"/>
+        <w:t>WebView</w:t>
+      </w:r>
+      <w:r>
+        <w:rPr>
+          <w:rFonts w:ascii="Times New Roman" w:hAnsi="Times New Roman" w:cs="Times New Roman"/>
           <w:b/>
           <w:bCs/>
         </w:rPr>
-        <w:t xml:space="preserve">WebView</w:t>
-      </w:r>
-      <w:r>
-        <w:rPr>
+        <w:t>.</w:t>
+      </w:r>
+      <w:r>
+        <w:rPr>
+          <w:rFonts w:ascii="Times New Roman" w:hAnsi="Times New Roman" w:cs="Times New Roman"/>
+        </w:rPr>
+        <w:t xml:space="preserve"> Handing playback to the installed YouTube or TikTok app is simpler to implement, matches how users already expect to watch video content on their phone, and avoids the extra permissions and edge cases that come with embedding a web view.</w:t>
+      </w:r>
+    </w:p>
+    <w:p>
+      <w:pPr>
+        <w:numPr>
+          <w:ilvl w:val="0"/>
+          <w:numId w:val="2"/>
+        </w:numPr>
+        <w:spacing w:line="360" w:lineRule="auto"/>
+        <w:jc w:val="both"/>
+        <w:rPr>
+          <w:rFonts w:ascii="Times New Roman" w:hAnsi="Times New Roman" w:cs="Times New Roman"/>
+        </w:rPr>
+      </w:pPr>
+      <w:r>
+        <w:rPr>
+          <w:rFonts w:ascii="Times New Roman" w:hAnsi="Times New Roman" w:cs="Times New Roman"/>
           <w:b/>
           <w:bCs/>
         </w:rPr>
-        <w:t xml:space="preserve">.</w:t>
-      </w:r>
-      <w:r>
-        <w:t xml:space="preserve"> </w:t>
-      </w:r>
-      <w:r>
-        <w:t xml:space="preserve">Handing playback to the installed YouTube or TikTok app is simpler to implement, matches how users already expect to watch video content on their phone, and avoids the extra permissions and edge cases that come with embedding a web view.</w:t>
+        <w:t xml:space="preserve">A Google Maps web-intent URL instead of a </w:t>
+      </w:r>
+      <w:r>
+        <w:rPr>
+          <w:rStyle w:val="VerbatimChar"/>
+          <w:rFonts w:ascii="Times New Roman" w:hAnsi="Times New Roman" w:cs="Times New Roman"/>
+          <w:b/>
+          <w:bCs/>
+        </w:rPr>
+        <w:t>geo:</w:t>
+      </w:r>
+      <w:r>
+        <w:rPr>
+          <w:rFonts w:ascii="Times New Roman" w:hAnsi="Times New Roman" w:cs="Times New Roman"/>
+          <w:b/>
+          <w:bCs/>
+        </w:rPr>
+        <w:t xml:space="preserve"> URI for directions.</w:t>
+      </w:r>
+      <w:r>
+        <w:rPr>
+          <w:rFonts w:ascii="Times New Roman" w:hAnsi="Times New Roman" w:cs="Times New Roman"/>
+        </w:rPr>
+        <w:t xml:space="preserve"> The web-intent form still opens the native Google Maps app when it is installed, but falls back gracefully to a browser when it is not, which is a safer default for a device configuration that has not been tested in advance.</w:t>
+      </w:r>
+    </w:p>
+    <w:p>
+      <w:pPr>
+        <w:pStyle w:val="Heading1"/>
+        <w:spacing w:line="360" w:lineRule="auto"/>
+        <w:jc w:val="both"/>
+        <w:rPr>
+          <w:rFonts w:cs="Times New Roman"/>
+        </w:rPr>
+      </w:pPr>
+      <w:bookmarkStart w:id="28" w:name="testing-and-evaluation"/>
+      <w:bookmarkEnd w:id="18"/>
+      <w:bookmarkEnd w:id="27"/>
+      <w:r>
+        <w:rPr>
+          <w:rFonts w:cs="Times New Roman"/>
+        </w:rPr>
+        <w:t>Testing and Evaluation</w:t>
+      </w:r>
+    </w:p>
+    <w:p>
+      <w:pPr>
+        <w:pStyle w:val="Heading2"/>
+        <w:spacing w:line="360" w:lineRule="auto"/>
+        <w:jc w:val="both"/>
+        <w:rPr>
+          <w:rFonts w:ascii="Times New Roman" w:hAnsi="Times New Roman" w:cs="Times New Roman"/>
+        </w:rPr>
+      </w:pPr>
+      <w:bookmarkStart w:id="29" w:name="functional-testing"/>
+      <w:r>
+        <w:rPr>
+          <w:rFonts w:ascii="Times New Roman" w:hAnsi="Times New Roman" w:cs="Times New Roman"/>
+        </w:rPr>
+        <w:t>Functional Testing</w:t>
+      </w:r>
+    </w:p>
+    <w:p>
+      <w:pPr>
+        <w:pStyle w:val="FirstParagraph"/>
+        <w:spacing w:line="360" w:lineRule="auto"/>
+        <w:jc w:val="both"/>
+        <w:rPr>
+          <w:rFonts w:ascii="Times New Roman" w:hAnsi="Times New Roman" w:cs="Times New Roman"/>
+        </w:rPr>
+      </w:pPr>
+      <w:r>
+        <w:rPr>
+          <w:rFonts w:ascii="Times New Roman" w:hAnsi="Times New Roman" w:cs="Times New Roman"/>
+        </w:rPr>
+        <w:t>Testing to date has been carried out informally on a physical Android device rather than through the structured, objective-by-objective test plan proposed earlier, and this remains an open task noted in Section 8. That said, the core flow — opening the app, registering an account, being signed in automatically, viewing the map, opening a restaurant’s detail screen, watching its video, and requesting directions — has been exercised directly and works as intended.</w:t>
+      </w:r>
+    </w:p>
+    <w:p>
+      <w:pPr>
+        <w:pStyle w:val="BodyText"/>
+        <w:spacing w:line="360" w:lineRule="auto"/>
+        <w:jc w:val="both"/>
+        <w:rPr>
+          <w:rFonts w:ascii="Times New Roman" w:hAnsi="Times New Roman" w:cs="Times New Roman"/>
+        </w:rPr>
+      </w:pPr>
+      <w:r>
+        <w:rPr>
+          <w:rFonts w:ascii="Times New Roman" w:hAnsi="Times New Roman" w:cs="Times New Roman"/>
+        </w:rPr>
+        <w:t>This testing surfaced five issues, all of which have since been fixed:</w:t>
       </w:r>
     </w:p>
     <w:p>
       <w:pPr>
         <w:numPr>
           <w:ilvl w:val="0"/>
-          <w:numId w:val="1001"/>
+          <w:numId w:val="3"/>
         </w:numPr>
-      </w:pPr>
-      <w:r>
-        <w:rPr>
-          <w:b/>
-          <w:bCs/>
-        </w:rPr>
-        <w:t xml:space="preserve">A Google Maps web-intent URL instead of a</w:t>
-      </w:r>
-      <w:r>
-        <w:rPr>
-          <w:b/>
-          <w:bCs/>
-        </w:rPr>
-        <w:t xml:space="preserve"> </w:t>
+        <w:spacing w:line="360" w:lineRule="auto"/>
+        <w:jc w:val="both"/>
+        <w:rPr>
+          <w:rFonts w:ascii="Times New Roman" w:hAnsi="Times New Roman" w:cs="Times New Roman"/>
+        </w:rPr>
+      </w:pPr>
+      <w:r>
+        <w:rPr>
+          <w:rFonts w:ascii="Times New Roman" w:hAnsi="Times New Roman" w:cs="Times New Roman"/>
+        </w:rPr>
+        <w:t xml:space="preserve">The on-screen keyboard was covering the password field on the Login and Registration screens; resolved by applying </w:t>
       </w:r>
       <w:r>
         <w:rPr>
           <w:rStyle w:val="VerbatimChar"/>
-          <w:b/>
-          <w:bCs/>
-        </w:rPr>
-        <w:t xml:space="preserve">geo:</w:t>
-      </w:r>
-      <w:r>
-        <w:rPr>
-          <w:b/>
-          <w:bCs/>
-        </w:rPr>
-        <w:t xml:space="preserve"> </w:t>
-      </w:r>
-      <w:r>
-        <w:rPr>
-          <w:b/>
-          <w:bCs/>
-        </w:rPr>
-        <w:t xml:space="preserve">URI for directions.</w:t>
-      </w:r>
-      <w:r>
-        <w:t xml:space="preserve"> </w:t>
-      </w:r>
-      <w:r>
-        <w:t xml:space="preserve">The web-intent form still opens the native Google Maps app when it is installed, but falls back gracefully to a browser when it is not, which is a safer default for a device configuration that has not been tested in advance.</w:t>
-      </w:r>
-    </w:p>
-    <w:bookmarkEnd w:id="82"/>
-    <w:bookmarkEnd w:id="83"/>
-    <w:bookmarkStart w:id="86" w:name="testing-and-evaluation"/>
-    <w:p>
-      <w:pPr>
-        <w:pStyle w:val="Heading1"/>
-      </w:pPr>
-      <w:r>
-        <w:t xml:space="preserve">Testing and Evaluation</w:t>
-      </w:r>
-    </w:p>
-    <w:bookmarkStart w:id="84" w:name="functional-testing"/>
-    <w:p>
-      <w:pPr>
-        <w:pStyle w:val="Heading2"/>
-      </w:pPr>
-      <w:r>
-        <w:t xml:space="preserve">Functional Testing</w:t>
-      </w:r>
-    </w:p>
-    <w:p>
-      <w:pPr>
-        <w:pStyle w:val="FirstParagraph"/>
-      </w:pPr>
-      <w:r>
-        <w:t xml:space="preserve">Testing to date has been carried out informally on a physical Android device rather than through the structured, objective-by-objective test plan proposed earlier, and this remains an open task noted in Section 8. That said, the core flow — opening the app, registering an account, being signed in automatically, viewing the map, opening a restaurant’s detail screen, watching its video, and requesting directions — has been exercised directly and works as intended.</w:t>
-      </w:r>
-    </w:p>
-    <w:p>
-      <w:pPr>
-        <w:pStyle w:val="BodyText"/>
-      </w:pPr>
-      <w:r>
-        <w:t xml:space="preserve">This testing surfaced five issues, all of which have since been fixed:</w:t>
+          <w:rFonts w:ascii="Times New Roman" w:hAnsi="Times New Roman" w:cs="Times New Roman"/>
+        </w:rPr>
+        <w:t>imePadding</w:t>
+      </w:r>
+      <w:r>
+        <w:rPr>
+          <w:rFonts w:ascii="Times New Roman" w:hAnsi="Times New Roman" w:cs="Times New Roman"/>
+        </w:rPr>
+        <w:t xml:space="preserve"> so the form scrolls clear of the keyboard.</w:t>
       </w:r>
     </w:p>
     <w:p>
       <w:pPr>
         <w:numPr>
           <w:ilvl w:val="0"/>
-          <w:numId w:val="1002"/>
+          <w:numId w:val="3"/>
         </w:numPr>
-      </w:pPr>
-      <w:r>
-        <w:t xml:space="preserve">The on-screen keyboard was covering the password field on the Login and Registration screens; resolved by applying</w:t>
-      </w:r>
-      <w:r>
-        <w:t xml:space="preserve"> </w:t>
-      </w:r>
-      <w:r>
-        <w:rPr>
-          <w:rStyle w:val="VerbatimChar"/>
-        </w:rPr>
-        <w:t xml:space="preserve">imePadding</w:t>
-      </w:r>
-      <w:r>
-        <w:t xml:space="preserve"> </w:t>
-      </w:r>
-      <w:r>
-        <w:t xml:space="preserve">so the form scrolls clear of the keyboard.</w:t>
+        <w:spacing w:line="360" w:lineRule="auto"/>
+        <w:jc w:val="both"/>
+        <w:rPr>
+          <w:rFonts w:ascii="Times New Roman" w:hAnsi="Times New Roman" w:cs="Times New Roman"/>
+        </w:rPr>
+      </w:pPr>
+      <w:r>
+        <w:rPr>
+          <w:rFonts w:ascii="Times New Roman" w:hAnsi="Times New Roman" w:cs="Times New Roman"/>
+        </w:rPr>
+        <w:lastRenderedPageBreak/>
+        <w:t>There was no way to check a password had been typed correctly before submitting; resolved by adding a show/hide toggle to both password fields.</w:t>
       </w:r>
     </w:p>
     <w:p>
       <w:pPr>
         <w:numPr>
           <w:ilvl w:val="0"/>
-          <w:numId w:val="1002"/>
+          <w:numId w:val="3"/>
         </w:numPr>
-      </w:pPr>
-      <w:r>
-        <w:t xml:space="preserve">There was no way to check a password had been typed correctly before submitting; resolved by adding a show/hide toggle to both password fields.</w:t>
+        <w:spacing w:line="360" w:lineRule="auto"/>
+        <w:jc w:val="both"/>
+        <w:rPr>
+          <w:rFonts w:ascii="Times New Roman" w:hAnsi="Times New Roman" w:cs="Times New Roman"/>
+        </w:rPr>
+      </w:pPr>
+      <w:r>
+        <w:rPr>
+          <w:rFonts w:ascii="Times New Roman" w:hAnsi="Times New Roman" w:cs="Times New Roman"/>
+        </w:rPr>
+        <w:t>The Map screen had no way back to the rest of the app other than the phone’s back button, which simply exited the app; resolved by adding a bottom navigation bar consistent with the Home screen.</w:t>
       </w:r>
     </w:p>
     <w:p>
       <w:pPr>
         <w:numPr>
           <w:ilvl w:val="0"/>
-          <w:numId w:val="1002"/>
+          <w:numId w:val="3"/>
         </w:numPr>
-      </w:pPr>
-      <w:r>
-        <w:t xml:space="preserve">The Map screen had no way back to the rest of the app other than the phone’s back button, which simply exited the app; resolved by adding a bottom navigation bar consistent with the Home screen.</w:t>
+        <w:spacing w:line="360" w:lineRule="auto"/>
+        <w:jc w:val="both"/>
+        <w:rPr>
+          <w:rFonts w:ascii="Times New Roman" w:hAnsi="Times New Roman" w:cs="Times New Roman"/>
+        </w:rPr>
+      </w:pPr>
+      <w:r>
+        <w:rPr>
+          <w:rFonts w:ascii="Times New Roman" w:hAnsi="Times New Roman" w:cs="Times New Roman"/>
+        </w:rPr>
+        <w:t xml:space="preserve">The Home screen’s navigation bar showed a “Login” option even when a user was already signed in; resolved by having both navigation bars read the same </w:t>
+      </w:r>
+      <w:r>
+        <w:rPr>
+          <w:rStyle w:val="VerbatimChar"/>
+          <w:rFonts w:ascii="Times New Roman" w:hAnsi="Times New Roman" w:cs="Times New Roman"/>
+        </w:rPr>
+        <w:t>isLoggedIn</w:t>
+      </w:r>
+      <w:r>
+        <w:rPr>
+          <w:rFonts w:ascii="Times New Roman" w:hAnsi="Times New Roman" w:cs="Times New Roman"/>
+        </w:rPr>
+        <w:t xml:space="preserve"> state.</w:t>
       </w:r>
     </w:p>
     <w:p>
       <w:pPr>
         <w:numPr>
           <w:ilvl w:val="0"/>
-          <w:numId w:val="1002"/>
+          <w:numId w:val="3"/>
         </w:numPr>
-      </w:pPr>
-      <w:r>
-        <w:t xml:space="preserve">The Home screen’s navigation bar showed a</w:t>
-      </w:r>
-      <w:r>
-        <w:t xml:space="preserve"> </w:t>
-      </w:r>
-      <w:r>
-        <w:t xml:space="preserve">“Login”</w:t>
-      </w:r>
-      <w:r>
-        <w:t xml:space="preserve"> </w:t>
-      </w:r>
-      <w:r>
-        <w:t xml:space="preserve">option even when a user was already signed in; resolved by having both navigation bars read the same</w:t>
-      </w:r>
-      <w:r>
-        <w:t xml:space="preserve"> </w:t>
-      </w:r>
-      <w:r>
-        <w:rPr>
-          <w:rStyle w:val="VerbatimChar"/>
-        </w:rPr>
-        <w:t xml:space="preserve">isLoggedIn</w:t>
-      </w:r>
-      <w:r>
-        <w:t xml:space="preserve"> </w:t>
-      </w:r>
-      <w:r>
-        <w:t xml:space="preserve">state.</w:t>
-      </w:r>
-    </w:p>
-    <w:p>
-      <w:pPr>
-        <w:numPr>
-          <w:ilvl w:val="0"/>
-          <w:numId w:val="1002"/>
-        </w:numPr>
-      </w:pPr>
-      <w:r>
-        <w:t xml:space="preserve">The Login screen’s</w:t>
-      </w:r>
-      <w:r>
-        <w:t xml:space="preserve"> </w:t>
-      </w:r>
-      <w:r>
-        <w:t xml:space="preserve">“Continue as Guest”</w:t>
-      </w:r>
-      <w:r>
-        <w:t xml:space="preserve"> </w:t>
-      </w:r>
-      <w:r>
-        <w:t xml:space="preserve">option bypassed Firebase Auth entirely and, once the Map screen was gated on a signed-in session, sent guest users into a redirect loop; the button was removed. The Login screenshot in Figure </w:t>
+        <w:spacing w:line="360" w:lineRule="auto"/>
+        <w:jc w:val="both"/>
+        <w:rPr>
+          <w:rFonts w:ascii="Times New Roman" w:hAnsi="Times New Roman" w:cs="Times New Roman"/>
+        </w:rPr>
+      </w:pPr>
+      <w:r>
+        <w:rPr>
+          <w:rFonts w:ascii="Times New Roman" w:hAnsi="Times New Roman" w:cs="Times New Roman"/>
+        </w:rPr>
+        <w:t>The Login screen’s “Continue as Guest” option bypassed Firebase Auth entirely and, once the Map screen was gated on a signed-in session, sent guest users into a redirect loop; the button was removed. The Login screenshot in Figure </w:t>
       </w:r>
       <w:hyperlink w:anchor="fig:screens">
         <w:r>
           <w:rPr>
             <w:rStyle w:val="Hyperlink"/>
+            <w:rFonts w:ascii="Times New Roman" w:hAnsi="Times New Roman" w:cs="Times New Roman"/>
           </w:rPr>
-          <w:t xml:space="preserve">5</w:t>
+          <w:t>5</w:t>
         </w:r>
       </w:hyperlink>
       <w:r>
-        <w:t xml:space="preserve"> </w:t>
-      </w:r>
-      <w:r>
-        <w:t xml:space="preserve">was captured before this fix and still shows the button, which has since been removed from the app.</w:t>
-      </w:r>
-    </w:p>
-    <w:bookmarkEnd w:id="84"/>
-    <w:bookmarkStart w:id="85" w:name="usability-considerations"/>
+        <w:rPr>
+          <w:rFonts w:ascii="Times New Roman" w:hAnsi="Times New Roman" w:cs="Times New Roman"/>
+        </w:rPr>
+        <w:t xml:space="preserve"> was captured before this fix and still shows the button, which has since been removed from the app.</w:t>
+      </w:r>
+    </w:p>
     <w:p>
       <w:pPr>
         <w:pStyle w:val="Heading2"/>
-      </w:pPr>
-      <w:r>
-        <w:t xml:space="preserve">Usability Considerations</w:t>
+        <w:spacing w:line="360" w:lineRule="auto"/>
+        <w:jc w:val="both"/>
+        <w:rPr>
+          <w:rFonts w:ascii="Times New Roman" w:hAnsi="Times New Roman" w:cs="Times New Roman"/>
+        </w:rPr>
+      </w:pPr>
+      <w:bookmarkStart w:id="30" w:name="usability-considerations"/>
+      <w:bookmarkEnd w:id="29"/>
+      <w:r>
+        <w:rPr>
+          <w:rFonts w:ascii="Times New Roman" w:hAnsi="Times New Roman" w:cs="Times New Roman"/>
+        </w:rPr>
+        <w:t>Usability Considerations</w:t>
       </w:r>
     </w:p>
     <w:p>
       <w:pPr>
         <w:pStyle w:val="FirstParagraph"/>
-      </w:pPr>
-      <w:r>
-        <w:t xml:space="preserve">A lightweight heuristic pass, following</w:t>
-      </w:r>
-      <w:r>
-        <w:t xml:space="preserve"> </w:t>
-      </w:r>
-      <w:r>
-        <w:t xml:space="preserve">Nielsen (1994)</w:t>
-      </w:r>
-      <w:r>
-        <w:t xml:space="preserve">, was applied informally during the fixes above rather than as a separate, scheduled review. Of the ten heuristics, four are most directly relevant to this app: visibility of system status, match between the system and the real world, user control and freedom, and error prevention. The user-control issue identified above (the map’s earlier dead end) has been resolved; a related, smaller issue — that pressing back on the map screen still exits the app immediately, since it is the first screen reached after login — remains open and is listed as a task in Section 8. The formal second stage proposed earlier, in which three to five participants complete a defined task list and a System Usability Scale questionnaire, has not yet been run and is scheduled for after the Places API integration is complete, so that participants test against live restaurant data rather than the placeholder list.</w:t>
-      </w:r>
-    </w:p>
-    <w:bookmarkEnd w:id="85"/>
-    <w:bookmarkEnd w:id="86"/>
-    <w:bookmarkStart w:id="89" w:name="analysis-of-risks-and-ethical-issues"/>
+        <w:spacing w:line="360" w:lineRule="auto"/>
+        <w:jc w:val="both"/>
+        <w:rPr>
+          <w:rFonts w:ascii="Times New Roman" w:hAnsi="Times New Roman" w:cs="Times New Roman"/>
+        </w:rPr>
+      </w:pPr>
+      <w:r>
+        <w:rPr>
+          <w:rFonts w:ascii="Times New Roman" w:hAnsi="Times New Roman" w:cs="Times New Roman"/>
+        </w:rPr>
+        <w:t>A lightweight heuristic pass, following Nielsen (1994), was applied informally during the fixes above rather than as a separate, scheduled review. Of the ten heuristics, four are most directly relevant to this app: visibility of system status, match between the system and the real world, user control and freedom, and error prevention. The user-control issue identified above (the map’s earlier dead end) has been resolved; a related, smaller issue — that pressing back on the map screen still exits the app immediately, since it is the first screen reached after login — remains open and is listed as a task in Section 8. The formal second stage proposed earlier, in which three to five participants complete a defined task list and a System Usability Scale questionnaire, has not yet been run and is scheduled for after the Places API integration is complete, so that participants test against live restaurant data rather than the placeholder list.</w:t>
+      </w:r>
+    </w:p>
     <w:p>
       <w:pPr>
         <w:pStyle w:val="Heading1"/>
-      </w:pPr>
-      <w:r>
-        <w:t xml:space="preserve">Analysis of Risks and Ethical Issues</w:t>
-      </w:r>
-    </w:p>
-    <w:bookmarkStart w:id="87" w:name="technical-risks"/>
+        <w:spacing w:line="360" w:lineRule="auto"/>
+        <w:jc w:val="both"/>
+        <w:rPr>
+          <w:rFonts w:cs="Times New Roman"/>
+        </w:rPr>
+      </w:pPr>
+      <w:bookmarkStart w:id="31" w:name="analysis-of-risks-and-ethical-issues"/>
+      <w:bookmarkEnd w:id="28"/>
+      <w:bookmarkEnd w:id="30"/>
+      <w:r>
+        <w:rPr>
+          <w:rFonts w:cs="Times New Roman"/>
+        </w:rPr>
+        <w:t>Analysis of Risks and Ethical Issues</w:t>
+      </w:r>
+    </w:p>
     <w:p>
       <w:pPr>
         <w:pStyle w:val="Heading2"/>
-      </w:pPr>
-      <w:r>
-        <w:t xml:space="preserve">Technical Risks</w:t>
+        <w:spacing w:line="360" w:lineRule="auto"/>
+        <w:jc w:val="both"/>
+        <w:rPr>
+          <w:rFonts w:ascii="Times New Roman" w:hAnsi="Times New Roman" w:cs="Times New Roman"/>
+        </w:rPr>
+      </w:pPr>
+      <w:bookmarkStart w:id="32" w:name="technical-risks"/>
+      <w:r>
+        <w:rPr>
+          <w:rFonts w:ascii="Times New Roman" w:hAnsi="Times New Roman" w:cs="Times New Roman"/>
+        </w:rPr>
+        <w:t>Technical Risks</w:t>
       </w:r>
     </w:p>
     <w:p>
       <w:pPr>
         <w:pStyle w:val="FirstParagraph"/>
-      </w:pPr>
-      <w:r>
-        <w:t xml:space="preserve">The Google Places API request quota risk described in the proposal has not yet materialised, since the app currently runs entirely on in-memory data and makes no calls to the Places API. This risk becomes active as soon as the integration described in Section 8 begins, and will be managed as originally planned: by caching responses where they are stable and by controlling request frequency during testing.</w:t>
+        <w:spacing w:line="360" w:lineRule="auto"/>
+        <w:jc w:val="both"/>
+        <w:rPr>
+          <w:rFonts w:ascii="Times New Roman" w:hAnsi="Times New Roman" w:cs="Times New Roman"/>
+        </w:rPr>
+      </w:pPr>
+      <w:r>
+        <w:rPr>
+          <w:rFonts w:ascii="Times New Roman" w:hAnsi="Times New Roman" w:cs="Times New Roman"/>
+        </w:rPr>
+        <w:t xml:space="preserve">The Google Places API request quota risk described in the proposal has not yet materialised, since the app currently runs entirely on in-memory data and makes no calls to the Places API. </w:t>
+      </w:r>
+      <w:r>
+        <w:rPr>
+          <w:rFonts w:ascii="Times New Roman" w:hAnsi="Times New Roman" w:cs="Times New Roman"/>
+        </w:rPr>
+        <w:lastRenderedPageBreak/>
+        <w:t>This risk becomes active as soon as the integration described in Section 8 begins, and will be managed as originally planned: by caching responses where they are stable and by controlling request frequency during testing.</w:t>
       </w:r>
     </w:p>
     <w:p>
       <w:pPr>
         <w:pStyle w:val="BodyText"/>
-      </w:pPr>
-      <w:r>
-        <w:t xml:space="preserve">The risk that linked video content may be removed or become unavailable still applies to the five video URLs currently seeded into the app, and is mitigated in the same way as proposed — by choosing stable, established videos for demonstration purposes.</w:t>
+        <w:spacing w:line="360" w:lineRule="auto"/>
+        <w:jc w:val="both"/>
+        <w:rPr>
+          <w:rFonts w:ascii="Times New Roman" w:hAnsi="Times New Roman" w:cs="Times New Roman"/>
+        </w:rPr>
+      </w:pPr>
+      <w:r>
+        <w:rPr>
+          <w:rFonts w:ascii="Times New Roman" w:hAnsi="Times New Roman" w:cs="Times New Roman"/>
+        </w:rPr>
+        <w:t>The risk that linked video content may be removed or become unavailable still applies to the five video URLs currently seeded into the app, and is mitigated in the same way as proposed — by choosing stable, established videos for demonstration purposes.</w:t>
       </w:r>
     </w:p>
     <w:p>
       <w:pPr>
         <w:pStyle w:val="BodyText"/>
-      </w:pPr>
-      <w:r>
-        <w:t xml:space="preserve">Device fragmentation remains a live consideration. The app currently targets a minimum SDK of API level 24 and a target SDK of API level 36, which covers the large majority of active Android devices; testing so far has been carried out on a single physical device, and testing across a wider range of screen sizes and OS versions remains outstanding.</w:t>
-      </w:r>
-    </w:p>
-    <w:bookmarkEnd w:id="87"/>
-    <w:bookmarkStart w:id="88" w:name="ethical-considerations"/>
+        <w:spacing w:line="360" w:lineRule="auto"/>
+        <w:jc w:val="both"/>
+        <w:rPr>
+          <w:rFonts w:ascii="Times New Roman" w:hAnsi="Times New Roman" w:cs="Times New Roman"/>
+        </w:rPr>
+      </w:pPr>
+      <w:r>
+        <w:rPr>
+          <w:rFonts w:ascii="Times New Roman" w:hAnsi="Times New Roman" w:cs="Times New Roman"/>
+        </w:rPr>
+        <w:t>Device fragmentation remains a live consideration. The app currently targets a minimum SDK of API level 24 and a target SDK of API level 36, which covers the large majority of active Android devices; testing so far has been carried out on a single physical device, and testing across a wider range of screen sizes and OS versions remains outstanding.</w:t>
+      </w:r>
+    </w:p>
     <w:p>
       <w:pPr>
         <w:pStyle w:val="Heading2"/>
-      </w:pPr>
-      <w:r>
-        <w:t xml:space="preserve">Ethical Considerations</w:t>
+        <w:spacing w:line="360" w:lineRule="auto"/>
+        <w:jc w:val="both"/>
+        <w:rPr>
+          <w:rFonts w:ascii="Times New Roman" w:hAnsi="Times New Roman" w:cs="Times New Roman"/>
+        </w:rPr>
+      </w:pPr>
+      <w:bookmarkStart w:id="33" w:name="ethical-considerations"/>
+      <w:bookmarkEnd w:id="32"/>
+      <w:r>
+        <w:rPr>
+          <w:rFonts w:ascii="Times New Roman" w:hAnsi="Times New Roman" w:cs="Times New Roman"/>
+        </w:rPr>
+        <w:t>Ethical Considerations</w:t>
       </w:r>
     </w:p>
     <w:p>
       <w:pPr>
         <w:pStyle w:val="FirstParagraph"/>
-      </w:pPr>
-      <w:r>
-        <w:t xml:space="preserve">This section is the one most significantly affected by the deviation described in Section 5.7. The proposal stated that login would be demonstration-only, collecting no real personal data. The implemented app instead uses real Firebase Authentication, which does collect a genuine email address and password for any user who registers. This changes the ethical position of the project and needs to be stated plainly rather than carried over unchanged from the proposal.</w:t>
+        <w:spacing w:line="360" w:lineRule="auto"/>
+        <w:jc w:val="both"/>
+        <w:rPr>
+          <w:rFonts w:ascii="Times New Roman" w:hAnsi="Times New Roman" w:cs="Times New Roman"/>
+        </w:rPr>
+      </w:pPr>
+      <w:r>
+        <w:rPr>
+          <w:rFonts w:ascii="Times New Roman" w:hAnsi="Times New Roman" w:cs="Times New Roman"/>
+        </w:rPr>
+        <w:t>This section is the one most significantly affected by the deviation described in Section 5.7. The proposal stated that login would be demonstration-only, collecting no real personal data. The implemented app instead uses real Firebase Authentication, which does collect a genuine email address and password for any user who registers. This changes the ethical position of the project and needs to be stated plainly rather than carried over unchanged from the proposal.</w:t>
       </w:r>
     </w:p>
     <w:p>
       <w:pPr>
         <w:pStyle w:val="BodyText"/>
-      </w:pPr>
-      <w:r>
-        <w:t xml:space="preserve">In practice, the risk this introduces is small and well-managed. Firebase Authentication is a managed identity service operated by Google; passwords are never stored or handled directly by the application’s own code, and no additional personal data — beyond the email address and display name required to sign in — is collected or stored anywhere in the app. No Firestore database or other persistent store of user data is used. Location data continues to be used only transiently, to centre the map and compute the placeholder restaurant positions, and is not stored beyond the current session. Because the accounts created during testing are the developer’s own test accounts rather than data from human participants, and because no analytics or third-party tracking is integrated, the change does not introduce a need for formal ethical approval; it does, however, mean that any demonstration or further testing involving other people’s real credentials should be limited to consenting testers who understand that a genuine account is being created.</w:t>
-      </w:r>
-    </w:p>
-    <w:bookmarkEnd w:id="88"/>
-    <w:bookmarkEnd w:id="89"/>
-    <w:bookmarkStart w:id="96" w:name="current-progress-and-remaining-work"/>
+        <w:spacing w:line="360" w:lineRule="auto"/>
+        <w:jc w:val="both"/>
+        <w:rPr>
+          <w:rFonts w:ascii="Times New Roman" w:hAnsi="Times New Roman" w:cs="Times New Roman"/>
+        </w:rPr>
+      </w:pPr>
+      <w:r>
+        <w:rPr>
+          <w:rFonts w:ascii="Times New Roman" w:hAnsi="Times New Roman" w:cs="Times New Roman"/>
+        </w:rPr>
+        <w:t>In practice, the risk this introduces is small and well-managed. Firebase Authentication is a managed identity service operated by Google; passwords are never stored or handled directly by the application’s own code, and no additional personal data — beyond the email address and display name required to sign in — is collected or stored anywhere in the app. No Firestore database or other persistent store of user data is used. Location data continues to be used only transiently, to centre the map and compute the placeholder restaurant positions, and is not stored beyond the current session. Because the accounts created during testing are the developer’s own test accounts rather than data from human participants, and because no analytics or third-party tracking is integrated, the change does not introduce a need for formal ethical approval; it does, however, mean that any demonstration or further testing involving other people’s real credentials should be limited to consenting testers who understand that a genuine account is being created.</w:t>
+      </w:r>
+    </w:p>
     <w:p>
       <w:pPr>
         <w:pStyle w:val="Heading1"/>
-      </w:pPr>
-      <w:r>
-        <w:t xml:space="preserve">Current Progress and Remaining Work</w:t>
-      </w:r>
-    </w:p>
-    <w:bookmarkStart w:id="90" w:name="summary-of-progress"/>
+        <w:spacing w:line="360" w:lineRule="auto"/>
+        <w:jc w:val="both"/>
+        <w:rPr>
+          <w:rFonts w:cs="Times New Roman"/>
+        </w:rPr>
+      </w:pPr>
+      <w:bookmarkStart w:id="34" w:name="current-progress-and-remaining-work"/>
+      <w:bookmarkEnd w:id="31"/>
+      <w:bookmarkEnd w:id="33"/>
+      <w:r>
+        <w:rPr>
+          <w:rFonts w:cs="Times New Roman"/>
+        </w:rPr>
+        <w:lastRenderedPageBreak/>
+        <w:t>Current Progress and Remaining Work</w:t>
+      </w:r>
+    </w:p>
     <w:p>
       <w:pPr>
         <w:pStyle w:val="Heading2"/>
-      </w:pPr>
-      <w:r>
-        <w:t xml:space="preserve">Summary of Progress</w:t>
+        <w:spacing w:line="360" w:lineRule="auto"/>
+        <w:jc w:val="both"/>
+        <w:rPr>
+          <w:rFonts w:ascii="Times New Roman" w:hAnsi="Times New Roman" w:cs="Times New Roman"/>
+        </w:rPr>
+      </w:pPr>
+      <w:bookmarkStart w:id="35" w:name="summary-of-progress"/>
+      <w:r>
+        <w:rPr>
+          <w:rFonts w:ascii="Times New Roman" w:hAnsi="Times New Roman" w:cs="Times New Roman"/>
+        </w:rPr>
+        <w:t>Summary of Progress</w:t>
       </w:r>
     </w:p>
     <w:p>
       <w:pPr>
         <w:pStyle w:val="FirstParagraph"/>
-      </w:pPr>
-      <w:r>
-        <w:t xml:space="preserve">All eleven planned screens are implemented and connected through a single navigation flow. The map renders live using the device’s real GPS location and the Google Maps SDK. Firebase Authentication is live and has been tested end-to-end on a physical device, including the UX fixes listed in Section 6.1. Video and directions both work by handing off to external apps through Android intents, and the search bar filters the currently loaded restaurant list in real time.</w:t>
-      </w:r>
-    </w:p>
-    <w:bookmarkEnd w:id="90"/>
-    <w:bookmarkStart w:id="95" w:name="remaining-work"/>
+        <w:spacing w:line="360" w:lineRule="auto"/>
+        <w:jc w:val="both"/>
+        <w:rPr>
+          <w:rFonts w:ascii="Times New Roman" w:hAnsi="Times New Roman" w:cs="Times New Roman"/>
+        </w:rPr>
+      </w:pPr>
+      <w:r>
+        <w:rPr>
+          <w:rFonts w:ascii="Times New Roman" w:hAnsi="Times New Roman" w:cs="Times New Roman"/>
+        </w:rPr>
+        <w:t>All eleven planned screens are implemented and connected through a single navigation flow. The map renders live using the device’s real GPS location and the Google Maps SDK. Firebase Authentication is live and has been tested end-to-end on a physical device, including the UX fixes listed in Section 6.1. Video and directions both work by handing off to external apps through Android intents, and the search bar filters the currently loaded restaurant list in real time.</w:t>
+      </w:r>
+    </w:p>
     <w:p>
       <w:pPr>
         <w:pStyle w:val="Heading2"/>
-      </w:pPr>
-      <w:r>
-        <w:t xml:space="preserve">Remaining Work</w:t>
+        <w:spacing w:line="360" w:lineRule="auto"/>
+        <w:jc w:val="both"/>
+        <w:rPr>
+          <w:rFonts w:ascii="Times New Roman" w:hAnsi="Times New Roman" w:cs="Times New Roman"/>
+        </w:rPr>
+      </w:pPr>
+      <w:bookmarkStart w:id="36" w:name="remaining-work"/>
+      <w:bookmarkEnd w:id="35"/>
+      <w:r>
+        <w:rPr>
+          <w:rFonts w:ascii="Times New Roman" w:hAnsi="Times New Roman" w:cs="Times New Roman"/>
+        </w:rPr>
+        <w:t>Remaining Work</w:t>
       </w:r>
     </w:p>
     <w:p>
       <w:pPr>
         <w:pStyle w:val="FirstParagraph"/>
-      </w:pPr>
-      <w:r>
-        <w:t xml:space="preserve">Three pieces of work are outstanding, in priority order:</w:t>
+        <w:spacing w:line="360" w:lineRule="auto"/>
+        <w:jc w:val="both"/>
+        <w:rPr>
+          <w:rFonts w:ascii="Times New Roman" w:hAnsi="Times New Roman" w:cs="Times New Roman"/>
+        </w:rPr>
+      </w:pPr>
+      <w:r>
+        <w:rPr>
+          <w:rFonts w:ascii="Times New Roman" w:hAnsi="Times New Roman" w:cs="Times New Roman"/>
+        </w:rPr>
+        <w:t>Three pieces of work are outstanding, in priority order:</w:t>
       </w:r>
     </w:p>
     <w:p>
       <w:pPr>
         <w:numPr>
           <w:ilvl w:val="0"/>
-          <w:numId w:val="1003"/>
+          <w:numId w:val="4"/>
         </w:numPr>
-      </w:pPr>
-      <w:r>
-        <w:rPr>
+        <w:spacing w:line="360" w:lineRule="auto"/>
+        <w:jc w:val="both"/>
+        <w:rPr>
+          <w:rFonts w:ascii="Times New Roman" w:hAnsi="Times New Roman" w:cs="Times New Roman"/>
+        </w:rPr>
+      </w:pPr>
+      <w:r>
+        <w:rPr>
+          <w:rFonts w:ascii="Times New Roman" w:hAnsi="Times New Roman" w:cs="Times New Roman"/>
           <w:b/>
           <w:bCs/>
         </w:rPr>
-        <w:t xml:space="preserve">Google Places Nearby Search API.</w:t>
-      </w:r>
-      <w:r>
-        <w:t xml:space="preserve"> </w:t>
-      </w:r>
-      <w:r>
-        <w:t xml:space="preserve">Replace</w:t>
-      </w:r>
-      <w:r>
-        <w:t xml:space="preserve"> </w:t>
+        <w:t>Google Places Nearby Search API.</w:t>
+      </w:r>
+      <w:r>
+        <w:rPr>
+          <w:rFonts w:ascii="Times New Roman" w:hAnsi="Times New Roman" w:cs="Times New Roman"/>
+        </w:rPr>
+        <w:t xml:space="preserve"> Replace </w:t>
       </w:r>
       <w:r>
         <w:rPr>
           <w:rStyle w:val="VerbatimChar"/>
-        </w:rPr>
-        <w:t xml:space="preserve">RestaurantRepository</w:t>
-      </w:r>
-      <w:r>
-        <w:t xml:space="preserve">’s in-memory list with a new repository backed by a live Nearby Search call (type</w:t>
-      </w:r>
-      <w:r>
-        <w:t xml:space="preserve"> </w:t>
+          <w:rFonts w:ascii="Times New Roman" w:hAnsi="Times New Roman" w:cs="Times New Roman"/>
+        </w:rPr>
+        <w:t>RestaurantRepository</w:t>
+      </w:r>
+      <w:r>
+        <w:rPr>
+          <w:rFonts w:ascii="Times New Roman" w:hAnsi="Times New Roman" w:cs="Times New Roman"/>
+        </w:rPr>
+        <w:t xml:space="preserve">’s in-memory list with a new repository backed by a live Nearby Search call (type </w:t>
       </w:r>
       <w:r>
         <w:rPr>
           <w:rStyle w:val="VerbatimChar"/>
-        </w:rPr>
-        <w:t xml:space="preserve">restaurant</w:t>
-      </w:r>
-      <w:r>
-        <w:t xml:space="preserve">, radius 1500 metres), returning real restaurants around the user’s location. Because the Map screen already depends only on the repository’s interface, this screen requires no changes of its own.</w:t>
+          <w:rFonts w:ascii="Times New Roman" w:hAnsi="Times New Roman" w:cs="Times New Roman"/>
+        </w:rPr>
+        <w:t>restaurant</w:t>
+      </w:r>
+      <w:r>
+        <w:rPr>
+          <w:rFonts w:ascii="Times New Roman" w:hAnsi="Times New Roman" w:cs="Times New Roman"/>
+        </w:rPr>
+        <w:t>, radius 1500 metres), returning real restaurants around the user’s location. Because the Map screen already depends only on the repository’s interface, this screen requires no changes of its own.</w:t>
       </w:r>
     </w:p>
     <w:p>
       <w:pPr>
         <w:numPr>
           <w:ilvl w:val="0"/>
-          <w:numId w:val="1003"/>
+          <w:numId w:val="4"/>
         </w:numPr>
-      </w:pPr>
-      <w:r>
-        <w:rPr>
+        <w:spacing w:line="360" w:lineRule="auto"/>
+        <w:jc w:val="both"/>
+        <w:rPr>
+          <w:rFonts w:ascii="Times New Roman" w:hAnsi="Times New Roman" w:cs="Times New Roman"/>
+        </w:rPr>
+      </w:pPr>
+      <w:r>
+        <w:rPr>
+          <w:rFonts w:ascii="Times New Roman" w:hAnsi="Times New Roman" w:cs="Times New Roman"/>
           <w:b/>
           <w:bCs/>
         </w:rPr>
-        <w:t xml:space="preserve">Live search.</w:t>
-      </w:r>
-      <w:r>
-        <w:t xml:space="preserve"> </w:t>
-      </w:r>
-      <w:r>
-        <w:t xml:space="preserve">Once real restaurant data is flowing, connect the existing search bar to the Places API’s keyword parameter with a short debounce, replacing the current client-side filter over the placeholder list, and show a loading indicator while a search request is in flight.</w:t>
+        <w:t>Live search.</w:t>
+      </w:r>
+      <w:r>
+        <w:rPr>
+          <w:rFonts w:ascii="Times New Roman" w:hAnsi="Times New Roman" w:cs="Times New Roman"/>
+        </w:rPr>
+        <w:t xml:space="preserve"> Once real restaurant data is flowing, connect the existing search bar to the Places API’s keyword parameter with a short debounce, replacing the current client-side filter over the placeholder list, and show a loading indicator while a search request is in flight.</w:t>
       </w:r>
     </w:p>
     <w:p>
       <w:pPr>
         <w:numPr>
           <w:ilvl w:val="0"/>
-          <w:numId w:val="1003"/>
+          <w:numId w:val="4"/>
         </w:numPr>
-      </w:pPr>
-      <w:r>
-        <w:rPr>
+        <w:spacing w:line="360" w:lineRule="auto"/>
+        <w:jc w:val="both"/>
+        <w:rPr>
+          <w:rFonts w:ascii="Times New Roman" w:hAnsi="Times New Roman" w:cs="Times New Roman"/>
+        </w:rPr>
+      </w:pPr>
+      <w:r>
+        <w:rPr>
+          <w:rFonts w:ascii="Times New Roman" w:hAnsi="Times New Roman" w:cs="Times New Roman"/>
           <w:b/>
           <w:bCs/>
         </w:rPr>
-        <w:t xml:space="preserve">Back-press polish and formal testing.</w:t>
-      </w:r>
-      <w:r>
-        <w:t xml:space="preserve"> </w:t>
-      </w:r>
-      <w:r>
-        <w:t xml:space="preserve">Add a press-back-again-to-exit confirmation on the Map screen, and carry out the structured functional test plan and the participant-based usability testing (Section 6.2) that were deferred until real restaurant data is available to test against.</w:t>
+        <w:t>Back-press polish and formal testing.</w:t>
+      </w:r>
+      <w:r>
+        <w:rPr>
+          <w:rFonts w:ascii="Times New Roman" w:hAnsi="Times New Roman" w:cs="Times New Roman"/>
+        </w:rPr>
+        <w:t xml:space="preserve"> Add a press-back-again-to-exit confirmation on the Map screen, and carry out the structured functional test plan and the participant-based usability testing (Section 6.2) that were deferred until real restaurant data is available to test against.</w:t>
       </w:r>
     </w:p>
     <w:p>
       <w:pPr>
         <w:pStyle w:val="FirstParagraph"/>
-      </w:pPr>
-      <w:r>
-        <w:t xml:space="preserve">Figure </w:t>
+        <w:spacing w:line="360" w:lineRule="auto"/>
+        <w:jc w:val="both"/>
+        <w:rPr>
+          <w:rFonts w:ascii="Times New Roman" w:hAnsi="Times New Roman" w:cs="Times New Roman"/>
+        </w:rPr>
+      </w:pPr>
+      <w:r>
+        <w:rPr>
+          <w:rFonts w:ascii="Times New Roman" w:hAnsi="Times New Roman" w:cs="Times New Roman"/>
+        </w:rPr>
+        <w:t>Figure </w:t>
       </w:r>
       <w:hyperlink w:anchor="fig:roadmap">
         <w:r>
           <w:rPr>
             <w:rStyle w:val="Hyperlink"/>
+            <w:rFonts w:ascii="Times New Roman" w:hAnsi="Times New Roman" w:cs="Times New Roman"/>
           </w:rPr>
-          <w:t xml:space="preserve">7</w:t>
+          <w:t>7</w:t>
         </w:r>
       </w:hyperlink>
       <w:r>
-        <w:t xml:space="preserve"> </w:t>
-      </w:r>
-      <w:r>
-        <w:t xml:space="preserve">sets out the same three items as a dependency chain rather than a dated schedule, since no fixed dates have been committed to at this stage of the project. The ordering reflects a genuine dependency, not just a preference: live search cannot be connected to the Places API’s keyword parameter (item 2) until that API call exists at all (item 1), whereas the back-press and testing work (item 3) is independent and could, in principle, proceed in parallel.</w:t>
-      </w:r>
-    </w:p>
-    <w:bookmarkStart w:id="94" w:name="fig:roadmap"/>
+        <w:rPr>
+          <w:rFonts w:ascii="Times New Roman" w:hAnsi="Times New Roman" w:cs="Times New Roman"/>
+        </w:rPr>
+        <w:t xml:space="preserve"> sets out the same three items as a dependency chain rather than a dated schedule, since no fixed dates have been committed to at this stage of the project. The ordering reflects a genuine dependency, not just a preference: live search cannot be connected to the Places API’s keyword parameter (item 2) until that API call exists at all (item 1), whereas the back-press and testing work (item 3) is independent and could, in principle, proceed in parallel.</w:t>
+      </w:r>
+    </w:p>
     <w:p>
       <w:pPr>
         <w:pStyle w:val="CaptionedFigure"/>
-      </w:pPr>
-      <w:r>
+        <w:spacing w:line="360" w:lineRule="auto"/>
+        <w:jc w:val="both"/>
+        <w:rPr>
+          <w:rFonts w:ascii="Times New Roman" w:hAnsi="Times New Roman" w:cs="Times New Roman"/>
+        </w:rPr>
+      </w:pPr>
+      <w:bookmarkStart w:id="37" w:name="fig:roadmap"/>
+      <w:r>
+        <w:rPr>
+          <w:rFonts w:ascii="Times New Roman" w:hAnsi="Times New Roman" w:cs="Times New Roman"/>
+          <w:noProof/>
+          <w:lang w:eastAsia="en-US"/>
+        </w:rPr>
+        <w:lastRenderedPageBreak/>
         <w:drawing>
-          <wp:inline>
+          <wp:inline distT="0" distB="0" distL="0" distR="0">
             <wp:extent cx="5334000" cy="1250296"/>
-            <wp:effectExtent b="0" l="0" r="0" t="0"/>
-            <wp:docPr descr="" title="" id="92" name="Picture"/>
-            <a:graphic>
+            <wp:effectExtent l="0" t="0" r="0" b="0"/>
+            <wp:docPr id="92" name="Picture"/>
+            <wp:cNvGraphicFramePr/>
+            <a:graphic xmlns:a="http://schemas.openxmlformats.org/drawingml/2006/main">
               <a:graphicData uri="http://schemas.openxmlformats.org/drawingml/2006/picture">
-                <pic:pic>
+                <pic:pic xmlns:pic="http://schemas.openxmlformats.org/drawingml/2006/picture">
                   <pic:nvPicPr>
-                    <pic:cNvPr descr="images/diag_roadmap.png" id="93" name="Picture"/>
+                    <pic:cNvPr id="93" name="Picture" descr="images/diag_roadmap.png"/>
                     <pic:cNvPicPr>
-                      <a:picLocks noChangeArrowheads="1" noChangeAspect="1"/>
+                      <a:picLocks noChangeAspect="1" noChangeArrowheads="1"/>
                     </pic:cNvPicPr>
                   </pic:nvPicPr>
                   <pic:blipFill>
-                    <a:blip r:embed="rId91"/>
+                    <a:blip r:embed="rId21"/>
                     <a:stretch>
                       <a:fillRect/>
                     </a:stretch>
@@ -2836,353 +3898,450 @@
     <w:p>
       <w:pPr>
         <w:pStyle w:val="ImageCaption"/>
-      </w:pPr>
-      <w:r>
-        <w:t xml:space="preserve">Remaining work as a dependency chain rather than a dated roadmap. The Places API integration (Section 8, item 1) blocks live search (item 2); formal back-press and usability testing (item 3) does not depend on either and could run in parallel.</w:t>
-      </w:r>
-    </w:p>
-    <w:bookmarkEnd w:id="94"/>
-    <w:bookmarkEnd w:id="95"/>
-    <w:bookmarkEnd w:id="96"/>
-    <w:bookmarkStart w:id="97" w:name="conclusion"/>
+        <w:spacing w:line="360" w:lineRule="auto"/>
+        <w:jc w:val="both"/>
+        <w:rPr>
+          <w:rFonts w:ascii="Times New Roman" w:hAnsi="Times New Roman" w:cs="Times New Roman"/>
+        </w:rPr>
+      </w:pPr>
+      <w:r>
+        <w:rPr>
+          <w:rFonts w:ascii="Times New Roman" w:hAnsi="Times New Roman" w:cs="Times New Roman"/>
+        </w:rPr>
+        <w:t>Remaining work as a dependency chain rather than a dated roadmap. The Places API integration (Section 8, item 1) blocks live search (item 2); formal back-press and usability testing (item 3) does not depend on either and could run in parallel.</w:t>
+      </w:r>
+    </w:p>
     <w:p>
       <w:pPr>
         <w:pStyle w:val="Heading1"/>
-      </w:pPr>
-      <w:r>
-        <w:t xml:space="preserve">Conclusion</w:t>
+        <w:spacing w:line="360" w:lineRule="auto"/>
+        <w:jc w:val="both"/>
+        <w:rPr>
+          <w:rFonts w:cs="Times New Roman"/>
+        </w:rPr>
+      </w:pPr>
+      <w:bookmarkStart w:id="38" w:name="conclusion"/>
+      <w:bookmarkEnd w:id="34"/>
+      <w:bookmarkEnd w:id="36"/>
+      <w:bookmarkEnd w:id="37"/>
+      <w:r>
+        <w:rPr>
+          <w:rFonts w:cs="Times New Roman"/>
+        </w:rPr>
+        <w:t>Conclusion</w:t>
       </w:r>
     </w:p>
     <w:p>
       <w:pPr>
         <w:pStyle w:val="FirstParagraph"/>
-      </w:pPr>
-      <w:r>
-        <w:t xml:space="preserve">Spot To Go has progressed from a proposal into a working Android application. Every screen from the original prototype has been built, styled consistently, and connected into a single, tested navigation flow; a real authentication system gates access to the map; and the map itself renders the user’s true location alongside restaurants that can be explored through a real video preview or turned into real driving, walking, or transit directions with a single tap. The one substantive gap against the original objectives is the live Google Places API integration, which remains the clearly scoped next step — the surrounding architecture was built specifically so that this change would not require reworking any of the screens already in place.</w:t>
+        <w:spacing w:line="360" w:lineRule="auto"/>
+        <w:jc w:val="both"/>
+        <w:rPr>
+          <w:rFonts w:ascii="Times New Roman" w:hAnsi="Times New Roman" w:cs="Times New Roman"/>
+        </w:rPr>
+      </w:pPr>
+      <w:r>
+        <w:rPr>
+          <w:rFonts w:ascii="Times New Roman" w:hAnsi="Times New Roman" w:cs="Times New Roman"/>
+        </w:rPr>
+        <w:t>Spot To Go has progressed from a proposal into a working Android application. Every screen from the original prototype has been built, styled consistently, and connected into a single, tested navigation flow; a real authentication system gates access to the map; and the map itself renders the user’s true location alongside restaurants that can be explored through a real video preview or turned into real driving, walking, or transit directions with a single tap. The one substantive gap against the original objectives is the live Google Places API integration, which remains the clearly scoped next step — the surrounding architecture was built specifically so that this change would not require reworking any of the screens already in place.</w:t>
       </w:r>
     </w:p>
     <w:p>
       <w:pPr>
         <w:pStyle w:val="BodyText"/>
-      </w:pPr>
-      <w:r>
-        <w:t xml:space="preserve">The purpose of this draft is to put that progress in front of a reviewer before the remaining work begins, so that feedback on the screens, the architecture, and the ethical position described in Section 6.2 can shape how the final phase of the project is prioritised.</w:t>
-      </w:r>
-    </w:p>
-    <w:bookmarkEnd w:id="97"/>
-    <w:bookmarkStart w:id="108" w:name="bibliography"/>
+        <w:spacing w:line="360" w:lineRule="auto"/>
+        <w:jc w:val="both"/>
+        <w:rPr>
+          <w:rFonts w:ascii="Times New Roman" w:hAnsi="Times New Roman" w:cs="Times New Roman"/>
+        </w:rPr>
+      </w:pPr>
+      <w:r>
+        <w:rPr>
+          <w:rFonts w:ascii="Times New Roman" w:hAnsi="Times New Roman" w:cs="Times New Roman"/>
+        </w:rPr>
+        <w:t>The purpose of this draft is to put that progress in front of a reviewer before the remaining work begins, so that feedback on the screens, the architecture, and the ethical position described in Section 6.2 can shape how the final phase of the project is prioritised.</w:t>
+      </w:r>
+    </w:p>
     <w:p>
       <w:pPr>
         <w:pStyle w:val="Heading1"/>
-      </w:pPr>
-      <w:r>
-        <w:t xml:space="preserve">References</w:t>
-      </w:r>
-    </w:p>
-    <w:bookmarkStart w:id="107" w:name="refs"/>
-    <w:bookmarkStart w:id="98" w:name="ref-adomavicius2005"/>
+        <w:spacing w:line="360" w:lineRule="auto"/>
+        <w:jc w:val="both"/>
+        <w:rPr>
+          <w:rFonts w:cs="Times New Roman"/>
+        </w:rPr>
+      </w:pPr>
+      <w:bookmarkStart w:id="39" w:name="bibliography"/>
+      <w:bookmarkEnd w:id="38"/>
+    </w:p>
+    <w:p>
+      <w:pPr>
+        <w:pStyle w:val="BodyText"/>
+      </w:pPr>
+    </w:p>
+    <w:p>
+      <w:pPr>
+        <w:pStyle w:val="Heading1"/>
+        <w:spacing w:line="360" w:lineRule="auto"/>
+        <w:jc w:val="both"/>
+        <w:rPr>
+          <w:rFonts w:cs="Times New Roman"/>
+        </w:rPr>
+      </w:pPr>
+      <w:r>
+        <w:rPr>
+          <w:rFonts w:cs="Times New Roman"/>
+        </w:rPr>
+        <w:t>References</w:t>
+      </w:r>
+    </w:p>
     <w:p>
       <w:pPr>
         <w:pStyle w:val="Bibliography"/>
-      </w:pPr>
-      <w:r>
-        <w:t xml:space="preserve">Adomavicius, Gediminas, and Alexander Tuzhilin. 2005.</w:t>
-      </w:r>
-      <w:r>
-        <w:t xml:space="preserve"> </w:t>
-      </w:r>
-      <w:r>
-        <w:t xml:space="preserve">“Toward the Next Generation of Recommender Systems: A Survey of the State-of-the-Art and Possible Extensions.”</w:t>
-      </w:r>
-      <w:r>
-        <w:t xml:space="preserve"> </w:t>
-      </w:r>
-      <w:r>
-        <w:rPr>
+        <w:numPr>
+          <w:ilvl w:val="0"/>
+          <w:numId w:val="5"/>
+        </w:numPr>
+        <w:spacing w:line="360" w:lineRule="auto"/>
+        <w:jc w:val="both"/>
+        <w:rPr>
+          <w:rFonts w:ascii="Times New Roman" w:hAnsi="Times New Roman" w:cs="Times New Roman"/>
+        </w:rPr>
+      </w:pPr>
+      <w:bookmarkStart w:id="40" w:name="ref-adomavicius2005"/>
+      <w:bookmarkStart w:id="41" w:name="refs"/>
+      <w:r>
+        <w:rPr>
+          <w:rFonts w:ascii="Times New Roman" w:hAnsi="Times New Roman" w:cs="Times New Roman"/>
+        </w:rPr>
+        <w:t xml:space="preserve">Adomavicius, Gediminas, and Alexander Tuzhilin. 2005. “Toward the Next Generation of Recommender Systems: A Survey of the State-of-the-Art and Possible Extensions.” </w:t>
+      </w:r>
+      <w:r>
+        <w:rPr>
+          <w:rFonts w:ascii="Times New Roman" w:hAnsi="Times New Roman" w:cs="Times New Roman"/>
           <w:i/>
           <w:iCs/>
         </w:rPr>
-        <w:t xml:space="preserve">IEEE Transactions on Knowledge and Data Engineering</w:t>
-      </w:r>
-      <w:r>
-        <w:t xml:space="preserve"> </w:t>
-      </w:r>
-      <w:r>
-        <w:t xml:space="preserve">17 (6): 734–49.</w:t>
-      </w:r>
-    </w:p>
-    <w:bookmarkEnd w:id="98"/>
-    <w:bookmarkStart w:id="99" w:name="ref-bao2012"/>
+        <w:t>IEEE Transactions on Knowledge and Data Engineering</w:t>
+      </w:r>
+      <w:r>
+        <w:rPr>
+          <w:rFonts w:ascii="Times New Roman" w:hAnsi="Times New Roman" w:cs="Times New Roman"/>
+        </w:rPr>
+        <w:t xml:space="preserve"> 17 (6): 734–49.</w:t>
+      </w:r>
+    </w:p>
     <w:p>
       <w:pPr>
         <w:pStyle w:val="Bibliography"/>
-      </w:pPr>
-      <w:r>
-        <w:t xml:space="preserve">Bao, Jie, Yu Zheng, and Mohamed F. Mokbel. 2012.</w:t>
-      </w:r>
-      <w:r>
-        <w:t xml:space="preserve"> </w:t>
-      </w:r>
-      <w:r>
-        <w:t xml:space="preserve">“Location-Based and Preference-Aware Recommendation Using Sparse Geo-Social Networking Data.”</w:t>
-      </w:r>
-      <w:r>
-        <w:t xml:space="preserve"> </w:t>
-      </w:r>
-      <w:r>
-        <w:rPr>
+        <w:numPr>
+          <w:ilvl w:val="0"/>
+          <w:numId w:val="5"/>
+        </w:numPr>
+        <w:spacing w:line="360" w:lineRule="auto"/>
+        <w:jc w:val="both"/>
+        <w:rPr>
+          <w:rFonts w:ascii="Times New Roman" w:hAnsi="Times New Roman" w:cs="Times New Roman"/>
+        </w:rPr>
+      </w:pPr>
+      <w:bookmarkStart w:id="42" w:name="ref-bao2012"/>
+      <w:bookmarkEnd w:id="40"/>
+      <w:r>
+        <w:rPr>
+          <w:rFonts w:ascii="Times New Roman" w:hAnsi="Times New Roman" w:cs="Times New Roman"/>
+        </w:rPr>
+        <w:lastRenderedPageBreak/>
+        <w:t xml:space="preserve">Bao, Jie, Yu Zheng, and Mohamed F. Mokbel. 2012. “Location-Based and Preference-Aware Recommendation Using Sparse Geo-Social Networking Data.” </w:t>
+      </w:r>
+      <w:r>
+        <w:rPr>
+          <w:rFonts w:ascii="Times New Roman" w:hAnsi="Times New Roman" w:cs="Times New Roman"/>
           <w:i/>
           <w:iCs/>
         </w:rPr>
-        <w:t xml:space="preserve">Proceedings of the 20th International Conference on Advances in Geographic Information Systems</w:t>
-      </w:r>
-      <w:r>
-        <w:t xml:space="preserve">, 199–208.</w:t>
-      </w:r>
-    </w:p>
-    <w:bookmarkEnd w:id="99"/>
-    <w:bookmarkStart w:id="100" w:name="ref-cheung2009"/>
+        <w:t>Proceedings of the 20th International Conference on Advances in Geographic Information Systems</w:t>
+      </w:r>
+      <w:r>
+        <w:rPr>
+          <w:rFonts w:ascii="Times New Roman" w:hAnsi="Times New Roman" w:cs="Times New Roman"/>
+        </w:rPr>
+        <w:t>, 199–208.</w:t>
+      </w:r>
+    </w:p>
     <w:p>
       <w:pPr>
         <w:pStyle w:val="Bibliography"/>
-      </w:pPr>
-      <w:r>
-        <w:t xml:space="preserve">Cheung, Christy M. K., Matthew K. O. Lee, and Neil Rabjohn. 2009.</w:t>
-      </w:r>
-      <w:r>
-        <w:t xml:space="preserve"> </w:t>
-      </w:r>
-      <w:r>
-        <w:t xml:space="preserve">“The Impact of Electronic Word-of-Mouth: The Adoption of Online Opinions in Online Customer Communities.”</w:t>
-      </w:r>
-      <w:r>
-        <w:t xml:space="preserve"> </w:t>
-      </w:r>
-      <w:r>
-        <w:rPr>
+        <w:numPr>
+          <w:ilvl w:val="0"/>
+          <w:numId w:val="5"/>
+        </w:numPr>
+        <w:spacing w:line="360" w:lineRule="auto"/>
+        <w:jc w:val="both"/>
+        <w:rPr>
+          <w:rFonts w:ascii="Times New Roman" w:hAnsi="Times New Roman" w:cs="Times New Roman"/>
+        </w:rPr>
+      </w:pPr>
+      <w:bookmarkStart w:id="43" w:name="ref-cheung2009"/>
+      <w:bookmarkEnd w:id="42"/>
+      <w:r>
+        <w:rPr>
+          <w:rFonts w:ascii="Times New Roman" w:hAnsi="Times New Roman" w:cs="Times New Roman"/>
+        </w:rPr>
+        <w:t xml:space="preserve">Cheung, Christy M. K., Matthew K. O. Lee, and Neil Rabjohn. 2009. “The Impact of Electronic Word-of-Mouth: The Adoption of Online Opinions in Online Customer Communities.” </w:t>
+      </w:r>
+      <w:r>
+        <w:rPr>
+          <w:rFonts w:ascii="Times New Roman" w:hAnsi="Times New Roman" w:cs="Times New Roman"/>
           <w:i/>
           <w:iCs/>
         </w:rPr>
-        <w:t xml:space="preserve">Internet Research</w:t>
-      </w:r>
-      <w:r>
-        <w:t xml:space="preserve"> </w:t>
-      </w:r>
-      <w:r>
-        <w:t xml:space="preserve">18 (3): 229–47.</w:t>
-      </w:r>
-    </w:p>
-    <w:bookmarkEnd w:id="100"/>
-    <w:bookmarkStart w:id="101" w:name="ref-dellarocas2003"/>
+        <w:t>Internet Research</w:t>
+      </w:r>
+      <w:r>
+        <w:rPr>
+          <w:rFonts w:ascii="Times New Roman" w:hAnsi="Times New Roman" w:cs="Times New Roman"/>
+        </w:rPr>
+        <w:t xml:space="preserve"> 18 (3): 229–47.</w:t>
+      </w:r>
+    </w:p>
     <w:p>
       <w:pPr>
         <w:pStyle w:val="Bibliography"/>
-      </w:pPr>
-      <w:r>
-        <w:t xml:space="preserve">Dellarocas, Chrysanthos. 2003.</w:t>
-      </w:r>
-      <w:r>
-        <w:t xml:space="preserve"> </w:t>
-      </w:r>
-      <w:r>
-        <w:t xml:space="preserve">“The Digitization of Word of Mouth: Promise and Challenges of Online Feedback Mechanisms.”</w:t>
-      </w:r>
-      <w:r>
-        <w:t xml:space="preserve"> </w:t>
-      </w:r>
-      <w:r>
-        <w:rPr>
+        <w:numPr>
+          <w:ilvl w:val="0"/>
+          <w:numId w:val="5"/>
+        </w:numPr>
+        <w:spacing w:line="360" w:lineRule="auto"/>
+        <w:jc w:val="both"/>
+        <w:rPr>
+          <w:rFonts w:ascii="Times New Roman" w:hAnsi="Times New Roman" w:cs="Times New Roman"/>
+        </w:rPr>
+      </w:pPr>
+      <w:bookmarkStart w:id="44" w:name="ref-dellarocas2003"/>
+      <w:bookmarkEnd w:id="43"/>
+      <w:r>
+        <w:rPr>
+          <w:rFonts w:ascii="Times New Roman" w:hAnsi="Times New Roman" w:cs="Times New Roman"/>
+        </w:rPr>
+        <w:t xml:space="preserve">Dellarocas, Chrysanthos. 2003. “The Digitization of Word of Mouth: Promise and Challenges of Online Feedback Mechanisms.” </w:t>
+      </w:r>
+      <w:r>
+        <w:rPr>
+          <w:rFonts w:ascii="Times New Roman" w:hAnsi="Times New Roman" w:cs="Times New Roman"/>
           <w:i/>
           <w:iCs/>
         </w:rPr>
-        <w:t xml:space="preserve">Management Science</w:t>
-      </w:r>
-      <w:r>
-        <w:t xml:space="preserve"> </w:t>
-      </w:r>
-      <w:r>
-        <w:t xml:space="preserve">49 (10): 1407–24.</w:t>
-      </w:r>
-    </w:p>
-    <w:bookmarkEnd w:id="101"/>
-    <w:bookmarkStart w:id="102" w:name="ref-dey2001"/>
+        <w:t>Management Science</w:t>
+      </w:r>
+      <w:r>
+        <w:rPr>
+          <w:rFonts w:ascii="Times New Roman" w:hAnsi="Times New Roman" w:cs="Times New Roman"/>
+        </w:rPr>
+        <w:t xml:space="preserve"> 49 (10): 1407–24.</w:t>
+      </w:r>
+    </w:p>
     <w:p>
       <w:pPr>
         <w:pStyle w:val="Bibliography"/>
-      </w:pPr>
-      <w:r>
-        <w:t xml:space="preserve">Dey, Anind K. 2001.</w:t>
-      </w:r>
-      <w:r>
-        <w:t xml:space="preserve"> </w:t>
-      </w:r>
-      <w:r>
-        <w:t xml:space="preserve">“Understanding and Using Context.”</w:t>
-      </w:r>
-      <w:r>
-        <w:t xml:space="preserve"> </w:t>
-      </w:r>
-      <w:r>
-        <w:rPr>
+        <w:numPr>
+          <w:ilvl w:val="0"/>
+          <w:numId w:val="5"/>
+        </w:numPr>
+        <w:spacing w:line="360" w:lineRule="auto"/>
+        <w:jc w:val="both"/>
+        <w:rPr>
+          <w:rFonts w:ascii="Times New Roman" w:hAnsi="Times New Roman" w:cs="Times New Roman"/>
+        </w:rPr>
+      </w:pPr>
+      <w:bookmarkStart w:id="45" w:name="ref-dey2001"/>
+      <w:bookmarkEnd w:id="44"/>
+      <w:r>
+        <w:rPr>
+          <w:rFonts w:ascii="Times New Roman" w:hAnsi="Times New Roman" w:cs="Times New Roman"/>
+        </w:rPr>
+        <w:t xml:space="preserve">Dey, Anind K. 2001. “Understanding and Using Context.” </w:t>
+      </w:r>
+      <w:r>
+        <w:rPr>
+          <w:rFonts w:ascii="Times New Roman" w:hAnsi="Times New Roman" w:cs="Times New Roman"/>
           <w:i/>
           <w:iCs/>
         </w:rPr>
-        <w:t xml:space="preserve">Personal and Ubiquitous Computing</w:t>
-      </w:r>
-      <w:r>
-        <w:t xml:space="preserve"> </w:t>
-      </w:r>
-      <w:r>
-        <w:t xml:space="preserve">5 (1): 4–7.</w:t>
-      </w:r>
-    </w:p>
-    <w:bookmarkEnd w:id="102"/>
-    <w:bookmarkStart w:id="103" w:name="ref-kaplan2010"/>
+        <w:t>Personal and Ubiquitous Computing</w:t>
+      </w:r>
+      <w:r>
+        <w:rPr>
+          <w:rFonts w:ascii="Times New Roman" w:hAnsi="Times New Roman" w:cs="Times New Roman"/>
+        </w:rPr>
+        <w:t xml:space="preserve"> 5 (1): 4–7.</w:t>
+      </w:r>
+    </w:p>
     <w:p>
       <w:pPr>
         <w:pStyle w:val="Bibliography"/>
-      </w:pPr>
-      <w:r>
-        <w:t xml:space="preserve">Kaplan, Andreas M., and Michael Haenlein. 2010.</w:t>
-      </w:r>
-      <w:r>
-        <w:t xml:space="preserve"> </w:t>
-      </w:r>
-      <w:r>
-        <w:t xml:space="preserve">“Users of the World, Unite! The Challenges and Opportunities of Social Media.”</w:t>
-      </w:r>
-      <w:r>
-        <w:t xml:space="preserve"> </w:t>
-      </w:r>
-      <w:r>
-        <w:rPr>
+        <w:numPr>
+          <w:ilvl w:val="0"/>
+          <w:numId w:val="5"/>
+        </w:numPr>
+        <w:spacing w:line="360" w:lineRule="auto"/>
+        <w:jc w:val="both"/>
+        <w:rPr>
+          <w:rFonts w:ascii="Times New Roman" w:hAnsi="Times New Roman" w:cs="Times New Roman"/>
+        </w:rPr>
+      </w:pPr>
+      <w:bookmarkStart w:id="46" w:name="ref-kaplan2010"/>
+      <w:bookmarkEnd w:id="45"/>
+      <w:r>
+        <w:rPr>
+          <w:rFonts w:ascii="Times New Roman" w:hAnsi="Times New Roman" w:cs="Times New Roman"/>
+        </w:rPr>
+        <w:t xml:space="preserve">Kaplan, Andreas M., and Michael Haenlein. 2010. “Users of the World, Unite! The Challenges and Opportunities of Social Media.” </w:t>
+      </w:r>
+      <w:r>
+        <w:rPr>
+          <w:rFonts w:ascii="Times New Roman" w:hAnsi="Times New Roman" w:cs="Times New Roman"/>
           <w:i/>
           <w:iCs/>
         </w:rPr>
-        <w:t xml:space="preserve">Business Horizons</w:t>
-      </w:r>
-      <w:r>
-        <w:t xml:space="preserve"> </w:t>
-      </w:r>
-      <w:r>
-        <w:t xml:space="preserve">53 (1): 59–68.</w:t>
-      </w:r>
-    </w:p>
-    <w:bookmarkEnd w:id="103"/>
-    <w:bookmarkStart w:id="104" w:name="ref-nielsen1994"/>
+        <w:t>Business Horizons</w:t>
+      </w:r>
+      <w:r>
+        <w:rPr>
+          <w:rFonts w:ascii="Times New Roman" w:hAnsi="Times New Roman" w:cs="Times New Roman"/>
+        </w:rPr>
+        <w:t xml:space="preserve"> 53 (1): 59–68.</w:t>
+      </w:r>
+    </w:p>
     <w:p>
       <w:pPr>
         <w:pStyle w:val="Bibliography"/>
-      </w:pPr>
-      <w:r>
-        <w:t xml:space="preserve">Nielsen, Jakob. 1994.</w:t>
-      </w:r>
-      <w:r>
-        <w:t xml:space="preserve"> </w:t>
-      </w:r>
-      <w:r>
-        <w:rPr>
+        <w:numPr>
+          <w:ilvl w:val="0"/>
+          <w:numId w:val="5"/>
+        </w:numPr>
+        <w:spacing w:line="360" w:lineRule="auto"/>
+        <w:jc w:val="both"/>
+        <w:rPr>
+          <w:rFonts w:ascii="Times New Roman" w:hAnsi="Times New Roman" w:cs="Times New Roman"/>
+        </w:rPr>
+      </w:pPr>
+      <w:bookmarkStart w:id="47" w:name="ref-nielsen1994"/>
+      <w:bookmarkEnd w:id="46"/>
+      <w:r>
+        <w:rPr>
+          <w:rFonts w:ascii="Times New Roman" w:hAnsi="Times New Roman" w:cs="Times New Roman"/>
+        </w:rPr>
+        <w:t xml:space="preserve">Nielsen, Jakob. 1994. </w:t>
+      </w:r>
+      <w:r>
+        <w:rPr>
+          <w:rFonts w:ascii="Times New Roman" w:hAnsi="Times New Roman" w:cs="Times New Roman"/>
           <w:i/>
           <w:iCs/>
         </w:rPr>
-        <w:t xml:space="preserve">Usability Engineering</w:t>
-      </w:r>
-      <w:r>
-        <w:t xml:space="preserve">. Morgan Kaufmann.</w:t>
-      </w:r>
-    </w:p>
-    <w:bookmarkEnd w:id="104"/>
-    <w:bookmarkStart w:id="105" w:name="ref-schiller2004"/>
+        <w:t>Usability Engineering</w:t>
+      </w:r>
+      <w:r>
+        <w:rPr>
+          <w:rFonts w:ascii="Times New Roman" w:hAnsi="Times New Roman" w:cs="Times New Roman"/>
+        </w:rPr>
+        <w:t>. Morgan Kaufmann.</w:t>
+      </w:r>
+    </w:p>
     <w:p>
       <w:pPr>
         <w:pStyle w:val="Bibliography"/>
-      </w:pPr>
-      <w:r>
-        <w:t xml:space="preserve">Schiller, Jochen, and Agnès Voisard. 2004.</w:t>
-      </w:r>
-      <w:r>
-        <w:t xml:space="preserve"> </w:t>
-      </w:r>
-      <w:r>
-        <w:rPr>
+        <w:numPr>
+          <w:ilvl w:val="0"/>
+          <w:numId w:val="5"/>
+        </w:numPr>
+        <w:spacing w:line="360" w:lineRule="auto"/>
+        <w:jc w:val="both"/>
+        <w:rPr>
+          <w:rFonts w:ascii="Times New Roman" w:hAnsi="Times New Roman" w:cs="Times New Roman"/>
+        </w:rPr>
+      </w:pPr>
+      <w:bookmarkStart w:id="48" w:name="ref-schiller2004"/>
+      <w:bookmarkEnd w:id="47"/>
+      <w:r>
+        <w:rPr>
+          <w:rFonts w:ascii="Times New Roman" w:hAnsi="Times New Roman" w:cs="Times New Roman"/>
+        </w:rPr>
+        <w:t xml:space="preserve">Schiller, Jochen, and Agnès Voisard. 2004. </w:t>
+      </w:r>
+      <w:r>
+        <w:rPr>
+          <w:rFonts w:ascii="Times New Roman" w:hAnsi="Times New Roman" w:cs="Times New Roman"/>
           <w:i/>
           <w:iCs/>
         </w:rPr>
-        <w:t xml:space="preserve">Location-Based Services</w:t>
-      </w:r>
-      <w:r>
-        <w:t xml:space="preserve">. Morgan Kaufmann.</w:t>
-      </w:r>
-    </w:p>
-    <w:bookmarkEnd w:id="105"/>
-    <w:bookmarkStart w:id="106" w:name="ref-wasserman2010"/>
+        <w:t>Location-Based Services</w:t>
+      </w:r>
+      <w:r>
+        <w:rPr>
+          <w:rFonts w:ascii="Times New Roman" w:hAnsi="Times New Roman" w:cs="Times New Roman"/>
+        </w:rPr>
+        <w:t>. Morgan Kaufmann.</w:t>
+      </w:r>
+    </w:p>
     <w:p>
       <w:pPr>
         <w:pStyle w:val="Bibliography"/>
-      </w:pPr>
-      <w:r>
-        <w:t xml:space="preserve">Wasserman, Anthony I. 2010.</w:t>
-      </w:r>
-      <w:r>
-        <w:t xml:space="preserve"> </w:t>
-      </w:r>
-      <w:r>
-        <w:t xml:space="preserve">“Software Engineering Issues for Mobile Application Development.”</w:t>
-      </w:r>
-      <w:r>
-        <w:t xml:space="preserve"> </w:t>
-      </w:r>
-      <w:r>
-        <w:rPr>
+        <w:numPr>
+          <w:ilvl w:val="0"/>
+          <w:numId w:val="5"/>
+        </w:numPr>
+        <w:spacing w:line="360" w:lineRule="auto"/>
+        <w:jc w:val="both"/>
+        <w:rPr>
+          <w:rFonts w:ascii="Times New Roman" w:hAnsi="Times New Roman" w:cs="Times New Roman"/>
+        </w:rPr>
+      </w:pPr>
+      <w:bookmarkStart w:id="49" w:name="ref-wasserman2010"/>
+      <w:bookmarkEnd w:id="48"/>
+      <w:r>
+        <w:rPr>
+          <w:rFonts w:ascii="Times New Roman" w:hAnsi="Times New Roman" w:cs="Times New Roman"/>
+        </w:rPr>
+        <w:t xml:space="preserve">Wasserman, Anthony I. 2010. “Software Engineering Issues for Mobile Application Development.” </w:t>
+      </w:r>
+      <w:r>
+        <w:rPr>
+          <w:rFonts w:ascii="Times New Roman" w:hAnsi="Times New Roman" w:cs="Times New Roman"/>
           <w:i/>
           <w:iCs/>
         </w:rPr>
-        <w:t xml:space="preserve">Proceedings of the FSE/SDP Workshop on the Future of Software Engineering Research</w:t>
-      </w:r>
-      <w:r>
-        <w:t xml:space="preserve">, 397–400.</w:t>
-      </w:r>
-    </w:p>
-    <w:bookmarkEnd w:id="106"/>
-    <w:bookmarkEnd w:id="107"/>
-    <w:bookmarkEnd w:id="108"/>
+        <w:t>Proceedings of the FSE/SDP Workshop on the Future of Software Engineering Research</w:t>
+      </w:r>
+      <w:r>
+        <w:rPr>
+          <w:rFonts w:ascii="Times New Roman" w:hAnsi="Times New Roman" w:cs="Times New Roman"/>
+        </w:rPr>
+        <w:t>, 397–400.</w:t>
+      </w:r>
+      <w:bookmarkEnd w:id="39"/>
+      <w:bookmarkEnd w:id="41"/>
+      <w:bookmarkEnd w:id="49"/>
+    </w:p>
     <w:sectPr>
       <w:footnotePr>
         <w:numRestart w:val="eachSect"/>
       </w:footnotePr>
+      <w:pgSz w:w="12240" w:h="15840"/>
+      <w:pgMar w:top="1440" w:right="1440" w:bottom="1440" w:left="1440" w:header="720" w:footer="720" w:gutter="0"/>
+      <w:cols w:space="720"/>
     </w:sectPr>
   </w:body>
 </w:document>
 </file>
 
-<file path=word/comments.xml><?xml version="1.0" encoding="utf-8"?>
-<w:comments xmlns:w="http://schemas.openxmlformats.org/wordprocessingml/2006/main" xmlns:m="http://schemas.openxmlformats.org/officeDocument/2006/math" xmlns:r="http://schemas.openxmlformats.org/officeDocument/2006/relationships" xmlns:o="urn:schemas-microsoft-com:office:office" xmlns:v="urn:schemas-microsoft-com:vml" xmlns:w10="urn:schemas-microsoft-com:office:word" xmlns:a="http://schemas.openxmlformats.org/drawingml/2006/main" xmlns:pic="http://schemas.openxmlformats.org/drawingml/2006/picture" xmlns:wp="http://schemas.openxmlformats.org/drawingml/2006/wordprocessingDrawing"/>
-</file>
-
-<file path=word/footnotes.xml><?xml version="1.0" encoding="utf-8"?>
-<w:footnotes xmlns:w="http://schemas.openxmlformats.org/wordprocessingml/2006/main" xmlns:m="http://schemas.openxmlformats.org/officeDocument/2006/math" xmlns:r="http://schemas.openxmlformats.org/officeDocument/2006/relationships" xmlns:o="urn:schemas-microsoft-com:office:office" xmlns:v="urn:schemas-microsoft-com:vml" xmlns:w10="urn:schemas-microsoft-com:office:word" xmlns:a="http://schemas.openxmlformats.org/drawingml/2006/main" xmlns:pic="http://schemas.openxmlformats.org/drawingml/2006/picture" xmlns:wp="http://schemas.openxmlformats.org/drawingml/2006/wordprocessingDrawing">
-  <w:footnote w:type="continuationSeparator" w:id="0">
-    <w:p>
-      <w:r>
-        <w:continuationSeparator/>
-      </w:r>
-    </w:p>
-  </w:footnote>
-  <w:footnote w:type="separator" w:id="-1">
-    <w:p>
-      <w:r>
-        <w:separator/>
-      </w:r>
-    </w:p>
-  </w:footnote>
-</w:footnotes>
-</file>
-
 <file path=word/numbering.xml><?xml version="1.0" encoding="utf-8"?>
-<w:numbering xmlns:w="http://schemas.openxmlformats.org/wordprocessingml/2006/main">
-  <w:abstractNum w:abstractNumId="990">
+<w:numbering xmlns:wpc="http://schemas.microsoft.com/office/word/2010/wordprocessingCanvas" xmlns:mc="http://schemas.openxmlformats.org/markup-compatibility/2006" xmlns:o="urn:schemas-microsoft-com:office:office" xmlns:r="http://schemas.openxmlformats.org/officeDocument/2006/relationships" xmlns:m="http://schemas.openxmlformats.org/officeDocument/2006/math" xmlns:v="urn:schemas-microsoft-com:vml" xmlns:wp14="http://schemas.microsoft.com/office/word/2010/wordprocessingDrawing" xmlns:wp="http://schemas.openxmlformats.org/drawingml/2006/wordprocessingDrawing" xmlns:w10="urn:schemas-microsoft-com:office:word" xmlns:w="http://schemas.openxmlformats.org/wordprocessingml/2006/main" xmlns:w14="http://schemas.microsoft.com/office/word/2010/wordml" xmlns:w15="http://schemas.microsoft.com/office/word/2012/wordml" xmlns:wpg="http://schemas.microsoft.com/office/word/2010/wordprocessingGroup" xmlns:wpi="http://schemas.microsoft.com/office/word/2010/wordprocessingInk" xmlns:wne="http://schemas.microsoft.com/office/word/2006/wordml" xmlns:wps="http://schemas.microsoft.com/office/word/2010/wordprocessingShape" mc:Ignorable="w14 w15 wp14">
+  <w:abstractNum w:abstractNumId="0">
     <w:nsid w:val="0000A990"/>
     <w:multiLevelType w:val="multilevel"/>
+    <w:tmpl w:val="DB22642A"/>
     <w:lvl w:ilvl="0">
       <w:numFmt w:val="bullet"/>
       <w:lvlText w:val=" "/>
@@ -3256,9 +4415,10 @@
       </w:pPr>
     </w:lvl>
   </w:abstractNum>
-  <w:abstractNum w:abstractNumId="991">
+  <w:abstractNum w:abstractNumId="1">
     <w:nsid w:val="0000A991"/>
     <w:multiLevelType w:val="multilevel"/>
+    <w:tmpl w:val="12524F48"/>
     <w:lvl w:ilvl="0">
       <w:numFmt w:val="bullet"/>
       <w:lvlText w:val=""/>
@@ -3359,9 +4519,10 @@
       </w:rPr>
     </w:lvl>
   </w:abstractNum>
-  <w:abstractNum w:abstractNumId="99201">
+  <w:abstractNum w:abstractNumId="2">
     <w:nsid w:val="00A99201"/>
     <w:multiLevelType w:val="multilevel"/>
+    <w:tmpl w:val="E214BA50"/>
     <w:lvl w:ilvl="0">
       <w:start w:val="1"/>
       <w:numFmt w:val="decimal"/>
@@ -3444,17 +4605,103 @@
       </w:pPr>
     </w:lvl>
   </w:abstractNum>
-  <w:num w:numId="1000">
-    <w:abstractNumId w:val="990"/>
+  <w:abstractNum w:abstractNumId="3">
+    <w:nsid w:val="0A005930"/>
+    <w:multiLevelType w:val="hybridMultilevel"/>
+    <w:tmpl w:val="ACE2E75C"/>
+    <w:lvl w:ilvl="0" w:tplc="0409000F">
+      <w:start w:val="1"/>
+      <w:numFmt w:val="decimal"/>
+      <w:lvlText w:val="%1."/>
+      <w:lvlJc w:val="left"/>
+      <w:pPr>
+        <w:ind w:left="720" w:hanging="360"/>
+      </w:pPr>
+    </w:lvl>
+    <w:lvl w:ilvl="1" w:tplc="04090019" w:tentative="1">
+      <w:start w:val="1"/>
+      <w:numFmt w:val="lowerLetter"/>
+      <w:lvlText w:val="%2."/>
+      <w:lvlJc w:val="left"/>
+      <w:pPr>
+        <w:ind w:left="1440" w:hanging="360"/>
+      </w:pPr>
+    </w:lvl>
+    <w:lvl w:ilvl="2" w:tplc="0409001B" w:tentative="1">
+      <w:start w:val="1"/>
+      <w:numFmt w:val="lowerRoman"/>
+      <w:lvlText w:val="%3."/>
+      <w:lvlJc w:val="right"/>
+      <w:pPr>
+        <w:ind w:left="2160" w:hanging="180"/>
+      </w:pPr>
+    </w:lvl>
+    <w:lvl w:ilvl="3" w:tplc="0409000F" w:tentative="1">
+      <w:start w:val="1"/>
+      <w:numFmt w:val="decimal"/>
+      <w:lvlText w:val="%4."/>
+      <w:lvlJc w:val="left"/>
+      <w:pPr>
+        <w:ind w:left="2880" w:hanging="360"/>
+      </w:pPr>
+    </w:lvl>
+    <w:lvl w:ilvl="4" w:tplc="04090019" w:tentative="1">
+      <w:start w:val="1"/>
+      <w:numFmt w:val="lowerLetter"/>
+      <w:lvlText w:val="%5."/>
+      <w:lvlJc w:val="left"/>
+      <w:pPr>
+        <w:ind w:left="3600" w:hanging="360"/>
+      </w:pPr>
+    </w:lvl>
+    <w:lvl w:ilvl="5" w:tplc="0409001B" w:tentative="1">
+      <w:start w:val="1"/>
+      <w:numFmt w:val="lowerRoman"/>
+      <w:lvlText w:val="%6."/>
+      <w:lvlJc w:val="right"/>
+      <w:pPr>
+        <w:ind w:left="4320" w:hanging="180"/>
+      </w:pPr>
+    </w:lvl>
+    <w:lvl w:ilvl="6" w:tplc="0409000F" w:tentative="1">
+      <w:start w:val="1"/>
+      <w:numFmt w:val="decimal"/>
+      <w:lvlText w:val="%7."/>
+      <w:lvlJc w:val="left"/>
+      <w:pPr>
+        <w:ind w:left="5040" w:hanging="360"/>
+      </w:pPr>
+    </w:lvl>
+    <w:lvl w:ilvl="7" w:tplc="04090019" w:tentative="1">
+      <w:start w:val="1"/>
+      <w:numFmt w:val="lowerLetter"/>
+      <w:lvlText w:val="%8."/>
+      <w:lvlJc w:val="left"/>
+      <w:pPr>
+        <w:ind w:left="5760" w:hanging="360"/>
+      </w:pPr>
+    </w:lvl>
+    <w:lvl w:ilvl="8" w:tplc="0409001B" w:tentative="1">
+      <w:start w:val="1"/>
+      <w:numFmt w:val="lowerRoman"/>
+      <w:lvlText w:val="%9."/>
+      <w:lvlJc w:val="right"/>
+      <w:pPr>
+        <w:ind w:left="6480" w:hanging="180"/>
+      </w:pPr>
+    </w:lvl>
+  </w:abstractNum>
+  <w:num w:numId="1">
+    <w:abstractNumId w:val="0"/>
   </w:num>
-  <w:num w:numId="1001">
-    <w:abstractNumId w:val="991"/>
+  <w:num w:numId="2">
+    <w:abstractNumId w:val="1"/>
   </w:num>
-  <w:num w:numId="1002">
-    <w:abstractNumId w:val="991"/>
+  <w:num w:numId="3">
+    <w:abstractNumId w:val="1"/>
   </w:num>
-  <w:num w:numId="1003">
-    <w:abstractNumId w:val="99201"/>
+  <w:num w:numId="4">
+    <w:abstractNumId w:val="2"/>
     <w:lvlOverride w:ilvl="0">
       <w:startOverride w:val="1"/>
     </w:lvlOverride>
@@ -3483,18 +4730,21 @@
       <w:startOverride w:val="1"/>
     </w:lvlOverride>
   </w:num>
+  <w:num w:numId="5">
+    <w:abstractNumId w:val="3"/>
+  </w:num>
 </w:numbering>
 </file>
 
 <file path=word/styles.xml><?xml version="1.0" encoding="utf-8"?>
-<w:styles xmlns:r="http://schemas.openxmlformats.org/officeDocument/2006/relationships" xmlns:w="http://schemas.openxmlformats.org/wordprocessingml/2006/main">
+<w:styles xmlns:mc="http://schemas.openxmlformats.org/markup-compatibility/2006" xmlns:r="http://schemas.openxmlformats.org/officeDocument/2006/relationships" xmlns:w="http://schemas.openxmlformats.org/wordprocessingml/2006/main" xmlns:w14="http://schemas.microsoft.com/office/word/2010/wordml" xmlns:w15="http://schemas.microsoft.com/office/word/2012/wordml" mc:Ignorable="w14 w15">
   <w:docDefaults>
     <w:rPrDefault>
       <w:rPr>
-        <w:rFonts w:asciiTheme="minorHAnsi" w:cstheme="minorBidi" w:eastAsiaTheme="minorEastAsia" w:hAnsiTheme="minorHAnsi"/>
+        <w:rFonts w:asciiTheme="minorHAnsi" w:eastAsiaTheme="minorEastAsia" w:hAnsiTheme="minorHAnsi" w:cstheme="minorBidi"/>
         <w:sz w:val="24"/>
         <w:szCs w:val="24"/>
-        <w:lang w:bidi="ar-SA" w:eastAsia="zh-CN" w:val="en-US"/>
+        <w:lang w:val="en-US" w:eastAsia="zh-CN" w:bidi="ar-SA"/>
       </w:rPr>
     </w:rPrDefault>
     <w:pPrDefault>
@@ -3503,189 +4753,363 @@
       </w:pPr>
     </w:pPrDefault>
   </w:docDefaults>
-  <w:latentStyles w:count="276" w:defLockedState="0" w:defQFormat="0" w:defSemiHidden="0" w:defUIPriority="0" w:defUnhideWhenUsed="0"/>
-  <w:style w:default="1" w:styleId="Normal" w:type="paragraph">
+  <w:latentStyles w:defLockedState="0" w:defUIPriority="0" w:defSemiHidden="0" w:defUnhideWhenUsed="0" w:defQFormat="0" w:count="371">
+    <w:lsdException w:name="index 1" w:semiHidden="1" w:unhideWhenUsed="1"/>
+    <w:lsdException w:name="index 7" w:semiHidden="1" w:unhideWhenUsed="1"/>
+    <w:lsdException w:name="index 8" w:semiHidden="1" w:unhideWhenUsed="1"/>
+    <w:lsdException w:name="index 9" w:semiHidden="1" w:unhideWhenUsed="1"/>
+    <w:lsdException w:name="toc 1" w:semiHidden="1" w:unhideWhenUsed="1"/>
+    <w:lsdException w:name="toc 2" w:semiHidden="1" w:unhideWhenUsed="1"/>
+    <w:lsdException w:name="toc 3" w:semiHidden="1" w:unhideWhenUsed="1"/>
+    <w:lsdException w:name="toc 4" w:semiHidden="1" w:unhideWhenUsed="1"/>
+    <w:lsdException w:name="toc 5" w:semiHidden="1" w:unhideWhenUsed="1"/>
+    <w:lsdException w:name="toc 6" w:semiHidden="1" w:unhideWhenUsed="1"/>
+    <w:lsdException w:name="toc 7" w:semiHidden="1" w:unhideWhenUsed="1"/>
+    <w:lsdException w:name="toc 8" w:semiHidden="1" w:unhideWhenUsed="1"/>
+    <w:lsdException w:name="toc 9" w:semiHidden="1" w:unhideWhenUsed="1"/>
+    <w:lsdException w:name="Normal Indent" w:semiHidden="1" w:unhideWhenUsed="1"/>
+    <w:lsdException w:name="footnote text" w:semiHidden="1" w:unhideWhenUsed="1"/>
+    <w:lsdException w:name="annotation text" w:semiHidden="1" w:unhideWhenUsed="1"/>
+    <w:lsdException w:name="header" w:semiHidden="1" w:unhideWhenUsed="1"/>
+    <w:lsdException w:name="footer" w:semiHidden="1" w:unhideWhenUsed="1"/>
+    <w:lsdException w:name="index heading" w:semiHidden="1" w:unhideWhenUsed="1"/>
+    <w:lsdException w:name="caption" w:semiHidden="1" w:unhideWhenUsed="1"/>
+    <w:lsdException w:name="table of figures" w:semiHidden="1" w:unhideWhenUsed="1"/>
+    <w:lsdException w:name="envelope address" w:semiHidden="1" w:unhideWhenUsed="1"/>
+    <w:lsdException w:name="envelope return" w:semiHidden="1" w:unhideWhenUsed="1"/>
+    <w:lsdException w:name="footnote reference" w:semiHidden="1" w:unhideWhenUsed="1"/>
+    <w:lsdException w:name="annotation reference" w:semiHidden="1" w:unhideWhenUsed="1"/>
+    <w:lsdException w:name="line number" w:semiHidden="1" w:unhideWhenUsed="1"/>
+    <w:lsdException w:name="page number" w:semiHidden="1" w:unhideWhenUsed="1"/>
+    <w:lsdException w:name="endnote reference" w:semiHidden="1" w:unhideWhenUsed="1"/>
+    <w:lsdException w:name="endnote text" w:semiHidden="1" w:unhideWhenUsed="1"/>
+    <w:lsdException w:name="table of authorities" w:semiHidden="1" w:unhideWhenUsed="1"/>
+    <w:lsdException w:name="macro" w:semiHidden="1" w:unhideWhenUsed="1"/>
+    <w:lsdException w:name="toa heading" w:semiHidden="1" w:unhideWhenUsed="1"/>
+    <w:lsdException w:name="List" w:semiHidden="1" w:unhideWhenUsed="1"/>
+    <w:lsdException w:name="List Bullet" w:semiHidden="1" w:unhideWhenUsed="1"/>
+    <w:lsdException w:name="List Number" w:semiHidden="1" w:unhideWhenUsed="1"/>
+    <w:lsdException w:name="List 2" w:semiHidden="1" w:unhideWhenUsed="1"/>
+    <w:lsdException w:name="List 3" w:semiHidden="1" w:unhideWhenUsed="1"/>
+    <w:lsdException w:name="List 4" w:semiHidden="1" w:unhideWhenUsed="1"/>
+    <w:lsdException w:name="List 5" w:semiHidden="1" w:unhideWhenUsed="1"/>
+    <w:lsdException w:name="List Bullet 2" w:semiHidden="1" w:unhideWhenUsed="1"/>
+    <w:lsdException w:name="List Bullet 3" w:semiHidden="1" w:unhideWhenUsed="1"/>
+    <w:lsdException w:name="List Bullet 4" w:semiHidden="1" w:unhideWhenUsed="1"/>
+    <w:lsdException w:name="List Bullet 5" w:semiHidden="1" w:unhideWhenUsed="1"/>
+    <w:lsdException w:name="List Number 3" w:semiHidden="1" w:unhideWhenUsed="1"/>
+    <w:lsdException w:name="List Number 4" w:semiHidden="1" w:unhideWhenUsed="1"/>
+    <w:lsdException w:name="Closing" w:semiHidden="1" w:unhideWhenUsed="1"/>
+    <w:lsdException w:name="Signature" w:semiHidden="1" w:unhideWhenUsed="1"/>
+    <w:lsdException w:name="Default Paragraph Font" w:semiHidden="1" w:unhideWhenUsed="1"/>
+    <w:lsdException w:name="Body Text" w:semiHidden="1" w:unhideWhenUsed="1"/>
+    <w:lsdException w:name="Body Text Indent" w:semiHidden="1" w:unhideWhenUsed="1"/>
+    <w:lsdException w:name="List Continue" w:semiHidden="1" w:unhideWhenUsed="1"/>
+    <w:lsdException w:name="List Continue 2" w:semiHidden="1" w:unhideWhenUsed="1"/>
+    <w:lsdException w:name="List Continue 3" w:semiHidden="1" w:unhideWhenUsed="1"/>
+    <w:lsdException w:name="List Continue 4" w:semiHidden="1" w:unhideWhenUsed="1"/>
+    <w:lsdException w:name="List Continue 5" w:semiHidden="1" w:unhideWhenUsed="1"/>
+    <w:lsdException w:name="Message Header" w:semiHidden="1" w:unhideWhenUsed="1"/>
+    <w:lsdException w:name="Salutation" w:semiHidden="1" w:unhideWhenUsed="1"/>
+    <w:lsdException w:name="Date" w:semiHidden="1" w:unhideWhenUsed="1"/>
+    <w:lsdException w:name="Body Text First Indent" w:semiHidden="1" w:unhideWhenUsed="1"/>
+    <w:lsdException w:name="Body Text First Indent 2" w:semiHidden="1" w:unhideWhenUsed="1"/>
+    <w:lsdException w:name="Note Heading" w:semiHidden="1" w:unhideWhenUsed="1"/>
+    <w:lsdException w:name="Body Text 2" w:semiHidden="1" w:unhideWhenUsed="1"/>
+    <w:lsdException w:name="Body Text 3" w:semiHidden="1" w:unhideWhenUsed="1"/>
+    <w:lsdException w:name="Body Text Indent 2" w:semiHidden="1" w:unhideWhenUsed="1"/>
+    <w:lsdException w:name="Document Map" w:semiHidden="1" w:unhideWhenUsed="1"/>
+    <w:lsdException w:name="Plain Text" w:semiHidden="1" w:unhideWhenUsed="1"/>
+    <w:lsdException w:name="E-mail Signature" w:semiHidden="1" w:unhideWhenUsed="1"/>
+    <w:lsdException w:name="HTML Top of Form" w:semiHidden="1" w:unhideWhenUsed="1"/>
+    <w:lsdException w:name="HTML Bottom of Form" w:semiHidden="1" w:unhideWhenUsed="1"/>
+    <w:lsdException w:name="Normal (Web)" w:semiHidden="1" w:unhideWhenUsed="1"/>
+    <w:lsdException w:name="HTML Acronym" w:semiHidden="1" w:unhideWhenUsed="1"/>
+    <w:lsdException w:name="HTML Address" w:semiHidden="1" w:unhideWhenUsed="1"/>
+    <w:lsdException w:name="HTML Cite" w:semiHidden="1" w:unhideWhenUsed="1"/>
+    <w:lsdException w:name="HTML Code" w:semiHidden="1" w:unhideWhenUsed="1"/>
+    <w:lsdException w:name="HTML Definition" w:semiHidden="1" w:unhideWhenUsed="1"/>
+    <w:lsdException w:name="HTML Keyboard" w:semiHidden="1" w:unhideWhenUsed="1"/>
+    <w:lsdException w:name="HTML Preformatted" w:semiHidden="1" w:unhideWhenUsed="1"/>
+    <w:lsdException w:name="HTML Sample" w:semiHidden="1" w:unhideWhenUsed="1"/>
+    <w:lsdException w:name="HTML Typewriter" w:semiHidden="1" w:unhideWhenUsed="1"/>
+    <w:lsdException w:name="HTML Variable" w:semiHidden="1" w:unhideWhenUsed="1"/>
+    <w:lsdException w:name="Normal Table" w:semiHidden="1" w:unhideWhenUsed="1"/>
+    <w:lsdException w:name="annotation subject" w:semiHidden="1" w:unhideWhenUsed="1"/>
+    <w:lsdException w:name="No List" w:semiHidden="1" w:unhideWhenUsed="1"/>
+    <w:lsdException w:name="Outline List 1" w:semiHidden="1" w:unhideWhenUsed="1"/>
+    <w:lsdException w:name="Outline List 2" w:semiHidden="1" w:unhideWhenUsed="1"/>
+    <w:lsdException w:name="Outline List 3" w:semiHidden="1" w:unhideWhenUsed="1"/>
+    <w:lsdException w:name="Table Simple 1" w:semiHidden="1" w:unhideWhenUsed="1"/>
+    <w:lsdException w:name="Table Simple 2" w:semiHidden="1" w:unhideWhenUsed="1"/>
+    <w:lsdException w:name="Table Simple 3" w:semiHidden="1" w:unhideWhenUsed="1"/>
+    <w:lsdException w:name="Table Classic 1" w:semiHidden="1" w:unhideWhenUsed="1"/>
+    <w:lsdException w:name="Table Classic 2" w:semiHidden="1" w:unhideWhenUsed="1"/>
+    <w:lsdException w:name="Table Classic 3" w:semiHidden="1" w:unhideWhenUsed="1"/>
+    <w:lsdException w:name="Table Classic 4" w:semiHidden="1" w:unhideWhenUsed="1"/>
+    <w:lsdException w:name="Table Colorful 1" w:semiHidden="1" w:unhideWhenUsed="1"/>
+    <w:lsdException w:name="Table Colorful 2" w:semiHidden="1" w:unhideWhenUsed="1"/>
+    <w:lsdException w:name="Table Colorful 3" w:semiHidden="1" w:unhideWhenUsed="1"/>
+    <w:lsdException w:name="Table Columns 1" w:semiHidden="1" w:unhideWhenUsed="1"/>
+    <w:lsdException w:name="Table Columns 2" w:semiHidden="1" w:unhideWhenUsed="1"/>
+    <w:lsdException w:name="Table Columns 3" w:semiHidden="1" w:unhideWhenUsed="1"/>
+    <w:lsdException w:name="Table Columns 4" w:semiHidden="1" w:unhideWhenUsed="1"/>
+    <w:lsdException w:name="Table Columns 5" w:semiHidden="1" w:unhideWhenUsed="1"/>
+    <w:lsdException w:name="Table Grid 1" w:semiHidden="1" w:unhideWhenUsed="1"/>
+    <w:lsdException w:name="Table Grid 2" w:semiHidden="1" w:unhideWhenUsed="1"/>
+    <w:lsdException w:name="Table Grid 3" w:semiHidden="1" w:unhideWhenUsed="1"/>
+    <w:lsdException w:name="Table Grid 4" w:semiHidden="1" w:unhideWhenUsed="1"/>
+    <w:lsdException w:name="Table Grid 5" w:semiHidden="1" w:unhideWhenUsed="1"/>
+    <w:lsdException w:name="Table Grid 6" w:semiHidden="1" w:unhideWhenUsed="1"/>
+    <w:lsdException w:name="Table Grid 7" w:semiHidden="1" w:unhideWhenUsed="1"/>
+    <w:lsdException w:name="Table Grid 8" w:semiHidden="1" w:unhideWhenUsed="1"/>
+    <w:lsdException w:name="Table List 1" w:semiHidden="1" w:unhideWhenUsed="1"/>
+    <w:lsdException w:name="Table List 2" w:semiHidden="1" w:unhideWhenUsed="1"/>
+    <w:lsdException w:name="Table List 3" w:semiHidden="1" w:unhideWhenUsed="1"/>
+    <w:lsdException w:name="Table List 4" w:semiHidden="1" w:unhideWhenUsed="1"/>
+    <w:lsdException w:name="Table List 5" w:semiHidden="1" w:unhideWhenUsed="1"/>
+    <w:lsdException w:name="Table List 6" w:semiHidden="1" w:unhideWhenUsed="1"/>
+    <w:lsdException w:name="Table List 7" w:semiHidden="1" w:unhideWhenUsed="1"/>
+    <w:lsdException w:name="Table List 8" w:semiHidden="1" w:unhideWhenUsed="1"/>
+    <w:lsdException w:name="Table 3D effects 1" w:semiHidden="1" w:unhideWhenUsed="1"/>
+    <w:lsdException w:name="Table 3D effects 2" w:semiHidden="1" w:unhideWhenUsed="1"/>
+    <w:lsdException w:name="Table 3D effects 3" w:semiHidden="1" w:unhideWhenUsed="1"/>
+    <w:lsdException w:name="Table Contemporary" w:semiHidden="1" w:unhideWhenUsed="1"/>
+    <w:lsdException w:name="Table Elegant" w:semiHidden="1" w:unhideWhenUsed="1"/>
+    <w:lsdException w:name="Table Professional" w:semiHidden="1" w:unhideWhenUsed="1"/>
+    <w:lsdException w:name="Table Subtle 1" w:semiHidden="1" w:unhideWhenUsed="1"/>
+    <w:lsdException w:name="Table Subtle 2" w:semiHidden="1" w:unhideWhenUsed="1"/>
+    <w:lsdException w:name="Table Web 1" w:semiHidden="1" w:unhideWhenUsed="1"/>
+    <w:lsdException w:name="Table Web 2" w:semiHidden="1" w:unhideWhenUsed="1"/>
+    <w:lsdException w:name="Table Web 3" w:semiHidden="1" w:unhideWhenUsed="1"/>
+    <w:lsdException w:name="Balloon Text" w:semiHidden="1" w:unhideWhenUsed="1"/>
+    <w:lsdException w:name="Table Theme" w:semiHidden="1" w:unhideWhenUsed="1"/>
+    <w:lsdException w:name="Placeholder Text" w:semiHidden="1"/>
+    <w:lsdException w:name="Light Shading"/>
+    <w:lsdException w:name="Light List"/>
+    <w:lsdException w:name="Light Grid"/>
+    <w:lsdException w:name="Medium Shading 1"/>
+    <w:lsdException w:name="Medium Shading 2"/>
+    <w:lsdException w:name="Medium List 1"/>
+    <w:lsdException w:name="Medium List 2"/>
+    <w:lsdException w:name="Medium Grid 1"/>
+    <w:lsdException w:name="Medium Grid 2"/>
+    <w:lsdException w:name="Medium Grid 3"/>
+    <w:lsdException w:name="Dark List"/>
+    <w:lsdException w:name="Colorful Shading"/>
+    <w:lsdException w:name="Colorful List"/>
+    <w:lsdException w:name="Colorful Grid"/>
+    <w:lsdException w:name="Light Shading Accent 1"/>
+    <w:lsdException w:name="Light List Accent 1"/>
+    <w:lsdException w:name="Light Grid Accent 1"/>
+    <w:lsdException w:name="Medium Shading 1 Accent 1"/>
+    <w:lsdException w:name="Medium Shading 2 Accent 1"/>
+    <w:lsdException w:name="Medium List 1 Accent 1"/>
+    <w:lsdException w:name="Revision" w:semiHidden="1"/>
+    <w:lsdException w:name="Medium List 2 Accent 1"/>
+    <w:lsdException w:name="Medium Grid 1 Accent 1"/>
+    <w:lsdException w:name="Medium Grid 2 Accent 1"/>
+    <w:lsdException w:name="Medium Grid 3 Accent 1"/>
+    <w:lsdException w:name="Dark List Accent 1"/>
+    <w:lsdException w:name="Colorful Shading Accent 1"/>
+    <w:lsdException w:name="Colorful List Accent 1"/>
+    <w:lsdException w:name="Colorful Grid Accent 1"/>
+    <w:lsdException w:name="Light Shading Accent 2"/>
+    <w:lsdException w:name="Light List Accent 2"/>
+    <w:lsdException w:name="Light Grid Accent 2"/>
+    <w:lsdException w:name="Medium Shading 1 Accent 2"/>
+    <w:lsdException w:name="Medium Shading 2 Accent 2"/>
+    <w:lsdException w:name="Medium List 1 Accent 2"/>
+    <w:lsdException w:name="Medium List 2 Accent 2"/>
+    <w:lsdException w:name="Medium Grid 1 Accent 2"/>
+    <w:lsdException w:name="Medium Grid 2 Accent 2"/>
+    <w:lsdException w:name="Medium Grid 3 Accent 2"/>
+    <w:lsdException w:name="Dark List Accent 2"/>
+    <w:lsdException w:name="Colorful Shading Accent 2"/>
+    <w:lsdException w:name="Colorful List Accent 2"/>
+    <w:lsdException w:name="Colorful Grid Accent 2"/>
+    <w:lsdException w:name="Light Shading Accent 3"/>
+    <w:lsdException w:name="Light List Accent 3"/>
+    <w:lsdException w:name="Light Grid Accent 3"/>
+    <w:lsdException w:name="Medium Shading 1 Accent 3"/>
+    <w:lsdException w:name="Medium Shading 2 Accent 3"/>
+    <w:lsdException w:name="Medium List 1 Accent 3"/>
+    <w:lsdException w:name="Medium List 2 Accent 3"/>
+    <w:lsdException w:name="Medium Grid 1 Accent 3"/>
+    <w:lsdException w:name="Medium Grid 2 Accent 3"/>
+    <w:lsdException w:name="Medium Grid 3 Accent 3"/>
+    <w:lsdException w:name="Dark List Accent 3"/>
+    <w:lsdException w:name="Colorful Shading Accent 3"/>
+    <w:lsdException w:name="Colorful List Accent 3"/>
+    <w:lsdException w:name="Colorful Grid Accent 3"/>
+    <w:lsdException w:name="Light Shading Accent 4"/>
+    <w:lsdException w:name="Light List Accent 4"/>
+    <w:lsdException w:name="Light Grid Accent 4"/>
+    <w:lsdException w:name="Medium Shading 1 Accent 4"/>
+    <w:lsdException w:name="Medium Shading 2 Accent 4"/>
+    <w:lsdException w:name="Medium List 1 Accent 4"/>
+    <w:lsdException w:name="Medium List 2 Accent 4"/>
+    <w:lsdException w:name="Medium Grid 1 Accent 4"/>
+    <w:lsdException w:name="Medium Grid 2 Accent 4"/>
+    <w:lsdException w:name="Medium Grid 3 Accent 4"/>
+    <w:lsdException w:name="Dark List Accent 4"/>
+    <w:lsdException w:name="Colorful Shading Accent 4"/>
+    <w:lsdException w:name="Colorful List Accent 4"/>
+    <w:lsdException w:name="Colorful Grid Accent 4"/>
+    <w:lsdException w:name="Light Shading Accent 5"/>
+    <w:lsdException w:name="Light List Accent 5"/>
+    <w:lsdException w:name="Light Grid Accent 5"/>
+    <w:lsdException w:name="Medium Shading 1 Accent 5"/>
+    <w:lsdException w:name="Medium Shading 2 Accent 5"/>
+    <w:lsdException w:name="Medium List 1 Accent 5"/>
+    <w:lsdException w:name="Medium List 2 Accent 5"/>
+    <w:lsdException w:name="Medium Grid 1 Accent 5"/>
+    <w:lsdException w:name="Medium Grid 2 Accent 5"/>
+    <w:lsdException w:name="Medium Grid 3 Accent 5"/>
+    <w:lsdException w:name="Dark List Accent 5"/>
+    <w:lsdException w:name="Colorful Shading Accent 5"/>
+    <w:lsdException w:name="Colorful List Accent 5"/>
+    <w:lsdException w:name="Colorful Grid Accent 5"/>
+    <w:lsdException w:name="Light Shading Accent 6"/>
+    <w:lsdException w:name="Light List Accent 6"/>
+    <w:lsdException w:name="Light Grid Accent 6"/>
+    <w:lsdException w:name="Medium Shading 1 Accent 6"/>
+    <w:lsdException w:name="Medium Shading 2 Accent 6"/>
+    <w:lsdException w:name="Medium List 1 Accent 6"/>
+    <w:lsdException w:name="Medium List 2 Accent 6"/>
+    <w:lsdException w:name="Medium Grid 1 Accent 6"/>
+    <w:lsdException w:name="Medium Grid 2 Accent 6"/>
+    <w:lsdException w:name="Medium Grid 3 Accent 6"/>
+    <w:lsdException w:name="Dark List Accent 6"/>
+    <w:lsdException w:name="Colorful Shading Accent 6"/>
+    <w:lsdException w:name="Colorful List Accent 6"/>
+    <w:lsdException w:name="Colorful Grid Accent 6"/>
+    <w:lsdException w:name="Bibliography" w:semiHidden="1" w:unhideWhenUsed="1"/>
+    <w:lsdException w:name="TOC Heading" w:semiHidden="1" w:unhideWhenUsed="1"/>
+    <w:lsdException w:name="Grid Table 4" w:uiPriority="49"/>
+    <w:lsdException w:name="Grid Table 5 Dark" w:uiPriority="50"/>
+    <w:lsdException w:name="Grid Table 6 Colorful" w:uiPriority="51"/>
+    <w:lsdException w:name="Grid Table 7 Colorful" w:uiPriority="52"/>
+    <w:lsdException w:name="Grid Table 1 Light Accent 1" w:uiPriority="46"/>
+    <w:lsdException w:name="Grid Table 2 Accent 1" w:uiPriority="47"/>
+    <w:lsdException w:name="Grid Table 3 Accent 1" w:uiPriority="48"/>
+    <w:lsdException w:name="Grid Table 4 Accent 1" w:uiPriority="49"/>
+    <w:lsdException w:name="Grid Table 5 Dark Accent 1" w:uiPriority="50"/>
+    <w:lsdException w:name="Grid Table 6 Colorful Accent 1" w:uiPriority="51"/>
+    <w:lsdException w:name="Grid Table 7 Colorful Accent 1" w:uiPriority="52"/>
+    <w:lsdException w:name="Grid Table 1 Light Accent 2" w:uiPriority="46"/>
+    <w:lsdException w:name="Grid Table 2 Accent 2" w:uiPriority="47"/>
+    <w:lsdException w:name="Grid Table 3 Accent 2" w:uiPriority="48"/>
+    <w:lsdException w:name="Grid Table 4 Accent 2" w:uiPriority="49"/>
+    <w:lsdException w:name="Grid Table 5 Dark Accent 2" w:uiPriority="50"/>
+    <w:lsdException w:name="Grid Table 6 Colorful Accent 2" w:uiPriority="51"/>
+    <w:lsdException w:name="Grid Table 7 Colorful Accent 2" w:uiPriority="52"/>
+    <w:lsdException w:name="Grid Table 1 Light Accent 3" w:uiPriority="46"/>
+    <w:lsdException w:name="Grid Table 2 Accent 3" w:uiPriority="47"/>
+    <w:lsdException w:name="Grid Table 3 Accent 3" w:uiPriority="48"/>
+    <w:lsdException w:name="Grid Table 4 Accent 3" w:uiPriority="49"/>
+    <w:lsdException w:name="Grid Table 5 Dark Accent 3" w:uiPriority="50"/>
+    <w:lsdException w:name="Grid Table 6 Colorful Accent 3" w:uiPriority="51"/>
+    <w:lsdException w:name="Grid Table 7 Colorful Accent 3" w:uiPriority="52"/>
+    <w:lsdException w:name="Grid Table 1 Light Accent 4" w:uiPriority="46"/>
+    <w:lsdException w:name="Grid Table 2 Accent 4" w:uiPriority="47"/>
+    <w:lsdException w:name="Grid Table 3 Accent 4" w:uiPriority="48"/>
+    <w:lsdException w:name="Grid Table 4 Accent 4" w:uiPriority="49"/>
+    <w:lsdException w:name="Grid Table 5 Dark Accent 4" w:uiPriority="50"/>
+    <w:lsdException w:name="Grid Table 6 Colorful Accent 4" w:uiPriority="51"/>
+    <w:lsdException w:name="Grid Table 7 Colorful Accent 4" w:uiPriority="52"/>
+    <w:lsdException w:name="Grid Table 1 Light Accent 5" w:uiPriority="46"/>
+    <w:lsdException w:name="Grid Table 2 Accent 5" w:uiPriority="47"/>
+    <w:lsdException w:name="Grid Table 3 Accent 5" w:uiPriority="48"/>
+    <w:lsdException w:name="Grid Table 4 Accent 5" w:uiPriority="49"/>
+    <w:lsdException w:name="Grid Table 5 Dark Accent 5" w:uiPriority="50"/>
+    <w:lsdException w:name="Grid Table 6 Colorful Accent 5" w:uiPriority="51"/>
+    <w:lsdException w:name="Grid Table 7 Colorful Accent 5" w:uiPriority="52"/>
+    <w:lsdException w:name="Grid Table 1 Light Accent 6" w:uiPriority="46"/>
+    <w:lsdException w:name="Grid Table 2 Accent 6" w:uiPriority="47"/>
+    <w:lsdException w:name="Grid Table 3 Accent 6" w:uiPriority="48"/>
+    <w:lsdException w:name="Grid Table 4 Accent 6" w:uiPriority="49"/>
+    <w:lsdException w:name="Grid Table 5 Dark Accent 6" w:uiPriority="50"/>
+    <w:lsdException w:name="Grid Table 6 Colorful Accent 6" w:uiPriority="51"/>
+    <w:lsdException w:name="Grid Table 7 Colorful Accent 6" w:uiPriority="52"/>
+    <w:lsdException w:name="List Table 1 Light" w:uiPriority="46"/>
+    <w:lsdException w:name="List Table 2" w:uiPriority="47"/>
+    <w:lsdException w:name="List Table 3" w:uiPriority="48"/>
+    <w:lsdException w:name="List Table 4" w:uiPriority="49"/>
+    <w:lsdException w:name="List Table 5 Dark" w:uiPriority="50"/>
+    <w:lsdException w:name="List Table 6 Colorful" w:uiPriority="51"/>
+    <w:lsdException w:name="List Table 7 Colorful" w:uiPriority="52"/>
+    <w:lsdException w:name="List Table 1 Light Accent 1" w:uiPriority="46"/>
+    <w:lsdException w:name="List Table 2 Accent 1" w:uiPriority="47"/>
+    <w:lsdException w:name="List Table 3 Accent 1" w:uiPriority="48"/>
+    <w:lsdException w:name="List Table 4 Accent 1" w:uiPriority="49"/>
+    <w:lsdException w:name="List Table 5 Dark Accent 1" w:uiPriority="50"/>
+    <w:lsdException w:name="List Table 6 Colorful Accent 1" w:uiPriority="51"/>
+    <w:lsdException w:name="List Table 7 Colorful Accent 1" w:uiPriority="52"/>
+    <w:lsdException w:name="List Table 1 Light Accent 2" w:uiPriority="46"/>
+    <w:lsdException w:name="List Table 2 Accent 2" w:uiPriority="47"/>
+    <w:lsdException w:name="List Table 3 Accent 2" w:uiPriority="48"/>
+    <w:lsdException w:name="List Table 4 Accent 2" w:uiPriority="49"/>
+    <w:lsdException w:name="List Table 5 Dark Accent 2" w:uiPriority="50"/>
+    <w:lsdException w:name="List Table 6 Colorful Accent 2" w:uiPriority="51"/>
+    <w:lsdException w:name="List Table 7 Colorful Accent 2" w:uiPriority="52"/>
+    <w:lsdException w:name="List Table 1 Light Accent 3" w:uiPriority="46"/>
+    <w:lsdException w:name="List Table 2 Accent 3" w:uiPriority="47"/>
+    <w:lsdException w:name="List Table 3 Accent 3" w:uiPriority="48"/>
+    <w:lsdException w:name="List Table 4 Accent 3" w:uiPriority="49"/>
+    <w:lsdException w:name="List Table 5 Dark Accent 3" w:uiPriority="50"/>
+    <w:lsdException w:name="List Table 6 Colorful Accent 3" w:uiPriority="51"/>
+    <w:lsdException w:name="List Table 7 Colorful Accent 3" w:uiPriority="52"/>
+    <w:lsdException w:name="List Table 1 Light Accent 4" w:uiPriority="46"/>
+    <w:lsdException w:name="List Table 2 Accent 4" w:uiPriority="47"/>
+    <w:lsdException w:name="List Table 3 Accent 4" w:uiPriority="48"/>
+    <w:lsdException w:name="List Table 4 Accent 4" w:uiPriority="49"/>
+    <w:lsdException w:name="List Table 5 Dark Accent 4" w:uiPriority="50"/>
+    <w:lsdException w:name="List Table 6 Colorful Accent 4" w:uiPriority="51"/>
+    <w:lsdException w:name="List Table 7 Colorful Accent 4" w:uiPriority="52"/>
+    <w:lsdException w:name="List Table 1 Light Accent 5" w:uiPriority="46"/>
+    <w:lsdException w:name="List Table 2 Accent 5" w:uiPriority="47"/>
+    <w:lsdException w:name="List Table 3 Accent 5" w:uiPriority="48"/>
+    <w:lsdException w:name="List Table 4 Accent 5" w:uiPriority="49"/>
+    <w:lsdException w:name="List Table 5 Dark Accent 5" w:uiPriority="50"/>
+    <w:lsdException w:name="List Table 6 Colorful Accent 5" w:uiPriority="51"/>
+    <w:lsdException w:name="List Table 7 Colorful Accent 5" w:uiPriority="52"/>
+    <w:lsdException w:name="List Table 1 Light Accent 6" w:uiPriority="46"/>
+    <w:lsdException w:name="List Table 2 Accent 6" w:uiPriority="47"/>
+    <w:lsdException w:name="List Table 3 Accent 6" w:uiPriority="48"/>
+    <w:lsdException w:name="List Table 4 Accent 6" w:uiPriority="49"/>
+    <w:lsdException w:name="List Table 5 Dark Accent 6" w:uiPriority="50"/>
+    <w:lsdException w:name="List Table 6 Colorful Accent 6" w:uiPriority="51"/>
+    <w:lsdException w:name="List Table 7 Colorful Accent 6" w:uiPriority="52"/>
+  </w:latentStyles>
+  <w:style w:type="paragraph" w:default="1" w:styleId="Normal">
     <w:name w:val="Normal"/>
     <w:qFormat/>
-  </w:style>
-  <w:style w:styleId="BodyText" w:type="paragraph">
-    <w:name w:val="Body Text"/>
-    <w:basedOn w:val="Normal"/>
-    <w:link w:val="BodyTextChar"/>
-    <w:qFormat/>
-    <w:pPr>
-      <w:spacing w:after="180" w:before="180"/>
-    </w:pPr>
-  </w:style>
-  <w:style w:customStyle="1" w:styleId="FirstParagraph" w:type="paragraph">
-    <w:name w:val="First Paragraph"/>
-    <w:basedOn w:val="BodyText"/>
-    <w:next w:val="BodyText"/>
-    <w:qFormat/>
-  </w:style>
-  <w:style w:customStyle="1" w:styleId="Compact" w:type="paragraph">
-    <w:name w:val="Compact"/>
-    <w:basedOn w:val="BodyText"/>
-    <w:qFormat/>
-    <w:pPr>
-      <w:spacing w:after="36" w:before="36"/>
-    </w:pPr>
-  </w:style>
-  <w:style w:styleId="Title" w:type="paragraph">
-    <w:name w:val="Title"/>
-    <w:basedOn w:val="Normal"/>
-    <w:next w:val="BodyText"/>
-    <w:link w:val="TitleChar"/>
-    <w:uiPriority w:val="10"/>
-    <w:qFormat/>
-    <w:rsid w:val="00A10FD9"/>
-    <w:pPr>
-      <w:spacing w:after="80" w:line="240" w:lineRule="auto"/>
-      <w:contextualSpacing/>
-      <w:jc w:val="center"/>
-    </w:pPr>
-    <w:rPr>
-      <w:rFonts w:asciiTheme="majorHAnsi" w:cstheme="majorBidi" w:eastAsiaTheme="majorEastAsia" w:hAnsiTheme="majorHAnsi"/>
-      <w:sz w:val="56"/>
-      <w:szCs w:val="56"/>
-    </w:rPr>
-  </w:style>
-  <w:style w:customStyle="1" w:styleId="TitleChar" w:type="character">
-    <w:name w:val="Title Char"/>
-    <w:basedOn w:val="DefaultParagraphFont"/>
-    <w:link w:val="Title"/>
-    <w:uiPriority w:val="10"/>
-    <w:rsid w:val="00A10FD9"/>
-    <w:rPr>
-      <w:rFonts w:asciiTheme="majorHAnsi" w:cstheme="majorBidi" w:eastAsiaTheme="majorEastAsia" w:hAnsiTheme="majorHAnsi"/>
-      <w:sz w:val="56"/>
-      <w:szCs w:val="56"/>
-    </w:rPr>
-  </w:style>
-  <w:style w:styleId="Subtitle" w:type="paragraph">
-    <w:name w:val="Subtitle"/>
-    <w:basedOn w:val="Title"/>
-    <w:next w:val="BodyText"/>
-    <w:link w:val="SubtitleChar"/>
-    <w:uiPriority w:val="11"/>
-    <w:qFormat/>
-    <w:rsid w:val="00A10FD9"/>
-    <w:pPr>
-      <w:numPr>
-        <w:ilvl w:val="1"/>
-      </w:numPr>
-    </w:pPr>
-    <w:rPr>
-      <w:rFonts w:cstheme="majorBidi" w:eastAsiaTheme="majorEastAsia"/>
-      <w:spacing w:val="15"/>
-      <w:sz w:val="28"/>
-      <w:szCs w:val="28"/>
-    </w:rPr>
-  </w:style>
-  <w:style w:customStyle="1" w:styleId="SubtitleChar" w:type="character">
-    <w:name w:val="Subtitle Char"/>
-    <w:basedOn w:val="DefaultParagraphFont"/>
-    <w:link w:val="Subtitle"/>
-    <w:uiPriority w:val="11"/>
-    <w:rsid w:val="00A10FD9"/>
-    <w:rPr>
-      <w:rFonts w:cstheme="majorBidi" w:eastAsiaTheme="majorEastAsia"/>
-      <w:color w:themeColor="text1" w:themeTint="A6" w:val="595959"/>
-      <w:spacing w:val="15"/>
-      <w:sz w:val="28"/>
-      <w:szCs w:val="28"/>
-    </w:rPr>
-  </w:style>
-  <w:style w:customStyle="1" w:styleId="Author" w:type="paragraph">
-    <w:name w:val="Author"/>
-    <w:basedOn w:val="Title"/>
-    <w:next w:val="BodyText"/>
-    <w:qFormat/>
-    <w:pPr>
-      <w:keepNext/>
-      <w:keepLines/>
-    </w:pPr>
-    <w:rPr>
-      <w:sz w:val="24"/>
-      <w:szCs w:val="24"/>
-    </w:rPr>
-  </w:style>
-  <w:style w:styleId="Date" w:type="paragraph">
-    <w:name w:val="Date"/>
-    <w:basedOn w:val="Title"/>
-    <w:next w:val="BodyText"/>
-    <w:qFormat/>
-    <w:pPr>
-      <w:keepNext/>
-      <w:keepLines/>
-    </w:pPr>
-    <w:rPr>
-      <w:sz w:val="24"/>
-      <w:szCs w:val="24"/>
-    </w:rPr>
-  </w:style>
-  <w:style w:customStyle="1" w:styleId="AbstractTitle" w:type="paragraph">
-    <w:name w:val="Abstract Title"/>
-    <w:basedOn w:val="Normal"/>
-    <w:next w:val="Abstract"/>
-    <w:qFormat/>
-    <w:pPr>
-      <w:keepNext/>
-      <w:keepLines/>
-      <w:spacing w:after="0" w:before="300"/>
-      <w:jc w:val="center"/>
-    </w:pPr>
-    <w:rPr>
-      <w:b/>
-      <w:sz w:val="20"/>
-      <w:szCs w:val="20"/>
-    </w:rPr>
-  </w:style>
-  <w:style w:customStyle="1" w:styleId="Abstract" w:type="paragraph">
-    <w:name w:val="Abstract"/>
-    <w:basedOn w:val="Normal"/>
-    <w:next w:val="BodyText"/>
-    <w:qFormat/>
-    <w:pPr>
-      <w:keepNext/>
-      <w:keepLines/>
-      <w:spacing w:after="300" w:before="100"/>
-    </w:pPr>
-    <w:rPr>
-      <w:sz w:val="20"/>
-      <w:szCs w:val="20"/>
-    </w:rPr>
-  </w:style>
-  <w:style w:styleId="Bibliography" w:type="paragraph">
-    <w:name w:val="Bibliography"/>
-    <w:basedOn w:val="Normal"/>
-    <w:next w:val="Bibliography"/>
-    <w:qFormat/>
-    <w:pPr/>
-    <w:rPr/>
-  </w:style>
-  <w:style w:styleId="Heading1" w:type="paragraph">
+    <w:rsid w:val="009266F7"/>
+  </w:style>
+  <w:style w:type="paragraph" w:styleId="Heading1">
     <w:name w:val="heading 1"/>
     <w:basedOn w:val="Normal"/>
     <w:next w:val="BodyText"/>
     <w:link w:val="Heading1Char"/>
     <w:uiPriority w:val="9"/>
     <w:qFormat/>
-    <w:rsid w:val="00A10FD9"/>
+    <w:rsid w:val="009266F7"/>
     <w:pPr>
       <w:keepNext/>
       <w:keepLines/>
-      <w:spacing w:after="80" w:before="360"/>
+      <w:spacing w:before="360" w:after="80"/>
       <w:outlineLvl w:val="0"/>
     </w:pPr>
     <w:rPr>
-      <w:rFonts w:asciiTheme="majorHAnsi" w:cstheme="majorBidi" w:eastAsiaTheme="majorEastAsia" w:hAnsiTheme="majorHAnsi"/>
-      <w:color w:themeColor="accent1" w:themeShade="BF" w:val="0F4761"/>
-      <w:sz w:val="40"/>
+      <w:rFonts w:ascii="Times New Roman" w:eastAsiaTheme="majorEastAsia" w:hAnsi="Times New Roman" w:cstheme="majorBidi"/>
+      <w:b/>
+      <w:color w:val="000000" w:themeColor="text1"/>
+      <w:sz w:val="28"/>
       <w:szCs w:val="40"/>
     </w:rPr>
   </w:style>
-  <w:style w:styleId="Heading2" w:type="paragraph">
+  <w:style w:type="paragraph" w:styleId="Heading2">
     <w:name w:val="heading 2"/>
     <w:basedOn w:val="Normal"/>
     <w:next w:val="BodyText"/>
@@ -3698,17 +5122,17 @@
     <w:pPr>
       <w:keepNext/>
       <w:keepLines/>
-      <w:spacing w:after="80" w:before="160"/>
+      <w:spacing w:before="160" w:after="80"/>
       <w:outlineLvl w:val="1"/>
     </w:pPr>
     <w:rPr>
-      <w:rFonts w:asciiTheme="majorHAnsi" w:cstheme="majorBidi" w:eastAsiaTheme="majorEastAsia" w:hAnsiTheme="majorHAnsi"/>
-      <w:color w:themeColor="accent1" w:themeShade="BF" w:val="0F4761"/>
+      <w:rFonts w:asciiTheme="majorHAnsi" w:eastAsiaTheme="majorEastAsia" w:hAnsiTheme="majorHAnsi" w:cstheme="majorBidi"/>
+      <w:color w:val="0F4761" w:themeColor="accent1" w:themeShade="BF"/>
       <w:sz w:val="32"/>
       <w:szCs w:val="32"/>
     </w:rPr>
   </w:style>
-  <w:style w:styleId="Heading3" w:type="paragraph">
+  <w:style w:type="paragraph" w:styleId="Heading3">
     <w:name w:val="heading 3"/>
     <w:basedOn w:val="Normal"/>
     <w:next w:val="BodyText"/>
@@ -3721,17 +5145,17 @@
     <w:pPr>
       <w:keepNext/>
       <w:keepLines/>
-      <w:spacing w:after="80" w:before="160"/>
+      <w:spacing w:before="160" w:after="80"/>
       <w:outlineLvl w:val="2"/>
     </w:pPr>
     <w:rPr>
-      <w:rFonts w:cstheme="majorBidi" w:eastAsiaTheme="majorEastAsia"/>
-      <w:color w:themeColor="accent1" w:themeShade="BF" w:val="0F4761"/>
+      <w:rFonts w:eastAsiaTheme="majorEastAsia" w:cstheme="majorBidi"/>
+      <w:color w:val="0F4761" w:themeColor="accent1" w:themeShade="BF"/>
       <w:sz w:val="28"/>
       <w:szCs w:val="28"/>
     </w:rPr>
   </w:style>
-  <w:style w:styleId="Heading4" w:type="paragraph">
+  <w:style w:type="paragraph" w:styleId="Heading4">
     <w:name w:val="heading 4"/>
     <w:basedOn w:val="Normal"/>
     <w:next w:val="BodyText"/>
@@ -3744,17 +5168,17 @@
     <w:pPr>
       <w:keepNext/>
       <w:keepLines/>
-      <w:spacing w:after="40" w:before="80"/>
+      <w:spacing w:before="80" w:after="40"/>
       <w:outlineLvl w:val="3"/>
     </w:pPr>
     <w:rPr>
-      <w:rFonts w:cstheme="majorBidi" w:eastAsiaTheme="majorEastAsia"/>
+      <w:rFonts w:eastAsiaTheme="majorEastAsia" w:cstheme="majorBidi"/>
       <w:i/>
       <w:iCs/>
-      <w:color w:themeColor="accent1" w:themeShade="BF" w:val="0F4761"/>
+      <w:color w:val="0F4761" w:themeColor="accent1" w:themeShade="BF"/>
     </w:rPr>
   </w:style>
-  <w:style w:styleId="Heading5" w:type="paragraph">
+  <w:style w:type="paragraph" w:styleId="Heading5">
     <w:name w:val="heading 5"/>
     <w:basedOn w:val="Normal"/>
     <w:next w:val="BodyText"/>
@@ -3767,15 +5191,15 @@
     <w:pPr>
       <w:keepNext/>
       <w:keepLines/>
-      <w:spacing w:after="40" w:before="80"/>
+      <w:spacing w:before="80" w:after="40"/>
       <w:outlineLvl w:val="4"/>
     </w:pPr>
     <w:rPr>
-      <w:rFonts w:cstheme="majorBidi" w:eastAsiaTheme="majorEastAsia"/>
-      <w:color w:themeColor="accent1" w:themeShade="BF" w:val="0F4761"/>
+      <w:rFonts w:eastAsiaTheme="majorEastAsia" w:cstheme="majorBidi"/>
+      <w:color w:val="0F4761" w:themeColor="accent1" w:themeShade="BF"/>
     </w:rPr>
   </w:style>
-  <w:style w:styleId="Heading6" w:type="paragraph">
+  <w:style w:type="paragraph" w:styleId="Heading6">
     <w:name w:val="heading 6"/>
     <w:basedOn w:val="Normal"/>
     <w:next w:val="BodyText"/>
@@ -3788,17 +5212,17 @@
     <w:pPr>
       <w:keepNext/>
       <w:keepLines/>
-      <w:spacing w:after="0" w:before="40"/>
+      <w:spacing w:before="40" w:after="0"/>
       <w:outlineLvl w:val="5"/>
     </w:pPr>
     <w:rPr>
-      <w:rFonts w:cstheme="majorBidi" w:eastAsiaTheme="majorEastAsia"/>
+      <w:rFonts w:eastAsiaTheme="majorEastAsia" w:cstheme="majorBidi"/>
       <w:i/>
       <w:iCs/>
-      <w:color w:themeColor="text1" w:themeTint="A6" w:val="595959"/>
+      <w:color w:val="595959" w:themeColor="text1" w:themeTint="A6"/>
     </w:rPr>
   </w:style>
-  <w:style w:styleId="Heading7" w:type="paragraph">
+  <w:style w:type="paragraph" w:styleId="Heading7">
     <w:name w:val="heading 7"/>
     <w:basedOn w:val="Normal"/>
     <w:next w:val="BodyText"/>
@@ -3811,15 +5235,15 @@
     <w:pPr>
       <w:keepNext/>
       <w:keepLines/>
-      <w:spacing w:after="0" w:before="40"/>
+      <w:spacing w:before="40" w:after="0"/>
       <w:outlineLvl w:val="6"/>
     </w:pPr>
     <w:rPr>
-      <w:rFonts w:cstheme="majorBidi" w:eastAsiaTheme="majorEastAsia"/>
-      <w:color w:themeColor="text1" w:themeTint="A6" w:val="595959"/>
+      <w:rFonts w:eastAsiaTheme="majorEastAsia" w:cstheme="majorBidi"/>
+      <w:color w:val="595959" w:themeColor="text1" w:themeTint="A6"/>
     </w:rPr>
   </w:style>
-  <w:style w:styleId="Heading8" w:type="paragraph">
+  <w:style w:type="paragraph" w:styleId="Heading8">
     <w:name w:val="heading 8"/>
     <w:basedOn w:val="Normal"/>
     <w:next w:val="BodyText"/>
@@ -3836,13 +5260,13 @@
       <w:outlineLvl w:val="7"/>
     </w:pPr>
     <w:rPr>
-      <w:rFonts w:cstheme="majorBidi" w:eastAsiaTheme="majorEastAsia"/>
+      <w:rFonts w:eastAsiaTheme="majorEastAsia" w:cstheme="majorBidi"/>
       <w:i/>
       <w:iCs/>
-      <w:color w:themeColor="text1" w:themeTint="D8" w:val="272727"/>
+      <w:color w:val="272727" w:themeColor="text1" w:themeTint="D8"/>
     </w:rPr>
   </w:style>
-  <w:style w:styleId="Heading9" w:type="paragraph">
+  <w:style w:type="paragraph" w:styleId="Heading9">
     <w:name w:val="heading 9"/>
     <w:basedOn w:val="Normal"/>
     <w:next w:val="BodyText"/>
@@ -3859,24 +5283,204 @@
       <w:outlineLvl w:val="8"/>
     </w:pPr>
     <w:rPr>
-      <w:rFonts w:cstheme="majorBidi" w:eastAsiaTheme="majorEastAsia"/>
-      <w:color w:themeColor="text1" w:themeTint="D8" w:val="272727"/>
+      <w:rFonts w:eastAsiaTheme="majorEastAsia" w:cstheme="majorBidi"/>
+      <w:color w:val="272727" w:themeColor="text1" w:themeTint="D8"/>
     </w:rPr>
   </w:style>
-  <w:style w:customStyle="1" w:styleId="Heading1Char" w:type="character">
+  <w:style w:type="character" w:default="1" w:styleId="DefaultParagraphFont">
+    <w:name w:val="Default Paragraph Font"/>
+    <w:uiPriority w:val="1"/>
+    <w:semiHidden/>
+    <w:unhideWhenUsed/>
+  </w:style>
+  <w:style w:type="table" w:default="1" w:styleId="TableNormal">
+    <w:name w:val="Normal Table"/>
+    <w:uiPriority w:val="99"/>
+    <w:semiHidden/>
+    <w:unhideWhenUsed/>
+    <w:tblPr>
+      <w:tblInd w:w="0" w:type="dxa"/>
+      <w:tblCellMar>
+        <w:top w:w="0" w:type="dxa"/>
+        <w:left w:w="108" w:type="dxa"/>
+        <w:bottom w:w="0" w:type="dxa"/>
+        <w:right w:w="108" w:type="dxa"/>
+      </w:tblCellMar>
+    </w:tblPr>
+  </w:style>
+  <w:style w:type="numbering" w:default="1" w:styleId="NoList">
+    <w:name w:val="No List"/>
+    <w:uiPriority w:val="99"/>
+    <w:semiHidden/>
+    <w:unhideWhenUsed/>
+  </w:style>
+  <w:style w:type="paragraph" w:styleId="BodyText">
+    <w:name w:val="Body Text"/>
+    <w:basedOn w:val="Normal"/>
+    <w:link w:val="BodyTextChar"/>
+    <w:qFormat/>
+    <w:pPr>
+      <w:spacing w:before="180" w:after="180"/>
+    </w:pPr>
+  </w:style>
+  <w:style w:type="paragraph" w:customStyle="1" w:styleId="FirstParagraph">
+    <w:name w:val="First Paragraph"/>
+    <w:basedOn w:val="BodyText"/>
+    <w:next w:val="BodyText"/>
+    <w:qFormat/>
+  </w:style>
+  <w:style w:type="paragraph" w:customStyle="1" w:styleId="Compact">
+    <w:name w:val="Compact"/>
+    <w:basedOn w:val="BodyText"/>
+    <w:qFormat/>
+    <w:pPr>
+      <w:spacing w:before="36" w:after="36"/>
+    </w:pPr>
+  </w:style>
+  <w:style w:type="paragraph" w:styleId="Title">
+    <w:name w:val="Title"/>
+    <w:basedOn w:val="Normal"/>
+    <w:next w:val="BodyText"/>
+    <w:link w:val="TitleChar"/>
+    <w:uiPriority w:val="10"/>
+    <w:qFormat/>
+    <w:rsid w:val="00A10FD9"/>
+    <w:pPr>
+      <w:spacing w:after="80"/>
+      <w:contextualSpacing/>
+      <w:jc w:val="center"/>
+    </w:pPr>
+    <w:rPr>
+      <w:rFonts w:asciiTheme="majorHAnsi" w:eastAsiaTheme="majorEastAsia" w:hAnsiTheme="majorHAnsi" w:cstheme="majorBidi"/>
+      <w:sz w:val="56"/>
+      <w:szCs w:val="56"/>
+    </w:rPr>
+  </w:style>
+  <w:style w:type="character" w:customStyle="1" w:styleId="TitleChar">
+    <w:name w:val="Title Char"/>
+    <w:basedOn w:val="DefaultParagraphFont"/>
+    <w:link w:val="Title"/>
+    <w:uiPriority w:val="10"/>
+    <w:rsid w:val="00A10FD9"/>
+    <w:rPr>
+      <w:rFonts w:asciiTheme="majorHAnsi" w:eastAsiaTheme="majorEastAsia" w:hAnsiTheme="majorHAnsi" w:cstheme="majorBidi"/>
+      <w:sz w:val="56"/>
+      <w:szCs w:val="56"/>
+    </w:rPr>
+  </w:style>
+  <w:style w:type="paragraph" w:styleId="Subtitle">
+    <w:name w:val="Subtitle"/>
+    <w:basedOn w:val="Title"/>
+    <w:next w:val="BodyText"/>
+    <w:link w:val="SubtitleChar"/>
+    <w:uiPriority w:val="11"/>
+    <w:qFormat/>
+    <w:rsid w:val="00A10FD9"/>
+    <w:pPr>
+      <w:numPr>
+        <w:ilvl w:val="1"/>
+      </w:numPr>
+    </w:pPr>
+    <w:rPr>
+      <w:spacing w:val="15"/>
+      <w:sz w:val="28"/>
+      <w:szCs w:val="28"/>
+    </w:rPr>
+  </w:style>
+  <w:style w:type="character" w:customStyle="1" w:styleId="SubtitleChar">
+    <w:name w:val="Subtitle Char"/>
+    <w:basedOn w:val="DefaultParagraphFont"/>
+    <w:link w:val="Subtitle"/>
+    <w:uiPriority w:val="11"/>
+    <w:rsid w:val="00A10FD9"/>
+    <w:rPr>
+      <w:rFonts w:eastAsiaTheme="majorEastAsia" w:cstheme="majorBidi"/>
+      <w:color w:val="595959" w:themeColor="text1" w:themeTint="A6"/>
+      <w:spacing w:val="15"/>
+      <w:sz w:val="28"/>
+      <w:szCs w:val="28"/>
+    </w:rPr>
+  </w:style>
+  <w:style w:type="paragraph" w:customStyle="1" w:styleId="Author">
+    <w:name w:val="Author"/>
+    <w:basedOn w:val="Title"/>
+    <w:next w:val="BodyText"/>
+    <w:qFormat/>
+    <w:pPr>
+      <w:keepNext/>
+      <w:keepLines/>
+    </w:pPr>
+    <w:rPr>
+      <w:sz w:val="24"/>
+      <w:szCs w:val="24"/>
+    </w:rPr>
+  </w:style>
+  <w:style w:type="paragraph" w:styleId="Date">
+    <w:name w:val="Date"/>
+    <w:basedOn w:val="Title"/>
+    <w:next w:val="BodyText"/>
+    <w:qFormat/>
+    <w:pPr>
+      <w:keepNext/>
+      <w:keepLines/>
+    </w:pPr>
+    <w:rPr>
+      <w:sz w:val="24"/>
+      <w:szCs w:val="24"/>
+    </w:rPr>
+  </w:style>
+  <w:style w:type="paragraph" w:customStyle="1" w:styleId="AbstractTitle">
+    <w:name w:val="Abstract Title"/>
+    <w:basedOn w:val="Normal"/>
+    <w:next w:val="Abstract"/>
+    <w:qFormat/>
+    <w:pPr>
+      <w:keepNext/>
+      <w:keepLines/>
+      <w:spacing w:before="300" w:after="0"/>
+      <w:jc w:val="center"/>
+    </w:pPr>
+    <w:rPr>
+      <w:b/>
+      <w:sz w:val="20"/>
+      <w:szCs w:val="20"/>
+    </w:rPr>
+  </w:style>
+  <w:style w:type="paragraph" w:customStyle="1" w:styleId="Abstract">
+    <w:name w:val="Abstract"/>
+    <w:basedOn w:val="Normal"/>
+    <w:next w:val="BodyText"/>
+    <w:qFormat/>
+    <w:pPr>
+      <w:keepNext/>
+      <w:keepLines/>
+      <w:spacing w:before="100" w:after="300"/>
+    </w:pPr>
+    <w:rPr>
+      <w:sz w:val="20"/>
+      <w:szCs w:val="20"/>
+    </w:rPr>
+  </w:style>
+  <w:style w:type="paragraph" w:styleId="Bibliography">
+    <w:name w:val="Bibliography"/>
+    <w:basedOn w:val="Normal"/>
+    <w:qFormat/>
+  </w:style>
+  <w:style w:type="character" w:customStyle="1" w:styleId="Heading1Char">
     <w:name w:val="Heading 1 Char"/>
     <w:basedOn w:val="DefaultParagraphFont"/>
     <w:link w:val="Heading1"/>
     <w:uiPriority w:val="9"/>
-    <w:rsid w:val="00A10FD9"/>
+    <w:rsid w:val="009266F7"/>
     <w:rPr>
-      <w:rFonts w:asciiTheme="majorHAnsi" w:cstheme="majorBidi" w:eastAsiaTheme="majorEastAsia" w:hAnsiTheme="majorHAnsi"/>
-      <w:color w:themeColor="accent1" w:themeShade="BF" w:val="0F4761"/>
-      <w:sz w:val="40"/>
+      <w:rFonts w:ascii="Times New Roman" w:eastAsiaTheme="majorEastAsia" w:hAnsi="Times New Roman" w:cstheme="majorBidi"/>
+      <w:b/>
+      <w:color w:val="000000" w:themeColor="text1"/>
+      <w:sz w:val="28"/>
       <w:szCs w:val="40"/>
     </w:rPr>
   </w:style>
-  <w:style w:customStyle="1" w:styleId="Heading2Char" w:type="character">
+  <w:style w:type="character" w:customStyle="1" w:styleId="Heading2Char">
     <w:name w:val="Heading 2 Char"/>
     <w:basedOn w:val="DefaultParagraphFont"/>
     <w:link w:val="Heading2"/>
@@ -3884,13 +5488,13 @@
     <w:semiHidden/>
     <w:rsid w:val="00A10FD9"/>
     <w:rPr>
-      <w:rFonts w:asciiTheme="majorHAnsi" w:cstheme="majorBidi" w:eastAsiaTheme="majorEastAsia" w:hAnsiTheme="majorHAnsi"/>
-      <w:color w:themeColor="accent1" w:themeShade="BF" w:val="0F4761"/>
+      <w:rFonts w:asciiTheme="majorHAnsi" w:eastAsiaTheme="majorEastAsia" w:hAnsiTheme="majorHAnsi" w:cstheme="majorBidi"/>
+      <w:color w:val="0F4761" w:themeColor="accent1" w:themeShade="BF"/>
       <w:sz w:val="32"/>
       <w:szCs w:val="32"/>
     </w:rPr>
   </w:style>
-  <w:style w:customStyle="1" w:styleId="Heading3Char" w:type="character">
+  <w:style w:type="character" w:customStyle="1" w:styleId="Heading3Char">
     <w:name w:val="Heading 3 Char"/>
     <w:basedOn w:val="DefaultParagraphFont"/>
     <w:link w:val="Heading3"/>
@@ -3898,13 +5502,13 @@
     <w:semiHidden/>
     <w:rsid w:val="00A10FD9"/>
     <w:rPr>
-      <w:rFonts w:cstheme="majorBidi" w:eastAsiaTheme="majorEastAsia"/>
-      <w:color w:themeColor="accent1" w:themeShade="BF" w:val="0F4761"/>
+      <w:rFonts w:eastAsiaTheme="majorEastAsia" w:cstheme="majorBidi"/>
+      <w:color w:val="0F4761" w:themeColor="accent1" w:themeShade="BF"/>
       <w:sz w:val="28"/>
       <w:szCs w:val="28"/>
     </w:rPr>
   </w:style>
-  <w:style w:customStyle="1" w:styleId="Heading4Char" w:type="character">
+  <w:style w:type="character" w:customStyle="1" w:styleId="Heading4Char">
     <w:name w:val="Heading 4 Char"/>
     <w:basedOn w:val="DefaultParagraphFont"/>
     <w:link w:val="Heading4"/>
@@ -3912,13 +5516,13 @@
     <w:semiHidden/>
     <w:rsid w:val="00A10FD9"/>
     <w:rPr>
-      <w:rFonts w:cstheme="majorBidi" w:eastAsiaTheme="majorEastAsia"/>
+      <w:rFonts w:eastAsiaTheme="majorEastAsia" w:cstheme="majorBidi"/>
       <w:i/>
       <w:iCs/>
-      <w:color w:themeColor="accent1" w:themeShade="BF" w:val="0F4761"/>
+      <w:color w:val="0F4761" w:themeColor="accent1" w:themeShade="BF"/>
     </w:rPr>
   </w:style>
-  <w:style w:customStyle="1" w:styleId="Heading5Char" w:type="character">
+  <w:style w:type="character" w:customStyle="1" w:styleId="Heading5Char">
     <w:name w:val="Heading 5 Char"/>
     <w:basedOn w:val="DefaultParagraphFont"/>
     <w:link w:val="Heading5"/>
@@ -3926,11 +5530,11 @@
     <w:semiHidden/>
     <w:rsid w:val="00A10FD9"/>
     <w:rPr>
-      <w:rFonts w:cstheme="majorBidi" w:eastAsiaTheme="majorEastAsia"/>
-      <w:color w:themeColor="accent1" w:themeShade="BF" w:val="0F4761"/>
+      <w:rFonts w:eastAsiaTheme="majorEastAsia" w:cstheme="majorBidi"/>
+      <w:color w:val="0F4761" w:themeColor="accent1" w:themeShade="BF"/>
     </w:rPr>
   </w:style>
-  <w:style w:customStyle="1" w:styleId="Heading6Char" w:type="character">
+  <w:style w:type="character" w:customStyle="1" w:styleId="Heading6Char">
     <w:name w:val="Heading 6 Char"/>
     <w:basedOn w:val="DefaultParagraphFont"/>
     <w:link w:val="Heading6"/>
@@ -3938,13 +5542,13 @@
     <w:semiHidden/>
     <w:rsid w:val="00A10FD9"/>
     <w:rPr>
-      <w:rFonts w:cstheme="majorBidi" w:eastAsiaTheme="majorEastAsia"/>
+      <w:rFonts w:eastAsiaTheme="majorEastAsia" w:cstheme="majorBidi"/>
       <w:i/>
       <w:iCs/>
-      <w:color w:themeColor="text1" w:themeTint="A6" w:val="595959"/>
+      <w:color w:val="595959" w:themeColor="text1" w:themeTint="A6"/>
     </w:rPr>
   </w:style>
-  <w:style w:customStyle="1" w:styleId="Heading7Char" w:type="character">
+  <w:style w:type="character" w:customStyle="1" w:styleId="Heading7Char">
     <w:name w:val="Heading 7 Char"/>
     <w:basedOn w:val="DefaultParagraphFont"/>
     <w:link w:val="Heading7"/>
@@ -3952,11 +5556,11 @@
     <w:semiHidden/>
     <w:rsid w:val="00A10FD9"/>
     <w:rPr>
-      <w:rFonts w:cstheme="majorBidi" w:eastAsiaTheme="majorEastAsia"/>
-      <w:color w:themeColor="text1" w:themeTint="A6" w:val="595959"/>
+      <w:rFonts w:eastAsiaTheme="majorEastAsia" w:cstheme="majorBidi"/>
+      <w:color w:val="595959" w:themeColor="text1" w:themeTint="A6"/>
     </w:rPr>
   </w:style>
-  <w:style w:customStyle="1" w:styleId="Heading8Char" w:type="character">
+  <w:style w:type="character" w:customStyle="1" w:styleId="Heading8Char">
     <w:name w:val="Heading 8 Char"/>
     <w:basedOn w:val="DefaultParagraphFont"/>
     <w:link w:val="Heading8"/>
@@ -3964,13 +5568,13 @@
     <w:semiHidden/>
     <w:rsid w:val="00A10FD9"/>
     <w:rPr>
-      <w:rFonts w:cstheme="majorBidi" w:eastAsiaTheme="majorEastAsia"/>
+      <w:rFonts w:eastAsiaTheme="majorEastAsia" w:cstheme="majorBidi"/>
       <w:i/>
       <w:iCs/>
-      <w:color w:themeColor="text1" w:themeTint="D8" w:val="272727"/>
+      <w:color w:val="272727" w:themeColor="text1" w:themeTint="D8"/>
     </w:rPr>
   </w:style>
-  <w:style w:customStyle="1" w:styleId="Heading9Char" w:type="character">
+  <w:style w:type="character" w:customStyle="1" w:styleId="Heading9Char">
     <w:name w:val="Heading 9 Char"/>
     <w:basedOn w:val="DefaultParagraphFont"/>
     <w:link w:val="Heading9"/>
@@ -3978,11 +5582,11 @@
     <w:semiHidden/>
     <w:rsid w:val="00A10FD9"/>
     <w:rPr>
-      <w:rFonts w:cstheme="majorBidi" w:eastAsiaTheme="majorEastAsia"/>
-      <w:color w:themeColor="text1" w:themeTint="D8" w:val="272727"/>
+      <w:rFonts w:eastAsiaTheme="majorEastAsia" w:cstheme="majorBidi"/>
+      <w:color w:val="272727" w:themeColor="text1" w:themeTint="D8"/>
     </w:rPr>
   </w:style>
-  <w:style w:styleId="BlockText" w:type="paragraph">
+  <w:style w:type="paragraph" w:styleId="BlockText">
     <w:name w:val="Block Text"/>
     <w:basedOn w:val="BodyText"/>
     <w:next w:val="BodyText"/>
@@ -3990,19 +5594,18 @@
     <w:unhideWhenUsed/>
     <w:qFormat/>
     <w:pPr>
-      <w:spacing w:after="100" w:before="100"/>
-      <w:ind w:firstLine="0" w:left="480" w:right="480"/>
+      <w:spacing w:before="100" w:after="100"/>
+      <w:ind w:left="480" w:right="480"/>
     </w:pPr>
   </w:style>
-  <w:style w:styleId="FootnoteText" w:type="paragraph">
-    <w:name w:val="Footnote Text"/>
+  <w:style w:type="paragraph" w:styleId="FootnoteText">
+    <w:name w:val="footnote text"/>
     <w:basedOn w:val="Normal"/>
-    <w:next w:val="FootnoteText"/>
     <w:uiPriority w:val="9"/>
     <w:unhideWhenUsed/>
     <w:qFormat/>
   </w:style>
-  <w:style w:styleId="FootnoteBlockText" w:type="paragraph">
+  <w:style w:type="paragraph" w:customStyle="1" w:styleId="FootnoteBlockText">
     <w:name w:val="Footnote Block Text"/>
     <w:basedOn w:val="FootnoteText"/>
     <w:next w:val="FootnoteText"/>
@@ -4010,40 +5613,35 @@
     <w:unhideWhenUsed/>
     <w:qFormat/>
     <w:pPr>
-      <w:spacing w:after="100" w:before="100"/>
-      <w:ind w:firstLine="0" w:left="480" w:right="480"/>
+      <w:spacing w:before="100" w:after="100"/>
+      <w:ind w:left="480" w:right="480"/>
     </w:pPr>
   </w:style>
-  <w:style w:default="1" w:styleId="DefaultParagraphFont" w:type="character">
-    <w:name w:val="Default Paragraph Font"/>
-    <w:semiHidden/>
-    <w:unhideWhenUsed/>
-  </w:style>
-  <w:style w:default="1" w:styleId="Table" w:type="table">
+  <w:style w:type="table" w:customStyle="1" w:styleId="Table">
     <w:name w:val="Table"/>
-    <w:basedOn w:val="TableNormal"/>
     <w:semiHidden/>
     <w:unhideWhenUsed/>
     <w:qFormat/>
     <w:tblPr>
-      <w:tblInd w:type="dxa" w:w="0"/>
+      <w:tblInd w:w="0" w:type="dxa"/>
       <w:tblCellMar>
-        <w:top w:type="dxa" w:w="0"/>
-        <w:left w:type="dxa" w:w="108"/>
-        <w:bottom w:type="dxa" w:w="0"/>
-        <w:right w:type="dxa" w:w="108"/>
+        <w:top w:w="0" w:type="dxa"/>
+        <w:left w:w="108" w:type="dxa"/>
+        <w:bottom w:w="0" w:type="dxa"/>
+        <w:right w:w="108" w:type="dxa"/>
       </w:tblCellMar>
     </w:tblPr>
     <w:tblStylePr w:type="firstRow">
+      <w:tblPr/>
       <w:tcPr>
         <w:tcBorders>
-          <w:bottom w:val="single"/>
+          <w:bottom w:val="single" w:sz="0" w:space="0" w:color="auto"/>
         </w:tcBorders>
         <w:vAlign w:val="bottom"/>
       </w:tcPr>
     </w:tblStylePr>
   </w:style>
-  <w:style w:customStyle="1" w:styleId="DefinitionTerm" w:type="paragraph">
+  <w:style w:type="paragraph" w:customStyle="1" w:styleId="DefinitionTerm">
     <w:name w:val="Definition Term"/>
     <w:basedOn w:val="Normal"/>
     <w:next w:val="Definition"/>
@@ -4056,75 +5654,76 @@
       <w:b/>
     </w:rPr>
   </w:style>
-  <w:style w:customStyle="1" w:styleId="Definition" w:type="paragraph">
+  <w:style w:type="paragraph" w:customStyle="1" w:styleId="Definition">
     <w:name w:val="Definition"/>
     <w:basedOn w:val="Normal"/>
   </w:style>
-  <w:style w:styleId="Caption" w:type="paragraph">
-    <w:name w:val="Caption"/>
+  <w:style w:type="paragraph" w:styleId="Caption">
+    <w:name w:val="caption"/>
     <w:basedOn w:val="Normal"/>
-    <w:link w:val="BodyTextChar"/>
+    <w:link w:val="CaptionChar"/>
     <w:pPr>
-      <w:spacing w:after="120" w:before="0"/>
+      <w:spacing w:after="120"/>
     </w:pPr>
     <w:rPr>
       <w:i/>
     </w:rPr>
   </w:style>
-  <w:style w:customStyle="1" w:styleId="TableCaption" w:type="paragraph">
+  <w:style w:type="paragraph" w:customStyle="1" w:styleId="TableCaption">
     <w:name w:val="Table Caption"/>
     <w:basedOn w:val="Caption"/>
     <w:pPr>
       <w:keepNext/>
     </w:pPr>
   </w:style>
-  <w:style w:customStyle="1" w:styleId="ImageCaption" w:type="paragraph">
+  <w:style w:type="paragraph" w:customStyle="1" w:styleId="ImageCaption">
     <w:name w:val="Image Caption"/>
     <w:basedOn w:val="Caption"/>
   </w:style>
-  <w:style w:customStyle="1" w:styleId="Figure" w:type="paragraph">
+  <w:style w:type="paragraph" w:customStyle="1" w:styleId="Figure">
     <w:name w:val="Figure"/>
     <w:basedOn w:val="Normal"/>
   </w:style>
-  <w:style w:customStyle="1" w:styleId="CaptionedFigure" w:type="paragraph">
+  <w:style w:type="paragraph" w:customStyle="1" w:styleId="CaptionedFigure">
     <w:name w:val="Captioned Figure"/>
     <w:basedOn w:val="Figure"/>
     <w:pPr>
       <w:keepNext/>
     </w:pPr>
   </w:style>
-  <w:style w:customStyle="1" w:styleId="BodyTextChar" w:type="character">
-    <w:name w:val="Body Text Char"/>
+  <w:style w:type="character" w:customStyle="1" w:styleId="CaptionChar">
+    <w:name w:val="Caption Char"/>
     <w:basedOn w:val="DefaultParagraphFont"/>
-    <w:link w:val="BodyText"/>
-  </w:style>
-  <w:style w:customStyle="1" w:styleId="VerbatimChar" w:type="character">
+    <w:link w:val="Caption"/>
+  </w:style>
+  <w:style w:type="character" w:customStyle="1" w:styleId="VerbatimChar">
     <w:name w:val="Verbatim Char"/>
-    <w:basedOn w:val="BodyTextChar"/>
+    <w:basedOn w:val="CaptionChar"/>
+    <w:link w:val="SourceCode"/>
     <w:rPr>
       <w:rFonts w:ascii="Consolas" w:hAnsi="Consolas"/>
       <w:sz w:val="22"/>
     </w:rPr>
   </w:style>
-  <w:style w:customStyle="1" w:styleId="SectionNumber" w:type="character">
+  <w:style w:type="character" w:customStyle="1" w:styleId="SectionNumber">
     <w:name w:val="Section Number"/>
-    <w:basedOn w:val="BodyTextChar"/>
-  </w:style>
-  <w:style w:styleId="FootnoteReference" w:type="character">
-    <w:name w:val="Footnote Reference"/>
-    <w:basedOn w:val="BodyTextChar"/>
+    <w:basedOn w:val="CaptionChar"/>
+  </w:style>
+  <w:style w:type="character" w:styleId="FootnoteReference">
+    <w:name w:val="footnote reference"/>
+    <w:basedOn w:val="CaptionChar"/>
     <w:rPr>
       <w:vertAlign w:val="superscript"/>
     </w:rPr>
   </w:style>
-  <w:style w:styleId="Hyperlink" w:type="character">
+  <w:style w:type="character" w:styleId="Hyperlink">
     <w:name w:val="Hyperlink"/>
-    <w:basedOn w:val="BodyTextChar"/>
+    <w:basedOn w:val="CaptionChar"/>
     <w:rPr>
-      <w:color w:themeColor="accent1" w:val="4F81BD"/>
+      <w:color w:val="156082" w:themeColor="accent1"/>
     </w:rPr>
   </w:style>
-  <w:style w:styleId="TOCHeading" w:type="paragraph">
+  <w:style w:type="paragraph" w:styleId="TOCHeading">
     <w:name w:val="TOC Heading"/>
     <w:basedOn w:val="Heading1"/>
     <w:next w:val="BodyText"/>
@@ -4135,246 +5734,466 @@
       <w:spacing w:before="240" w:line="259" w:lineRule="auto"/>
       <w:outlineLvl w:val="9"/>
     </w:pPr>
-    <w:rPr>
-      <w:rFonts w:asciiTheme="majorHAnsi" w:cstheme="majorBidi" w:eastAsiaTheme="majorEastAsia" w:hAnsiTheme="majorHAnsi"/>
-      <w:b w:val="0"/>
-      <w:bCs w:val="0"/>
-      <w:color w:themeColor="accent1" w:themeShade="BF" w:val="365F91"/>
-    </w:rPr>
   </w:style>
   <w:style w:type="paragraph" w:customStyle="1" w:styleId="SourceCode">
     <w:name w:val="Source Code"/>
     <w:basedOn w:val="Normal"/>
     <w:link w:val="VerbatimChar"/>
     <w:pPr>
-      <w:wordWrap w:val="off"/>
+      <w:wordWrap w:val="0"/>
     </w:pPr>
   </w:style>
   <w:style w:type="character" w:customStyle="1" w:styleId="KeywordTok">
     <w:name w:val="KeywordTok"/>
     <w:basedOn w:val="VerbatimChar"/>
     <w:rPr>
+      <w:rFonts w:ascii="Consolas" w:hAnsi="Consolas"/>
       <w:b/>
       <w:color w:val="007020"/>
+      <w:sz w:val="22"/>
     </w:rPr>
   </w:style>
   <w:style w:type="character" w:customStyle="1" w:styleId="DataTypeTok">
     <w:name w:val="DataTypeTok"/>
     <w:basedOn w:val="VerbatimChar"/>
     <w:rPr>
+      <w:rFonts w:ascii="Consolas" w:hAnsi="Consolas"/>
       <w:color w:val="902000"/>
+      <w:sz w:val="22"/>
     </w:rPr>
   </w:style>
   <w:style w:type="character" w:customStyle="1" w:styleId="DecValTok">
     <w:name w:val="DecValTok"/>
     <w:basedOn w:val="VerbatimChar"/>
     <w:rPr>
-      <w:color w:val="40a070"/>
+      <w:rFonts w:ascii="Consolas" w:hAnsi="Consolas"/>
+      <w:color w:val="40A070"/>
+      <w:sz w:val="22"/>
     </w:rPr>
   </w:style>
   <w:style w:type="character" w:customStyle="1" w:styleId="BaseNTok">
     <w:name w:val="BaseNTok"/>
     <w:basedOn w:val="VerbatimChar"/>
     <w:rPr>
-      <w:color w:val="40a070"/>
+      <w:rFonts w:ascii="Consolas" w:hAnsi="Consolas"/>
+      <w:color w:val="40A070"/>
+      <w:sz w:val="22"/>
     </w:rPr>
   </w:style>
   <w:style w:type="character" w:customStyle="1" w:styleId="FloatTok">
     <w:name w:val="FloatTok"/>
     <w:basedOn w:val="VerbatimChar"/>
     <w:rPr>
-      <w:color w:val="40a070"/>
+      <w:rFonts w:ascii="Consolas" w:hAnsi="Consolas"/>
+      <w:color w:val="40A070"/>
+      <w:sz w:val="22"/>
     </w:rPr>
   </w:style>
   <w:style w:type="character" w:customStyle="1" w:styleId="ConstantTok">
     <w:name w:val="ConstantTok"/>
     <w:basedOn w:val="VerbatimChar"/>
     <w:rPr>
+      <w:rFonts w:ascii="Consolas" w:hAnsi="Consolas"/>
       <w:color w:val="880000"/>
+      <w:sz w:val="22"/>
     </w:rPr>
   </w:style>
   <w:style w:type="character" w:customStyle="1" w:styleId="CharTok">
     <w:name w:val="CharTok"/>
     <w:basedOn w:val="VerbatimChar"/>
     <w:rPr>
-      <w:color w:val="4070a0"/>
+      <w:rFonts w:ascii="Consolas" w:hAnsi="Consolas"/>
+      <w:color w:val="4070A0"/>
+      <w:sz w:val="22"/>
     </w:rPr>
   </w:style>
   <w:style w:type="character" w:customStyle="1" w:styleId="SpecialCharTok">
     <w:name w:val="SpecialCharTok"/>
     <w:basedOn w:val="VerbatimChar"/>
     <w:rPr>
-      <w:color w:val="4070a0"/>
+      <w:rFonts w:ascii="Consolas" w:hAnsi="Consolas"/>
+      <w:color w:val="4070A0"/>
+      <w:sz w:val="22"/>
     </w:rPr>
   </w:style>
   <w:style w:type="character" w:customStyle="1" w:styleId="StringTok">
     <w:name w:val="StringTok"/>
     <w:basedOn w:val="VerbatimChar"/>
     <w:rPr>
-      <w:color w:val="4070a0"/>
+      <w:rFonts w:ascii="Consolas" w:hAnsi="Consolas"/>
+      <w:color w:val="4070A0"/>
+      <w:sz w:val="22"/>
     </w:rPr>
   </w:style>
   <w:style w:type="character" w:customStyle="1" w:styleId="VerbatimStringTok">
     <w:name w:val="VerbatimStringTok"/>
     <w:basedOn w:val="VerbatimChar"/>
     <w:rPr>
-      <w:color w:val="4070a0"/>
+      <w:rFonts w:ascii="Consolas" w:hAnsi="Consolas"/>
+      <w:color w:val="4070A0"/>
+      <w:sz w:val="22"/>
     </w:rPr>
   </w:style>
   <w:style w:type="character" w:customStyle="1" w:styleId="SpecialStringTok">
     <w:name w:val="SpecialStringTok"/>
     <w:basedOn w:val="VerbatimChar"/>
     <w:rPr>
-      <w:color w:val="bb6688"/>
+      <w:rFonts w:ascii="Consolas" w:hAnsi="Consolas"/>
+      <w:color w:val="BB6688"/>
+      <w:sz w:val="22"/>
     </w:rPr>
   </w:style>
   <w:style w:type="character" w:customStyle="1" w:styleId="ImportTok">
     <w:name w:val="ImportTok"/>
     <w:basedOn w:val="VerbatimChar"/>
     <w:rPr>
+      <w:rFonts w:ascii="Consolas" w:hAnsi="Consolas"/>
       <w:b/>
       <w:color w:val="008000"/>
+      <w:sz w:val="22"/>
     </w:rPr>
   </w:style>
   <w:style w:type="character" w:customStyle="1" w:styleId="CommentTok">
     <w:name w:val="CommentTok"/>
     <w:basedOn w:val="VerbatimChar"/>
     <w:rPr>
+      <w:rFonts w:ascii="Consolas" w:hAnsi="Consolas"/>
       <w:i/>
-      <w:color w:val="60a0b0"/>
+      <w:color w:val="60A0B0"/>
+      <w:sz w:val="22"/>
     </w:rPr>
   </w:style>
   <w:style w:type="character" w:customStyle="1" w:styleId="DocumentationTok">
     <w:name w:val="DocumentationTok"/>
     <w:basedOn w:val="VerbatimChar"/>
     <w:rPr>
+      <w:rFonts w:ascii="Consolas" w:hAnsi="Consolas"/>
       <w:i/>
-      <w:color w:val="ba2121"/>
+      <w:color w:val="BA2121"/>
+      <w:sz w:val="22"/>
     </w:rPr>
   </w:style>
   <w:style w:type="character" w:customStyle="1" w:styleId="AnnotationTok">
     <w:name w:val="AnnotationTok"/>
     <w:basedOn w:val="VerbatimChar"/>
     <w:rPr>
+      <w:rFonts w:ascii="Consolas" w:hAnsi="Consolas"/>
       <w:b/>
       <w:i/>
-      <w:color w:val="60a0b0"/>
+      <w:color w:val="60A0B0"/>
+      <w:sz w:val="22"/>
     </w:rPr>
   </w:style>
   <w:style w:type="character" w:customStyle="1" w:styleId="CommentVarTok">
     <w:name w:val="CommentVarTok"/>
     <w:basedOn w:val="VerbatimChar"/>
     <w:rPr>
+      <w:rFonts w:ascii="Consolas" w:hAnsi="Consolas"/>
       <w:b/>
       <w:i/>
-      <w:color w:val="60a0b0"/>
+      <w:color w:val="60A0B0"/>
+      <w:sz w:val="22"/>
     </w:rPr>
   </w:style>
   <w:style w:type="character" w:customStyle="1" w:styleId="OtherTok">
     <w:name w:val="OtherTok"/>
     <w:basedOn w:val="VerbatimChar"/>
     <w:rPr>
+      <w:rFonts w:ascii="Consolas" w:hAnsi="Consolas"/>
       <w:color w:val="007020"/>
+      <w:sz w:val="22"/>
     </w:rPr>
   </w:style>
   <w:style w:type="character" w:customStyle="1" w:styleId="FunctionTok">
     <w:name w:val="FunctionTok"/>
     <w:basedOn w:val="VerbatimChar"/>
     <w:rPr>
-      <w:color w:val="06287e"/>
+      <w:rFonts w:ascii="Consolas" w:hAnsi="Consolas"/>
+      <w:color w:val="06287E"/>
+      <w:sz w:val="22"/>
     </w:rPr>
   </w:style>
   <w:style w:type="character" w:customStyle="1" w:styleId="VariableTok">
     <w:name w:val="VariableTok"/>
     <w:basedOn w:val="VerbatimChar"/>
     <w:rPr>
-      <w:color w:val="19177c"/>
+      <w:rFonts w:ascii="Consolas" w:hAnsi="Consolas"/>
+      <w:color w:val="19177C"/>
+      <w:sz w:val="22"/>
     </w:rPr>
   </w:style>
   <w:style w:type="character" w:customStyle="1" w:styleId="ControlFlowTok">
     <w:name w:val="ControlFlowTok"/>
     <w:basedOn w:val="VerbatimChar"/>
     <w:rPr>
+      <w:rFonts w:ascii="Consolas" w:hAnsi="Consolas"/>
       <w:b/>
       <w:color w:val="007020"/>
+      <w:sz w:val="22"/>
     </w:rPr>
   </w:style>
   <w:style w:type="character" w:customStyle="1" w:styleId="OperatorTok">
     <w:name w:val="OperatorTok"/>
     <w:basedOn w:val="VerbatimChar"/>
     <w:rPr>
+      <w:rFonts w:ascii="Consolas" w:hAnsi="Consolas"/>
       <w:color w:val="666666"/>
+      <w:sz w:val="22"/>
     </w:rPr>
   </w:style>
   <w:style w:type="character" w:customStyle="1" w:styleId="BuiltInTok">
     <w:name w:val="BuiltInTok"/>
     <w:basedOn w:val="VerbatimChar"/>
     <w:rPr>
+      <w:rFonts w:ascii="Consolas" w:hAnsi="Consolas"/>
       <w:color w:val="008000"/>
+      <w:sz w:val="22"/>
     </w:rPr>
   </w:style>
   <w:style w:type="character" w:customStyle="1" w:styleId="ExtensionTok">
     <w:name w:val="ExtensionTok"/>
     <w:basedOn w:val="VerbatimChar"/>
-    <w:rPr/>
+    <w:rPr>
+      <w:rFonts w:ascii="Consolas" w:hAnsi="Consolas"/>
+      <w:sz w:val="22"/>
+    </w:rPr>
   </w:style>
   <w:style w:type="character" w:customStyle="1" w:styleId="PreprocessorTok">
     <w:name w:val="PreprocessorTok"/>
     <w:basedOn w:val="VerbatimChar"/>
     <w:rPr>
-      <w:color w:val="bc7a00"/>
+      <w:rFonts w:ascii="Consolas" w:hAnsi="Consolas"/>
+      <w:color w:val="BC7A00"/>
+      <w:sz w:val="22"/>
     </w:rPr>
   </w:style>
   <w:style w:type="character" w:customStyle="1" w:styleId="AttributeTok">
     <w:name w:val="AttributeTok"/>
     <w:basedOn w:val="VerbatimChar"/>
     <w:rPr>
-      <w:color w:val="7d9029"/>
+      <w:rFonts w:ascii="Consolas" w:hAnsi="Consolas"/>
+      <w:color w:val="7D9029"/>
+      <w:sz w:val="22"/>
     </w:rPr>
   </w:style>
   <w:style w:type="character" w:customStyle="1" w:styleId="RegionMarkerTok">
     <w:name w:val="RegionMarkerTok"/>
     <w:basedOn w:val="VerbatimChar"/>
-    <w:rPr/>
+    <w:rPr>
+      <w:rFonts w:ascii="Consolas" w:hAnsi="Consolas"/>
+      <w:sz w:val="22"/>
+    </w:rPr>
   </w:style>
   <w:style w:type="character" w:customStyle="1" w:styleId="InformationTok">
     <w:name w:val="InformationTok"/>
     <w:basedOn w:val="VerbatimChar"/>
     <w:rPr>
+      <w:rFonts w:ascii="Consolas" w:hAnsi="Consolas"/>
       <w:b/>
       <w:i/>
-      <w:color w:val="60a0b0"/>
+      <w:color w:val="60A0B0"/>
+      <w:sz w:val="22"/>
     </w:rPr>
   </w:style>
   <w:style w:type="character" w:customStyle="1" w:styleId="WarningTok">
     <w:name w:val="WarningTok"/>
     <w:basedOn w:val="VerbatimChar"/>
     <w:rPr>
+      <w:rFonts w:ascii="Consolas" w:hAnsi="Consolas"/>
       <w:b/>
       <w:i/>
-      <w:color w:val="60a0b0"/>
+      <w:color w:val="60A0B0"/>
+      <w:sz w:val="22"/>
     </w:rPr>
   </w:style>
   <w:style w:type="character" w:customStyle="1" w:styleId="AlertTok">
     <w:name w:val="AlertTok"/>
     <w:basedOn w:val="VerbatimChar"/>
     <w:rPr>
+      <w:rFonts w:ascii="Consolas" w:hAnsi="Consolas"/>
       <w:b/>
-      <w:color w:val="ff0000"/>
+      <w:color w:val="FF0000"/>
+      <w:sz w:val="22"/>
     </w:rPr>
   </w:style>
   <w:style w:type="character" w:customStyle="1" w:styleId="ErrorTok">
     <w:name w:val="ErrorTok"/>
     <w:basedOn w:val="VerbatimChar"/>
     <w:rPr>
+      <w:rFonts w:ascii="Consolas" w:hAnsi="Consolas"/>
       <w:b/>
-      <w:color w:val="ff0000"/>
+      <w:color w:val="FF0000"/>
+      <w:sz w:val="22"/>
     </w:rPr>
   </w:style>
   <w:style w:type="character" w:customStyle="1" w:styleId="NormalTok">
     <w:name w:val="NormalTok"/>
     <w:basedOn w:val="VerbatimChar"/>
-    <w:rPr/>
+    <w:rPr>
+      <w:rFonts w:ascii="Consolas" w:hAnsi="Consolas"/>
+      <w:sz w:val="22"/>
+    </w:rPr>
+  </w:style>
+  <w:style w:type="table" w:styleId="PlainTable1">
+    <w:name w:val="Plain Table 1"/>
+    <w:basedOn w:val="TableNormal"/>
+    <w:rsid w:val="005719B6"/>
+    <w:pPr>
+      <w:spacing w:after="0"/>
+    </w:pPr>
+    <w:tblPr>
+      <w:tblStyleRowBandSize w:val="1"/>
+      <w:tblStyleColBandSize w:val="1"/>
+      <w:tblInd w:w="0" w:type="dxa"/>
+      <w:tblBorders>
+        <w:top w:val="single" w:sz="4" w:space="0" w:color="BFBFBF" w:themeColor="background1" w:themeShade="BF"/>
+        <w:left w:val="single" w:sz="4" w:space="0" w:color="BFBFBF" w:themeColor="background1" w:themeShade="BF"/>
+        <w:bottom w:val="single" w:sz="4" w:space="0" w:color="BFBFBF" w:themeColor="background1" w:themeShade="BF"/>
+        <w:right w:val="single" w:sz="4" w:space="0" w:color="BFBFBF" w:themeColor="background1" w:themeShade="BF"/>
+        <w:insideH w:val="single" w:sz="4" w:space="0" w:color="BFBFBF" w:themeColor="background1" w:themeShade="BF"/>
+        <w:insideV w:val="single" w:sz="4" w:space="0" w:color="BFBFBF" w:themeColor="background1" w:themeShade="BF"/>
+      </w:tblBorders>
+      <w:tblCellMar>
+        <w:top w:w="0" w:type="dxa"/>
+        <w:left w:w="108" w:type="dxa"/>
+        <w:bottom w:w="0" w:type="dxa"/>
+        <w:right w:w="108" w:type="dxa"/>
+      </w:tblCellMar>
+    </w:tblPr>
+    <w:tblStylePr w:type="firstRow">
+      <w:rPr>
+        <w:b/>
+        <w:bCs/>
+      </w:rPr>
+    </w:tblStylePr>
+    <w:tblStylePr w:type="lastRow">
+      <w:rPr>
+        <w:b/>
+        <w:bCs/>
+      </w:rPr>
+      <w:tblPr/>
+      <w:tcPr>
+        <w:tcBorders>
+          <w:top w:val="double" w:sz="4" w:space="0" w:color="BFBFBF" w:themeColor="background1" w:themeShade="BF"/>
+        </w:tcBorders>
+      </w:tcPr>
+    </w:tblStylePr>
+    <w:tblStylePr w:type="firstCol">
+      <w:rPr>
+        <w:b/>
+        <w:bCs/>
+      </w:rPr>
+    </w:tblStylePr>
+    <w:tblStylePr w:type="lastCol">
+      <w:rPr>
+        <w:b/>
+        <w:bCs/>
+      </w:rPr>
+    </w:tblStylePr>
+    <w:tblStylePr w:type="band1Vert">
+      <w:tblPr/>
+      <w:tcPr>
+        <w:shd w:val="clear" w:color="auto" w:fill="F2F2F2" w:themeFill="background1" w:themeFillShade="F2"/>
+      </w:tcPr>
+    </w:tblStylePr>
+    <w:tblStylePr w:type="band1Horz">
+      <w:tblPr/>
+      <w:tcPr>
+        <w:shd w:val="clear" w:color="auto" w:fill="F2F2F2" w:themeFill="background1" w:themeFillShade="F2"/>
+      </w:tcPr>
+    </w:tblStylePr>
+  </w:style>
+  <w:style w:type="table" w:styleId="PlainTable2">
+    <w:name w:val="Plain Table 2"/>
+    <w:basedOn w:val="TableNormal"/>
+    <w:rsid w:val="005719B6"/>
+    <w:pPr>
+      <w:spacing w:after="0"/>
+    </w:pPr>
+    <w:tblPr>
+      <w:tblStyleRowBandSize w:val="1"/>
+      <w:tblStyleColBandSize w:val="1"/>
+      <w:tblInd w:w="0" w:type="dxa"/>
+      <w:tblBorders>
+        <w:top w:val="single" w:sz="4" w:space="0" w:color="7F7F7F" w:themeColor="text1" w:themeTint="80"/>
+        <w:bottom w:val="single" w:sz="4" w:space="0" w:color="7F7F7F" w:themeColor="text1" w:themeTint="80"/>
+      </w:tblBorders>
+      <w:tblCellMar>
+        <w:top w:w="0" w:type="dxa"/>
+        <w:left w:w="108" w:type="dxa"/>
+        <w:bottom w:w="0" w:type="dxa"/>
+        <w:right w:w="108" w:type="dxa"/>
+      </w:tblCellMar>
+    </w:tblPr>
+    <w:tblStylePr w:type="firstRow">
+      <w:rPr>
+        <w:b/>
+        <w:bCs/>
+      </w:rPr>
+      <w:tblPr/>
+      <w:tcPr>
+        <w:tcBorders>
+          <w:bottom w:val="single" w:sz="4" w:space="0" w:color="7F7F7F" w:themeColor="text1" w:themeTint="80"/>
+        </w:tcBorders>
+      </w:tcPr>
+    </w:tblStylePr>
+    <w:tblStylePr w:type="lastRow">
+      <w:rPr>
+        <w:b/>
+        <w:bCs/>
+      </w:rPr>
+      <w:tblPr/>
+      <w:tcPr>
+        <w:tcBorders>
+          <w:top w:val="single" w:sz="4" w:space="0" w:color="7F7F7F" w:themeColor="text1" w:themeTint="80"/>
+        </w:tcBorders>
+      </w:tcPr>
+    </w:tblStylePr>
+    <w:tblStylePr w:type="firstCol">
+      <w:rPr>
+        <w:b/>
+        <w:bCs/>
+      </w:rPr>
+    </w:tblStylePr>
+    <w:tblStylePr w:type="lastCol">
+      <w:rPr>
+        <w:b/>
+        <w:bCs/>
+      </w:rPr>
+    </w:tblStylePr>
+    <w:tblStylePr w:type="band1Vert">
+      <w:tblPr/>
+      <w:tcPr>
+        <w:tcBorders>
+          <w:left w:val="single" w:sz="4" w:space="0" w:color="7F7F7F" w:themeColor="text1" w:themeTint="80"/>
+          <w:right w:val="single" w:sz="4" w:space="0" w:color="7F7F7F" w:themeColor="text1" w:themeTint="80"/>
+        </w:tcBorders>
+      </w:tcPr>
+    </w:tblStylePr>
+    <w:tblStylePr w:type="band2Vert">
+      <w:tblPr/>
+      <w:tcPr>
+        <w:tcBorders>
+          <w:left w:val="single" w:sz="4" w:space="0" w:color="7F7F7F" w:themeColor="text1" w:themeTint="80"/>
+          <w:right w:val="single" w:sz="4" w:space="0" w:color="7F7F7F" w:themeColor="text1" w:themeTint="80"/>
+        </w:tcBorders>
+      </w:tcPr>
+    </w:tblStylePr>
+    <w:tblStylePr w:type="band1Horz">
+      <w:tblPr/>
+      <w:tcPr>
+        <w:tcBorders>
+          <w:top w:val="single" w:sz="4" w:space="0" w:color="7F7F7F" w:themeColor="text1" w:themeTint="80"/>
+          <w:bottom w:val="single" w:sz="4" w:space="0" w:color="7F7F7F" w:themeColor="text1" w:themeTint="80"/>
+        </w:tcBorders>
+      </w:tcPr>
+    </w:tblStylePr>
+  </w:style>
+  <w:style w:type="character" w:customStyle="1" w:styleId="BodyTextChar">
+    <w:name w:val="Body Text Char"/>
+    <w:basedOn w:val="DefaultParagraphFont"/>
+    <w:link w:val="BodyText"/>
+    <w:rsid w:val="009266F7"/>
   </w:style>
 </w:styles>
 </file>

--- a/final report/Spot_To_Go_Final_Report.docx
+++ b/final report/Spot_To_Go_Final_Report.docx
@@ -8,8 +8,6 @@
           <w:rFonts w:ascii="Times New Roman" w:hAnsi="Times New Roman" w:cs="Times New Roman"/>
         </w:rPr>
       </w:pPr>
-      <w:bookmarkStart w:id="0" w:name="_GoBack"/>
-      <w:bookmarkEnd w:id="0"/>
     </w:p>
     <w:p>
       <w:pPr>
@@ -22,6 +20,7 @@
     <w:p>
       <w:pPr>
         <w:pStyle w:val="Title"/>
+        <w:jc w:val="center"/>
       </w:pPr>
       <w:r>
         <w:t xml:space="preserve">Spot </w:t>
@@ -48,14 +47,25 @@
     <w:p>
       <w:pPr>
         <w:pStyle w:val="Subtitle"/>
-      </w:pPr>
-      <w:r>
-        <w:t>Maiusana Suthesan</w:t>
-      </w:r>
-    </w:p>
-    <w:p>
-      <w:pPr>
         <w:jc w:val="center"/>
+      </w:pPr>
+      <w:proofErr w:type="spellStart"/>
+      <w:r>
+        <w:t>Maiusana</w:t>
+      </w:r>
+      <w:proofErr w:type="spellEnd"/>
+      <w:r>
+        <w:t xml:space="preserve"> </w:t>
+      </w:r>
+      <w:proofErr w:type="spellStart"/>
+      <w:r>
+        <w:t>Suthesan</w:t>
+      </w:r>
+      <w:proofErr w:type="spellEnd"/>
+    </w:p>
+    <w:p>
+      <w:pPr>
+        <w:jc w:val="center"/>
         <w:rPr>
           <w:rFonts w:ascii="Times New Roman" w:hAnsi="Times New Roman" w:cs="Times New Roman"/>
         </w:rPr>
@@ -162,7 +172,13 @@
         <w:rPr>
           <w:rFonts w:ascii="Times New Roman" w:hAnsi="Times New Roman" w:cs="Times New Roman"/>
         </w:rPr>
-        <w:t>School of Computing Sciences, University of East Anglia, 2024/25</w:t>
+        <w:t xml:space="preserve">School of Computing Sciences, University </w:t>
+      </w:r>
+      <w:r>
+        <w:rPr>
+          <w:rFonts w:ascii="Times New Roman" w:hAnsi="Times New Roman" w:cs="Times New Roman"/>
+        </w:rPr>
+        <w:t>of East Anglia, 2025/26</w:t>
       </w:r>
     </w:p>
     <w:p>
@@ -175,7 +191,7 @@
           <w:szCs w:val="28"/>
         </w:rPr>
       </w:pPr>
-      <w:bookmarkStart w:id="1" w:name="statement-of-ai-usage"/>
+      <w:bookmarkStart w:id="0" w:name="statement-of-ai-usage"/>
     </w:p>
     <w:p>
       <w:pPr>
@@ -249,7 +265,23 @@
           <w:rFonts w:ascii="Times New Roman" w:hAnsi="Times New Roman" w:cs="Times New Roman"/>
           <w:highlight w:val="green"/>
         </w:rPr>
-        <w:t xml:space="preserve"> Go, an Android application that connects a live, location-aware map of nearby restaurants to a direct preview of video footage from each venue in turn. The application is coded in Kotlin with Jetpack Compose and Navigation Compose, accesses the user's location through the Fused Location Provider, renders locations via the Google Maps SDK, and requires live Firebase Authentication to unlock the experience. Video previews and directions are passed off to the relevant platform app using Android intents. This document restates the project aim and objectives, revisits the literature, describes the system design, and analyses the implementation and testing completed. There are eleven screens fully implemented and integrated, restaurant discovery now runs against live data from the Google Places API rather than a placeholder list, and the authentication process has been thoroughly tested end-to-end on a real device.</w:t>
+        <w:t xml:space="preserve"> Go, an Android application that connects a live, location-aware map of nearby restaurants to a direct preview of video footage from each venue in turn. The application is coded in </w:t>
+      </w:r>
+      <w:proofErr w:type="spellStart"/>
+      <w:r>
+        <w:rPr>
+          <w:rFonts w:ascii="Times New Roman" w:hAnsi="Times New Roman" w:cs="Times New Roman"/>
+          <w:highlight w:val="green"/>
+        </w:rPr>
+        <w:t>Kotlin</w:t>
+      </w:r>
+      <w:proofErr w:type="spellEnd"/>
+      <w:r>
+        <w:rPr>
+          <w:rFonts w:ascii="Times New Roman" w:hAnsi="Times New Roman" w:cs="Times New Roman"/>
+          <w:highlight w:val="green"/>
+        </w:rPr>
+        <w:t xml:space="preserve"> with Jetpack Compose and Navigation Compose, accesses the user's location through the Fused Location Provider, renders locations via the Google Maps SDK, and requires live Firebase Authentication to unlock the experience. Video previews and directions are passed off to the relevant platform app using Android intents. This document restates the project aim and objectives, revisits the literature, describes the system design, and analyses the implementation and testing completed. There are eleven screens fully implemented and integrated, restaurant discovery now runs against live data from the Google Places API rather than a placeholder list, and the authentication process has been thoroughly tested end-to-end on a real device.</w:t>
       </w:r>
     </w:p>
     <w:p>
@@ -350,64 +382,17 @@
           <w:szCs w:val="28"/>
         </w:rPr>
       </w:pPr>
-      <w:r>
+    </w:p>
+    <w:p>
+      <w:pPr>
+        <w:pStyle w:val="BodyText"/>
         <w:rPr>
           <w:rFonts w:ascii="Times New Roman" w:hAnsi="Times New Roman" w:cs="Times New Roman"/>
           <w:b/>
           <w:sz w:val="28"/>
           <w:szCs w:val="28"/>
         </w:rPr>
-        <w:t>Acknowledgements</w:t>
-      </w:r>
-    </w:p>
-    <w:p>
-      <w:pPr>
-        <w:pStyle w:val="FirstParagraph"/>
-        <w:rPr>
-          <w:rFonts w:ascii="Times New Roman" w:hAnsi="Times New Roman" w:cs="Times New Roman"/>
-        </w:rPr>
-      </w:pPr>
-      <w:r>
-        <w:rPr>
-          <w:rFonts w:ascii="Times New Roman" w:hAnsi="Times New Roman" w:cs="Times New Roman"/>
-        </w:rPr>
-        <w:t xml:space="preserve">I would like to express my gratitude to my project supervisor for their invaluable advice and guidance throughout the project, and, especially, for providing extremely useful feedback on the </w:t>
-      </w:r>
-      <w:r>
-        <w:rPr>
-          <w:rFonts w:ascii="Times New Roman" w:hAnsi="Times New Roman" w:cs="Times New Roman"/>
-        </w:rPr>
-        <w:lastRenderedPageBreak/>
-        <w:t>earlier draft of this report, which was instrumental for forming the structure of this report and its additions.</w:t>
-      </w:r>
-    </w:p>
-    <w:p>
-      <w:pPr>
-        <w:pStyle w:val="FirstParagraph"/>
-        <w:rPr>
-          <w:rFonts w:ascii="Times New Roman" w:hAnsi="Times New Roman" w:cs="Times New Roman"/>
-        </w:rPr>
-      </w:pPr>
-      <w:r>
-        <w:rPr>
-          <w:rFonts w:ascii="Times New Roman" w:hAnsi="Times New Roman" w:cs="Times New Roman"/>
-        </w:rPr>
-        <w:t>I would like to thank my family and friends for their patience and support during this work, as well as the Android developer community as a whole for its freely available resources and documentation.</w:t>
-      </w:r>
-    </w:p>
-    <w:p>
-      <w:pPr>
-        <w:pStyle w:val="FirstParagraph"/>
-        <w:rPr>
-          <w:rFonts w:ascii="Times New Roman" w:hAnsi="Times New Roman" w:cs="Times New Roman"/>
-        </w:rPr>
-      </w:pPr>
-      <w:r>
-        <w:rPr>
-          <w:rFonts w:ascii="Times New Roman" w:hAnsi="Times New Roman" w:cs="Times New Roman"/>
-        </w:rPr>
-        <w:t>Finally, I would like to express my gratitude to the developer tools and services that helped me build this application — to Android Studio, Google Maps/Places Platform, and Firebase services.</w:t>
-      </w:r>
+      </w:pPr>
     </w:p>
     <w:p>
       <w:pPr>
@@ -430,17 +415,58 @@
           <w:szCs w:val="28"/>
         </w:rPr>
       </w:pPr>
-    </w:p>
-    <w:p>
-      <w:pPr>
-        <w:pStyle w:val="BodyText"/>
+      <w:r>
         <w:rPr>
           <w:rFonts w:ascii="Times New Roman" w:hAnsi="Times New Roman" w:cs="Times New Roman"/>
           <w:b/>
           <w:sz w:val="28"/>
           <w:szCs w:val="28"/>
         </w:rPr>
-      </w:pPr>
+        <w:lastRenderedPageBreak/>
+        <w:t>Acknowledgements</w:t>
+      </w:r>
+    </w:p>
+    <w:p>
+      <w:pPr>
+        <w:pStyle w:val="FirstParagraph"/>
+        <w:rPr>
+          <w:rFonts w:ascii="Times New Roman" w:hAnsi="Times New Roman" w:cs="Times New Roman"/>
+        </w:rPr>
+      </w:pPr>
+      <w:r>
+        <w:rPr>
+          <w:rFonts w:ascii="Times New Roman" w:hAnsi="Times New Roman" w:cs="Times New Roman"/>
+        </w:rPr>
+        <w:t>I would like to express my gratitude to my project supervisor for their invaluable advice and guidance throughout the project, and, especially, for providing extremely useful feedback on the earlier draft of this report, which was instrumental for forming the structure of this report and its additions.</w:t>
+      </w:r>
+    </w:p>
+    <w:p>
+      <w:pPr>
+        <w:pStyle w:val="FirstParagraph"/>
+        <w:rPr>
+          <w:rFonts w:ascii="Times New Roman" w:hAnsi="Times New Roman" w:cs="Times New Roman"/>
+        </w:rPr>
+      </w:pPr>
+      <w:r>
+        <w:rPr>
+          <w:rFonts w:ascii="Times New Roman" w:hAnsi="Times New Roman" w:cs="Times New Roman"/>
+        </w:rPr>
+        <w:t>I would like to thank my family and friends for their patience and support during this work, as well as the Android developer community as a whole for its freely available resources and documentation.</w:t>
+      </w:r>
+    </w:p>
+    <w:p>
+      <w:pPr>
+        <w:pStyle w:val="FirstParagraph"/>
+        <w:rPr>
+          <w:rFonts w:ascii="Times New Roman" w:hAnsi="Times New Roman" w:cs="Times New Roman"/>
+        </w:rPr>
+      </w:pPr>
+      <w:r>
+        <w:rPr>
+          <w:rFonts w:ascii="Times New Roman" w:hAnsi="Times New Roman" w:cs="Times New Roman"/>
+        </w:rPr>
+        <w:t>Finally, I would like to express my gratitude to the developer tools and services that helped me build this application — to Android Studio, Google Maps/Places Platform, and Firebase services.</w:t>
+      </w:r>
     </w:p>
     <w:p>
       <w:pPr>
@@ -551,13 +577,47 @@
           <w:szCs w:val="28"/>
         </w:rPr>
       </w:pPr>
-      <w:r>
+    </w:p>
+    <w:p>
+      <w:pPr>
+        <w:pStyle w:val="BodyText"/>
         <w:rPr>
           <w:rFonts w:ascii="Times New Roman" w:hAnsi="Times New Roman" w:cs="Times New Roman"/>
           <w:b/>
           <w:sz w:val="28"/>
           <w:szCs w:val="28"/>
         </w:rPr>
+      </w:pPr>
+    </w:p>
+    <w:p>
+      <w:pPr>
+        <w:pStyle w:val="BodyText"/>
+        <w:rPr>
+          <w:rFonts w:ascii="Times New Roman" w:hAnsi="Times New Roman" w:cs="Times New Roman"/>
+          <w:b/>
+          <w:sz w:val="28"/>
+          <w:szCs w:val="28"/>
+        </w:rPr>
+      </w:pPr>
+    </w:p>
+    <w:p>
+      <w:pPr>
+        <w:pStyle w:val="BodyText"/>
+        <w:rPr>
+          <w:rFonts w:ascii="Times New Roman" w:hAnsi="Times New Roman" w:cs="Times New Roman"/>
+          <w:b/>
+          <w:sz w:val="28"/>
+          <w:szCs w:val="28"/>
+        </w:rPr>
+      </w:pPr>
+      <w:r>
+        <w:rPr>
+          <w:rFonts w:ascii="Times New Roman" w:hAnsi="Times New Roman" w:cs="Times New Roman"/>
+          <w:b/>
+          <w:sz w:val="28"/>
+          <w:szCs w:val="28"/>
+        </w:rPr>
+        <w:lastRenderedPageBreak/>
         <w:t>Statement of AI Usage</w:t>
       </w:r>
     </w:p>
@@ -572,14 +632,21 @@
         <w:rPr>
           <w:rFonts w:ascii="Times New Roman" w:hAnsi="Times New Roman" w:cs="Times New Roman"/>
         </w:rPr>
-        <w:t xml:space="preserve">AI tools have been used in a supportive role throughout the project for research, brainstorming, structuring my thoughts on possible technical solutions, and outlining the structure of this report. </w:t>
-      </w:r>
-      <w:r>
-        <w:rPr>
-          <w:rFonts w:ascii="Times New Roman" w:hAnsi="Times New Roman" w:cs="Times New Roman"/>
-        </w:rPr>
-        <w:lastRenderedPageBreak/>
-        <w:t xml:space="preserve">All of the written material is reviewed and written by myself and I take full responsibility for it. Separate from this document and independent of how it was written, Spot To Go uses the Google Gemini API to provide the natural-language “agentic” search bar that parses user's query into structured search filters in real-time. This is a deliberate technical decision made when designing Spot </w:t>
+        <w:t>AI tools have been used in a supportive role throughout the project for research, brainstorming, structuring my thoughts on possible technical solutions, and outlining the structure of this report. All of the written material is reviewed and written by myself and I take full responsibility for it. Separate from this document and independent of how it was written, Spot To Go uses the Google Gemini API to provide the natural-language “</w:t>
+      </w:r>
+      <w:proofErr w:type="spellStart"/>
+      <w:r>
+        <w:rPr>
+          <w:rFonts w:ascii="Times New Roman" w:hAnsi="Times New Roman" w:cs="Times New Roman"/>
+        </w:rPr>
+        <w:t>agentic</w:t>
+      </w:r>
+      <w:proofErr w:type="spellEnd"/>
+      <w:r>
+        <w:rPr>
+          <w:rFonts w:ascii="Times New Roman" w:hAnsi="Times New Roman" w:cs="Times New Roman"/>
+        </w:rPr>
+        <w:t xml:space="preserve">” search bar that parses user's query into structured search filters in real-time. This is a deliberate technical decision made when designing Spot </w:t>
       </w:r>
       <w:proofErr w:type="gramStart"/>
       <w:r>
@@ -671,10 +738,15 @@
         <w:pStyle w:val="BodyText"/>
       </w:pPr>
     </w:p>
-    <w:bookmarkEnd w:id="1" w:displacedByCustomXml="next"/>
-    <w:bookmarkStart w:id="2" w:name="introduction" w:displacedByCustomXml="next"/>
+    <w:bookmarkEnd w:id="0" w:displacedByCustomXml="next"/>
+    <w:bookmarkStart w:id="1" w:name="introduction" w:displacedByCustomXml="next"/>
     <w:sdt>
       <w:sdtPr>
+        <w:rPr>
+          <w:rFonts w:asciiTheme="minorHAnsi" w:eastAsiaTheme="minorEastAsia" w:hAnsiTheme="minorHAnsi" w:cstheme="minorBidi"/>
+          <w:sz w:val="24"/>
+          <w:szCs w:val="24"/>
+        </w:rPr>
         <w:id w:val="-929578339"/>
         <w:docPartObj>
           <w:docPartGallery w:val="Table of Contents"/>
@@ -683,12 +755,9 @@
       </w:sdtPr>
       <w:sdtEndPr>
         <w:rPr>
-          <w:rFonts w:asciiTheme="minorHAnsi" w:eastAsiaTheme="minorEastAsia" w:hAnsiTheme="minorHAnsi" w:cstheme="minorBidi"/>
           <w:b/>
           <w:bCs/>
           <w:noProof/>
-          <w:sz w:val="24"/>
-          <w:szCs w:val="24"/>
         </w:rPr>
       </w:sdtEndPr>
       <w:sdtContent>
@@ -4012,109 +4081,145 @@
       <w:pPr>
         <w:pStyle w:val="Heading1"/>
       </w:pPr>
+      <w:bookmarkStart w:id="2" w:name="_Toc237982781"/>
       <w:bookmarkStart w:id="3" w:name="aim-and-objectives"/>
-      <w:bookmarkStart w:id="4" w:name="_Toc237982781"/>
+      <w:bookmarkEnd w:id="1"/>
+      <w:r>
+        <w:lastRenderedPageBreak/>
+        <w:t>Introduction</w:t>
+      </w:r>
       <w:bookmarkEnd w:id="2"/>
       <w:r>
-        <w:t>Introduction</w:t>
+        <w:t xml:space="preserve"> </w:t>
+      </w:r>
+    </w:p>
+    <w:p>
+      <w:pPr>
+        <w:pStyle w:val="Heading1"/>
+        <w:rPr>
+          <w:rFonts w:cs="Times New Roman"/>
+        </w:rPr>
+      </w:pPr>
+      <w:bookmarkStart w:id="4" w:name="_Toc237982782"/>
+      <w:r>
+        <w:rPr>
+          <w:rFonts w:cs="Times New Roman"/>
+        </w:rPr>
+        <w:t>Overview</w:t>
       </w:r>
       <w:bookmarkEnd w:id="4"/>
       <w:r>
+        <w:rPr>
+          <w:rFonts w:cs="Times New Roman"/>
+        </w:rPr>
         <w:t xml:space="preserve"> </w:t>
       </w:r>
     </w:p>
     <w:p>
       <w:pPr>
+        <w:pStyle w:val="FirstParagraph"/>
+        <w:rPr>
+          <w:rFonts w:ascii="Times New Roman" w:hAnsi="Times New Roman" w:cs="Times New Roman"/>
+        </w:rPr>
+      </w:pPr>
+      <w:r>
+        <w:rPr>
+          <w:rFonts w:ascii="Times New Roman" w:hAnsi="Times New Roman" w:cs="Times New Roman"/>
+        </w:rPr>
+        <w:t xml:space="preserve">This report documents the design, implementation, and current progress of the “Spot </w:t>
+      </w:r>
+      <w:proofErr w:type="gramStart"/>
+      <w:r>
+        <w:rPr>
+          <w:rFonts w:ascii="Times New Roman" w:hAnsi="Times New Roman" w:cs="Times New Roman"/>
+        </w:rPr>
+        <w:t>To</w:t>
+      </w:r>
+      <w:proofErr w:type="gramEnd"/>
+      <w:r>
+        <w:rPr>
+          <w:rFonts w:ascii="Times New Roman" w:hAnsi="Times New Roman" w:cs="Times New Roman"/>
+        </w:rPr>
+        <w:t xml:space="preserve"> Go” Android application that allows users to explore nearby restaurants on a live map and watch real-life video previews of them before making a choice where to go. The report comes after the dissertation proposal and depicts the current state of the system developed rather than the one initially proposed.</w:t>
+      </w:r>
+    </w:p>
+    <w:p>
+      <w:pPr>
+        <w:pStyle w:val="Title"/>
+      </w:pPr>
+      <w:bookmarkStart w:id="5" w:name="_Toc237982783"/>
+      <w:r>
+        <w:t>Background and Context</w:t>
+      </w:r>
+      <w:bookmarkEnd w:id="5"/>
+      <w:r>
+        <w:t xml:space="preserve"> </w:t>
+      </w:r>
+    </w:p>
+    <w:p>
+      <w:pPr>
+        <w:pStyle w:val="FirstParagraph"/>
+        <w:rPr>
+          <w:rFonts w:ascii="Times New Roman" w:hAnsi="Times New Roman" w:cs="Times New Roman"/>
+        </w:rPr>
+      </w:pPr>
+      <w:r>
+        <w:rPr>
+          <w:rFonts w:ascii="Times New Roman" w:hAnsi="Times New Roman" w:cs="Times New Roman"/>
+        </w:rPr>
+        <w:t xml:space="preserve">As the devices that people use change, so do the ways in which they choose places to dine at. Nowadays, a smartphone serves as an intermediary between the diner and the decision-making process from location discovery through comparison to reading reviews and navigation to the selected place. Location-based services that provide information according to the real-world location of the device became the glue for all of these processes, while maps and place search platforms allow to expose that functionality through documented application programming interfaces (Google LLC 2024d, 2024b). Besides, the medium used to acquire and trust information about places has been changing as well. Short-form video clips that gained popularity through platforms such as </w:t>
+      </w:r>
+      <w:proofErr w:type="spellStart"/>
+      <w:r>
+        <w:rPr>
+          <w:rFonts w:ascii="Times New Roman" w:hAnsi="Times New Roman" w:cs="Times New Roman"/>
+        </w:rPr>
+        <w:t>TikTok</w:t>
+      </w:r>
+      <w:proofErr w:type="spellEnd"/>
+      <w:r>
+        <w:rPr>
+          <w:rFonts w:ascii="Times New Roman" w:hAnsi="Times New Roman" w:cs="Times New Roman"/>
+        </w:rPr>
+        <w:t xml:space="preserve">, </w:t>
+      </w:r>
+      <w:proofErr w:type="spellStart"/>
+      <w:r>
+        <w:rPr>
+          <w:rFonts w:ascii="Times New Roman" w:hAnsi="Times New Roman" w:cs="Times New Roman"/>
+        </w:rPr>
+        <w:t>Instagram</w:t>
+      </w:r>
+      <w:proofErr w:type="spellEnd"/>
+      <w:r>
+        <w:rPr>
+          <w:rFonts w:ascii="Times New Roman" w:hAnsi="Times New Roman" w:cs="Times New Roman"/>
+        </w:rPr>
+        <w:t xml:space="preserve"> Reels, and YouTube Shorts have become one of the most widely consumed media types, taking a large share of people's media time (Kemp 2024; </w:t>
+      </w:r>
+      <w:proofErr w:type="spellStart"/>
+      <w:r>
+        <w:rPr>
+          <w:rFonts w:ascii="Times New Roman" w:hAnsi="Times New Roman" w:cs="Times New Roman"/>
+        </w:rPr>
+        <w:t>Montag</w:t>
+      </w:r>
+      <w:proofErr w:type="spellEnd"/>
+      <w:r>
+        <w:rPr>
+          <w:rFonts w:ascii="Times New Roman" w:hAnsi="Times New Roman" w:cs="Times New Roman"/>
+        </w:rPr>
+        <w:t xml:space="preserve"> et al. 2021). When it comes to the decision about a restaurant to go to, fifteen seconds of real-life view of the room, plates, and people in it communicate a lot more than just an average rating.</w:t>
+      </w:r>
+    </w:p>
+    <w:p>
+      <w:pPr>
         <w:pStyle w:val="Heading1"/>
         <w:rPr>
           <w:rFonts w:cs="Times New Roman"/>
         </w:rPr>
       </w:pPr>
-      <w:bookmarkStart w:id="5" w:name="_Toc237982782"/>
-      <w:r>
-        <w:rPr>
-          <w:rFonts w:cs="Times New Roman"/>
-        </w:rPr>
-        <w:t>Overview</w:t>
-      </w:r>
-      <w:bookmarkEnd w:id="5"/>
-      <w:r>
-        <w:rPr>
-          <w:rFonts w:cs="Times New Roman"/>
-        </w:rPr>
-        <w:t xml:space="preserve"> </w:t>
-      </w:r>
-    </w:p>
-    <w:p>
-      <w:pPr>
-        <w:pStyle w:val="FirstParagraph"/>
-        <w:rPr>
-          <w:rFonts w:ascii="Times New Roman" w:hAnsi="Times New Roman" w:cs="Times New Roman"/>
-        </w:rPr>
-      </w:pPr>
-      <w:r>
-        <w:rPr>
-          <w:rFonts w:ascii="Times New Roman" w:hAnsi="Times New Roman" w:cs="Times New Roman"/>
-        </w:rPr>
-        <w:t xml:space="preserve">This report documents the design, implementation, and current progress of the “Spot </w:t>
-      </w:r>
-      <w:proofErr w:type="gramStart"/>
-      <w:r>
-        <w:rPr>
-          <w:rFonts w:ascii="Times New Roman" w:hAnsi="Times New Roman" w:cs="Times New Roman"/>
-        </w:rPr>
-        <w:t>To</w:t>
-      </w:r>
-      <w:proofErr w:type="gramEnd"/>
-      <w:r>
-        <w:rPr>
-          <w:rFonts w:ascii="Times New Roman" w:hAnsi="Times New Roman" w:cs="Times New Roman"/>
-        </w:rPr>
-        <w:t xml:space="preserve"> Go” Android application that allows users to explore nearby restaurants on a live map and watch real-life video previews of them before making a choice where to go. The report comes after the </w:t>
-      </w:r>
-      <w:r>
-        <w:rPr>
-          <w:rFonts w:ascii="Times New Roman" w:hAnsi="Times New Roman" w:cs="Times New Roman"/>
-        </w:rPr>
-        <w:lastRenderedPageBreak/>
-        <w:t>dissertation proposal and depicts the current state of the system developed rather than the one initially proposed.</w:t>
-      </w:r>
-    </w:p>
-    <w:p>
-      <w:pPr>
-        <w:pStyle w:val="Title"/>
-      </w:pPr>
-      <w:bookmarkStart w:id="6" w:name="_Toc237982783"/>
-      <w:r>
-        <w:t>Background and Context</w:t>
-      </w:r>
-      <w:bookmarkEnd w:id="6"/>
-      <w:r>
-        <w:t xml:space="preserve"> </w:t>
-      </w:r>
-    </w:p>
-    <w:p>
-      <w:pPr>
-        <w:pStyle w:val="FirstParagraph"/>
-        <w:rPr>
-          <w:rFonts w:ascii="Times New Roman" w:hAnsi="Times New Roman" w:cs="Times New Roman"/>
-        </w:rPr>
-      </w:pPr>
-      <w:r>
-        <w:rPr>
-          <w:rFonts w:ascii="Times New Roman" w:hAnsi="Times New Roman" w:cs="Times New Roman"/>
-        </w:rPr>
-        <w:t>As the devices that people use change, so do the ways in which they choose places to dine at. Nowadays, a smartphone serves as an intermediary between the diner and the decision-making process from location discovery through comparison to reading reviews and navigation to the selected place. Location-based services that provide information according to the real-world location of the device became the glue for all of these processes, while maps and place search platforms allow to expose that functionality through documented application programming interfaces (Google LLC 2024d, 2024b). Besides, the medium used to acquire and trust information about places has been changing as well. Short-form video clips that gained popularity through platforms such as TikTok, Instagram Reels, and YouTube Shorts have become one of the most widely consumed media types, taking a large share of people's media time (Kemp 2024; Montag et al. 2021). When it comes to the decision about a restaurant to go to, fifteen seconds of real-life view of the room, plates, and people in it communicate a lot more than just an average rating.</w:t>
-      </w:r>
-    </w:p>
-    <w:p>
-      <w:pPr>
-        <w:pStyle w:val="Heading1"/>
-        <w:rPr>
-          <w:rFonts w:cs="Times New Roman"/>
-        </w:rPr>
-      </w:pPr>
-      <w:bookmarkStart w:id="7" w:name="_Toc237982784"/>
+      <w:bookmarkStart w:id="6" w:name="_Toc237982784"/>
       <w:r>
         <w:rPr>
           <w:rFonts w:cs="Times New Roman"/>
@@ -4122,11 +4227,97 @@
         <w:lastRenderedPageBreak/>
         <w:t>Problem Statement</w:t>
       </w:r>
+      <w:bookmarkEnd w:id="6"/>
+      <w:r>
+        <w:rPr>
+          <w:rFonts w:cs="Times New Roman"/>
+        </w:rPr>
+        <w:t xml:space="preserve"> </w:t>
+      </w:r>
+    </w:p>
+    <w:p>
+      <w:pPr>
+        <w:pStyle w:val="Abstract"/>
+        <w:rPr>
+          <w:b/>
+        </w:rPr>
+      </w:pPr>
+      <w:r>
+        <w:rPr>
+          <w:rFonts w:ascii="Times New Roman" w:hAnsi="Times New Roman" w:cs="Times New Roman"/>
+        </w:rPr>
+        <w:t>The main issue addressed in this project lies in the discrepancy between the information about restaurants offered by discovery platforms and the impressions people receive from them. The current discovery platforms feature restaurants mostly in terms of numerical star ratings and short text reviews. They both represent a very complex experience by a single number and several sentences, fail to convey the atmosphere, portions' sizes, dishes presentation and overall impression of the place. Particularly, star ratings eliminate from the review all the details that should be taken into account, while text reviews are both inconvenient to read and easy to distrust (</w:t>
+      </w:r>
+      <w:proofErr w:type="spellStart"/>
+      <w:r>
+        <w:rPr>
+          <w:rFonts w:ascii="Times New Roman" w:hAnsi="Times New Roman" w:cs="Times New Roman"/>
+        </w:rPr>
+        <w:t>Dellarocas</w:t>
+      </w:r>
+      <w:proofErr w:type="spellEnd"/>
+      <w:r>
+        <w:rPr>
+          <w:rFonts w:ascii="Times New Roman" w:hAnsi="Times New Roman" w:cs="Times New Roman"/>
+        </w:rPr>
+        <w:t xml:space="preserve"> 2003; Cheung et al. 2009). On the other hand, short-form video has become one of the most believable and efficient ways of communication of the experience people receive in a real life, showing rather than telling it (Kaplan and </w:t>
+      </w:r>
+      <w:proofErr w:type="spellStart"/>
+      <w:r>
+        <w:rPr>
+          <w:rFonts w:ascii="Times New Roman" w:hAnsi="Times New Roman" w:cs="Times New Roman"/>
+        </w:rPr>
+        <w:t>Haenlein</w:t>
+      </w:r>
+      <w:proofErr w:type="spellEnd"/>
+      <w:r>
+        <w:rPr>
+          <w:rFonts w:ascii="Times New Roman" w:hAnsi="Times New Roman" w:cs="Times New Roman"/>
+        </w:rPr>
+        <w:t xml:space="preserve"> 2010; </w:t>
+      </w:r>
+      <w:proofErr w:type="spellStart"/>
+      <w:r>
+        <w:rPr>
+          <w:rFonts w:ascii="Times New Roman" w:hAnsi="Times New Roman" w:cs="Times New Roman"/>
+        </w:rPr>
+        <w:t>Montag</w:t>
+      </w:r>
+      <w:proofErr w:type="spellEnd"/>
+      <w:r>
+        <w:rPr>
+          <w:rFonts w:ascii="Times New Roman" w:hAnsi="Times New Roman" w:cs="Times New Roman"/>
+        </w:rPr>
+        <w:t xml:space="preserve"> et al. 2021). Yet, mainstream restaurant-discovery apps don't allow a user to combine a real video with a map and "go there" button, forcing him or her to leave the map, use a separate video app and manually search for the video. Thus, the Spot </w:t>
+      </w:r>
+      <w:proofErr w:type="gramStart"/>
+      <w:r>
+        <w:rPr>
+          <w:rFonts w:ascii="Times New Roman" w:hAnsi="Times New Roman" w:cs="Times New Roman"/>
+        </w:rPr>
+        <w:t>To</w:t>
+      </w:r>
+      <w:proofErr w:type="gramEnd"/>
+      <w:r>
+        <w:rPr>
+          <w:rFonts w:ascii="Times New Roman" w:hAnsi="Times New Roman" w:cs="Times New Roman"/>
+        </w:rPr>
+        <w:t xml:space="preserve"> Go project combines a live map of nearby restaurants and a direct access to a real video for each of them</w:t>
+      </w:r>
+      <w:r>
+        <w:t>.</w:t>
+      </w:r>
+    </w:p>
+    <w:p>
+      <w:pPr>
+        <w:pStyle w:val="Title"/>
+      </w:pPr>
+      <w:bookmarkStart w:id="7" w:name="_Toc237982785"/>
+      <w:r>
+        <w:t>Aim and Contributions</w:t>
+      </w:r>
       <w:bookmarkEnd w:id="7"/>
       <w:r>
-        <w:rPr>
-          <w:rFonts w:cs="Times New Roman"/>
-        </w:rPr>
         <w:t xml:space="preserve"> </w:t>
       </w:r>
     </w:p>
@@ -4134,58 +4325,28 @@
       <w:pPr>
         <w:pStyle w:val="Abstract"/>
         <w:rPr>
-          <w:b/>
-        </w:rPr>
-      </w:pPr>
-      <w:r>
-        <w:rPr>
-          <w:rFonts w:ascii="Times New Roman" w:hAnsi="Times New Roman" w:cs="Times New Roman"/>
-        </w:rPr>
-        <w:t xml:space="preserve">The main issue addressed in this project lies in the discrepancy between the information about restaurants offered by discovery platforms and the impressions people receive from them. The current discovery platforms feature restaurants mostly in terms of numerical star ratings and short text reviews. They both represent a very complex experience by a single number and several sentences, fail to convey the atmosphere, portions' sizes, dishes presentation and overall impression of the place. Particularly, star ratings eliminate from the review all the details that should be taken into account, while text reviews are both inconvenient to read and easy to distrust (Dellarocas 2003; Cheung et al. 2009). On the other hand, short-form video has become one of the most believable and efficient ways of communication of the experience people receive in a real life, showing rather than telling it (Kaplan and Haenlein 2010; Montag et al. 2021). Yet, mainstream restaurant-discovery apps don't allow a user to combine a real video with a map and "go there" button, forcing him or her to leave the map, use a separate video app and manually search for the video. Thus, the Spot </w:t>
-      </w:r>
-      <w:proofErr w:type="gramStart"/>
-      <w:r>
-        <w:rPr>
-          <w:rFonts w:ascii="Times New Roman" w:hAnsi="Times New Roman" w:cs="Times New Roman"/>
-        </w:rPr>
-        <w:t>To</w:t>
-      </w:r>
-      <w:proofErr w:type="gramEnd"/>
-      <w:r>
-        <w:rPr>
-          <w:rFonts w:ascii="Times New Roman" w:hAnsi="Times New Roman" w:cs="Times New Roman"/>
-        </w:rPr>
-        <w:t xml:space="preserve"> Go project combines a live map of nearby restaurants and a direct access to a real video for each of them</w:t>
-      </w:r>
-      <w:r>
-        <w:t>.</w:t>
-      </w:r>
-    </w:p>
-    <w:p>
-      <w:pPr>
-        <w:pStyle w:val="Title"/>
-      </w:pPr>
-      <w:bookmarkStart w:id="8" w:name="_Toc237982785"/>
-      <w:r>
-        <w:t>Aim and Contributions</w:t>
-      </w:r>
-      <w:bookmarkEnd w:id="8"/>
-      <w:r>
-        <w:t xml:space="preserve"> </w:t>
-      </w:r>
-    </w:p>
-    <w:p>
-      <w:pPr>
-        <w:pStyle w:val="Abstract"/>
-        <w:rPr>
-          <w:rFonts w:ascii="Times New Roman" w:hAnsi="Times New Roman" w:cs="Times New Roman"/>
-        </w:rPr>
-      </w:pPr>
-      <w:r>
-        <w:rPr>
-          <w:rFonts w:ascii="Times New Roman" w:hAnsi="Times New Roman" w:cs="Times New Roman"/>
-        </w:rPr>
-        <w:t>The aim of the project, fully specified in section 2, is to design and build an Android application that provides an integrated location-aware discovery of restaurants and video preview of them. This project contributes three practical things by meeting the aim: firstly, it develops an integrated Android application consisting of eleven screens built with modern technology stack (Kotlin and Jetpack Compose), secondly, it proves the idea of separation of UI and its data sources, allowing replacing of the placeholder data with the live Google Places API integration without redesigning any of the screens, thirdly, it provides an updated literature review and design of the application in terms of the standard UML and flowchart notation.</w:t>
+          <w:rFonts w:ascii="Times New Roman" w:hAnsi="Times New Roman" w:cs="Times New Roman"/>
+        </w:rPr>
+      </w:pPr>
+      <w:r>
+        <w:rPr>
+          <w:rFonts w:ascii="Times New Roman" w:hAnsi="Times New Roman" w:cs="Times New Roman"/>
+        </w:rPr>
+        <w:t>The aim of the project, fully specified in section 2, is to design and build an Android application that provides an integrated location-aware discovery of restaurants and video preview of them. This project contributes three practical things by meeting the aim: firstly, it develops an integrated Android application consisting of eleven screens built with modern technology stack (</w:t>
+      </w:r>
+      <w:proofErr w:type="spellStart"/>
+      <w:r>
+        <w:rPr>
+          <w:rFonts w:ascii="Times New Roman" w:hAnsi="Times New Roman" w:cs="Times New Roman"/>
+        </w:rPr>
+        <w:t>Kotlin</w:t>
+      </w:r>
+      <w:proofErr w:type="spellEnd"/>
+      <w:r>
+        <w:rPr>
+          <w:rFonts w:ascii="Times New Roman" w:hAnsi="Times New Roman" w:cs="Times New Roman"/>
+        </w:rPr>
+        <w:t xml:space="preserve"> and Jetpack Compose), secondly, it proves the idea of separation of UI and its data sources, allowing replacing of the placeholder data with the live Google Places API integration without redesigning any of the screens, thirdly, it provides an updated literature review and design of the application in terms of the standard UML and flowchart notation.</w:t>
       </w:r>
     </w:p>
     <w:p>
@@ -4205,6 +4366,15 @@
         <w:lastRenderedPageBreak/>
         <w:t>Report Structure This document restates the aim and objectives along with their current status (Section 2), revisits and updates the literature review (Section 3), describes the system designed with the help of UML and flowchart notation (Section 4) and implemented (Section 5), evaluates what has been tested (Section 6), analyses the risks and ethics in relation to the real authentication system and live API integrations (Section 7), and ends with the project schedule and what was completed in the final phase of work (Sections 8 and 9).</w:t>
       </w:r>
+      <w:r>
+        <w:rPr>
+          <w:rFonts w:ascii="Times New Roman" w:hAnsi="Times New Roman" w:cs="Times New Roman"/>
+          <w:highlight w:val="green"/>
+        </w:rPr>
+        <w:t xml:space="preserve"> </w:t>
+      </w:r>
+      <w:bookmarkStart w:id="8" w:name="_GoBack"/>
+      <w:bookmarkEnd w:id="8"/>
     </w:p>
     <w:p>
       <w:pPr>
@@ -4223,53 +4393,53 @@
           <w:rFonts w:ascii="Times New Roman" w:hAnsi="Times New Roman" w:cs="Times New Roman"/>
         </w:rPr>
       </w:pPr>
-      <w:bookmarkStart w:id="10" w:name="aim"/>
-      <w:bookmarkStart w:id="11" w:name="_Toc237982787"/>
+      <w:bookmarkStart w:id="10" w:name="_Toc237982787"/>
+      <w:bookmarkStart w:id="11" w:name="aim"/>
       <w:r>
         <w:rPr>
           <w:rFonts w:ascii="Times New Roman" w:hAnsi="Times New Roman" w:cs="Times New Roman"/>
         </w:rPr>
         <w:t>Aim</w:t>
       </w:r>
+      <w:bookmarkEnd w:id="10"/>
+    </w:p>
+    <w:p>
+      <w:pPr>
+        <w:pStyle w:val="FirstParagraph"/>
+        <w:rPr>
+          <w:rFonts w:ascii="Times New Roman" w:hAnsi="Times New Roman" w:cs="Times New Roman"/>
+        </w:rPr>
+      </w:pPr>
+      <w:r>
+        <w:rPr>
+          <w:rFonts w:ascii="Times New Roman" w:hAnsi="Times New Roman" w:cs="Times New Roman"/>
+        </w:rPr>
+        <w:t xml:space="preserve">The </w:t>
+      </w:r>
+      <w:r>
+        <w:rPr>
+          <w:rFonts w:ascii="Times New Roman" w:hAnsi="Times New Roman" w:cs="Times New Roman"/>
+        </w:rPr>
+        <w:t>aim of the project has not changed from what was stated in the proposal: to create and develop an Android application that will allow discovering nearby restaurants via interactive map-based interface and to receive video-based content related to those establishments.</w:t>
+      </w:r>
+    </w:p>
+    <w:p>
+      <w:pPr>
+        <w:pStyle w:val="Heading2"/>
+        <w:rPr>
+          <w:rFonts w:ascii="Times New Roman" w:hAnsi="Times New Roman" w:cs="Times New Roman"/>
+        </w:rPr>
+      </w:pPr>
+      <w:bookmarkStart w:id="12" w:name="_Toc237982788"/>
+      <w:bookmarkStart w:id="13" w:name="objectives-and-current-status"/>
       <w:bookmarkEnd w:id="11"/>
-    </w:p>
-    <w:p>
-      <w:pPr>
-        <w:pStyle w:val="FirstParagraph"/>
-        <w:rPr>
-          <w:rFonts w:ascii="Times New Roman" w:hAnsi="Times New Roman" w:cs="Times New Roman"/>
-        </w:rPr>
-      </w:pPr>
-      <w:r>
-        <w:rPr>
-          <w:rFonts w:ascii="Times New Roman" w:hAnsi="Times New Roman" w:cs="Times New Roman"/>
-        </w:rPr>
-        <w:t xml:space="preserve">The </w:t>
-      </w:r>
-      <w:r>
-        <w:rPr>
-          <w:rFonts w:ascii="Times New Roman" w:hAnsi="Times New Roman" w:cs="Times New Roman"/>
-        </w:rPr>
-        <w:t>aim of the project has not changed from what was stated in the proposal: to create and develop an Android application that will allow discovering nearby restaurants via interactive map-based interface and to receive video-based content related to those establishments.</w:t>
-      </w:r>
-    </w:p>
-    <w:p>
-      <w:pPr>
-        <w:pStyle w:val="Heading2"/>
-        <w:rPr>
-          <w:rFonts w:ascii="Times New Roman" w:hAnsi="Times New Roman" w:cs="Times New Roman"/>
-        </w:rPr>
-      </w:pPr>
-      <w:bookmarkStart w:id="12" w:name="objectives-and-current-status"/>
-      <w:bookmarkStart w:id="13" w:name="_Toc237982788"/>
-      <w:bookmarkEnd w:id="10"/>
       <w:r>
         <w:rPr>
           <w:rFonts w:ascii="Times New Roman" w:hAnsi="Times New Roman" w:cs="Times New Roman"/>
         </w:rPr>
         <w:t>Objectives and Current Status</w:t>
       </w:r>
-      <w:bookmarkEnd w:id="13"/>
+      <w:bookmarkEnd w:id="12"/>
     </w:p>
     <w:p>
       <w:pPr>
@@ -4414,7 +4584,21 @@
               <w:rPr>
                 <w:rFonts w:ascii="Times New Roman" w:hAnsi="Times New Roman" w:cs="Times New Roman"/>
               </w:rPr>
-              <w:t>Integrate the Google Maps SDK to render an interactive map centred on the user’s real-time GPS location.</w:t>
+              <w:t xml:space="preserve">Integrate the Google Maps SDK to render an interactive map </w:t>
+            </w:r>
+            <w:proofErr w:type="spellStart"/>
+            <w:r>
+              <w:rPr>
+                <w:rFonts w:ascii="Times New Roman" w:hAnsi="Times New Roman" w:cs="Times New Roman"/>
+              </w:rPr>
+              <w:t>centred</w:t>
+            </w:r>
+            <w:proofErr w:type="spellEnd"/>
+            <w:r>
+              <w:rPr>
+                <w:rFonts w:ascii="Times New Roman" w:hAnsi="Times New Roman" w:cs="Times New Roman"/>
+              </w:rPr>
+              <w:t xml:space="preserve"> on the user’s real-time GPS location.</w:t>
             </w:r>
           </w:p>
         </w:tc>
@@ -4614,7 +4798,21 @@
               <w:rPr>
                 <w:rFonts w:ascii="Times New Roman" w:hAnsi="Times New Roman" w:cs="Times New Roman"/>
               </w:rPr>
-              <w:t>Integrate video content from YouTube or TikTok per restaurant.</w:t>
+              <w:t xml:space="preserve">Integrate video content from YouTube or </w:t>
+            </w:r>
+            <w:proofErr w:type="spellStart"/>
+            <w:r>
+              <w:rPr>
+                <w:rFonts w:ascii="Times New Roman" w:hAnsi="Times New Roman" w:cs="Times New Roman"/>
+              </w:rPr>
+              <w:t>TikTok</w:t>
+            </w:r>
+            <w:proofErr w:type="spellEnd"/>
+            <w:r>
+              <w:rPr>
+                <w:rFonts w:ascii="Times New Roman" w:hAnsi="Times New Roman" w:cs="Times New Roman"/>
+              </w:rPr>
+              <w:t xml:space="preserve"> per restaurant.</w:t>
             </w:r>
           </w:p>
         </w:tc>
@@ -4870,17 +5068,17 @@
           <w:rFonts w:cs="Times New Roman"/>
         </w:rPr>
       </w:pPr>
-      <w:bookmarkStart w:id="14" w:name="critical-review-of-related-literature"/>
-      <w:bookmarkStart w:id="15" w:name="_Toc237982789"/>
+      <w:bookmarkStart w:id="14" w:name="_Toc237982789"/>
+      <w:bookmarkStart w:id="15" w:name="critical-review-of-related-literature"/>
       <w:bookmarkEnd w:id="3"/>
-      <w:bookmarkEnd w:id="12"/>
+      <w:bookmarkEnd w:id="13"/>
       <w:r>
         <w:rPr>
           <w:rFonts w:cs="Times New Roman"/>
         </w:rPr>
         <w:t>Critical Review of Related Literature</w:t>
       </w:r>
-      <w:bookmarkEnd w:id="15"/>
+      <w:bookmarkEnd w:id="14"/>
     </w:p>
     <w:p>
       <w:pPr>
@@ -4923,60 +5121,96 @@
           <w:rFonts w:ascii="Times New Roman" w:hAnsi="Times New Roman" w:cs="Times New Roman"/>
         </w:rPr>
       </w:pPr>
-      <w:bookmarkStart w:id="16" w:name="location-based-services"/>
-      <w:bookmarkStart w:id="17" w:name="_Toc237982790"/>
+      <w:bookmarkStart w:id="16" w:name="_Toc237982790"/>
+      <w:bookmarkStart w:id="17" w:name="location-based-services"/>
       <w:r>
         <w:rPr>
           <w:rFonts w:ascii="Times New Roman" w:hAnsi="Times New Roman" w:cs="Times New Roman"/>
         </w:rPr>
         <w:t>Location-Based Services</w:t>
       </w:r>
+      <w:bookmarkEnd w:id="16"/>
+    </w:p>
+    <w:p>
+      <w:pPr>
+        <w:pStyle w:val="FirstParagraph"/>
+        <w:rPr>
+          <w:rFonts w:ascii="Times New Roman" w:hAnsi="Times New Roman" w:cs="Times New Roman"/>
+        </w:rPr>
+      </w:pPr>
+      <w:r>
+        <w:rPr>
+          <w:rFonts w:ascii="Times New Roman" w:hAnsi="Times New Roman" w:cs="Times New Roman"/>
+        </w:rPr>
+        <w:t xml:space="preserve">Location-Based Services (LBS) are the class of applications that delivers contextual information or functionality to a user by relying on the geographic position of his/her device. According to Schiller and </w:t>
+      </w:r>
+      <w:proofErr w:type="spellStart"/>
+      <w:r>
+        <w:rPr>
+          <w:rFonts w:ascii="Times New Roman" w:hAnsi="Times New Roman" w:cs="Times New Roman"/>
+        </w:rPr>
+        <w:t>Voisard</w:t>
+      </w:r>
+      <w:proofErr w:type="spellEnd"/>
+      <w:r>
+        <w:rPr>
+          <w:rFonts w:ascii="Times New Roman" w:hAnsi="Times New Roman" w:cs="Times New Roman"/>
+        </w:rPr>
+        <w:t xml:space="preserve"> (2004), GPS positioning, mobile networks and application logic are combined to provide that type of application functionality. In turn, </w:t>
+      </w:r>
+      <w:proofErr w:type="spellStart"/>
+      <w:r>
+        <w:rPr>
+          <w:rFonts w:ascii="Times New Roman" w:hAnsi="Times New Roman" w:cs="Times New Roman"/>
+        </w:rPr>
+        <w:t>Dey</w:t>
+      </w:r>
+      <w:proofErr w:type="spellEnd"/>
+      <w:r>
+        <w:rPr>
+          <w:rFonts w:ascii="Times New Roman" w:hAnsi="Times New Roman" w:cs="Times New Roman"/>
+        </w:rPr>
+        <w:t xml:space="preserve"> (2001) defines context-aware computing as the automatic adaption of application to user's physical environment instead of manual configuration. Context-aware computing is directly implemented in the developed application: Fused Location Provider automatically retrieves user's location on the Map and Directions screens.</w:t>
+      </w:r>
+    </w:p>
+    <w:p>
+      <w:pPr>
+        <w:pStyle w:val="BodyText"/>
+        <w:rPr>
+          <w:rFonts w:ascii="Times New Roman" w:hAnsi="Times New Roman" w:cs="Times New Roman"/>
+        </w:rPr>
+      </w:pPr>
+      <w:proofErr w:type="spellStart"/>
+      <w:r>
+        <w:rPr>
+          <w:rFonts w:ascii="Times New Roman" w:hAnsi="Times New Roman" w:cs="Times New Roman"/>
+        </w:rPr>
+        <w:t>Bao</w:t>
+      </w:r>
+      <w:proofErr w:type="spellEnd"/>
+      <w:r>
+        <w:rPr>
+          <w:rFonts w:ascii="Times New Roman" w:hAnsi="Times New Roman" w:cs="Times New Roman"/>
+        </w:rPr>
+        <w:t xml:space="preserve"> </w:t>
+      </w:r>
+      <w:r>
+        <w:rPr>
+          <w:rFonts w:ascii="Times New Roman" w:hAnsi="Times New Roman" w:cs="Times New Roman"/>
+        </w:rPr>
+        <w:t>et al. (2012) proves that the combination of user's location and preferences model enhances the relevance of place-based recommendations. In the original proposal, preference model was not included and the current architecture, in which map gets the data of restaurants through a single interface of repository, allows including it later on in case it is needed.</w:t>
+      </w:r>
+    </w:p>
+    <w:p>
+      <w:pPr>
+        <w:pStyle w:val="Heading2"/>
+        <w:rPr>
+          <w:rFonts w:ascii="Times New Roman" w:hAnsi="Times New Roman" w:cs="Times New Roman"/>
+        </w:rPr>
+      </w:pPr>
+      <w:bookmarkStart w:id="18" w:name="_Toc237982791"/>
+      <w:bookmarkStart w:id="19" w:name="restaurant-recommendation-systems"/>
       <w:bookmarkEnd w:id="17"/>
-    </w:p>
-    <w:p>
-      <w:pPr>
-        <w:pStyle w:val="FirstParagraph"/>
-        <w:rPr>
-          <w:rFonts w:ascii="Times New Roman" w:hAnsi="Times New Roman" w:cs="Times New Roman"/>
-        </w:rPr>
-      </w:pPr>
-      <w:r>
-        <w:rPr>
-          <w:rFonts w:ascii="Times New Roman" w:hAnsi="Times New Roman" w:cs="Times New Roman"/>
-        </w:rPr>
-        <w:t>Location-Based Services (LBS) are the class of applications that delivers contextual information or functionality to a user by relying on the geographic position of his/her device. According to Schiller and Voisard (2004), GPS positioning, mobile networks and application logic are combined to provide that type of application functionality. In turn, Dey (2001) defines context-aware computing as the automatic adaption of application to user's physical environment instead of manual configuration. Context-aware computing is directly implemented in the developed application: Fused Location Provider automatically retrieves user's location on the Map and Directions screens.</w:t>
-      </w:r>
-    </w:p>
-    <w:p>
-      <w:pPr>
-        <w:pStyle w:val="BodyText"/>
-        <w:rPr>
-          <w:rFonts w:ascii="Times New Roman" w:hAnsi="Times New Roman" w:cs="Times New Roman"/>
-        </w:rPr>
-      </w:pPr>
-      <w:r>
-        <w:rPr>
-          <w:rFonts w:ascii="Times New Roman" w:hAnsi="Times New Roman" w:cs="Times New Roman"/>
-        </w:rPr>
-        <w:t xml:space="preserve">Bao </w:t>
-      </w:r>
-      <w:r>
-        <w:rPr>
-          <w:rFonts w:ascii="Times New Roman" w:hAnsi="Times New Roman" w:cs="Times New Roman"/>
-        </w:rPr>
-        <w:t>et al. (2012) proves that the combination of user's location and preferences model enhances the relevance of place-based recommendations. In the original proposal, preference model was not included and the current architecture, in which map gets the data of restaurants through a single interface of repository, allows including it later on in case it is needed.</w:t>
-      </w:r>
-    </w:p>
-    <w:p>
-      <w:pPr>
-        <w:pStyle w:val="Heading2"/>
-        <w:rPr>
-          <w:rFonts w:ascii="Times New Roman" w:hAnsi="Times New Roman" w:cs="Times New Roman"/>
-        </w:rPr>
-      </w:pPr>
-      <w:bookmarkStart w:id="18" w:name="restaurant-recommendation-systems"/>
-      <w:bookmarkStart w:id="19" w:name="_Toc237982791"/>
-      <w:bookmarkEnd w:id="16"/>
       <w:r>
         <w:rPr>
           <w:rFonts w:ascii="Times New Roman" w:hAnsi="Times New Roman" w:cs="Times New Roman"/>
@@ -4984,22 +5218,191 @@
         <w:lastRenderedPageBreak/>
         <w:t>Restaurant Recommendation Systems</w:t>
       </w:r>
+      <w:bookmarkEnd w:id="18"/>
+    </w:p>
+    <w:p>
+      <w:pPr>
+        <w:pStyle w:val="FirstParagraph"/>
+        <w:rPr>
+          <w:rFonts w:ascii="Times New Roman" w:hAnsi="Times New Roman" w:cs="Times New Roman"/>
+          <w:highlight w:val="green"/>
+        </w:rPr>
+      </w:pPr>
+      <w:proofErr w:type="spellStart"/>
+      <w:r>
+        <w:rPr>
+          <w:rFonts w:ascii="Times New Roman" w:hAnsi="Times New Roman" w:cs="Times New Roman"/>
+          <w:highlight w:val="green"/>
+        </w:rPr>
+        <w:t>Adomavicius</w:t>
+      </w:r>
+      <w:proofErr w:type="spellEnd"/>
+      <w:r>
+        <w:rPr>
+          <w:rFonts w:ascii="Times New Roman" w:hAnsi="Times New Roman" w:cs="Times New Roman"/>
+          <w:highlight w:val="green"/>
+        </w:rPr>
+        <w:t xml:space="preserve"> and </w:t>
+      </w:r>
+      <w:proofErr w:type="spellStart"/>
+      <w:r>
+        <w:rPr>
+          <w:rFonts w:ascii="Times New Roman" w:hAnsi="Times New Roman" w:cs="Times New Roman"/>
+          <w:highlight w:val="green"/>
+        </w:rPr>
+        <w:t>Tuzhilin</w:t>
+      </w:r>
+      <w:proofErr w:type="spellEnd"/>
+      <w:r>
+        <w:rPr>
+          <w:rFonts w:ascii="Times New Roman" w:hAnsi="Times New Roman" w:cs="Times New Roman"/>
+          <w:highlight w:val="green"/>
+        </w:rPr>
+        <w:t xml:space="preserve"> (2005) identifies three dominant paradigms of the recommendation systems: content-based filtering, collaborative filtering and hybrids of both. In the proposal, the simplified version of content-based approach was used: keyword-based search against the Google Places API. This integration is now live: the search bar filters real restaurant data returned by the Google Places API rather than a hardcoded placeholder list, as described in Section 8. The rating each restaurant carries from the Places API now provides the collaborative signal described in the proposal, without any additional logic implemented in the application itself.</w:t>
+      </w:r>
+    </w:p>
+    <w:p>
+      <w:pPr>
+        <w:pStyle w:val="Heading2"/>
+        <w:rPr>
+          <w:rFonts w:ascii="Times New Roman" w:hAnsi="Times New Roman" w:cs="Times New Roman"/>
+        </w:rPr>
+      </w:pPr>
+      <w:bookmarkStart w:id="20" w:name="_Toc237982792"/>
+      <w:bookmarkStart w:id="21" w:name="Xd7afd90e654d2aa699ba0f38cbab833a4681c1f"/>
       <w:bookmarkEnd w:id="19"/>
+      <w:r>
+        <w:rPr>
+          <w:rFonts w:ascii="Times New Roman" w:hAnsi="Times New Roman" w:cs="Times New Roman"/>
+        </w:rPr>
+        <w:t>Video-Based User-Generated Content and Consumer Decisions</w:t>
+      </w:r>
+      <w:bookmarkEnd w:id="20"/>
     </w:p>
     <w:p>
       <w:pPr>
         <w:pStyle w:val="FirstParagraph"/>
         <w:rPr>
           <w:rFonts w:ascii="Times New Roman" w:hAnsi="Times New Roman" w:cs="Times New Roman"/>
-          <w:highlight w:val="green"/>
-        </w:rPr>
-      </w:pPr>
-      <w:r>
-        <w:rPr>
-          <w:rFonts w:ascii="Times New Roman" w:hAnsi="Times New Roman" w:cs="Times New Roman"/>
-          <w:highlight w:val="green"/>
-        </w:rPr>
-        <w:t>Adomavicius and Tuzhilin (2005) identifies three dominant paradigms of the recommendation systems: content-based filtering, collaborative filtering and hybrids of both. In the proposal, the simplified version of content-based approach was used: keyword-based search against the Google Places API. This integration is now live: the search bar filters real restaurant data returned by the Google Places API rather than a hardcoded placeholder list, as described in Section 8. The rating each restaurant carries from the Places API now provides the collaborative signal described in the proposal, without any additional logic implemented in the application itself.</w:t>
+        </w:rPr>
+      </w:pPr>
+      <w:proofErr w:type="spellStart"/>
+      <w:r>
+        <w:rPr>
+          <w:rFonts w:ascii="Times New Roman" w:hAnsi="Times New Roman" w:cs="Times New Roman"/>
+        </w:rPr>
+        <w:t>Dellarocas</w:t>
+      </w:r>
+      <w:proofErr w:type="spellEnd"/>
+      <w:r>
+        <w:rPr>
+          <w:rFonts w:ascii="Times New Roman" w:hAnsi="Times New Roman" w:cs="Times New Roman"/>
+        </w:rPr>
+        <w:t xml:space="preserve"> </w:t>
+      </w:r>
+      <w:r>
+        <w:rPr>
+          <w:rFonts w:ascii="Times New Roman" w:hAnsi="Times New Roman" w:cs="Times New Roman"/>
+        </w:rPr>
+        <w:t xml:space="preserve">(2003) considers user-generated content as an extension of word-of-mouth communication in digital space with a demonstrable influence on purchasing decisions. Kaplan and </w:t>
+      </w:r>
+      <w:proofErr w:type="spellStart"/>
+      <w:r>
+        <w:rPr>
+          <w:rFonts w:ascii="Times New Roman" w:hAnsi="Times New Roman" w:cs="Times New Roman"/>
+        </w:rPr>
+        <w:t>Haenlein</w:t>
+      </w:r>
+      <w:proofErr w:type="spellEnd"/>
+      <w:r>
+        <w:rPr>
+          <w:rFonts w:ascii="Times New Roman" w:hAnsi="Times New Roman" w:cs="Times New Roman"/>
+        </w:rPr>
+        <w:t xml:space="preserve"> (2010) and Cheung et al. (2009) prove that video content, as opposed to text-based, is more trustworthy and persuasive in conveying atmosphere and experience quality of the place. Recent studies confirm that the growth of short-form video has led to the accelerated influence of that type of content: </w:t>
+      </w:r>
+      <w:proofErr w:type="spellStart"/>
+      <w:r>
+        <w:rPr>
+          <w:rFonts w:ascii="Times New Roman" w:hAnsi="Times New Roman" w:cs="Times New Roman"/>
+        </w:rPr>
+        <w:t>Montag</w:t>
+      </w:r>
+      <w:proofErr w:type="spellEnd"/>
+      <w:r>
+        <w:rPr>
+          <w:rFonts w:ascii="Times New Roman" w:hAnsi="Times New Roman" w:cs="Times New Roman"/>
+        </w:rPr>
+        <w:t xml:space="preserve"> et al. (2021) explain why </w:t>
+      </w:r>
+      <w:proofErr w:type="spellStart"/>
+      <w:r>
+        <w:rPr>
+          <w:rFonts w:ascii="Times New Roman" w:hAnsi="Times New Roman" w:cs="Times New Roman"/>
+        </w:rPr>
+        <w:t>TikTok</w:t>
+      </w:r>
+      <w:proofErr w:type="spellEnd"/>
+      <w:r>
+        <w:rPr>
+          <w:rFonts w:ascii="Times New Roman" w:hAnsi="Times New Roman" w:cs="Times New Roman"/>
+        </w:rPr>
+        <w:t xml:space="preserve"> and similar platforms capture users' attention with the help of short, authentic clips, while </w:t>
+      </w:r>
+      <w:proofErr w:type="spellStart"/>
+      <w:r>
+        <w:rPr>
+          <w:rFonts w:ascii="Times New Roman" w:hAnsi="Times New Roman" w:cs="Times New Roman"/>
+        </w:rPr>
+        <w:t>Barta</w:t>
+      </w:r>
+      <w:proofErr w:type="spellEnd"/>
+      <w:r>
+        <w:rPr>
+          <w:rFonts w:ascii="Times New Roman" w:hAnsi="Times New Roman" w:cs="Times New Roman"/>
+        </w:rPr>
+        <w:t xml:space="preserve"> et al. (2023) prove empirically that short-form video content on </w:t>
+      </w:r>
+      <w:proofErr w:type="spellStart"/>
+      <w:r>
+        <w:rPr>
+          <w:rFonts w:ascii="Times New Roman" w:hAnsi="Times New Roman" w:cs="Times New Roman"/>
+        </w:rPr>
+        <w:t>TikTok</w:t>
+      </w:r>
+      <w:proofErr w:type="spellEnd"/>
+      <w:r>
+        <w:rPr>
+          <w:rFonts w:ascii="Times New Roman" w:hAnsi="Times New Roman" w:cs="Times New Roman"/>
+        </w:rPr>
+        <w:t xml:space="preserve"> has a statistically significant influence on consumers' opinions and intentions, especially in case it appears to be genuine rather than artificial. The volume of that behavior is huge: the latest industry measurement reports name short-form video content among the most consumed categories of online content and claim it takes a substantial part of the average daily media time (Kemp 2024). Those recent sources do not contradict but rather support the original literature: the mechanism of influence described by </w:t>
+      </w:r>
+      <w:proofErr w:type="spellStart"/>
+      <w:r>
+        <w:rPr>
+          <w:rFonts w:ascii="Times New Roman" w:hAnsi="Times New Roman" w:cs="Times New Roman"/>
+        </w:rPr>
+        <w:t>Dellarocas</w:t>
+      </w:r>
+      <w:proofErr w:type="spellEnd"/>
+      <w:r>
+        <w:rPr>
+          <w:rFonts w:ascii="Times New Roman" w:hAnsi="Times New Roman" w:cs="Times New Roman"/>
+        </w:rPr>
+        <w:t xml:space="preserve"> in 2003 works the same but on much larger scale via video content. It is the main idea implemented by the app: from the restaurant detail screen a user opens the authentic video of the restaurant via a single click, and the app also provides another way to get to the </w:t>
+      </w:r>
+      <w:proofErr w:type="spellStart"/>
+      <w:r>
+        <w:rPr>
+          <w:rFonts w:ascii="Times New Roman" w:hAnsi="Times New Roman" w:cs="Times New Roman"/>
+        </w:rPr>
+        <w:t>TikTok</w:t>
+      </w:r>
+      <w:proofErr w:type="spellEnd"/>
+      <w:r>
+        <w:rPr>
+          <w:rFonts w:ascii="Times New Roman" w:hAnsi="Times New Roman" w:cs="Times New Roman"/>
+        </w:rPr>
+        <w:t xml:space="preserve"> search of the restaurant. Both actions pass to the platform that is already trusted by the user, without any attempts to reproduce video playback inside the app.</w:t>
       </w:r>
     </w:p>
     <w:p>
@@ -5009,47 +5412,9 @@
           <w:rFonts w:ascii="Times New Roman" w:hAnsi="Times New Roman" w:cs="Times New Roman"/>
         </w:rPr>
       </w:pPr>
-      <w:bookmarkStart w:id="20" w:name="Xd7afd90e654d2aa699ba0f38cbab833a4681c1f"/>
-      <w:bookmarkStart w:id="21" w:name="_Toc237982792"/>
-      <w:bookmarkEnd w:id="18"/>
-      <w:r>
-        <w:rPr>
-          <w:rFonts w:ascii="Times New Roman" w:hAnsi="Times New Roman" w:cs="Times New Roman"/>
-        </w:rPr>
-        <w:t>Video-Based User-Generated Content and Consumer Decisions</w:t>
-      </w:r>
+      <w:bookmarkStart w:id="22" w:name="_Toc237982793"/>
+      <w:bookmarkStart w:id="23" w:name="android-mobile-application-development"/>
       <w:bookmarkEnd w:id="21"/>
-    </w:p>
-    <w:p>
-      <w:pPr>
-        <w:pStyle w:val="FirstParagraph"/>
-        <w:rPr>
-          <w:rFonts w:ascii="Times New Roman" w:hAnsi="Times New Roman" w:cs="Times New Roman"/>
-        </w:rPr>
-      </w:pPr>
-      <w:r>
-        <w:rPr>
-          <w:rFonts w:ascii="Times New Roman" w:hAnsi="Times New Roman" w:cs="Times New Roman"/>
-        </w:rPr>
-        <w:t xml:space="preserve">Dellarocas </w:t>
-      </w:r>
-      <w:r>
-        <w:rPr>
-          <w:rFonts w:ascii="Times New Roman" w:hAnsi="Times New Roman" w:cs="Times New Roman"/>
-        </w:rPr>
-        <w:t>(2003) considers user-generated content as an extension of word-of-mouth communication in digital space with a demonstrable influence on purchasing decisions. Kaplan and Haenlein (2010) and Cheung et al. (2009) prove that video content, as opposed to text-based, is more trustworthy and persuasive in conveying atmosphere and experience quality of the place. Recent studies confirm that the growth of short-form video has led to the accelerated influence of that type of content: Montag et al. (2021) explain why TikTok and similar platforms capture users' attention with the help of short, authentic clips, while Barta et al. (2023) prove empirically that short-form video content on TikTok has a statistically significant influence on consumers' opinions and intentions, especially in case it appears to be genuine rather than artificial. The volume of that behavior is huge: the latest industry measurement reports name short-form video content among the most consumed categories of online content and claim it takes a substantial part of the average daily media time (Kemp 2024). Those recent sources do not contradict but rather support the original literature: the mechanism of influence described by Dellarocas in 2003 works the same but on much larger scale via video content. It is the main idea implemented by the app: from the restaurant detail screen a user opens the authentic video of the restaurant via a single click, and the app also provides another way to get to the TikTok search of the restaurant. Both actions pass to the platform that is already trusted by the user, without any attempts to reproduce video playback inside the app.</w:t>
-      </w:r>
-    </w:p>
-    <w:p>
-      <w:pPr>
-        <w:pStyle w:val="Heading2"/>
-        <w:rPr>
-          <w:rFonts w:ascii="Times New Roman" w:hAnsi="Times New Roman" w:cs="Times New Roman"/>
-        </w:rPr>
-      </w:pPr>
-      <w:bookmarkStart w:id="22" w:name="android-mobile-application-development"/>
-      <w:bookmarkStart w:id="23" w:name="_Toc237982793"/>
-      <w:bookmarkEnd w:id="20"/>
       <w:r>
         <w:rPr>
           <w:rFonts w:ascii="Times New Roman" w:hAnsi="Times New Roman" w:cs="Times New Roman"/>
@@ -5057,86 +5422,170 @@
         <w:lastRenderedPageBreak/>
         <w:t>Android Mobile Application Development</w:t>
       </w:r>
+      <w:bookmarkEnd w:id="22"/>
+    </w:p>
+    <w:p>
+      <w:pPr>
+        <w:pStyle w:val="FirstParagraph"/>
+        <w:rPr>
+          <w:rFonts w:ascii="Times New Roman" w:hAnsi="Times New Roman" w:cs="Times New Roman"/>
+        </w:rPr>
+      </w:pPr>
+      <w:r>
+        <w:rPr>
+          <w:rFonts w:ascii="Times New Roman" w:hAnsi="Times New Roman" w:cs="Times New Roman"/>
+        </w:rPr>
+        <w:t xml:space="preserve">According to Wasserman (2010), fragmentation of the devices, limited processing resources and management of application's state in screen transitions are the most frequent problems in mobile applications development. Although that analysis is still helpful in defining the problem space, the tooling has changed a lot since that time. The proposal solved the issue of application state with Activity lifecycle; in the implemented application it is solved by Jetpack Compose and Navigation Compose, which are the officially recommended Google's tools for developing native Android UI (Google LLC 2024c): each screen is a </w:t>
+      </w:r>
+      <w:proofErr w:type="spellStart"/>
+      <w:r>
+        <w:rPr>
+          <w:rFonts w:ascii="Times New Roman" w:hAnsi="Times New Roman" w:cs="Times New Roman"/>
+        </w:rPr>
+        <w:t>composable</w:t>
+      </w:r>
+      <w:proofErr w:type="spellEnd"/>
+      <w:r>
+        <w:rPr>
+          <w:rFonts w:ascii="Times New Roman" w:hAnsi="Times New Roman" w:cs="Times New Roman"/>
+        </w:rPr>
+        <w:t xml:space="preserve"> function that is managed by a single navigation host. It is a deviation from the proposal, and Section 4.1 explains the rationale behind that decision in detail. In short, the problem identified by Wasserman – the consistent state management across navigation events – is still the core design goal; the only thing that changed is the particular solution used to solve it, as it reflects current Android development practice</w:t>
+      </w:r>
+    </w:p>
+    <w:p>
+      <w:pPr>
+        <w:pStyle w:val="BodyText"/>
+        <w:rPr>
+          <w:rFonts w:ascii="Times New Roman" w:hAnsi="Times New Roman" w:cs="Times New Roman"/>
+          <w:highlight w:val="green"/>
+        </w:rPr>
+      </w:pPr>
+      <w:r>
+        <w:rPr>
+          <w:rFonts w:ascii="Times New Roman" w:hAnsi="Times New Roman" w:cs="Times New Roman"/>
+          <w:highlight w:val="green"/>
+        </w:rPr>
+        <w:t>Google Play Services suite -- Maps SDK, Fused Location Provider and Places API -- is the standardized and well-documented toolset used for implementing location-aware features in the app, as anticipated in the proposal.</w:t>
+      </w:r>
+    </w:p>
+    <w:p>
+      <w:pPr>
+        <w:pStyle w:val="Heading1"/>
+        <w:rPr>
+          <w:rFonts w:cs="Times New Roman"/>
+        </w:rPr>
+      </w:pPr>
+      <w:bookmarkStart w:id="24" w:name="_Toc237982794"/>
+      <w:bookmarkStart w:id="25" w:name="system-design"/>
+      <w:bookmarkEnd w:id="15"/>
       <w:bookmarkEnd w:id="23"/>
-    </w:p>
-    <w:p>
-      <w:pPr>
-        <w:pStyle w:val="FirstParagraph"/>
-        <w:rPr>
-          <w:rFonts w:ascii="Times New Roman" w:hAnsi="Times New Roman" w:cs="Times New Roman"/>
-        </w:rPr>
-      </w:pPr>
-      <w:r>
-        <w:rPr>
-          <w:rFonts w:ascii="Times New Roman" w:hAnsi="Times New Roman" w:cs="Times New Roman"/>
-        </w:rPr>
-        <w:t>According to Wasserman (2010), fragmentation of the devices, limited processing resources and management of application's state in screen transitions are the most frequent problems in mobile applications development. Although that analysis is still helpful in defining the problem space, the tooling has changed a lot since that time. The proposal solved the issue of application state with Activity lifecycle; in the implemented application it is solved by Jetpack Compose and Navigation Compose, which are the officially recommended Google's tools for developing native Android UI (Google LLC 2024c): each screen is a composable function that is managed by a single navigation host. It is a deviation from the proposal, and Section 4.1 explains the rationale behind that decision in detail. In short, the problem identified by Wasserman – the consistent state management across navigation events – is still the core design goal; the only thing that changed is the particular solution used to solve it, as it reflects current Android development practice</w:t>
-      </w:r>
+      <w:r>
+        <w:rPr>
+          <w:rFonts w:cs="Times New Roman"/>
+        </w:rPr>
+        <w:t>System Design</w:t>
+      </w:r>
+      <w:bookmarkEnd w:id="24"/>
+    </w:p>
+    <w:p>
+      <w:pPr>
+        <w:pStyle w:val="Heading2"/>
+        <w:rPr>
+          <w:rFonts w:ascii="Times New Roman" w:hAnsi="Times New Roman" w:cs="Times New Roman"/>
+        </w:rPr>
+      </w:pPr>
+      <w:bookmarkStart w:id="26" w:name="_Toc237982795"/>
+      <w:bookmarkStart w:id="27" w:name="application-architecture"/>
+      <w:r>
+        <w:rPr>
+          <w:rFonts w:ascii="Times New Roman" w:hAnsi="Times New Roman" w:cs="Times New Roman"/>
+        </w:rPr>
+        <w:t>Application Architecture</w:t>
+      </w:r>
+      <w:bookmarkEnd w:id="26"/>
     </w:p>
     <w:p>
       <w:pPr>
         <w:pStyle w:val="BodyText"/>
         <w:rPr>
           <w:rFonts w:ascii="Times New Roman" w:hAnsi="Times New Roman" w:cs="Times New Roman"/>
-          <w:highlight w:val="green"/>
-        </w:rPr>
-      </w:pPr>
-      <w:r>
-        <w:rPr>
-          <w:rFonts w:ascii="Times New Roman" w:hAnsi="Times New Roman" w:cs="Times New Roman"/>
-          <w:highlight w:val="green"/>
-        </w:rPr>
-        <w:t>Google Play Services suite -- Maps SDK, Fused Location Provider and Places API -- is the standardized and well-documented toolset used for implementing location-aware features in the app, as anticipated in the proposal.</w:t>
-      </w:r>
-    </w:p>
-    <w:p>
-      <w:pPr>
-        <w:pStyle w:val="Heading1"/>
-        <w:rPr>
-          <w:rFonts w:cs="Times New Roman"/>
-        </w:rPr>
-      </w:pPr>
-      <w:bookmarkStart w:id="24" w:name="system-design"/>
-      <w:bookmarkStart w:id="25" w:name="_Toc237982794"/>
-      <w:bookmarkEnd w:id="14"/>
-      <w:bookmarkEnd w:id="22"/>
-      <w:r>
-        <w:rPr>
-          <w:rFonts w:cs="Times New Roman"/>
-        </w:rPr>
-        <w:t>System Design</w:t>
-      </w:r>
-      <w:bookmarkEnd w:id="25"/>
-    </w:p>
-    <w:p>
-      <w:pPr>
-        <w:pStyle w:val="Heading2"/>
-        <w:rPr>
-          <w:rFonts w:ascii="Times New Roman" w:hAnsi="Times New Roman" w:cs="Times New Roman"/>
-        </w:rPr>
-      </w:pPr>
-      <w:bookmarkStart w:id="26" w:name="application-architecture"/>
-      <w:bookmarkStart w:id="27" w:name="_Toc237982795"/>
-      <w:r>
-        <w:rPr>
-          <w:rFonts w:ascii="Times New Roman" w:hAnsi="Times New Roman" w:cs="Times New Roman"/>
-        </w:rPr>
-        <w:t>Application Architecture</w:t>
-      </w:r>
-      <w:bookmarkEnd w:id="27"/>
-    </w:p>
-    <w:p>
-      <w:pPr>
-        <w:pStyle w:val="BodyText"/>
-        <w:rPr>
-          <w:rFonts w:ascii="Times New Roman" w:hAnsi="Times New Roman" w:cs="Times New Roman"/>
-        </w:rPr>
-      </w:pPr>
-      <w:r>
-        <w:rPr>
-          <w:rFonts w:ascii="Times New Roman" w:hAnsi="Times New Roman" w:cs="Times New Roman"/>
-        </w:rPr>
-        <w:t xml:space="preserve">According to the proposal, the architecture of the app was expected to be based on Java language and single Activity per screen pattern. The implemented application relies on Kotlin and Jetpack Compose, in which every screen is a composable function inside one Activity (MainActivity) and is connected via a single Navigation Compose host. It is a conscious deviation from the original plan, made for three reasons. First, Kotlin is explicitly mentioned as an acceptable language in the project brief, so the change does not introduce any scope risks. Second, Compose is the current recommended toolkit for developing Android UI and its use demonstrates familiarity with present-day Android development practice instead of outdated one. Third, and most practically, Compose's state-driven model proved itself to be the easiest way to solve the </w:t>
+        </w:rPr>
+      </w:pPr>
+      <w:r>
+        <w:rPr>
+          <w:rFonts w:ascii="Times New Roman" w:hAnsi="Times New Roman" w:cs="Times New Roman"/>
+        </w:rPr>
+        <w:t xml:space="preserve">According to the proposal, the architecture of the app was expected to be based on Java language and single Activity per screen pattern. The implemented application relies on </w:t>
+      </w:r>
+      <w:proofErr w:type="spellStart"/>
+      <w:r>
+        <w:rPr>
+          <w:rFonts w:ascii="Times New Roman" w:hAnsi="Times New Roman" w:cs="Times New Roman"/>
+        </w:rPr>
+        <w:t>Kotlin</w:t>
+      </w:r>
+      <w:proofErr w:type="spellEnd"/>
+      <w:r>
+        <w:rPr>
+          <w:rFonts w:ascii="Times New Roman" w:hAnsi="Times New Roman" w:cs="Times New Roman"/>
+        </w:rPr>
+        <w:t xml:space="preserve"> and Jetpack Compose, in which every screen is a </w:t>
+      </w:r>
+      <w:proofErr w:type="spellStart"/>
+      <w:r>
+        <w:rPr>
+          <w:rFonts w:ascii="Times New Roman" w:hAnsi="Times New Roman" w:cs="Times New Roman"/>
+        </w:rPr>
+        <w:t>composable</w:t>
+      </w:r>
+      <w:proofErr w:type="spellEnd"/>
+      <w:r>
+        <w:rPr>
+          <w:rFonts w:ascii="Times New Roman" w:hAnsi="Times New Roman" w:cs="Times New Roman"/>
+        </w:rPr>
+        <w:t xml:space="preserve"> function inside one Activity (</w:t>
+      </w:r>
+      <w:proofErr w:type="spellStart"/>
+      <w:r>
+        <w:rPr>
+          <w:rFonts w:ascii="Times New Roman" w:hAnsi="Times New Roman" w:cs="Times New Roman"/>
+        </w:rPr>
+        <w:t>MainActivity</w:t>
+      </w:r>
+      <w:proofErr w:type="spellEnd"/>
+      <w:r>
+        <w:rPr>
+          <w:rFonts w:ascii="Times New Roman" w:hAnsi="Times New Roman" w:cs="Times New Roman"/>
+        </w:rPr>
+        <w:t xml:space="preserve">) and is connected via a single Navigation Compose host. It is a conscious deviation from the original plan, made for three reasons. First, </w:t>
+      </w:r>
+      <w:proofErr w:type="spellStart"/>
+      <w:r>
+        <w:rPr>
+          <w:rFonts w:ascii="Times New Roman" w:hAnsi="Times New Roman" w:cs="Times New Roman"/>
+        </w:rPr>
+        <w:t>Kotlin</w:t>
+      </w:r>
+      <w:proofErr w:type="spellEnd"/>
+      <w:r>
+        <w:rPr>
+          <w:rFonts w:ascii="Times New Roman" w:hAnsi="Times New Roman" w:cs="Times New Roman"/>
+        </w:rPr>
+        <w:t xml:space="preserve"> is explicitly mentioned as an acceptable language in the project brief, so the change does not introduce any scope risks. Second, Compose is the current recommended toolkit for developing Android UI and its use demonstrates familiarity with present-day Android development practice instead of outdated one. Third, and most practically, </w:t>
+      </w:r>
+      <w:proofErr w:type="spellStart"/>
+      <w:r>
+        <w:rPr>
+          <w:rFonts w:ascii="Times New Roman" w:hAnsi="Times New Roman" w:cs="Times New Roman"/>
+        </w:rPr>
+        <w:t>Compose's</w:t>
+      </w:r>
+      <w:proofErr w:type="spellEnd"/>
+      <w:r>
+        <w:rPr>
+          <w:rFonts w:ascii="Times New Roman" w:hAnsi="Times New Roman" w:cs="Times New Roman"/>
+        </w:rPr>
+        <w:t xml:space="preserve"> state-driven model proved itself to be the easiest way to solve the </w:t>
       </w:r>
       <w:r>
         <w:rPr>
@@ -5157,7 +5606,49 @@
         <w:rPr>
           <w:rFonts w:ascii="Times New Roman" w:hAnsi="Times New Roman" w:cs="Times New Roman"/>
         </w:rPr>
-        <w:t>Figure 1 shows the original hand-drawn prototype that the screen set was designed against. Eleven screens have been implemented in total: a Splash screen, Login and Registration, Home screen, the Map, Restaurant Detail, Video screen, TikTok link screen, Directions, Contact Us and Privacy Policy screen. The latter four screens – TikTok link screen, Contact Us and Privacy Policy screen – exceed the original six screens set; they have been added to give the video feature a second, working path (TikTok as well as YouTube) and to meet regular expectations of a published app (contact channel and privacy statement) without changing the core flow of the original prototype.</w:t>
+        <w:t xml:space="preserve">Figure 1 shows the original hand-drawn prototype that the screen set was designed against. Eleven screens have been implemented in total: a Splash screen, Login and Registration, Home screen, the Map, Restaurant Detail, Video screen, </w:t>
+      </w:r>
+      <w:proofErr w:type="spellStart"/>
+      <w:r>
+        <w:rPr>
+          <w:rFonts w:ascii="Times New Roman" w:hAnsi="Times New Roman" w:cs="Times New Roman"/>
+        </w:rPr>
+        <w:t>TikTok</w:t>
+      </w:r>
+      <w:proofErr w:type="spellEnd"/>
+      <w:r>
+        <w:rPr>
+          <w:rFonts w:ascii="Times New Roman" w:hAnsi="Times New Roman" w:cs="Times New Roman"/>
+        </w:rPr>
+        <w:t xml:space="preserve"> link screen, Directions, Contact Us and Privacy Policy screen. The latter four screens – </w:t>
+      </w:r>
+      <w:proofErr w:type="spellStart"/>
+      <w:r>
+        <w:rPr>
+          <w:rFonts w:ascii="Times New Roman" w:hAnsi="Times New Roman" w:cs="Times New Roman"/>
+        </w:rPr>
+        <w:t>TikTok</w:t>
+      </w:r>
+      <w:proofErr w:type="spellEnd"/>
+      <w:r>
+        <w:rPr>
+          <w:rFonts w:ascii="Times New Roman" w:hAnsi="Times New Roman" w:cs="Times New Roman"/>
+        </w:rPr>
+        <w:t xml:space="preserve"> link screen, Contact Us and Privacy Policy screen – exceed the original six screens set; they have been added to give the video feature a second, working path (</w:t>
+      </w:r>
+      <w:proofErr w:type="spellStart"/>
+      <w:r>
+        <w:rPr>
+          <w:rFonts w:ascii="Times New Roman" w:hAnsi="Times New Roman" w:cs="Times New Roman"/>
+        </w:rPr>
+        <w:t>TikTok</w:t>
+      </w:r>
+      <w:proofErr w:type="spellEnd"/>
+      <w:r>
+        <w:rPr>
+          <w:rFonts w:ascii="Times New Roman" w:hAnsi="Times New Roman" w:cs="Times New Roman"/>
+        </w:rPr>
+        <w:t xml:space="preserve"> as well as YouTube) and to meet regular expectations of a published app (contact channel and privacy statement) without changing the core flow of the original prototype.</w:t>
       </w:r>
     </w:p>
     <w:p>
@@ -5340,9 +5831,9 @@
           <w:rFonts w:ascii="Times New Roman" w:hAnsi="Times New Roman" w:cs="Times New Roman"/>
         </w:rPr>
       </w:pPr>
-      <w:bookmarkStart w:id="30" w:name="use-case-model-uml"/>
-      <w:bookmarkStart w:id="31" w:name="_Toc237982796"/>
-      <w:bookmarkEnd w:id="26"/>
+      <w:bookmarkStart w:id="30" w:name="_Toc237982796"/>
+      <w:bookmarkStart w:id="31" w:name="use-case-model-uml"/>
+      <w:bookmarkEnd w:id="27"/>
       <w:bookmarkEnd w:id="29"/>
       <w:r>
         <w:rPr>
@@ -5350,7 +5841,7 @@
         </w:rPr>
         <w:t>Use Case Model (UML)</w:t>
       </w:r>
-      <w:bookmarkEnd w:id="31"/>
+      <w:bookmarkEnd w:id="30"/>
     </w:p>
     <w:p>
       <w:pPr>
@@ -5363,7 +5854,21 @@
         <w:rPr>
           <w:rFonts w:ascii="Times New Roman" w:hAnsi="Times New Roman" w:cs="Times New Roman"/>
         </w:rPr>
-        <w:t>Prior to describing the architecture of the system, it is appropriate to clarify exactly what it enables a user to do. This is done in Figure 3 using a UML use case diagram, where a single human actor, the User, interacts with seven use cases, surrounded by the system boundary, while three secondary actors representing the three external services – Firebase, Google Maps, and YouTube/TikTok – are required in order to provide the desired functionality.</w:t>
+        <w:t>Prior to describing the architecture of the system, it is appropriate to clarify exactly what it enables a user to do. This is done in Figure 3 using a UML use case diagram, where a single human actor, the User, interacts with seven use cases, surrounded by the system boundary, while three secondary actors representing the three external services – Firebase, Google Maps, and YouTube/</w:t>
+      </w:r>
+      <w:proofErr w:type="spellStart"/>
+      <w:r>
+        <w:rPr>
+          <w:rFonts w:ascii="Times New Roman" w:hAnsi="Times New Roman" w:cs="Times New Roman"/>
+        </w:rPr>
+        <w:t>TikTok</w:t>
+      </w:r>
+      <w:proofErr w:type="spellEnd"/>
+      <w:r>
+        <w:rPr>
+          <w:rFonts w:ascii="Times New Roman" w:hAnsi="Times New Roman" w:cs="Times New Roman"/>
+        </w:rPr>
+        <w:t xml:space="preserve"> – are required in order to provide the desired functionality.</w:t>
       </w:r>
     </w:p>
     <w:p>
@@ -5435,7 +5940,21 @@
         <w:rPr>
           <w:rFonts w:ascii="Times New Roman" w:hAnsi="Times New Roman" w:cs="Times New Roman"/>
         </w:rPr>
-        <w:t>UML use case diagram: the User as primary actor, with Firebase, Maps, and YouTube/TikTok as secondary actors.</w:t>
+        <w:t>UML use case diagram: the User as primary actor, with Firebase, Maps, and YouTube/</w:t>
+      </w:r>
+      <w:proofErr w:type="spellStart"/>
+      <w:r>
+        <w:rPr>
+          <w:rFonts w:ascii="Times New Roman" w:hAnsi="Times New Roman" w:cs="Times New Roman"/>
+        </w:rPr>
+        <w:t>TikTok</w:t>
+      </w:r>
+      <w:proofErr w:type="spellEnd"/>
+      <w:r>
+        <w:rPr>
+          <w:rFonts w:ascii="Times New Roman" w:hAnsi="Times New Roman" w:cs="Times New Roman"/>
+        </w:rPr>
+        <w:t xml:space="preserve"> as secondary actors.</w:t>
       </w:r>
     </w:p>
     <w:p>
@@ -5445,9 +5964,9 @@
           <w:rFonts w:ascii="Times New Roman" w:hAnsi="Times New Roman" w:cs="Times New Roman"/>
         </w:rPr>
       </w:pPr>
-      <w:bookmarkStart w:id="33" w:name="class-design-uml"/>
-      <w:bookmarkStart w:id="34" w:name="_Toc237982797"/>
-      <w:bookmarkEnd w:id="30"/>
+      <w:bookmarkStart w:id="33" w:name="_Toc237982797"/>
+      <w:bookmarkStart w:id="34" w:name="class-design-uml"/>
+      <w:bookmarkEnd w:id="31"/>
       <w:bookmarkEnd w:id="32"/>
       <w:r>
         <w:rPr>
@@ -5455,7 +5974,7 @@
         </w:rPr>
         <w:t>Class Design (UML)</w:t>
       </w:r>
-      <w:bookmarkEnd w:id="34"/>
+      <w:bookmarkEnd w:id="33"/>
     </w:p>
     <w:p>
       <w:pPr>
@@ -5468,7 +5987,105 @@
         <w:rPr>
           <w:rFonts w:ascii="Times New Roman" w:hAnsi="Times New Roman" w:cs="Times New Roman"/>
         </w:rPr>
-        <w:t>Figure 4 presents the same system as a class diagram, depicting only those classes that encapsulate the behaviour. The MainActivity class stores the navigation graph and a single shared selectedRestaurant state that is consumed by the three screens in question. As the two repositories, AuthRepository and RestaurantRepository are the only classes that communicate with the outside world, the latter returns Restaurant objects – a simple data class that each discovery screen consumes. Such design highlights the key architectural decision that has been made: screens do not depend on RestaurantRepository implementation and its data source, rather, they depend on the RestaurantRepository interface and the Restaurant type.</w:t>
+        <w:t xml:space="preserve">Figure 4 presents the same system as a class diagram, depicting only those classes that encapsulate the </w:t>
+      </w:r>
+      <w:proofErr w:type="spellStart"/>
+      <w:r>
+        <w:rPr>
+          <w:rFonts w:ascii="Times New Roman" w:hAnsi="Times New Roman" w:cs="Times New Roman"/>
+        </w:rPr>
+        <w:t>behaviour</w:t>
+      </w:r>
+      <w:proofErr w:type="spellEnd"/>
+      <w:r>
+        <w:rPr>
+          <w:rFonts w:ascii="Times New Roman" w:hAnsi="Times New Roman" w:cs="Times New Roman"/>
+        </w:rPr>
+        <w:t xml:space="preserve">. The </w:t>
+      </w:r>
+      <w:proofErr w:type="spellStart"/>
+      <w:r>
+        <w:rPr>
+          <w:rFonts w:ascii="Times New Roman" w:hAnsi="Times New Roman" w:cs="Times New Roman"/>
+        </w:rPr>
+        <w:t>MainActivity</w:t>
+      </w:r>
+      <w:proofErr w:type="spellEnd"/>
+      <w:r>
+        <w:rPr>
+          <w:rFonts w:ascii="Times New Roman" w:hAnsi="Times New Roman" w:cs="Times New Roman"/>
+        </w:rPr>
+        <w:t xml:space="preserve"> class stores the navigation graph and a single shared </w:t>
+      </w:r>
+      <w:proofErr w:type="spellStart"/>
+      <w:r>
+        <w:rPr>
+          <w:rFonts w:ascii="Times New Roman" w:hAnsi="Times New Roman" w:cs="Times New Roman"/>
+        </w:rPr>
+        <w:t>selectedRestaurant</w:t>
+      </w:r>
+      <w:proofErr w:type="spellEnd"/>
+      <w:r>
+        <w:rPr>
+          <w:rFonts w:ascii="Times New Roman" w:hAnsi="Times New Roman" w:cs="Times New Roman"/>
+        </w:rPr>
+        <w:t xml:space="preserve"> state that is consumed by the three screens in question. As the two repositories, </w:t>
+      </w:r>
+      <w:proofErr w:type="spellStart"/>
+      <w:r>
+        <w:rPr>
+          <w:rFonts w:ascii="Times New Roman" w:hAnsi="Times New Roman" w:cs="Times New Roman"/>
+        </w:rPr>
+        <w:t>AuthRepository</w:t>
+      </w:r>
+      <w:proofErr w:type="spellEnd"/>
+      <w:r>
+        <w:rPr>
+          <w:rFonts w:ascii="Times New Roman" w:hAnsi="Times New Roman" w:cs="Times New Roman"/>
+        </w:rPr>
+        <w:t xml:space="preserve"> and </w:t>
+      </w:r>
+      <w:proofErr w:type="spellStart"/>
+      <w:r>
+        <w:rPr>
+          <w:rFonts w:ascii="Times New Roman" w:hAnsi="Times New Roman" w:cs="Times New Roman"/>
+        </w:rPr>
+        <w:t>RestaurantRepository</w:t>
+      </w:r>
+      <w:proofErr w:type="spellEnd"/>
+      <w:r>
+        <w:rPr>
+          <w:rFonts w:ascii="Times New Roman" w:hAnsi="Times New Roman" w:cs="Times New Roman"/>
+        </w:rPr>
+        <w:t xml:space="preserve"> are the only classes that communicate with the outside world, the latter returns Restaurant objects – a simple data class that each discovery screen consumes. Such design highlights the key architectural decision that has been made: screens do not depend on </w:t>
+      </w:r>
+      <w:proofErr w:type="spellStart"/>
+      <w:r>
+        <w:rPr>
+          <w:rFonts w:ascii="Times New Roman" w:hAnsi="Times New Roman" w:cs="Times New Roman"/>
+        </w:rPr>
+        <w:t>RestaurantRepository</w:t>
+      </w:r>
+      <w:proofErr w:type="spellEnd"/>
+      <w:r>
+        <w:rPr>
+          <w:rFonts w:ascii="Times New Roman" w:hAnsi="Times New Roman" w:cs="Times New Roman"/>
+        </w:rPr>
+        <w:t xml:space="preserve"> implementation and its data source, rather, they depend on the </w:t>
+      </w:r>
+      <w:proofErr w:type="spellStart"/>
+      <w:r>
+        <w:rPr>
+          <w:rFonts w:ascii="Times New Roman" w:hAnsi="Times New Roman" w:cs="Times New Roman"/>
+        </w:rPr>
+        <w:t>RestaurantRepository</w:t>
+      </w:r>
+      <w:proofErr w:type="spellEnd"/>
+      <w:r>
+        <w:rPr>
+          <w:rFonts w:ascii="Times New Roman" w:hAnsi="Times New Roman" w:cs="Times New Roman"/>
+        </w:rPr>
+        <w:t xml:space="preserve"> interface and the Restaurant type.</w:t>
       </w:r>
     </w:p>
     <w:p>
@@ -5542,6 +6159,7 @@
         </w:rPr>
         <w:t xml:space="preserve">UML class diagram: screens depend on the </w:t>
       </w:r>
+      <w:proofErr w:type="spellStart"/>
       <w:r>
         <w:rPr>
           <w:rStyle w:val="VerbatimChar"/>
@@ -5549,6 +6167,7 @@
         </w:rPr>
         <w:t>RestaurantRepository</w:t>
       </w:r>
+      <w:proofErr w:type="spellEnd"/>
       <w:r>
         <w:rPr>
           <w:rFonts w:ascii="Times New Roman" w:hAnsi="Times New Roman" w:cs="Times New Roman"/>
@@ -5563,9 +6182,9 @@
           <w:rFonts w:ascii="Times New Roman" w:hAnsi="Times New Roman" w:cs="Times New Roman"/>
         </w:rPr>
       </w:pPr>
-      <w:bookmarkStart w:id="36" w:name="software-architecture"/>
-      <w:bookmarkStart w:id="37" w:name="_Toc237982798"/>
-      <w:bookmarkEnd w:id="33"/>
+      <w:bookmarkStart w:id="36" w:name="_Toc237982798"/>
+      <w:bookmarkStart w:id="37" w:name="software-architecture"/>
+      <w:bookmarkEnd w:id="34"/>
       <w:bookmarkEnd w:id="35"/>
       <w:r>
         <w:rPr>
@@ -5573,7 +6192,7 @@
         </w:rPr>
         <w:t>Software Architecture</w:t>
       </w:r>
-      <w:bookmarkEnd w:id="37"/>
+      <w:bookmarkEnd w:id="36"/>
     </w:p>
     <w:p>
       <w:pPr>
@@ -5680,9 +6299,9 @@
           <w:rFonts w:ascii="Times New Roman" w:hAnsi="Times New Roman" w:cs="Times New Roman"/>
         </w:rPr>
       </w:pPr>
-      <w:bookmarkStart w:id="39" w:name="data-flow"/>
-      <w:bookmarkStart w:id="40" w:name="_Toc237982799"/>
-      <w:bookmarkEnd w:id="36"/>
+      <w:bookmarkStart w:id="39" w:name="_Toc237982799"/>
+      <w:bookmarkStart w:id="40" w:name="data-flow"/>
+      <w:bookmarkEnd w:id="37"/>
       <w:bookmarkEnd w:id="38"/>
       <w:r>
         <w:rPr>
@@ -5690,7 +6309,7 @@
         </w:rPr>
         <w:t>Data Flow</w:t>
       </w:r>
-      <w:bookmarkEnd w:id="40"/>
+      <w:bookmarkEnd w:id="39"/>
     </w:p>
     <w:p>
       <w:pPr>
@@ -5785,9 +6404,9 @@
           <w:rFonts w:ascii="Times New Roman" w:hAnsi="Times New Roman" w:cs="Times New Roman"/>
         </w:rPr>
       </w:pPr>
-      <w:bookmarkStart w:id="42" w:name="application-flowchart"/>
-      <w:bookmarkStart w:id="43" w:name="_Toc237982800"/>
-      <w:bookmarkEnd w:id="39"/>
+      <w:bookmarkStart w:id="42" w:name="_Toc237982800"/>
+      <w:bookmarkStart w:id="43" w:name="application-flowchart"/>
+      <w:bookmarkEnd w:id="40"/>
       <w:bookmarkEnd w:id="41"/>
       <w:r>
         <w:rPr>
@@ -5795,7 +6414,7 @@
         </w:rPr>
         <w:t>Application Flowchart</w:t>
       </w:r>
-      <w:bookmarkEnd w:id="43"/>
+      <w:bookmarkEnd w:id="42"/>
     </w:p>
     <w:p>
       <w:pPr>
@@ -5808,7 +6427,35 @@
         <w:rPr>
           <w:rFonts w:ascii="Times New Roman" w:hAnsi="Times New Roman" w:cs="Times New Roman"/>
         </w:rPr>
-        <w:t xml:space="preserve">Whereas the data flow diagram in Figure 6 shows what data flows between components, the flowchart in Figure 7 visualises the control flow the user goes through at runtime in standard notation. The rounded terminators indicate the start and two exit points, the rectangles represent the processing steps and the diamonds represent decision making performed by the application. This allows one to highlight the conditional logic in particular gates: whether a valid session exists (determining whether the user will reach Home or be redirected to login) and whether the location permission is granted (determining whether the map will be centred </w:t>
+        <w:t xml:space="preserve">Whereas the data flow diagram in Figure 6 shows what data flows between components, the flowchart in Figure 7 </w:t>
+      </w:r>
+      <w:proofErr w:type="spellStart"/>
+      <w:r>
+        <w:rPr>
+          <w:rFonts w:ascii="Times New Roman" w:hAnsi="Times New Roman" w:cs="Times New Roman"/>
+        </w:rPr>
+        <w:t>visualises</w:t>
+      </w:r>
+      <w:proofErr w:type="spellEnd"/>
+      <w:r>
+        <w:rPr>
+          <w:rFonts w:ascii="Times New Roman" w:hAnsi="Times New Roman" w:cs="Times New Roman"/>
+        </w:rPr>
+        <w:t xml:space="preserve"> the control flow the user goes through at runtime in standard notation. The rounded terminators indicate the start and two exit points, the rectangles represent the processing steps and the diamonds represent decision making performed by the application. This allows one to highlight the conditional logic in particular gates: whether a valid session exists (determining whether the user will reach Home or be redirected to login) and whether the location permission is granted (determining whether the map will be </w:t>
+      </w:r>
+      <w:proofErr w:type="spellStart"/>
+      <w:r>
+        <w:rPr>
+          <w:rFonts w:ascii="Times New Roman" w:hAnsi="Times New Roman" w:cs="Times New Roman"/>
+        </w:rPr>
+        <w:t>centred</w:t>
+      </w:r>
+      <w:proofErr w:type="spellEnd"/>
+      <w:r>
+        <w:rPr>
+          <w:rFonts w:ascii="Times New Roman" w:hAnsi="Times New Roman" w:cs="Times New Roman"/>
+        </w:rPr>
+        <w:t xml:space="preserve"> </w:t>
       </w:r>
       <w:proofErr w:type="gramStart"/>
       <w:r>
@@ -5904,10 +6551,10 @@
           <w:rFonts w:cs="Times New Roman"/>
         </w:rPr>
       </w:pPr>
-      <w:bookmarkStart w:id="45" w:name="implementation"/>
-      <w:bookmarkStart w:id="46" w:name="_Toc237982801"/>
-      <w:bookmarkEnd w:id="24"/>
-      <w:bookmarkEnd w:id="42"/>
+      <w:bookmarkStart w:id="45" w:name="_Toc237982801"/>
+      <w:bookmarkStart w:id="46" w:name="implementation"/>
+      <w:bookmarkEnd w:id="25"/>
+      <w:bookmarkEnd w:id="43"/>
       <w:bookmarkEnd w:id="44"/>
       <w:r>
         <w:rPr>
@@ -5915,7 +6562,7 @@
         </w:rPr>
         <w:t>Implementation</w:t>
       </w:r>
-      <w:bookmarkEnd w:id="46"/>
+      <w:bookmarkEnd w:id="45"/>
     </w:p>
     <w:p>
       <w:pPr>
@@ -5924,15 +6571,15 @@
           <w:rFonts w:ascii="Times New Roman" w:hAnsi="Times New Roman" w:cs="Times New Roman"/>
         </w:rPr>
       </w:pPr>
-      <w:bookmarkStart w:id="47" w:name="screens"/>
-      <w:bookmarkStart w:id="48" w:name="_Toc237982802"/>
+      <w:bookmarkStart w:id="47" w:name="_Toc237982802"/>
+      <w:bookmarkStart w:id="48" w:name="screens"/>
       <w:r>
         <w:rPr>
           <w:rFonts w:ascii="Times New Roman" w:hAnsi="Times New Roman" w:cs="Times New Roman"/>
         </w:rPr>
         <w:t>Screens</w:t>
       </w:r>
-      <w:bookmarkEnd w:id="48"/>
+      <w:bookmarkEnd w:id="47"/>
     </w:p>
     <w:p>
       <w:pPr>
@@ -5973,7 +6620,21 @@
         <w:rPr>
           <w:rFonts w:ascii="Times New Roman" w:hAnsi="Times New Roman" w:cs="Times New Roman"/>
         </w:rPr>
-        <w:t xml:space="preserve">. The bottom row contains screens that are accessed through branching out of the path in the top row: Registration screen branching off the Login screen, and Contact Us and Privacy Policy off Home, and Video, TikTok and Directions off Detail screens, each with a "reached from..." note in its caption </w:t>
+        <w:t xml:space="preserve">. The bottom row contains screens that are accessed through branching out of the path in the top row: Registration screen branching off the Login screen, and Contact Us and Privacy Policy off Home, and Video, </w:t>
+      </w:r>
+      <w:proofErr w:type="spellStart"/>
+      <w:r>
+        <w:rPr>
+          <w:rFonts w:ascii="Times New Roman" w:hAnsi="Times New Roman" w:cs="Times New Roman"/>
+        </w:rPr>
+        <w:t>TikTok</w:t>
+      </w:r>
+      <w:proofErr w:type="spellEnd"/>
+      <w:r>
+        <w:rPr>
+          <w:rFonts w:ascii="Times New Roman" w:hAnsi="Times New Roman" w:cs="Times New Roman"/>
+        </w:rPr>
+        <w:t xml:space="preserve"> and Directions off Detail screens, each with a "reached from..." note in its caption </w:t>
       </w:r>
       <w:r>
         <w:rPr>
@@ -6464,7 +7125,43 @@
                 <w:i/>
                 <w:iCs/>
               </w:rPr>
-              <w:t xml:space="preserve">Map centred on the user’s real GPS location, showing nearby restaurants as tappable </w:t>
+              <w:t xml:space="preserve">Map </w:t>
+            </w:r>
+            <w:proofErr w:type="spellStart"/>
+            <w:r>
+              <w:rPr>
+                <w:rFonts w:ascii="Times New Roman" w:hAnsi="Times New Roman" w:cs="Times New Roman"/>
+                <w:i/>
+                <w:iCs/>
+              </w:rPr>
+              <w:t>centred</w:t>
+            </w:r>
+            <w:proofErr w:type="spellEnd"/>
+            <w:r>
+              <w:rPr>
+                <w:rFonts w:ascii="Times New Roman" w:hAnsi="Times New Roman" w:cs="Times New Roman"/>
+                <w:i/>
+                <w:iCs/>
+              </w:rPr>
+              <w:t xml:space="preserve"> on the user’s real GPS location, showing nearby restaurants as </w:t>
+            </w:r>
+            <w:proofErr w:type="spellStart"/>
+            <w:r>
+              <w:rPr>
+                <w:rFonts w:ascii="Times New Roman" w:hAnsi="Times New Roman" w:cs="Times New Roman"/>
+                <w:i/>
+                <w:iCs/>
+              </w:rPr>
+              <w:t>tappable</w:t>
+            </w:r>
+            <w:proofErr w:type="spellEnd"/>
+            <w:r>
+              <w:rPr>
+                <w:rFonts w:ascii="Times New Roman" w:hAnsi="Times New Roman" w:cs="Times New Roman"/>
+                <w:i/>
+                <w:iCs/>
+              </w:rPr>
+              <w:t xml:space="preserve"> </w:t>
             </w:r>
             <w:r>
               <w:rPr>
@@ -6847,7 +7544,25 @@
                 <w:i/>
                 <w:iCs/>
               </w:rPr>
-              <w:t>Privacy Policy screen summarising how location data and account details are used and stored. (Fro</w:t>
+              <w:t xml:space="preserve">Privacy Policy screen </w:t>
+            </w:r>
+            <w:proofErr w:type="spellStart"/>
+            <w:r>
+              <w:rPr>
+                <w:rFonts w:ascii="Times New Roman" w:hAnsi="Times New Roman" w:cs="Times New Roman"/>
+                <w:i/>
+                <w:iCs/>
+              </w:rPr>
+              <w:t>summarising</w:t>
+            </w:r>
+            <w:proofErr w:type="spellEnd"/>
+            <w:r>
+              <w:rPr>
+                <w:rFonts w:ascii="Times New Roman" w:hAnsi="Times New Roman" w:cs="Times New Roman"/>
+                <w:i/>
+                <w:iCs/>
+              </w:rPr>
+              <w:t xml:space="preserve"> how location data and account details are used and stored. (Fro</w:t>
             </w:r>
             <w:r>
               <w:rPr>
@@ -7054,13 +7769,41 @@
               </w:rPr>
               <w:br/>
             </w:r>
+            <w:proofErr w:type="spellStart"/>
             <w:r>
               <w:rPr>
                 <w:rFonts w:ascii="Times New Roman" w:hAnsi="Times New Roman" w:cs="Times New Roman"/>
                 <w:i/>
                 <w:iCs/>
               </w:rPr>
-              <w:t>TikTok link screen, styled like a post, opening a TikTok search for the restaurant.</w:t>
+              <w:t>TikTok</w:t>
+            </w:r>
+            <w:proofErr w:type="spellEnd"/>
+            <w:r>
+              <w:rPr>
+                <w:rFonts w:ascii="Times New Roman" w:hAnsi="Times New Roman" w:cs="Times New Roman"/>
+                <w:i/>
+                <w:iCs/>
+              </w:rPr>
+              <w:t xml:space="preserve"> link screen, styled like a post, opening a </w:t>
+            </w:r>
+            <w:proofErr w:type="spellStart"/>
+            <w:r>
+              <w:rPr>
+                <w:rFonts w:ascii="Times New Roman" w:hAnsi="Times New Roman" w:cs="Times New Roman"/>
+                <w:i/>
+                <w:iCs/>
+              </w:rPr>
+              <w:t>TikTok</w:t>
+            </w:r>
+            <w:proofErr w:type="spellEnd"/>
+            <w:r>
+              <w:rPr>
+                <w:rFonts w:ascii="Times New Roman" w:hAnsi="Times New Roman" w:cs="Times New Roman"/>
+                <w:i/>
+                <w:iCs/>
+              </w:rPr>
+              <w:t xml:space="preserve"> search for the restaurant.</w:t>
             </w:r>
           </w:p>
         </w:tc>
@@ -7172,9 +7915,9 @@
           <w:rFonts w:ascii="Times New Roman" w:hAnsi="Times New Roman" w:cs="Times New Roman"/>
         </w:rPr>
       </w:pPr>
-      <w:bookmarkStart w:id="50" w:name="location-and-mapping"/>
-      <w:bookmarkStart w:id="51" w:name="_Toc237982803"/>
-      <w:bookmarkEnd w:id="47"/>
+      <w:bookmarkStart w:id="50" w:name="_Toc237982803"/>
+      <w:bookmarkStart w:id="51" w:name="location-and-mapping"/>
+      <w:bookmarkEnd w:id="48"/>
       <w:bookmarkEnd w:id="49"/>
       <w:r>
         <w:rPr>
@@ -7182,32 +7925,74 @@
         </w:rPr>
         <w:t>Location and Mapping</w:t>
       </w:r>
+      <w:bookmarkEnd w:id="50"/>
+    </w:p>
+    <w:p>
+      <w:pPr>
+        <w:pStyle w:val="FirstParagraph"/>
+        <w:rPr>
+          <w:rFonts w:ascii="Times New Roman" w:hAnsi="Times New Roman" w:cs="Times New Roman"/>
+        </w:rPr>
+      </w:pPr>
+      <w:r>
+        <w:rPr>
+          <w:rFonts w:ascii="Times New Roman" w:hAnsi="Times New Roman" w:cs="Times New Roman"/>
+        </w:rPr>
+        <w:t>The Map screen uses Fused Location Provider (</w:t>
+      </w:r>
+      <w:proofErr w:type="spellStart"/>
+      <w:r>
+        <w:rPr>
+          <w:rFonts w:ascii="Times New Roman" w:hAnsi="Times New Roman" w:cs="Times New Roman"/>
+        </w:rPr>
+        <w:t>FusedLocationProviderClient</w:t>
+      </w:r>
+      <w:proofErr w:type="spellEnd"/>
+      <w:r>
+        <w:rPr>
+          <w:rFonts w:ascii="Times New Roman" w:hAnsi="Times New Roman" w:cs="Times New Roman"/>
+        </w:rPr>
+        <w:t>) – Google’s recommendation on obtaining the device location in Android applications (Google LLC 2024b). It reads the device's last known location after requesting the ACCESS_FINE_LOCATION runtime permission through Accompanist Permissions library. The actual rendering of the map is done using the Maps Compose library (</w:t>
+      </w:r>
+      <w:proofErr w:type="spellStart"/>
+      <w:r>
+        <w:rPr>
+          <w:rFonts w:ascii="Times New Roman" w:hAnsi="Times New Roman" w:cs="Times New Roman"/>
+        </w:rPr>
+        <w:t>com.google.maps.android.compose</w:t>
+      </w:r>
+      <w:proofErr w:type="spellEnd"/>
+      <w:r>
+        <w:rPr>
+          <w:rFonts w:ascii="Times New Roman" w:hAnsi="Times New Roman" w:cs="Times New Roman"/>
+        </w:rPr>
+        <w:t xml:space="preserve">), wrapping the native Google Maps SDK into the </w:t>
+      </w:r>
+      <w:proofErr w:type="spellStart"/>
+      <w:r>
+        <w:rPr>
+          <w:rFonts w:ascii="Times New Roman" w:hAnsi="Times New Roman" w:cs="Times New Roman"/>
+        </w:rPr>
+        <w:t>composable</w:t>
+      </w:r>
+      <w:proofErr w:type="spellEnd"/>
+      <w:r>
+        <w:rPr>
+          <w:rFonts w:ascii="Times New Roman" w:hAnsi="Times New Roman" w:cs="Times New Roman"/>
+        </w:rPr>
+        <w:t>. Each restaurant is displayed as a marker containing restaurant name and a combination of its cuisine and rating; clicking on the marker brings up the Restaurant Detail screen for that restaurant. Directions screen is implemented in the same way independently; therefore, if the user's location changed in the meanwhile, directions are calculated based on the updated information.</w:t>
+      </w:r>
+    </w:p>
+    <w:p>
+      <w:pPr>
+        <w:pStyle w:val="Heading2"/>
+        <w:rPr>
+          <w:rFonts w:ascii="Times New Roman" w:hAnsi="Times New Roman" w:cs="Times New Roman"/>
+        </w:rPr>
+      </w:pPr>
+      <w:bookmarkStart w:id="52" w:name="_Toc237982804"/>
+      <w:bookmarkStart w:id="53" w:name="restaurant-data"/>
       <w:bookmarkEnd w:id="51"/>
-    </w:p>
-    <w:p>
-      <w:pPr>
-        <w:pStyle w:val="FirstParagraph"/>
-        <w:rPr>
-          <w:rFonts w:ascii="Times New Roman" w:hAnsi="Times New Roman" w:cs="Times New Roman"/>
-        </w:rPr>
-      </w:pPr>
-      <w:r>
-        <w:rPr>
-          <w:rFonts w:ascii="Times New Roman" w:hAnsi="Times New Roman" w:cs="Times New Roman"/>
-        </w:rPr>
-        <w:t>The Map screen uses Fused Location Provider (FusedLocationProviderClient) – Google’s recommendation on obtaining the device location in Android applications (Google LLC 2024b). It reads the device's last known location after requesting the ACCESS_FINE_LOCATION runtime permission through Accompanist Permissions library. The actual rendering of the map is done using the Maps Compose library (com.google.maps.android.compose), wrapping the native Google Maps SDK into the composable. Each restaurant is displayed as a marker containing restaurant name and a combination of its cuisine and rating; clicking on the marker brings up the Restaurant Detail screen for that restaurant. Directions screen is implemented in the same way independently; therefore, if the user's location changed in the meanwhile, directions are calculated based on the updated information.</w:t>
-      </w:r>
-    </w:p>
-    <w:p>
-      <w:pPr>
-        <w:pStyle w:val="Heading2"/>
-        <w:rPr>
-          <w:rFonts w:ascii="Times New Roman" w:hAnsi="Times New Roman" w:cs="Times New Roman"/>
-        </w:rPr>
-      </w:pPr>
-      <w:bookmarkStart w:id="52" w:name="restaurant-data"/>
-      <w:bookmarkStart w:id="53" w:name="_Toc237982804"/>
-      <w:bookmarkEnd w:id="50"/>
       <w:r>
         <w:rPr>
           <w:rFonts w:ascii="Times New Roman" w:hAnsi="Times New Roman" w:cs="Times New Roman"/>
@@ -7215,22 +8000,160 @@
         <w:lastRenderedPageBreak/>
         <w:t>Restaurant Data</w:t>
       </w:r>
+      <w:bookmarkEnd w:id="52"/>
+    </w:p>
+    <w:p>
+      <w:pPr>
+        <w:pStyle w:val="FirstParagraph"/>
+        <w:rPr>
+          <w:rFonts w:ascii="Times New Roman" w:hAnsi="Times New Roman" w:cs="Times New Roman"/>
+          <w:highlight w:val="green"/>
+        </w:rPr>
+      </w:pPr>
+      <w:r>
+        <w:rPr>
+          <w:rFonts w:ascii="Times New Roman" w:hAnsi="Times New Roman" w:cs="Times New Roman"/>
+          <w:highlight w:val="green"/>
+        </w:rPr>
+        <w:t xml:space="preserve">Restaurant data is now provided by </w:t>
+      </w:r>
+      <w:proofErr w:type="spellStart"/>
+      <w:r>
+        <w:rPr>
+          <w:rFonts w:ascii="Times New Roman" w:hAnsi="Times New Roman" w:cs="Times New Roman"/>
+          <w:highlight w:val="green"/>
+        </w:rPr>
+        <w:t>PlacesRepository</w:t>
+      </w:r>
+      <w:proofErr w:type="spellEnd"/>
+      <w:r>
+        <w:rPr>
+          <w:rFonts w:ascii="Times New Roman" w:hAnsi="Times New Roman" w:cs="Times New Roman"/>
+          <w:highlight w:val="green"/>
+        </w:rPr>
+        <w:t xml:space="preserve">, which calls the Google Places API (New) directly: Nearby Search for the map's initial list, Text Search for the search bar. Each result carries the restaurant's real name, a cuisine derived from the Places API's </w:t>
+      </w:r>
+      <w:proofErr w:type="spellStart"/>
+      <w:r>
+        <w:rPr>
+          <w:rFonts w:ascii="Times New Roman" w:hAnsi="Times New Roman" w:cs="Times New Roman"/>
+          <w:highlight w:val="green"/>
+        </w:rPr>
+        <w:t>primaryType</w:t>
+      </w:r>
+      <w:proofErr w:type="spellEnd"/>
+      <w:r>
+        <w:rPr>
+          <w:rFonts w:ascii="Times New Roman" w:hAnsi="Times New Roman" w:cs="Times New Roman"/>
+          <w:highlight w:val="green"/>
+        </w:rPr>
+        <w:t xml:space="preserve"> field (with a small curated mapping to a demo video for five common cuisines, and a YouTube search link as a fallback for the rest), rating, computed distance from the user's real coordinates, address, and location. </w:t>
+      </w:r>
+      <w:proofErr w:type="spellStart"/>
+      <w:r>
+        <w:rPr>
+          <w:rFonts w:ascii="Times New Roman" w:hAnsi="Times New Roman" w:cs="Times New Roman"/>
+          <w:highlight w:val="green"/>
+        </w:rPr>
+        <w:t>PlacesRepository</w:t>
+      </w:r>
+      <w:proofErr w:type="spellEnd"/>
+      <w:r>
+        <w:rPr>
+          <w:rFonts w:ascii="Times New Roman" w:hAnsi="Times New Roman" w:cs="Times New Roman"/>
+          <w:highlight w:val="green"/>
+        </w:rPr>
+        <w:t xml:space="preserve"> replaced the original </w:t>
+      </w:r>
+      <w:proofErr w:type="spellStart"/>
+      <w:r>
+        <w:rPr>
+          <w:rFonts w:ascii="Times New Roman" w:hAnsi="Times New Roman" w:cs="Times New Roman"/>
+          <w:highlight w:val="green"/>
+        </w:rPr>
+        <w:t>RestaurantRepository</w:t>
+      </w:r>
+      <w:proofErr w:type="spellEnd"/>
+      <w:r>
+        <w:rPr>
+          <w:rFonts w:ascii="Times New Roman" w:hAnsi="Times New Roman" w:cs="Times New Roman"/>
+          <w:highlight w:val="green"/>
+        </w:rPr>
+        <w:t>, which returned a fixed in-memory list of five placeholder restaurants; because both were consumed by the Map screen through the same interface, the swap required no changes to the Map screen itself, exactly as intended by the architecture described in Section 4.3.</w:t>
+      </w:r>
+    </w:p>
+    <w:p>
+      <w:pPr>
+        <w:pStyle w:val="Heading2"/>
+        <w:rPr>
+          <w:rFonts w:ascii="Times New Roman" w:hAnsi="Times New Roman" w:cs="Times New Roman"/>
+        </w:rPr>
+      </w:pPr>
+      <w:bookmarkStart w:id="54" w:name="_Toc237982805"/>
+      <w:bookmarkStart w:id="55" w:name="video-and-directions"/>
       <w:bookmarkEnd w:id="53"/>
+      <w:r>
+        <w:rPr>
+          <w:rFonts w:ascii="Times New Roman" w:hAnsi="Times New Roman" w:cs="Times New Roman"/>
+        </w:rPr>
+        <w:t>Video and Directions</w:t>
+      </w:r>
+      <w:bookmarkEnd w:id="54"/>
     </w:p>
     <w:p>
       <w:pPr>
         <w:pStyle w:val="FirstParagraph"/>
         <w:rPr>
           <w:rFonts w:ascii="Times New Roman" w:hAnsi="Times New Roman" w:cs="Times New Roman"/>
-          <w:highlight w:val="green"/>
-        </w:rPr>
-      </w:pPr>
-      <w:r>
-        <w:rPr>
-          <w:rFonts w:ascii="Times New Roman" w:hAnsi="Times New Roman" w:cs="Times New Roman"/>
-          <w:highlight w:val="green"/>
-        </w:rPr>
-        <w:t>Restaurant data is now provided by PlacesRepository, which calls the Google Places API (New) directly: Nearby Search for the map's initial list, Text Search for the search bar. Each result carries the restaurant's real name, a cuisine derived from the Places API's primaryType field (with a small curated mapping to a demo video for five common cuisines, and a YouTube search link as a fallback for the rest), rating, computed distance from the user's real coordinates, address, and location. PlacesRepository replaced the original RestaurantRepository, which returned a fixed in-memory list of five placeholder restaurants; because both were consumed by the Map screen through the same interface, the swap required no changes to the Map screen itself, exactly as intended by the architecture described in Section 4.3.</w:t>
+        </w:rPr>
+      </w:pPr>
+      <w:r>
+        <w:rPr>
+          <w:rFonts w:ascii="Times New Roman" w:hAnsi="Times New Roman" w:cs="Times New Roman"/>
+        </w:rPr>
+        <w:t xml:space="preserve">Instead of implementing video playback inside the application using </w:t>
+      </w:r>
+      <w:proofErr w:type="spellStart"/>
+      <w:r>
+        <w:rPr>
+          <w:rFonts w:ascii="Times New Roman" w:hAnsi="Times New Roman" w:cs="Times New Roman"/>
+        </w:rPr>
+        <w:t>WebView</w:t>
+      </w:r>
+      <w:proofErr w:type="spellEnd"/>
+      <w:r>
+        <w:rPr>
+          <w:rFonts w:ascii="Times New Roman" w:hAnsi="Times New Roman" w:cs="Times New Roman"/>
+        </w:rPr>
+        <w:t xml:space="preserve">, the Video screen dispatches the URL of the YouTube video through an Android Intent with action ACTION_VIEW; the OS, in turn, either opens the YouTube app with such a URL, or a browser. Second button on the same screen leads to the </w:t>
+      </w:r>
+      <w:proofErr w:type="spellStart"/>
+      <w:r>
+        <w:rPr>
+          <w:rFonts w:ascii="Times New Roman" w:hAnsi="Times New Roman" w:cs="Times New Roman"/>
+        </w:rPr>
+        <w:t>TikTok</w:t>
+      </w:r>
+      <w:proofErr w:type="spellEnd"/>
+      <w:r>
+        <w:rPr>
+          <w:rFonts w:ascii="Times New Roman" w:hAnsi="Times New Roman" w:cs="Times New Roman"/>
+        </w:rPr>
+        <w:t xml:space="preserve"> Link screen, styled to look like a post, which opens the </w:t>
+      </w:r>
+      <w:proofErr w:type="spellStart"/>
+      <w:r>
+        <w:rPr>
+          <w:rFonts w:ascii="Times New Roman" w:hAnsi="Times New Roman" w:cs="Times New Roman"/>
+        </w:rPr>
+        <w:t>TikTok</w:t>
+      </w:r>
+      <w:proofErr w:type="spellEnd"/>
+      <w:r>
+        <w:rPr>
+          <w:rFonts w:ascii="Times New Roman" w:hAnsi="Times New Roman" w:cs="Times New Roman"/>
+        </w:rPr>
+        <w:t xml:space="preserve"> search for the restaurant's name with the same mechanism. Directions screen follows an identical pattern: it builds the Google Maps URL from the user's coordinates and the restaurant's coordinates, encoding the chosen transportation mode (car, bus or walk), and dispatches it through ACTION_VIEW in order for the Google Maps app to open with the turn-by-turn directions set already.</w:t>
       </w:r>
     </w:p>
     <w:p>
@@ -7240,48 +8163,16 @@
           <w:rFonts w:ascii="Times New Roman" w:hAnsi="Times New Roman" w:cs="Times New Roman"/>
         </w:rPr>
       </w:pPr>
-      <w:bookmarkStart w:id="54" w:name="video-and-directions"/>
-      <w:bookmarkStart w:id="55" w:name="_Toc237982805"/>
-      <w:bookmarkEnd w:id="52"/>
-      <w:r>
-        <w:rPr>
-          <w:rFonts w:ascii="Times New Roman" w:hAnsi="Times New Roman" w:cs="Times New Roman"/>
-        </w:rPr>
-        <w:t>Video and Directions</w:t>
-      </w:r>
+      <w:bookmarkStart w:id="56" w:name="_Toc237982806"/>
+      <w:bookmarkStart w:id="57" w:name="authentication"/>
       <w:bookmarkEnd w:id="55"/>
-    </w:p>
-    <w:p>
-      <w:pPr>
-        <w:pStyle w:val="FirstParagraph"/>
-        <w:rPr>
-          <w:rFonts w:ascii="Times New Roman" w:hAnsi="Times New Roman" w:cs="Times New Roman"/>
-        </w:rPr>
-      </w:pPr>
-      <w:r>
-        <w:rPr>
-          <w:rFonts w:ascii="Times New Roman" w:hAnsi="Times New Roman" w:cs="Times New Roman"/>
-        </w:rPr>
-        <w:t>Instead of implementing video playback inside the application using WebView, the Video screen dispatches the URL of the YouTube video through an Android Intent with action ACTION_VIEW; the OS, in turn, either opens the YouTube app with such a URL, or a browser. Second button on the same screen leads to the TikTok Link screen, styled to look like a post, which opens the TikTok search for the restaurant's name with the same mechanism. Directions screen follows an identical pattern: it builds the Google Maps URL from the user's coordinates and the restaurant's coordinates, encoding the chosen transportation mode (car, bus or walk), and dispatches it through ACTION_VIEW in order for the Google Maps app to open with the turn-by-turn directions set already.</w:t>
-      </w:r>
-    </w:p>
-    <w:p>
-      <w:pPr>
-        <w:pStyle w:val="Heading2"/>
-        <w:rPr>
-          <w:rFonts w:ascii="Times New Roman" w:hAnsi="Times New Roman" w:cs="Times New Roman"/>
-        </w:rPr>
-      </w:pPr>
-      <w:bookmarkStart w:id="56" w:name="authentication"/>
-      <w:bookmarkStart w:id="57" w:name="_Toc237982806"/>
-      <w:bookmarkEnd w:id="54"/>
       <w:r>
         <w:rPr>
           <w:rFonts w:ascii="Times New Roman" w:hAnsi="Times New Roman" w:cs="Times New Roman"/>
         </w:rPr>
         <w:t>Authentication</w:t>
       </w:r>
-      <w:bookmarkEnd w:id="57"/>
+      <w:bookmarkEnd w:id="56"/>
     </w:p>
     <w:p>
       <w:pPr>
@@ -7294,7 +8185,49 @@
         <w:rPr>
           <w:rFonts w:ascii="Times New Roman" w:hAnsi="Times New Roman" w:cs="Times New Roman"/>
         </w:rPr>
-        <w:t>Login and registration are backed by Firebase Authentication (Google LLC 2024a) through the AuthRepository, providing register, login, logout and isLoggedIn calls. Registration creates the Firebase user with email and password and assigns the user's display name; login logs an existing user in with the same procedure. Map screen checks isLoggedIn itself and redirects to Login screen if there is no active session, so that the map – and everything accessible from it – becomes gated behind an actual sign-in process rather than a hardcoded credentials check as proposed initially. This feature has been tested end-to-end on a physical Android device: registering a new account, automatic sign-in and accessing the map.</w:t>
+        <w:t xml:space="preserve">Login and registration are backed by Firebase Authentication (Google LLC 2024a) through the </w:t>
+      </w:r>
+      <w:proofErr w:type="spellStart"/>
+      <w:r>
+        <w:rPr>
+          <w:rFonts w:ascii="Times New Roman" w:hAnsi="Times New Roman" w:cs="Times New Roman"/>
+        </w:rPr>
+        <w:t>AuthRepository</w:t>
+      </w:r>
+      <w:proofErr w:type="spellEnd"/>
+      <w:r>
+        <w:rPr>
+          <w:rFonts w:ascii="Times New Roman" w:hAnsi="Times New Roman" w:cs="Times New Roman"/>
+        </w:rPr>
+        <w:t xml:space="preserve">, providing register, login, logout and </w:t>
+      </w:r>
+      <w:proofErr w:type="spellStart"/>
+      <w:r>
+        <w:rPr>
+          <w:rFonts w:ascii="Times New Roman" w:hAnsi="Times New Roman" w:cs="Times New Roman"/>
+        </w:rPr>
+        <w:t>isLoggedIn</w:t>
+      </w:r>
+      <w:proofErr w:type="spellEnd"/>
+      <w:r>
+        <w:rPr>
+          <w:rFonts w:ascii="Times New Roman" w:hAnsi="Times New Roman" w:cs="Times New Roman"/>
+        </w:rPr>
+        <w:t xml:space="preserve"> calls. Registration creates the Firebase user with email and password and assigns the user's display name; login logs an existing user in with the same procedure. Map screen checks </w:t>
+      </w:r>
+      <w:proofErr w:type="spellStart"/>
+      <w:r>
+        <w:rPr>
+          <w:rFonts w:ascii="Times New Roman" w:hAnsi="Times New Roman" w:cs="Times New Roman"/>
+        </w:rPr>
+        <w:t>isLoggedIn</w:t>
+      </w:r>
+      <w:proofErr w:type="spellEnd"/>
+      <w:r>
+        <w:rPr>
+          <w:rFonts w:ascii="Times New Roman" w:hAnsi="Times New Roman" w:cs="Times New Roman"/>
+        </w:rPr>
+        <w:t xml:space="preserve"> itself and redirects to Login screen if there is no active session, so that the map – and everything accessible from it – becomes gated behind an actual sign-in process rather than a hardcoded credentials check as proposed initially. This feature has been tested end-to-end on a physical Android device: registering a new account, automatic sign-in and accessing the map.</w:t>
       </w:r>
     </w:p>
     <w:p>
@@ -7396,9 +8329,9 @@
           <w:rFonts w:ascii="Times New Roman" w:hAnsi="Times New Roman" w:cs="Times New Roman"/>
         </w:rPr>
       </w:pPr>
-      <w:bookmarkStart w:id="59" w:name="navigation-and-state"/>
-      <w:bookmarkStart w:id="60" w:name="_Toc237982807"/>
-      <w:bookmarkEnd w:id="56"/>
+      <w:bookmarkStart w:id="59" w:name="_Toc237982807"/>
+      <w:bookmarkStart w:id="60" w:name="navigation-and-state"/>
+      <w:bookmarkEnd w:id="57"/>
       <w:bookmarkEnd w:id="58"/>
       <w:r>
         <w:rPr>
@@ -7406,39 +8339,67 @@
         </w:rPr>
         <w:t>Navigation and State</w:t>
       </w:r>
+      <w:bookmarkEnd w:id="59"/>
+    </w:p>
+    <w:p>
+      <w:pPr>
+        <w:pStyle w:val="FirstParagraph"/>
+        <w:rPr>
+          <w:rFonts w:ascii="Times New Roman" w:hAnsi="Times New Roman" w:cs="Times New Roman"/>
+        </w:rPr>
+      </w:pPr>
+      <w:r>
+        <w:rPr>
+          <w:rFonts w:ascii="Times New Roman" w:hAnsi="Times New Roman" w:cs="Times New Roman"/>
+        </w:rPr>
+        <w:t xml:space="preserve">All eleven screens are connected within a common Navigation Compose host, which is set up in </w:t>
+      </w:r>
+      <w:proofErr w:type="spellStart"/>
+      <w:r>
+        <w:rPr>
+          <w:rFonts w:ascii="Times New Roman" w:hAnsi="Times New Roman" w:cs="Times New Roman"/>
+        </w:rPr>
+        <w:t>MainActivity</w:t>
+      </w:r>
+      <w:proofErr w:type="spellEnd"/>
+      <w:r>
+        <w:rPr>
+          <w:rFonts w:ascii="Times New Roman" w:hAnsi="Times New Roman" w:cs="Times New Roman"/>
+        </w:rPr>
+        <w:t xml:space="preserve">, with the splash screen as the start destination. Instead of passing the selected restaurant as a navigation argument on each route separately, the app maintains it as a single shared Compose state at the navigation level, updated each time a restaurant is selected from the map. Detail, Video, </w:t>
+      </w:r>
+      <w:proofErr w:type="spellStart"/>
+      <w:r>
+        <w:rPr>
+          <w:rFonts w:ascii="Times New Roman" w:hAnsi="Times New Roman" w:cs="Times New Roman"/>
+        </w:rPr>
+        <w:t>TikTok</w:t>
+      </w:r>
+      <w:proofErr w:type="spellEnd"/>
+      <w:r>
+        <w:rPr>
+          <w:rFonts w:ascii="Times New Roman" w:hAnsi="Times New Roman" w:cs="Times New Roman"/>
+        </w:rPr>
+        <w:t>, and Directions screens read from this same value, meaning the selected restaurant persists through navigating between them.</w:t>
+      </w:r>
+    </w:p>
+    <w:p>
+      <w:pPr>
+        <w:pStyle w:val="Heading2"/>
+        <w:rPr>
+          <w:rFonts w:ascii="Times New Roman" w:hAnsi="Times New Roman" w:cs="Times New Roman"/>
+        </w:rPr>
+      </w:pPr>
+      <w:bookmarkStart w:id="61" w:name="_Toc237982808"/>
+      <w:bookmarkStart w:id="62" w:name="deviations-from-the-original-proposal"/>
       <w:bookmarkEnd w:id="60"/>
-    </w:p>
-    <w:p>
-      <w:pPr>
-        <w:pStyle w:val="FirstParagraph"/>
-        <w:rPr>
-          <w:rFonts w:ascii="Times New Roman" w:hAnsi="Times New Roman" w:cs="Times New Roman"/>
-        </w:rPr>
-      </w:pPr>
-      <w:r>
-        <w:rPr>
-          <w:rFonts w:ascii="Times New Roman" w:hAnsi="Times New Roman" w:cs="Times New Roman"/>
-        </w:rPr>
-        <w:t>All eleven screens are connected within a common Navigation Compose host, which is set up in MainActivity, with the splash screen as the start destination. Instead of passing the selected restaurant as a navigation argument on each route separately, the app maintains it as a single shared Compose state at the navigation level, updated each time a restaurant is selected from the map. Detail, Video, TikTok, and Directions screens read from this same value, meaning the selected restaurant persists through navigating between them.</w:t>
-      </w:r>
-    </w:p>
-    <w:p>
-      <w:pPr>
-        <w:pStyle w:val="Heading2"/>
-        <w:rPr>
-          <w:rFonts w:ascii="Times New Roman" w:hAnsi="Times New Roman" w:cs="Times New Roman"/>
-        </w:rPr>
-      </w:pPr>
-      <w:bookmarkStart w:id="61" w:name="deviations-from-the-original-proposal"/>
-      <w:bookmarkStart w:id="62" w:name="_Toc237982808"/>
-      <w:bookmarkEnd w:id="59"/>
       <w:r>
         <w:rPr>
           <w:rFonts w:ascii="Times New Roman" w:hAnsi="Times New Roman" w:cs="Times New Roman"/>
         </w:rPr>
         <w:t>Deviations from the Original Proposal</w:t>
       </w:r>
-      <w:bookmarkEnd w:id="62"/>
+      <w:bookmarkEnd w:id="61"/>
     </w:p>
     <w:p>
       <w:pPr>
@@ -7465,15 +8426,31 @@
         </w:rPr>
       </w:pPr>
       <w:bookmarkStart w:id="63" w:name="testing-and-evaluation"/>
-      <w:bookmarkEnd w:id="45"/>
-      <w:bookmarkEnd w:id="61"/>
+      <w:bookmarkEnd w:id="46"/>
+      <w:bookmarkEnd w:id="62"/>
       <w:r>
         <w:rPr>
           <w:rFonts w:ascii="Times New Roman" w:hAnsi="Times New Roman" w:cs="Times New Roman"/>
           <w:b/>
         </w:rPr>
         <w:lastRenderedPageBreak/>
-        <w:t>The use of Kotlin and Jetpack Compose instead of Java and Activities.</w:t>
+        <w:t xml:space="preserve">The use of </w:t>
+      </w:r>
+      <w:proofErr w:type="spellStart"/>
+      <w:r>
+        <w:rPr>
+          <w:rFonts w:ascii="Times New Roman" w:hAnsi="Times New Roman" w:cs="Times New Roman"/>
+          <w:b/>
+        </w:rPr>
+        <w:t>Kotlin</w:t>
+      </w:r>
+      <w:proofErr w:type="spellEnd"/>
+      <w:r>
+        <w:rPr>
+          <w:rFonts w:ascii="Times New Roman" w:hAnsi="Times New Roman" w:cs="Times New Roman"/>
+          <w:b/>
+        </w:rPr>
+        <w:t xml:space="preserve"> and Jetpack Compose instead of Java and Activities.</w:t>
       </w:r>
       <w:r>
         <w:rPr>
@@ -7523,13 +8500,57 @@
           <w:rFonts w:ascii="Times New Roman" w:hAnsi="Times New Roman" w:cs="Times New Roman"/>
           <w:b/>
         </w:rPr>
-        <w:t>The playback of video in intents instead of an embedded WebView.</w:t>
-      </w:r>
-      <w:r>
-        <w:rPr>
-          <w:rFonts w:ascii="Times New Roman" w:hAnsi="Times New Roman" w:cs="Times New Roman"/>
-        </w:rPr>
-        <w:t xml:space="preserve"> Handing video playback over to the user’s YouTube and TikTok apps is easier to implement, matches the way of consuming video content that most Android users are used to, and doesn’t involve the complexity of integrating and dealing with additional permissions of WebView.</w:t>
+        <w:t xml:space="preserve">The playback of video in intents instead of an embedded </w:t>
+      </w:r>
+      <w:proofErr w:type="spellStart"/>
+      <w:r>
+        <w:rPr>
+          <w:rFonts w:ascii="Times New Roman" w:hAnsi="Times New Roman" w:cs="Times New Roman"/>
+          <w:b/>
+        </w:rPr>
+        <w:t>WebView</w:t>
+      </w:r>
+      <w:proofErr w:type="spellEnd"/>
+      <w:r>
+        <w:rPr>
+          <w:rFonts w:ascii="Times New Roman" w:hAnsi="Times New Roman" w:cs="Times New Roman"/>
+          <w:b/>
+        </w:rPr>
+        <w:t>.</w:t>
+      </w:r>
+      <w:r>
+        <w:rPr>
+          <w:rFonts w:ascii="Times New Roman" w:hAnsi="Times New Roman" w:cs="Times New Roman"/>
+        </w:rPr>
+        <w:t xml:space="preserve"> Handing video playback over to the user’s YouTube and </w:t>
+      </w:r>
+      <w:proofErr w:type="spellStart"/>
+      <w:r>
+        <w:rPr>
+          <w:rFonts w:ascii="Times New Roman" w:hAnsi="Times New Roman" w:cs="Times New Roman"/>
+        </w:rPr>
+        <w:t>TikTok</w:t>
+      </w:r>
+      <w:proofErr w:type="spellEnd"/>
+      <w:r>
+        <w:rPr>
+          <w:rFonts w:ascii="Times New Roman" w:hAnsi="Times New Roman" w:cs="Times New Roman"/>
+        </w:rPr>
+        <w:t xml:space="preserve"> apps is easier to implement, matches the way of consuming video content that most Android users are used to, and doesn’t involve the complexity of integrating and dealing with additional permissions of </w:t>
+      </w:r>
+      <w:proofErr w:type="spellStart"/>
+      <w:r>
+        <w:rPr>
+          <w:rFonts w:ascii="Times New Roman" w:hAnsi="Times New Roman" w:cs="Times New Roman"/>
+        </w:rPr>
+        <w:t>WebView</w:t>
+      </w:r>
+      <w:proofErr w:type="spellEnd"/>
+      <w:r>
+        <w:rPr>
+          <w:rFonts w:ascii="Times New Roman" w:hAnsi="Times New Roman" w:cs="Times New Roman"/>
+        </w:rPr>
+        <w:t>.</w:t>
       </w:r>
     </w:p>
     <w:p>
@@ -7580,15 +8601,15 @@
           <w:rFonts w:ascii="Times New Roman" w:hAnsi="Times New Roman" w:cs="Times New Roman"/>
         </w:rPr>
       </w:pPr>
-      <w:bookmarkStart w:id="65" w:name="functional-testing"/>
-      <w:bookmarkStart w:id="66" w:name="_Toc237982810"/>
+      <w:bookmarkStart w:id="65" w:name="_Toc237982810"/>
+      <w:bookmarkStart w:id="66" w:name="functional-testing"/>
       <w:r>
         <w:rPr>
           <w:rFonts w:ascii="Times New Roman" w:hAnsi="Times New Roman" w:cs="Times New Roman"/>
         </w:rPr>
         <w:t>Functional Testing</w:t>
       </w:r>
-      <w:bookmarkEnd w:id="66"/>
+      <w:bookmarkEnd w:id="65"/>
     </w:p>
     <w:p>
       <w:pPr>
@@ -7601,7 +8622,21 @@
         <w:rPr>
           <w:rFonts w:ascii="Times New Roman" w:hAnsi="Times New Roman" w:cs="Times New Roman"/>
         </w:rPr>
-        <w:t xml:space="preserve">The testing process done so far involves a device-level test for the core flow together with an additional test suite created in conjunction with the Places API integration, and not a separate objective-oriented test plan. At the device level, the core flow that includes opening the app, creating an account, signing into the account automatically, seeing the map, clicking on the restaurant detail screen, playing the video there, and getting directions has been tested and performs as expected. The automated test suite consists of ten JUnit tests that test the filtering </w:t>
+        <w:t xml:space="preserve">The testing process done so far involves a device-level test for the core flow together with an additional test suite created in conjunction with the Places API integration, and not a separate objective-oriented test plan. At the device level, the core flow that includes opening the app, creating an account, signing into the account automatically, seeing the map, clicking on the restaurant detail screen, playing the video there, and getting directions has been tested and performs as expected. The automated test suite consists of ten </w:t>
+      </w:r>
+      <w:proofErr w:type="spellStart"/>
+      <w:r>
+        <w:rPr>
+          <w:rFonts w:ascii="Times New Roman" w:hAnsi="Times New Roman" w:cs="Times New Roman"/>
+        </w:rPr>
+        <w:t>JUnit</w:t>
+      </w:r>
+      <w:proofErr w:type="spellEnd"/>
+      <w:r>
+        <w:rPr>
+          <w:rFonts w:ascii="Times New Roman" w:hAnsi="Times New Roman" w:cs="Times New Roman"/>
+        </w:rPr>
+        <w:t xml:space="preserve"> tests that test the filtering </w:t>
       </w:r>
       <w:r>
         <w:rPr>
@@ -7640,7 +8675,21 @@
         <w:rPr>
           <w:rFonts w:ascii="Times New Roman" w:hAnsi="Times New Roman" w:cs="Times New Roman"/>
         </w:rPr>
-        <w:t>The on-screen keyboard covered the password field on Login and Registration screens; solved by setting imePadding so the form can scroll away from the keyboard.</w:t>
+        <w:t xml:space="preserve">The on-screen keyboard covered the password field on Login and Registration screens; solved by setting </w:t>
+      </w:r>
+      <w:proofErr w:type="spellStart"/>
+      <w:r>
+        <w:rPr>
+          <w:rFonts w:ascii="Times New Roman" w:hAnsi="Times New Roman" w:cs="Times New Roman"/>
+        </w:rPr>
+        <w:t>imePadding</w:t>
+      </w:r>
+      <w:proofErr w:type="spellEnd"/>
+      <w:r>
+        <w:rPr>
+          <w:rFonts w:ascii="Times New Roman" w:hAnsi="Times New Roman" w:cs="Times New Roman"/>
+        </w:rPr>
+        <w:t xml:space="preserve"> so the form can scroll away from the keyboard.</w:t>
       </w:r>
     </w:p>
     <w:p>
@@ -7694,7 +8743,21 @@
         <w:rPr>
           <w:rFonts w:ascii="Times New Roman" w:hAnsi="Times New Roman" w:cs="Times New Roman"/>
         </w:rPr>
-        <w:t>The navigation bar of the Home screen offered an option “Login” even if the user was already logged in; solved by making both navigation bars use the same isLoggedIn state.</w:t>
+        <w:t xml:space="preserve">The navigation bar of the Home screen offered an option “Login” even if the user was already logged in; solved by making both navigation bars use the same </w:t>
+      </w:r>
+      <w:proofErr w:type="spellStart"/>
+      <w:r>
+        <w:rPr>
+          <w:rFonts w:ascii="Times New Roman" w:hAnsi="Times New Roman" w:cs="Times New Roman"/>
+        </w:rPr>
+        <w:t>isLoggedIn</w:t>
+      </w:r>
+      <w:proofErr w:type="spellEnd"/>
+      <w:r>
+        <w:rPr>
+          <w:rFonts w:ascii="Times New Roman" w:hAnsi="Times New Roman" w:cs="Times New Roman"/>
+        </w:rPr>
+        <w:t xml:space="preserve"> state.</w:t>
       </w:r>
     </w:p>
     <w:p>
@@ -7712,7 +8775,21 @@
         <w:rPr>
           <w:rFonts w:ascii="Times New Roman" w:hAnsi="Times New Roman" w:cs="Times New Roman"/>
         </w:rPr>
-        <w:t>The "Continue as Guest" option on the Login screen completely bypassed Firebase Auth and, once the Map screen was gated behind signing in, put guest users in an infinite redirect loop; this button has been removed. The Login screen screenshot in Figure 8 has been taken before the fix and still features the button, which has been removed from the app.</w:t>
+        <w:t xml:space="preserve">The "Continue as Guest" option on the Login screen completely bypassed Firebase </w:t>
+      </w:r>
+      <w:proofErr w:type="spellStart"/>
+      <w:r>
+        <w:rPr>
+          <w:rFonts w:ascii="Times New Roman" w:hAnsi="Times New Roman" w:cs="Times New Roman"/>
+        </w:rPr>
+        <w:t>Auth</w:t>
+      </w:r>
+      <w:proofErr w:type="spellEnd"/>
+      <w:r>
+        <w:rPr>
+          <w:rFonts w:ascii="Times New Roman" w:hAnsi="Times New Roman" w:cs="Times New Roman"/>
+        </w:rPr>
+        <w:t xml:space="preserve"> and, once the Map screen was gated behind signing in, put guest users in an infinite redirect loop; this button has been removed. The Login screen screenshot in Figure 8 has been taken before the fix and still features the button, which has been removed from the app.</w:t>
       </w:r>
     </w:p>
     <w:p>
@@ -7722,16 +8799,16 @@
           <w:rFonts w:ascii="Times New Roman" w:hAnsi="Times New Roman" w:cs="Times New Roman"/>
         </w:rPr>
       </w:pPr>
-      <w:bookmarkStart w:id="67" w:name="usability-considerations"/>
-      <w:bookmarkStart w:id="68" w:name="_Toc237982811"/>
-      <w:bookmarkEnd w:id="65"/>
+      <w:bookmarkStart w:id="67" w:name="_Toc237982811"/>
+      <w:bookmarkStart w:id="68" w:name="usability-considerations"/>
+      <w:bookmarkEnd w:id="66"/>
       <w:r>
         <w:rPr>
           <w:rFonts w:ascii="Times New Roman" w:hAnsi="Times New Roman" w:cs="Times New Roman"/>
         </w:rPr>
         <w:t>Usability Considerations</w:t>
       </w:r>
-      <w:bookmarkEnd w:id="68"/>
+      <w:bookmarkEnd w:id="67"/>
     </w:p>
     <w:p>
       <w:pPr>
@@ -7762,17 +8839,198 @@
           <w:rFonts w:cs="Times New Roman"/>
         </w:rPr>
       </w:pPr>
-      <w:bookmarkStart w:id="69" w:name="analysis-of-risks-and-ethical-issues"/>
-      <w:bookmarkStart w:id="70" w:name="_Toc237982812"/>
+      <w:bookmarkStart w:id="69" w:name="_Toc237982812"/>
+      <w:bookmarkStart w:id="70" w:name="analysis-of-risks-and-ethical-issues"/>
       <w:bookmarkEnd w:id="63"/>
-      <w:bookmarkEnd w:id="67"/>
+      <w:bookmarkEnd w:id="68"/>
       <w:r>
         <w:rPr>
           <w:rFonts w:cs="Times New Roman"/>
         </w:rPr>
         <w:t>Analysis of Risks and Ethical Issues</w:t>
       </w:r>
+      <w:bookmarkEnd w:id="69"/>
+    </w:p>
+    <w:p>
+      <w:pPr>
+        <w:pStyle w:val="Heading2"/>
+        <w:rPr>
+          <w:rFonts w:ascii="Times New Roman" w:hAnsi="Times New Roman" w:cs="Times New Roman"/>
+        </w:rPr>
+      </w:pPr>
+      <w:bookmarkStart w:id="71" w:name="_Toc237982813"/>
+      <w:bookmarkStart w:id="72" w:name="technical-risks"/>
+      <w:r>
+        <w:rPr>
+          <w:rFonts w:ascii="Times New Roman" w:hAnsi="Times New Roman" w:cs="Times New Roman"/>
+        </w:rPr>
+        <w:t>Technical Risks</w:t>
+      </w:r>
+      <w:bookmarkEnd w:id="71"/>
+    </w:p>
+    <w:p>
+      <w:pPr>
+        <w:pStyle w:val="FirstParagraph"/>
+        <w:rPr>
+          <w:rFonts w:ascii="Times New Roman" w:hAnsi="Times New Roman" w:cs="Times New Roman"/>
+          <w:highlight w:val="green"/>
+        </w:rPr>
+      </w:pPr>
+      <w:r>
+        <w:rPr>
+          <w:rFonts w:ascii="Times New Roman" w:hAnsi="Times New Roman" w:cs="Times New Roman"/>
+        </w:rPr>
+        <w:t xml:space="preserve">As explained in the proposal, Google Places API request limit risk is now an active one due to the fact that the application now uses the Places API (New) in order to retrieve both the initial list of nearby restaurants on the map, as well as perform live search based on typed letters in the search field (Section 8). It is mitigated in accordance with the original plan: the searches are </w:t>
+      </w:r>
+      <w:proofErr w:type="spellStart"/>
+      <w:r>
+        <w:rPr>
+          <w:rFonts w:ascii="Times New Roman" w:hAnsi="Times New Roman" w:cs="Times New Roman"/>
+        </w:rPr>
+        <w:t>debounced</w:t>
+      </w:r>
+      <w:proofErr w:type="spellEnd"/>
+      <w:r>
+        <w:rPr>
+          <w:rFonts w:ascii="Times New Roman" w:hAnsi="Times New Roman" w:cs="Times New Roman"/>
+        </w:rPr>
+        <w:t xml:space="preserve"> by 600 milliseconds to prevent the firing of a call with each key press, and development/demonstration uses well within the quota provided by the API.</w:t>
+      </w:r>
+    </w:p>
+    <w:p>
+      <w:pPr>
+        <w:pStyle w:val="BodyText"/>
+        <w:rPr>
+          <w:rFonts w:ascii="Times New Roman" w:hAnsi="Times New Roman" w:cs="Times New Roman"/>
+          <w:color w:val="000000" w:themeColor="text1"/>
+        </w:rPr>
+      </w:pPr>
+      <w:r>
+        <w:rPr>
+          <w:rFonts w:ascii="Times New Roman" w:hAnsi="Times New Roman" w:cs="Times New Roman"/>
+          <w:color w:val="000000" w:themeColor="text1"/>
+        </w:rPr>
+        <w:t>The risk that the linked video content may get removed or become unavailable still applies to the five video URLs hard-coded into the app, and it is mitigated in the same way as discussed in the proposal — by choosing stable, popular videos for demonstration purposes.</w:t>
+      </w:r>
+    </w:p>
+    <w:p>
+      <w:pPr>
+        <w:pStyle w:val="BodyText"/>
+        <w:rPr>
+          <w:rFonts w:ascii="Times New Roman" w:hAnsi="Times New Roman" w:cs="Times New Roman"/>
+          <w:color w:val="000000" w:themeColor="text1"/>
+        </w:rPr>
+      </w:pPr>
+      <w:r>
+        <w:rPr>
+          <w:rFonts w:ascii="Times New Roman" w:hAnsi="Times New Roman" w:cs="Times New Roman"/>
+          <w:color w:val="000000" w:themeColor="text1"/>
+        </w:rPr>
+        <w:t>Device fragmentation still matters. So far, the app has targeted a minimum API level of 24 and a target API level of 36, which covers a vast majority of active Android devices; so far, the testing has been done on one physical device, and testing across a wider variety of screen sizes and OS versions is yet to be done.</w:t>
+      </w:r>
+    </w:p>
+    <w:p>
+      <w:pPr>
+        <w:pStyle w:val="Heading2"/>
+        <w:rPr>
+          <w:rFonts w:ascii="Times New Roman" w:hAnsi="Times New Roman" w:cs="Times New Roman"/>
+        </w:rPr>
+      </w:pPr>
+      <w:bookmarkStart w:id="73" w:name="_Toc237982814"/>
+      <w:bookmarkStart w:id="74" w:name="ethical-considerations"/>
+      <w:bookmarkEnd w:id="72"/>
+      <w:r>
+        <w:rPr>
+          <w:rFonts w:ascii="Times New Roman" w:hAnsi="Times New Roman" w:cs="Times New Roman"/>
+        </w:rPr>
+        <w:t>Ethical Considerations</w:t>
+      </w:r>
+      <w:bookmarkEnd w:id="73"/>
+    </w:p>
+    <w:p>
+      <w:pPr>
+        <w:pStyle w:val="FirstParagraph"/>
+        <w:rPr>
+          <w:rFonts w:ascii="Times New Roman" w:hAnsi="Times New Roman" w:cs="Times New Roman"/>
+          <w:color w:val="000000" w:themeColor="text1"/>
+        </w:rPr>
+      </w:pPr>
+      <w:r>
+        <w:rPr>
+          <w:rFonts w:ascii="Times New Roman" w:hAnsi="Times New Roman" w:cs="Times New Roman"/>
+          <w:color w:val="000000" w:themeColor="text1"/>
+        </w:rPr>
+        <w:t>This section is the one most affected by the deviation discussed in Section 5.7. The proposal stated that logging in would be a demonstration-only feature and would collect no real personal data. However, the implemented app makes use of Firebase Authentication and thus collects a real email address and password of each user who creates an account. This changes the ethical considerations of the project and needs to be stated clearly.</w:t>
+      </w:r>
+      <w:bookmarkStart w:id="75" w:name="current-progress-and-remaining-work"/>
       <w:bookmarkEnd w:id="70"/>
+      <w:bookmarkEnd w:id="74"/>
+    </w:p>
+    <w:p>
+      <w:pPr>
+        <w:pStyle w:val="FirstParagraph"/>
+        <w:rPr>
+          <w:rFonts w:ascii="Times New Roman" w:hAnsi="Times New Roman" w:cs="Times New Roman"/>
+          <w:color w:val="000000" w:themeColor="text1"/>
+        </w:rPr>
+      </w:pPr>
+      <w:r>
+        <w:rPr>
+          <w:rFonts w:ascii="Times New Roman" w:hAnsi="Times New Roman" w:cs="Times New Roman"/>
+        </w:rPr>
+        <w:t xml:space="preserve">As far as the actual risk posed by this change, it is minimal and very carefully controlled. First off, Firebase Authentication is a managed identity service provided by Google, where passwords are never stored in, or processed by the application itself, nor is there any further collection or </w:t>
+      </w:r>
+      <w:r>
+        <w:rPr>
+          <w:rFonts w:ascii="Times New Roman" w:hAnsi="Times New Roman" w:cs="Times New Roman"/>
+        </w:rPr>
+        <w:lastRenderedPageBreak/>
+        <w:t xml:space="preserve">storage of personal data aside from the email address and display name that is necessary to log into an account. There is no </w:t>
+      </w:r>
+      <w:proofErr w:type="spellStart"/>
+      <w:r>
+        <w:rPr>
+          <w:rFonts w:ascii="Times New Roman" w:hAnsi="Times New Roman" w:cs="Times New Roman"/>
+        </w:rPr>
+        <w:t>Firestore</w:t>
+      </w:r>
+      <w:proofErr w:type="spellEnd"/>
+      <w:r>
+        <w:rPr>
+          <w:rFonts w:ascii="Times New Roman" w:hAnsi="Times New Roman" w:cs="Times New Roman"/>
+        </w:rPr>
+        <w:t xml:space="preserve"> database, and no other store of personal data that exists on the application. Location data is temporarily used for one thing only – it is sent to the Google Places API for a list of nearby restaurants, and for </w:t>
+      </w:r>
+      <w:proofErr w:type="spellStart"/>
+      <w:r>
+        <w:rPr>
+          <w:rFonts w:ascii="Times New Roman" w:hAnsi="Times New Roman" w:cs="Times New Roman"/>
+        </w:rPr>
+        <w:t>centring</w:t>
+      </w:r>
+      <w:proofErr w:type="spellEnd"/>
+      <w:r>
+        <w:rPr>
+          <w:rFonts w:ascii="Times New Roman" w:hAnsi="Times New Roman" w:cs="Times New Roman"/>
+        </w:rPr>
+        <w:t xml:space="preserve"> the map. In addition, a text-based search query is sent to the Gemini API, but nothing else happens to either piece of information aside from sending it in the API requests. Since no actual human data or accounts are ever involved in testing, as it uses only the developer’s own test accounts and does not include any analytics or third-party trackers outside of the aforementioned two requests, this change does not necessitate an actual formal ethics approval; however, it should be noted that any future testing using real human data or location information should only involve consenting testers, aware that a real account is created and that their coordinates and search query are sent to Google's Places and Gemini APIs.</w:t>
+      </w:r>
+    </w:p>
+    <w:p>
+      <w:pPr>
+        <w:pStyle w:val="Heading1"/>
+        <w:rPr>
+          <w:rFonts w:cs="Times New Roman"/>
+        </w:rPr>
+      </w:pPr>
+      <w:bookmarkStart w:id="76" w:name="_Toc237982815"/>
+      <w:r>
+        <w:rPr>
+          <w:rFonts w:cs="Times New Roman"/>
+        </w:rPr>
+        <w:t>Current Progress and Remaining Work</w:t>
+      </w:r>
+      <w:bookmarkEnd w:id="76"/>
     </w:p>
     <w:p>
       <w:pPr>
@@ -7781,154 +9039,15 @@
           <w:rFonts w:ascii="Times New Roman" w:hAnsi="Times New Roman" w:cs="Times New Roman"/>
         </w:rPr>
       </w:pPr>
-      <w:bookmarkStart w:id="71" w:name="technical-risks"/>
-      <w:bookmarkStart w:id="72" w:name="_Toc237982813"/>
-      <w:r>
-        <w:rPr>
-          <w:rFonts w:ascii="Times New Roman" w:hAnsi="Times New Roman" w:cs="Times New Roman"/>
-        </w:rPr>
-        <w:t>Technical Risks</w:t>
-      </w:r>
-      <w:bookmarkEnd w:id="72"/>
-    </w:p>
-    <w:p>
-      <w:pPr>
-        <w:pStyle w:val="FirstParagraph"/>
-        <w:rPr>
-          <w:rFonts w:ascii="Times New Roman" w:hAnsi="Times New Roman" w:cs="Times New Roman"/>
-          <w:highlight w:val="green"/>
-        </w:rPr>
-      </w:pPr>
-      <w:r>
-        <w:rPr>
-          <w:rFonts w:ascii="Times New Roman" w:hAnsi="Times New Roman" w:cs="Times New Roman"/>
-        </w:rPr>
-        <w:t>As explained in the proposal, Google Places API request limit risk is now an active one due to the fact that the application now uses the Places API (New) in order to retrieve both the initial list of nearby restaurants on the map, as well as perform live search based on typed letters in the search field (Section 8). It is mitigated in accordance with the original plan: the searches are debounced by 600 milliseconds to prevent the firing of a call with each key press, and development/demonstration uses well within the quota provided by the API.</w:t>
-      </w:r>
-    </w:p>
-    <w:p>
-      <w:pPr>
-        <w:pStyle w:val="BodyText"/>
-        <w:rPr>
-          <w:rFonts w:ascii="Times New Roman" w:hAnsi="Times New Roman" w:cs="Times New Roman"/>
-          <w:color w:val="000000" w:themeColor="text1"/>
-        </w:rPr>
-      </w:pPr>
-      <w:r>
-        <w:rPr>
-          <w:rFonts w:ascii="Times New Roman" w:hAnsi="Times New Roman" w:cs="Times New Roman"/>
-          <w:color w:val="000000" w:themeColor="text1"/>
-        </w:rPr>
-        <w:t>The risk that the linked video content may get removed or become unavailable still applies to the five video URLs hard-coded into the app, and it is mitigated in the same way as discussed in the proposal — by choosing stable, popular videos for demonstration purposes.</w:t>
-      </w:r>
-    </w:p>
-    <w:p>
-      <w:pPr>
-        <w:pStyle w:val="BodyText"/>
-        <w:rPr>
-          <w:rFonts w:ascii="Times New Roman" w:hAnsi="Times New Roman" w:cs="Times New Roman"/>
-          <w:color w:val="000000" w:themeColor="text1"/>
-        </w:rPr>
-      </w:pPr>
-      <w:r>
-        <w:rPr>
-          <w:rFonts w:ascii="Times New Roman" w:hAnsi="Times New Roman" w:cs="Times New Roman"/>
-          <w:color w:val="000000" w:themeColor="text1"/>
-        </w:rPr>
-        <w:t>Device fragmentation still matters. So far, the app has targeted a minimum API level of 24 and a target API level of 36, which covers a vast majority of active Android devices; so far, the testing has been done on one physical device, and testing across a wider variety of screen sizes and OS versions is yet to be done.</w:t>
-      </w:r>
-    </w:p>
-    <w:p>
-      <w:pPr>
-        <w:pStyle w:val="Heading2"/>
-        <w:rPr>
-          <w:rFonts w:ascii="Times New Roman" w:hAnsi="Times New Roman" w:cs="Times New Roman"/>
-        </w:rPr>
-      </w:pPr>
-      <w:bookmarkStart w:id="73" w:name="ethical-considerations"/>
-      <w:bookmarkStart w:id="74" w:name="_Toc237982814"/>
-      <w:bookmarkEnd w:id="71"/>
-      <w:r>
-        <w:rPr>
-          <w:rFonts w:ascii="Times New Roman" w:hAnsi="Times New Roman" w:cs="Times New Roman"/>
-        </w:rPr>
-        <w:t>Ethical Considerations</w:t>
-      </w:r>
-      <w:bookmarkEnd w:id="74"/>
-    </w:p>
-    <w:p>
-      <w:pPr>
-        <w:pStyle w:val="FirstParagraph"/>
-        <w:rPr>
-          <w:rFonts w:ascii="Times New Roman" w:hAnsi="Times New Roman" w:cs="Times New Roman"/>
-          <w:color w:val="000000" w:themeColor="text1"/>
-        </w:rPr>
-      </w:pPr>
-      <w:r>
-        <w:rPr>
-          <w:rFonts w:ascii="Times New Roman" w:hAnsi="Times New Roman" w:cs="Times New Roman"/>
-          <w:color w:val="000000" w:themeColor="text1"/>
-        </w:rPr>
-        <w:t>This section is the one most affected by the deviation discussed in Section 5.7. The proposal stated that logging in would be a demonstration-only feature and would collect no real personal data. However, the implemented app makes use of Firebase Authentication and thus collects a real email address and password of each user who creates an account. This changes the ethical considerations of the project and needs to be stated clearly.</w:t>
-      </w:r>
-      <w:bookmarkStart w:id="75" w:name="current-progress-and-remaining-work"/>
-      <w:bookmarkEnd w:id="69"/>
-      <w:bookmarkEnd w:id="73"/>
-    </w:p>
-    <w:p>
-      <w:pPr>
-        <w:pStyle w:val="FirstParagraph"/>
-        <w:rPr>
-          <w:rFonts w:ascii="Times New Roman" w:hAnsi="Times New Roman" w:cs="Times New Roman"/>
-          <w:color w:val="000000" w:themeColor="text1"/>
-        </w:rPr>
-      </w:pPr>
-      <w:r>
-        <w:rPr>
-          <w:rFonts w:ascii="Times New Roman" w:hAnsi="Times New Roman" w:cs="Times New Roman"/>
-        </w:rPr>
-        <w:t xml:space="preserve">As far as the actual risk posed by this change, it is minimal and very carefully controlled. First off, Firebase Authentication is a managed identity service provided by Google, where passwords are never stored in, or processed by the application itself, nor is there any further collection or </w:t>
-      </w:r>
-      <w:r>
-        <w:rPr>
-          <w:rFonts w:ascii="Times New Roman" w:hAnsi="Times New Roman" w:cs="Times New Roman"/>
-        </w:rPr>
-        <w:lastRenderedPageBreak/>
-        <w:t>storage of personal data aside from the email address and display name that is necessary to log into an account. There is no Firestore database, and no other store of personal data that exists on the application. Location data is temporarily used for one thing only – it is sent to the Google Places API for a list of nearby restaurants, and for centring the map. In addition, a text-based search query is sent to the Gemini API, but nothing else happens to either piece of information aside from sending it in the API requests. Since no actual human data or accounts are ever involved in testing, as it uses only the developer’s own test accounts and does not include any analytics or third-party trackers outside of the aforementioned two requests, this change does not necessitate an actual formal ethics approval; however, it should be noted that any future testing using real human data or location information should only involve consenting testers, aware that a real account is created and that their coordinates and search query are sent to Google's Places and Gemini APIs.</w:t>
-      </w:r>
-    </w:p>
-    <w:p>
-      <w:pPr>
-        <w:pStyle w:val="Heading1"/>
-        <w:rPr>
-          <w:rFonts w:cs="Times New Roman"/>
-        </w:rPr>
-      </w:pPr>
-      <w:bookmarkStart w:id="76" w:name="_Toc237982815"/>
-      <w:r>
-        <w:rPr>
-          <w:rFonts w:cs="Times New Roman"/>
-        </w:rPr>
-        <w:t>Current Progress and Remaining Work</w:t>
-      </w:r>
-      <w:bookmarkEnd w:id="76"/>
-    </w:p>
-    <w:p>
-      <w:pPr>
-        <w:pStyle w:val="Heading2"/>
-        <w:rPr>
-          <w:rFonts w:ascii="Times New Roman" w:hAnsi="Times New Roman" w:cs="Times New Roman"/>
-        </w:rPr>
-      </w:pPr>
-      <w:bookmarkStart w:id="77" w:name="project-schedule"/>
-      <w:bookmarkStart w:id="78" w:name="_Toc237982816"/>
+      <w:bookmarkStart w:id="77" w:name="_Toc237982816"/>
+      <w:bookmarkStart w:id="78" w:name="project-schedule"/>
       <w:r>
         <w:rPr>
           <w:rFonts w:ascii="Times New Roman" w:hAnsi="Times New Roman" w:cs="Times New Roman"/>
         </w:rPr>
         <w:t>Project Schedule</w:t>
       </w:r>
-      <w:bookmarkEnd w:id="78"/>
+      <w:bookmarkEnd w:id="77"/>
     </w:p>
     <w:p>
       <w:pPr>
@@ -8053,9 +9172,9 @@
           <w:rFonts w:ascii="Times New Roman" w:hAnsi="Times New Roman" w:cs="Times New Roman"/>
         </w:rPr>
       </w:pPr>
-      <w:bookmarkStart w:id="80" w:name="summary-of-progress"/>
-      <w:bookmarkStart w:id="81" w:name="_Toc237982817"/>
-      <w:bookmarkEnd w:id="77"/>
+      <w:bookmarkStart w:id="80" w:name="_Toc237982817"/>
+      <w:bookmarkStart w:id="81" w:name="summary-of-progress"/>
+      <w:bookmarkEnd w:id="78"/>
       <w:bookmarkEnd w:id="79"/>
       <w:r>
         <w:rPr>
@@ -8063,37 +9182,87 @@
         </w:rPr>
         <w:t>Summary of Progress</w:t>
       </w:r>
+      <w:bookmarkEnd w:id="80"/>
+    </w:p>
+    <w:p>
+      <w:pPr>
+        <w:pStyle w:val="FirstParagraph"/>
+        <w:rPr>
+          <w:rFonts w:ascii="Times New Roman" w:hAnsi="Times New Roman" w:cs="Times New Roman"/>
+        </w:rPr>
+      </w:pPr>
+      <w:r>
+        <w:rPr>
+          <w:rFonts w:ascii="Times New Roman" w:hAnsi="Times New Roman" w:cs="Times New Roman"/>
+        </w:rPr>
+        <w:t>All eleven planned screens are implemented and connected through a single navigation flow. The map renders live using the device’s real GPS location and the Google Maps SDK. Firebase Authentication is live and has been tested end-to-end on a physical device, including the UX fixes listed in Section 6.1. Video and directions both work by handing off to external apps through Android intents, and the search bar filters the currently loaded restaurant list in real time.</w:t>
+      </w:r>
+    </w:p>
+    <w:p>
+      <w:pPr>
+        <w:pStyle w:val="FirstParagraph"/>
+        <w:rPr>
+          <w:rFonts w:ascii="Times New Roman" w:hAnsi="Times New Roman" w:cs="Times New Roman"/>
+          <w:highlight w:val="green"/>
+        </w:rPr>
+      </w:pPr>
+      <w:bookmarkStart w:id="82" w:name="remaining-work"/>
       <w:bookmarkEnd w:id="81"/>
-    </w:p>
-    <w:p>
-      <w:pPr>
-        <w:pStyle w:val="FirstParagraph"/>
-        <w:rPr>
-          <w:rFonts w:ascii="Times New Roman" w:hAnsi="Times New Roman" w:cs="Times New Roman"/>
-        </w:rPr>
-      </w:pPr>
-      <w:r>
-        <w:rPr>
-          <w:rFonts w:ascii="Times New Roman" w:hAnsi="Times New Roman" w:cs="Times New Roman"/>
-        </w:rPr>
-        <w:t>All eleven planned screens are implemented and connected through a single navigation flow. The map renders live using the device’s real GPS location and the Google Maps SDK. Firebase Authentication is live and has been tested end-to-end on a physical device, including the UX fixes listed in Section 6.1. Video and directions both work by handing off to external apps through Android intents, and the search bar filters the currently loaded restaurant list in real time.</w:t>
-      </w:r>
-    </w:p>
-    <w:p>
-      <w:pPr>
-        <w:pStyle w:val="FirstParagraph"/>
-        <w:rPr>
-          <w:rFonts w:ascii="Times New Roman" w:hAnsi="Times New Roman" w:cs="Times New Roman"/>
-          <w:highlight w:val="green"/>
-        </w:rPr>
-      </w:pPr>
-      <w:bookmarkStart w:id="82" w:name="remaining-work"/>
-      <w:bookmarkEnd w:id="80"/>
-      <w:r>
-        <w:rPr>
-          <w:rFonts w:ascii="Times New Roman" w:hAnsi="Times New Roman" w:cs="Times New Roman"/>
-        </w:rPr>
-        <w:t xml:space="preserve">RestaurantRepository's hardcoded list has been switched to PlacesRepository, which uses the Google Places API (New) in both Nearby Search and Text Search to retrieve real, live restaurant data close to the user's actual location for both marker display and the search bar. The search bar itself has also gained a debounced (600 ms) live search using the Places Text Search API, in </w:t>
+      <w:proofErr w:type="spellStart"/>
+      <w:r>
+        <w:rPr>
+          <w:rFonts w:ascii="Times New Roman" w:hAnsi="Times New Roman" w:cs="Times New Roman"/>
+        </w:rPr>
+        <w:t>RestaurantRepository's</w:t>
+      </w:r>
+      <w:proofErr w:type="spellEnd"/>
+      <w:r>
+        <w:rPr>
+          <w:rFonts w:ascii="Times New Roman" w:hAnsi="Times New Roman" w:cs="Times New Roman"/>
+        </w:rPr>
+        <w:t xml:space="preserve"> hardcoded list has been switched to </w:t>
+      </w:r>
+      <w:proofErr w:type="spellStart"/>
+      <w:r>
+        <w:rPr>
+          <w:rFonts w:ascii="Times New Roman" w:hAnsi="Times New Roman" w:cs="Times New Roman"/>
+        </w:rPr>
+        <w:t>PlacesRepository</w:t>
+      </w:r>
+      <w:proofErr w:type="spellEnd"/>
+      <w:r>
+        <w:rPr>
+          <w:rFonts w:ascii="Times New Roman" w:hAnsi="Times New Roman" w:cs="Times New Roman"/>
+        </w:rPr>
+        <w:t xml:space="preserve">, which uses the Google Places API (New) in both Nearby Search and Text Search to retrieve real, live restaurant data close to the user's actual location for both marker display and the search bar. The search bar itself has also gained a </w:t>
+      </w:r>
+      <w:proofErr w:type="spellStart"/>
+      <w:r>
+        <w:rPr>
+          <w:rFonts w:ascii="Times New Roman" w:hAnsi="Times New Roman" w:cs="Times New Roman"/>
+        </w:rPr>
+        <w:t>debounced</w:t>
+      </w:r>
+      <w:proofErr w:type="spellEnd"/>
+      <w:r>
+        <w:rPr>
+          <w:rFonts w:ascii="Times New Roman" w:hAnsi="Times New Roman" w:cs="Times New Roman"/>
+        </w:rPr>
+        <w:t xml:space="preserve"> (600 </w:t>
+      </w:r>
+      <w:proofErr w:type="spellStart"/>
+      <w:r>
+        <w:rPr>
+          <w:rFonts w:ascii="Times New Roman" w:hAnsi="Times New Roman" w:cs="Times New Roman"/>
+        </w:rPr>
+        <w:t>ms</w:t>
+      </w:r>
+      <w:proofErr w:type="spellEnd"/>
+      <w:r>
+        <w:rPr>
+          <w:rFonts w:ascii="Times New Roman" w:hAnsi="Times New Roman" w:cs="Times New Roman"/>
+        </w:rPr>
+        <w:t xml:space="preserve">) live search using the Places Text Search API, in </w:t>
       </w:r>
       <w:r>
         <w:rPr>
@@ -8241,189 +9410,225 @@
           <w:rFonts w:cs="Times New Roman"/>
         </w:rPr>
       </w:pPr>
-      <w:bookmarkStart w:id="84" w:name="conclusion"/>
-      <w:bookmarkStart w:id="85" w:name="_Toc237982819"/>
+      <w:bookmarkStart w:id="84" w:name="_Toc237982819"/>
+      <w:bookmarkStart w:id="85" w:name="conclusion"/>
       <w:bookmarkEnd w:id="75"/>
       <w:bookmarkEnd w:id="82"/>
-      <w:r>
+    </w:p>
+    <w:p>
+      <w:pPr>
+        <w:pStyle w:val="Heading1"/>
         <w:rPr>
           <w:rFonts w:cs="Times New Roman"/>
         </w:rPr>
+      </w:pPr>
+      <w:r>
+        <w:rPr>
+          <w:rFonts w:cs="Times New Roman"/>
+        </w:rPr>
         <w:t>Conclusion</w:t>
       </w:r>
+      <w:bookmarkEnd w:id="84"/>
+    </w:p>
+    <w:p>
+      <w:pPr>
+        <w:pStyle w:val="BodyText"/>
+        <w:rPr>
+          <w:rFonts w:ascii="Times New Roman" w:hAnsi="Times New Roman" w:cs="Times New Roman"/>
+        </w:rPr>
+      </w:pPr>
+      <w:r>
+        <w:rPr>
+          <w:rFonts w:ascii="Times New Roman" w:hAnsi="Times New Roman" w:cs="Times New Roman"/>
+        </w:rPr>
+        <w:t xml:space="preserve">Spot </w:t>
+      </w:r>
+      <w:proofErr w:type="gramStart"/>
+      <w:r>
+        <w:rPr>
+          <w:rFonts w:ascii="Times New Roman" w:hAnsi="Times New Roman" w:cs="Times New Roman"/>
+        </w:rPr>
+        <w:t>To</w:t>
+      </w:r>
+      <w:proofErr w:type="gramEnd"/>
+      <w:r>
+        <w:rPr>
+          <w:rFonts w:ascii="Times New Roman" w:hAnsi="Times New Roman" w:cs="Times New Roman"/>
+        </w:rPr>
+        <w:t xml:space="preserve"> Go has gone from a simple idea to a fully functional Android application. All the screens from the initial prototype have been built, designed uniformly and combined into one tested navigation flow; real authentication controls have been put in place before the map screen to limit access to it; the map itself shows the actual location of the user and real restaurants nearby as retrieved from the Google Places API, every one of which can be previewed in a real video or get directions to by just tapping the respective button; and the search bar can be used to interpret natural language queries about the aforementioned live restaurant data. All the objectives outlined in Section 2 have been fulfilled; and due to the architecture being composed of a single interface of the </w:t>
+      </w:r>
+      <w:proofErr w:type="spellStart"/>
+      <w:r>
+        <w:rPr>
+          <w:rFonts w:ascii="Times New Roman" w:hAnsi="Times New Roman" w:cs="Times New Roman"/>
+        </w:rPr>
+        <w:t>RestaurantRepository</w:t>
+      </w:r>
+      <w:proofErr w:type="spellEnd"/>
+      <w:r>
+        <w:rPr>
+          <w:rFonts w:ascii="Times New Roman" w:hAnsi="Times New Roman" w:cs="Times New Roman"/>
+        </w:rPr>
+        <w:t xml:space="preserve"> behind the Map screen, going from the placeholder data to the real one did not require rebuilding the already-built screens.</w:t>
+      </w:r>
+    </w:p>
+    <w:p>
+      <w:pPr>
+        <w:pStyle w:val="BodyText"/>
+        <w:rPr>
+          <w:rFonts w:ascii="Times New Roman" w:hAnsi="Times New Roman" w:cs="Times New Roman"/>
+        </w:rPr>
+      </w:pPr>
+      <w:r>
+        <w:rPr>
+          <w:rFonts w:ascii="Times New Roman" w:hAnsi="Times New Roman" w:cs="Times New Roman"/>
+        </w:rPr>
+        <w:t xml:space="preserve">The heuristic evaluation (Section 6.2) and an automated </w:t>
+      </w:r>
+      <w:proofErr w:type="spellStart"/>
+      <w:r>
+        <w:rPr>
+          <w:rFonts w:ascii="Times New Roman" w:hAnsi="Times New Roman" w:cs="Times New Roman"/>
+        </w:rPr>
+        <w:t>testsuite</w:t>
+      </w:r>
+      <w:proofErr w:type="spellEnd"/>
+      <w:r>
+        <w:rPr>
+          <w:rFonts w:ascii="Times New Roman" w:hAnsi="Times New Roman" w:cs="Times New Roman"/>
+        </w:rPr>
+        <w:t xml:space="preserve"> (Section 6.1) included when integrating the Places API have given sufficient reason to trust the functionality of the application. The participant-based usability testing, listed as future work in Section 8.3, remains the natural next step to verify that confidence with real users' </w:t>
+      </w:r>
+      <w:proofErr w:type="spellStart"/>
+      <w:r>
+        <w:rPr>
+          <w:rFonts w:ascii="Times New Roman" w:hAnsi="Times New Roman" w:cs="Times New Roman"/>
+        </w:rPr>
+        <w:t>behaviour</w:t>
+      </w:r>
+      <w:proofErr w:type="spellEnd"/>
+    </w:p>
+    <w:p>
+      <w:pPr>
+        <w:pStyle w:val="BodyText"/>
+        <w:rPr>
+          <w:rFonts w:ascii="Times New Roman" w:hAnsi="Times New Roman" w:cs="Times New Roman"/>
+        </w:rPr>
+      </w:pPr>
+    </w:p>
+    <w:p>
+      <w:pPr>
+        <w:pStyle w:val="BodyText"/>
+        <w:rPr>
+          <w:rFonts w:ascii="Times New Roman" w:hAnsi="Times New Roman" w:cs="Times New Roman"/>
+        </w:rPr>
+      </w:pPr>
+    </w:p>
+    <w:p>
+      <w:pPr>
+        <w:pStyle w:val="BodyText"/>
+        <w:rPr>
+          <w:rFonts w:ascii="Times New Roman" w:hAnsi="Times New Roman" w:cs="Times New Roman"/>
+        </w:rPr>
+      </w:pPr>
+    </w:p>
+    <w:p>
+      <w:pPr>
+        <w:pStyle w:val="BodyText"/>
+        <w:rPr>
+          <w:rFonts w:ascii="Times New Roman" w:hAnsi="Times New Roman" w:cs="Times New Roman"/>
+        </w:rPr>
+      </w:pPr>
+    </w:p>
+    <w:p>
+      <w:pPr>
+        <w:pStyle w:val="BodyText"/>
+        <w:rPr>
+          <w:rFonts w:ascii="Times New Roman" w:hAnsi="Times New Roman" w:cs="Times New Roman"/>
+        </w:rPr>
+      </w:pPr>
+    </w:p>
+    <w:p>
+      <w:pPr>
+        <w:pStyle w:val="BodyText"/>
+        <w:rPr>
+          <w:rFonts w:ascii="Times New Roman" w:hAnsi="Times New Roman" w:cs="Times New Roman"/>
+        </w:rPr>
+      </w:pPr>
+    </w:p>
+    <w:p>
+      <w:pPr>
+        <w:pStyle w:val="BodyText"/>
+        <w:rPr>
+          <w:rFonts w:ascii="Times New Roman" w:hAnsi="Times New Roman" w:cs="Times New Roman"/>
+        </w:rPr>
+      </w:pPr>
+    </w:p>
+    <w:p>
+      <w:pPr>
+        <w:pStyle w:val="BodyText"/>
+        <w:rPr>
+          <w:rFonts w:ascii="Times New Roman" w:hAnsi="Times New Roman" w:cs="Times New Roman"/>
+        </w:rPr>
+      </w:pPr>
+    </w:p>
+    <w:p>
+      <w:pPr>
+        <w:pStyle w:val="BodyText"/>
+        <w:rPr>
+          <w:rFonts w:ascii="Times New Roman" w:hAnsi="Times New Roman" w:cs="Times New Roman"/>
+        </w:rPr>
+      </w:pPr>
+    </w:p>
+    <w:p>
+      <w:pPr>
+        <w:pStyle w:val="BodyText"/>
+        <w:rPr>
+          <w:rFonts w:ascii="Times New Roman" w:hAnsi="Times New Roman" w:cs="Times New Roman"/>
+        </w:rPr>
+      </w:pPr>
+    </w:p>
+    <w:p>
+      <w:pPr>
+        <w:pStyle w:val="BodyText"/>
+        <w:rPr>
+          <w:rFonts w:ascii="Times New Roman" w:hAnsi="Times New Roman" w:cs="Times New Roman"/>
+        </w:rPr>
+      </w:pPr>
+    </w:p>
+    <w:p>
+      <w:pPr>
+        <w:pStyle w:val="BodyText"/>
+        <w:rPr>
+          <w:rFonts w:ascii="Times New Roman" w:hAnsi="Times New Roman" w:cs="Times New Roman"/>
+        </w:rPr>
+      </w:pPr>
+    </w:p>
+    <w:p>
+      <w:pPr>
+        <w:pStyle w:val="BodyText"/>
+        <w:rPr>
+          <w:rFonts w:ascii="Times New Roman" w:hAnsi="Times New Roman" w:cs="Times New Roman"/>
+        </w:rPr>
+      </w:pPr>
+    </w:p>
+    <w:p>
+      <w:pPr>
+        <w:pStyle w:val="Heading1"/>
+        <w:rPr>
+          <w:rFonts w:cs="Times New Roman"/>
+        </w:rPr>
+      </w:pPr>
+      <w:bookmarkStart w:id="86" w:name="_Toc237982820"/>
+      <w:bookmarkStart w:id="87" w:name="bibliography"/>
       <w:bookmarkEnd w:id="85"/>
-    </w:p>
-    <w:p>
-      <w:pPr>
-        <w:pStyle w:val="BodyText"/>
-        <w:rPr>
-          <w:rFonts w:ascii="Times New Roman" w:hAnsi="Times New Roman" w:cs="Times New Roman"/>
-        </w:rPr>
-      </w:pPr>
-      <w:r>
-        <w:rPr>
-          <w:rFonts w:ascii="Times New Roman" w:hAnsi="Times New Roman" w:cs="Times New Roman"/>
-        </w:rPr>
-        <w:t xml:space="preserve">Spot </w:t>
-      </w:r>
-      <w:proofErr w:type="gramStart"/>
-      <w:r>
-        <w:rPr>
-          <w:rFonts w:ascii="Times New Roman" w:hAnsi="Times New Roman" w:cs="Times New Roman"/>
-        </w:rPr>
-        <w:t>To</w:t>
-      </w:r>
-      <w:proofErr w:type="gramEnd"/>
-      <w:r>
-        <w:rPr>
-          <w:rFonts w:ascii="Times New Roman" w:hAnsi="Times New Roman" w:cs="Times New Roman"/>
-        </w:rPr>
-        <w:t xml:space="preserve"> Go has gone from a simple idea to a fully functional Android application. All the screens from the initial prototype have been built, designed uniformly and combined into one tested navigation flow; real authentication controls have been put in place before the map screen to limit access to it; the map itself shows the actual location of the user and real restaurants </w:t>
-      </w:r>
-      <w:r>
-        <w:rPr>
-          <w:rFonts w:ascii="Times New Roman" w:hAnsi="Times New Roman" w:cs="Times New Roman"/>
-        </w:rPr>
-        <w:lastRenderedPageBreak/>
-        <w:t>nearby as retrieved from the Google Places API, every one of which can be previewed in a real video or get directions to by just tapping the respective button; and the search bar can be used to interpret natural language queries about the aforementioned live restaurant data. All the objectives outlined in Section 2 have been fulfilled; and due to the architecture being composed of a single interface of the RestaurantRepository behind the Map screen, going from the placeholder data to the real one did not require rebuilding the already-built screens.</w:t>
-      </w:r>
-    </w:p>
-    <w:p>
-      <w:pPr>
-        <w:pStyle w:val="BodyText"/>
-        <w:rPr>
-          <w:rFonts w:ascii="Times New Roman" w:hAnsi="Times New Roman" w:cs="Times New Roman"/>
-        </w:rPr>
-      </w:pPr>
-      <w:r>
-        <w:rPr>
-          <w:rFonts w:ascii="Times New Roman" w:hAnsi="Times New Roman" w:cs="Times New Roman"/>
-        </w:rPr>
-        <w:t>The heuristic evaluation (Section 6.2) and an automated testsuite (Section 6.1) included when integrating the Places API have given sufficient reason to trust the functionality of the application. The participant-based usability testing, listed as future work in Section 8.3, remains the natural next step to verify that confidence with real users' behaviour</w:t>
-      </w:r>
-    </w:p>
-    <w:p>
-      <w:pPr>
-        <w:pStyle w:val="BodyText"/>
-        <w:rPr>
-          <w:rFonts w:ascii="Times New Roman" w:hAnsi="Times New Roman" w:cs="Times New Roman"/>
-        </w:rPr>
-      </w:pPr>
-    </w:p>
-    <w:p>
-      <w:pPr>
-        <w:pStyle w:val="BodyText"/>
-        <w:rPr>
-          <w:rFonts w:ascii="Times New Roman" w:hAnsi="Times New Roman" w:cs="Times New Roman"/>
-        </w:rPr>
-      </w:pPr>
-    </w:p>
-    <w:p>
-      <w:pPr>
-        <w:pStyle w:val="BodyText"/>
-        <w:rPr>
-          <w:rFonts w:ascii="Times New Roman" w:hAnsi="Times New Roman" w:cs="Times New Roman"/>
-        </w:rPr>
-      </w:pPr>
-    </w:p>
-    <w:p>
-      <w:pPr>
-        <w:pStyle w:val="BodyText"/>
-        <w:rPr>
-          <w:rFonts w:ascii="Times New Roman" w:hAnsi="Times New Roman" w:cs="Times New Roman"/>
-        </w:rPr>
-      </w:pPr>
-    </w:p>
-    <w:p>
-      <w:pPr>
-        <w:pStyle w:val="BodyText"/>
-        <w:rPr>
-          <w:rFonts w:ascii="Times New Roman" w:hAnsi="Times New Roman" w:cs="Times New Roman"/>
-        </w:rPr>
-      </w:pPr>
-    </w:p>
-    <w:p>
-      <w:pPr>
-        <w:pStyle w:val="BodyText"/>
-        <w:rPr>
-          <w:rFonts w:ascii="Times New Roman" w:hAnsi="Times New Roman" w:cs="Times New Roman"/>
-        </w:rPr>
-      </w:pPr>
-    </w:p>
-    <w:p>
-      <w:pPr>
-        <w:pStyle w:val="BodyText"/>
-        <w:rPr>
-          <w:rFonts w:ascii="Times New Roman" w:hAnsi="Times New Roman" w:cs="Times New Roman"/>
-        </w:rPr>
-      </w:pPr>
-    </w:p>
-    <w:p>
-      <w:pPr>
-        <w:pStyle w:val="BodyText"/>
-        <w:rPr>
-          <w:rFonts w:ascii="Times New Roman" w:hAnsi="Times New Roman" w:cs="Times New Roman"/>
-        </w:rPr>
-      </w:pPr>
-    </w:p>
-    <w:p>
-      <w:pPr>
-        <w:pStyle w:val="BodyText"/>
-        <w:rPr>
-          <w:rFonts w:ascii="Times New Roman" w:hAnsi="Times New Roman" w:cs="Times New Roman"/>
-        </w:rPr>
-      </w:pPr>
-    </w:p>
-    <w:p>
-      <w:pPr>
-        <w:pStyle w:val="BodyText"/>
-        <w:rPr>
-          <w:rFonts w:ascii="Times New Roman" w:hAnsi="Times New Roman" w:cs="Times New Roman"/>
-        </w:rPr>
-      </w:pPr>
-    </w:p>
-    <w:p>
-      <w:pPr>
-        <w:pStyle w:val="BodyText"/>
-        <w:rPr>
-          <w:rFonts w:ascii="Times New Roman" w:hAnsi="Times New Roman" w:cs="Times New Roman"/>
-        </w:rPr>
-      </w:pPr>
-    </w:p>
-    <w:p>
-      <w:pPr>
-        <w:pStyle w:val="BodyText"/>
-        <w:rPr>
-          <w:rFonts w:ascii="Times New Roman" w:hAnsi="Times New Roman" w:cs="Times New Roman"/>
-        </w:rPr>
-      </w:pPr>
-    </w:p>
-    <w:p>
-      <w:pPr>
-        <w:pStyle w:val="BodyText"/>
-        <w:rPr>
-          <w:rFonts w:ascii="Times New Roman" w:hAnsi="Times New Roman" w:cs="Times New Roman"/>
-        </w:rPr>
-      </w:pPr>
-    </w:p>
-    <w:p>
-      <w:pPr>
-        <w:pStyle w:val="Heading1"/>
+      <w:r>
         <w:rPr>
           <w:rFonts w:cs="Times New Roman"/>
         </w:rPr>
-      </w:pPr>
-      <w:bookmarkStart w:id="86" w:name="bibliography"/>
-      <w:bookmarkStart w:id="87" w:name="_Toc237982820"/>
-      <w:bookmarkEnd w:id="84"/>
-      <w:r>
-        <w:rPr>
-          <w:rFonts w:cs="Times New Roman"/>
-        </w:rPr>
-        <w:lastRenderedPageBreak/>
         <w:t>References</w:t>
       </w:r>
-      <w:bookmarkEnd w:id="87"/>
+      <w:bookmarkEnd w:id="86"/>
     </w:p>
     <w:p>
       <w:pPr>
@@ -8438,11 +9643,47 @@
       </w:pPr>
       <w:bookmarkStart w:id="88" w:name="ref-adomavicius2005"/>
       <w:bookmarkStart w:id="89" w:name="refs"/>
-      <w:r>
-        <w:rPr>
-          <w:rFonts w:ascii="Times New Roman" w:hAnsi="Times New Roman" w:cs="Times New Roman"/>
-        </w:rPr>
-        <w:t xml:space="preserve">Adomavicius, Gediminas, and Alexander Tuzhilin. 2005. “Toward the Next Generation of Recommender Systems: A Survey of the State-of-the-Art and Possible Extensions.” </w:t>
+      <w:proofErr w:type="spellStart"/>
+      <w:r>
+        <w:rPr>
+          <w:rFonts w:ascii="Times New Roman" w:hAnsi="Times New Roman" w:cs="Times New Roman"/>
+        </w:rPr>
+        <w:t>Adomavicius</w:t>
+      </w:r>
+      <w:proofErr w:type="spellEnd"/>
+      <w:r>
+        <w:rPr>
+          <w:rFonts w:ascii="Times New Roman" w:hAnsi="Times New Roman" w:cs="Times New Roman"/>
+        </w:rPr>
+        <w:t xml:space="preserve">, </w:t>
+      </w:r>
+      <w:proofErr w:type="spellStart"/>
+      <w:r>
+        <w:rPr>
+          <w:rFonts w:ascii="Times New Roman" w:hAnsi="Times New Roman" w:cs="Times New Roman"/>
+        </w:rPr>
+        <w:t>Gediminas</w:t>
+      </w:r>
+      <w:proofErr w:type="spellEnd"/>
+      <w:r>
+        <w:rPr>
+          <w:rFonts w:ascii="Times New Roman" w:hAnsi="Times New Roman" w:cs="Times New Roman"/>
+        </w:rPr>
+        <w:t xml:space="preserve">, and Alexander </w:t>
+      </w:r>
+      <w:proofErr w:type="spellStart"/>
+      <w:r>
+        <w:rPr>
+          <w:rFonts w:ascii="Times New Roman" w:hAnsi="Times New Roman" w:cs="Times New Roman"/>
+        </w:rPr>
+        <w:t>Tuzhilin</w:t>
+      </w:r>
+      <w:proofErr w:type="spellEnd"/>
+      <w:r>
+        <w:rPr>
+          <w:rFonts w:ascii="Times New Roman" w:hAnsi="Times New Roman" w:cs="Times New Roman"/>
+        </w:rPr>
+        <w:t xml:space="preserve">. 2005. “Toward the Next Generation of Recommender Systems: A Survey of the State-of-the-Art and Possible Extensions.” </w:t>
       </w:r>
       <w:r>
         <w:rPr>
@@ -8472,11 +9713,61 @@
       </w:pPr>
       <w:bookmarkStart w:id="90" w:name="ref-bao2012"/>
       <w:bookmarkEnd w:id="88"/>
-      <w:r>
-        <w:rPr>
-          <w:rFonts w:ascii="Times New Roman" w:hAnsi="Times New Roman" w:cs="Times New Roman"/>
-        </w:rPr>
-        <w:t xml:space="preserve">Bao, Jie, Yu Zheng, and Mohamed F. Mokbel. 2012. “Location-Based and Preference-Aware Recommendation Using Sparse Geo-Social Networking Data.” </w:t>
+      <w:proofErr w:type="spellStart"/>
+      <w:r>
+        <w:rPr>
+          <w:rFonts w:ascii="Times New Roman" w:hAnsi="Times New Roman" w:cs="Times New Roman"/>
+        </w:rPr>
+        <w:t>Bao</w:t>
+      </w:r>
+      <w:proofErr w:type="spellEnd"/>
+      <w:r>
+        <w:rPr>
+          <w:rFonts w:ascii="Times New Roman" w:hAnsi="Times New Roman" w:cs="Times New Roman"/>
+        </w:rPr>
+        <w:t xml:space="preserve">, </w:t>
+      </w:r>
+      <w:proofErr w:type="spellStart"/>
+      <w:r>
+        <w:rPr>
+          <w:rFonts w:ascii="Times New Roman" w:hAnsi="Times New Roman" w:cs="Times New Roman"/>
+        </w:rPr>
+        <w:t>Jie</w:t>
+      </w:r>
+      <w:proofErr w:type="spellEnd"/>
+      <w:r>
+        <w:rPr>
+          <w:rFonts w:ascii="Times New Roman" w:hAnsi="Times New Roman" w:cs="Times New Roman"/>
+        </w:rPr>
+        <w:t xml:space="preserve">, Yu </w:t>
+      </w:r>
+      <w:proofErr w:type="spellStart"/>
+      <w:r>
+        <w:rPr>
+          <w:rFonts w:ascii="Times New Roman" w:hAnsi="Times New Roman" w:cs="Times New Roman"/>
+        </w:rPr>
+        <w:t>Zheng</w:t>
+      </w:r>
+      <w:proofErr w:type="spellEnd"/>
+      <w:r>
+        <w:rPr>
+          <w:rFonts w:ascii="Times New Roman" w:hAnsi="Times New Roman" w:cs="Times New Roman"/>
+        </w:rPr>
+        <w:t xml:space="preserve">, and Mohamed F. </w:t>
+      </w:r>
+      <w:proofErr w:type="spellStart"/>
+      <w:r>
+        <w:rPr>
+          <w:rFonts w:ascii="Times New Roman" w:hAnsi="Times New Roman" w:cs="Times New Roman"/>
+        </w:rPr>
+        <w:t>Mokbel</w:t>
+      </w:r>
+      <w:proofErr w:type="spellEnd"/>
+      <w:r>
+        <w:rPr>
+          <w:rFonts w:ascii="Times New Roman" w:hAnsi="Times New Roman" w:cs="Times New Roman"/>
+        </w:rPr>
+        <w:t xml:space="preserve">. 2012. “Location-Based and Preference-Aware Recommendation Using Sparse Geo-Social Networking Data.” </w:t>
       </w:r>
       <w:r>
         <w:rPr>
@@ -8506,11 +9797,75 @@
       </w:pPr>
       <w:bookmarkStart w:id="91" w:name="ref-barta2023"/>
       <w:bookmarkEnd w:id="90"/>
-      <w:r>
-        <w:rPr>
-          <w:rFonts w:ascii="Times New Roman" w:hAnsi="Times New Roman" w:cs="Times New Roman"/>
-        </w:rPr>
-        <w:t xml:space="preserve">Barta, Sergio, Daniel Belanche, Ana Fernández, and Marta Flavián. 2023. “Influencer Marketing on TikTok: The Effectiveness of Humor and Followers’ Hedonic Experience.” </w:t>
+      <w:proofErr w:type="spellStart"/>
+      <w:r>
+        <w:rPr>
+          <w:rFonts w:ascii="Times New Roman" w:hAnsi="Times New Roman" w:cs="Times New Roman"/>
+        </w:rPr>
+        <w:t>Barta</w:t>
+      </w:r>
+      <w:proofErr w:type="spellEnd"/>
+      <w:r>
+        <w:rPr>
+          <w:rFonts w:ascii="Times New Roman" w:hAnsi="Times New Roman" w:cs="Times New Roman"/>
+        </w:rPr>
+        <w:t xml:space="preserve">, Sergio, Daniel </w:t>
+      </w:r>
+      <w:proofErr w:type="spellStart"/>
+      <w:r>
+        <w:rPr>
+          <w:rFonts w:ascii="Times New Roman" w:hAnsi="Times New Roman" w:cs="Times New Roman"/>
+        </w:rPr>
+        <w:t>Belanche</w:t>
+      </w:r>
+      <w:proofErr w:type="spellEnd"/>
+      <w:r>
+        <w:rPr>
+          <w:rFonts w:ascii="Times New Roman" w:hAnsi="Times New Roman" w:cs="Times New Roman"/>
+        </w:rPr>
+        <w:t xml:space="preserve">, Ana </w:t>
+      </w:r>
+      <w:proofErr w:type="spellStart"/>
+      <w:r>
+        <w:rPr>
+          <w:rFonts w:ascii="Times New Roman" w:hAnsi="Times New Roman" w:cs="Times New Roman"/>
+        </w:rPr>
+        <w:t>Fernández</w:t>
+      </w:r>
+      <w:proofErr w:type="spellEnd"/>
+      <w:r>
+        <w:rPr>
+          <w:rFonts w:ascii="Times New Roman" w:hAnsi="Times New Roman" w:cs="Times New Roman"/>
+        </w:rPr>
+        <w:t xml:space="preserve">, and Marta </w:t>
+      </w:r>
+      <w:proofErr w:type="spellStart"/>
+      <w:r>
+        <w:rPr>
+          <w:rFonts w:ascii="Times New Roman" w:hAnsi="Times New Roman" w:cs="Times New Roman"/>
+        </w:rPr>
+        <w:t>Flavián</w:t>
+      </w:r>
+      <w:proofErr w:type="spellEnd"/>
+      <w:r>
+        <w:rPr>
+          <w:rFonts w:ascii="Times New Roman" w:hAnsi="Times New Roman" w:cs="Times New Roman"/>
+        </w:rPr>
+        <w:t xml:space="preserve">. 2023. “Influencer Marketing on </w:t>
+      </w:r>
+      <w:proofErr w:type="spellStart"/>
+      <w:r>
+        <w:rPr>
+          <w:rFonts w:ascii="Times New Roman" w:hAnsi="Times New Roman" w:cs="Times New Roman"/>
+        </w:rPr>
+        <w:t>TikTok</w:t>
+      </w:r>
+      <w:proofErr w:type="spellEnd"/>
+      <w:r>
+        <w:rPr>
+          <w:rFonts w:ascii="Times New Roman" w:hAnsi="Times New Roman" w:cs="Times New Roman"/>
+        </w:rPr>
+        <w:t xml:space="preserve">: The Effectiveness of Humor and Followers’ Hedonic Experience.” </w:t>
       </w:r>
       <w:r>
         <w:rPr>
@@ -8544,7 +9899,21 @@
         <w:rPr>
           <w:rFonts w:ascii="Times New Roman" w:hAnsi="Times New Roman" w:cs="Times New Roman"/>
         </w:rPr>
-        <w:t xml:space="preserve">Cheung, Christy M. K., Matthew K. O. Lee, and Neil Rabjohn. 2009. “The Impact of Electronic Word-of-Mouth: The Adoption of Online Opinions in Online Customer Communities.” </w:t>
+        <w:t xml:space="preserve">Cheung, Christy M. K., Matthew K. O. Lee, and Neil </w:t>
+      </w:r>
+      <w:proofErr w:type="spellStart"/>
+      <w:r>
+        <w:rPr>
+          <w:rFonts w:ascii="Times New Roman" w:hAnsi="Times New Roman" w:cs="Times New Roman"/>
+        </w:rPr>
+        <w:t>Rabjohn</w:t>
+      </w:r>
+      <w:proofErr w:type="spellEnd"/>
+      <w:r>
+        <w:rPr>
+          <w:rFonts w:ascii="Times New Roman" w:hAnsi="Times New Roman" w:cs="Times New Roman"/>
+        </w:rPr>
+        <w:t xml:space="preserve">. 2009. “The Impact of Electronic Word-of-Mouth: The Adoption of Online Opinions in Online Customer Communities.” </w:t>
       </w:r>
       <w:r>
         <w:rPr>
@@ -8574,11 +9943,33 @@
       </w:pPr>
       <w:bookmarkStart w:id="93" w:name="ref-dellarocas2003"/>
       <w:bookmarkEnd w:id="92"/>
-      <w:r>
-        <w:rPr>
-          <w:rFonts w:ascii="Times New Roman" w:hAnsi="Times New Roman" w:cs="Times New Roman"/>
-        </w:rPr>
-        <w:t xml:space="preserve">Dellarocas, Chrysanthos. 2003. “The Digitization of Word of Mouth: Promise and Challenges of Online Feedback Mechanisms.” </w:t>
+      <w:proofErr w:type="spellStart"/>
+      <w:r>
+        <w:rPr>
+          <w:rFonts w:ascii="Times New Roman" w:hAnsi="Times New Roman" w:cs="Times New Roman"/>
+        </w:rPr>
+        <w:t>Dellarocas</w:t>
+      </w:r>
+      <w:proofErr w:type="spellEnd"/>
+      <w:r>
+        <w:rPr>
+          <w:rFonts w:ascii="Times New Roman" w:hAnsi="Times New Roman" w:cs="Times New Roman"/>
+        </w:rPr>
+        <w:t xml:space="preserve">, </w:t>
+      </w:r>
+      <w:proofErr w:type="spellStart"/>
+      <w:r>
+        <w:rPr>
+          <w:rFonts w:ascii="Times New Roman" w:hAnsi="Times New Roman" w:cs="Times New Roman"/>
+        </w:rPr>
+        <w:t>Chrysanthos</w:t>
+      </w:r>
+      <w:proofErr w:type="spellEnd"/>
+      <w:r>
+        <w:rPr>
+          <w:rFonts w:ascii="Times New Roman" w:hAnsi="Times New Roman" w:cs="Times New Roman"/>
+        </w:rPr>
+        <w:t xml:space="preserve">. 2003. “The Digitization of Word of Mouth: Promise and Challenges of Online Feedback Mechanisms.” </w:t>
       </w:r>
       <w:r>
         <w:rPr>
@@ -8608,11 +9999,33 @@
       </w:pPr>
       <w:bookmarkStart w:id="94" w:name="ref-dey2001"/>
       <w:bookmarkEnd w:id="93"/>
-      <w:r>
-        <w:rPr>
-          <w:rFonts w:ascii="Times New Roman" w:hAnsi="Times New Roman" w:cs="Times New Roman"/>
-        </w:rPr>
-        <w:t xml:space="preserve">Dey, Anind K. 2001. “Understanding and Using Context.” </w:t>
+      <w:proofErr w:type="spellStart"/>
+      <w:r>
+        <w:rPr>
+          <w:rFonts w:ascii="Times New Roman" w:hAnsi="Times New Roman" w:cs="Times New Roman"/>
+        </w:rPr>
+        <w:t>Dey</w:t>
+      </w:r>
+      <w:proofErr w:type="spellEnd"/>
+      <w:r>
+        <w:rPr>
+          <w:rFonts w:ascii="Times New Roman" w:hAnsi="Times New Roman" w:cs="Times New Roman"/>
+        </w:rPr>
+        <w:t xml:space="preserve">, </w:t>
+      </w:r>
+      <w:proofErr w:type="spellStart"/>
+      <w:r>
+        <w:rPr>
+          <w:rFonts w:ascii="Times New Roman" w:hAnsi="Times New Roman" w:cs="Times New Roman"/>
+        </w:rPr>
+        <w:t>Anind</w:t>
+      </w:r>
+      <w:proofErr w:type="spellEnd"/>
+      <w:r>
+        <w:rPr>
+          <w:rFonts w:ascii="Times New Roman" w:hAnsi="Times New Roman" w:cs="Times New Roman"/>
+        </w:rPr>
+        <w:t xml:space="preserve"> K. 2001. “Understanding and Using Context.” </w:t>
       </w:r>
       <w:r>
         <w:rPr>
@@ -8744,6 +10157,7 @@
         <w:rPr>
           <w:rFonts w:ascii="Times New Roman" w:hAnsi="Times New Roman" w:cs="Times New Roman"/>
         </w:rPr>
+        <w:lastRenderedPageBreak/>
         <w:t xml:space="preserve">Google LLC. 2024c. </w:t>
       </w:r>
       <w:r>
@@ -8842,8 +10256,21 @@
         <w:rPr>
           <w:rFonts w:ascii="Times New Roman" w:hAnsi="Times New Roman" w:cs="Times New Roman"/>
         </w:rPr>
-        <w:lastRenderedPageBreak/>
-        <w:t xml:space="preserve">Kaplan, Andreas M., and Michael Haenlein. 2010. “Users of the World, Unite! The Challenges and Opportunities of Social Media.” </w:t>
+        <w:t xml:space="preserve">Kaplan, Andreas M., and Michael </w:t>
+      </w:r>
+      <w:proofErr w:type="spellStart"/>
+      <w:r>
+        <w:rPr>
+          <w:rFonts w:ascii="Times New Roman" w:hAnsi="Times New Roman" w:cs="Times New Roman"/>
+        </w:rPr>
+        <w:t>Haenlein</w:t>
+      </w:r>
+      <w:proofErr w:type="spellEnd"/>
+      <w:r>
+        <w:rPr>
+          <w:rFonts w:ascii="Times New Roman" w:hAnsi="Times New Roman" w:cs="Times New Roman"/>
+        </w:rPr>
+        <w:t xml:space="preserve">. 2010. “Users of the World, Unite! The Challenges and Opportunities of Social Media.” </w:t>
       </w:r>
       <w:r>
         <w:rPr>
@@ -8891,7 +10318,35 @@
         <w:rPr>
           <w:rFonts w:ascii="Times New Roman" w:hAnsi="Times New Roman" w:cs="Times New Roman"/>
         </w:rPr>
-        <w:t>. DataReportal, in partnership with We Are Social and Meltwater.</w:t>
+        <w:t xml:space="preserve">. </w:t>
+      </w:r>
+      <w:proofErr w:type="spellStart"/>
+      <w:r>
+        <w:rPr>
+          <w:rFonts w:ascii="Times New Roman" w:hAnsi="Times New Roman" w:cs="Times New Roman"/>
+        </w:rPr>
+        <w:t>DataReportal</w:t>
+      </w:r>
+      <w:proofErr w:type="spellEnd"/>
+      <w:r>
+        <w:rPr>
+          <w:rFonts w:ascii="Times New Roman" w:hAnsi="Times New Roman" w:cs="Times New Roman"/>
+        </w:rPr>
+        <w:t xml:space="preserve">, in partnership with We Are Social and </w:t>
+      </w:r>
+      <w:proofErr w:type="spellStart"/>
+      <w:r>
+        <w:rPr>
+          <w:rFonts w:ascii="Times New Roman" w:hAnsi="Times New Roman" w:cs="Times New Roman"/>
+        </w:rPr>
+        <w:t>Meltwater</w:t>
+      </w:r>
+      <w:proofErr w:type="spellEnd"/>
+      <w:r>
+        <w:rPr>
+          <w:rFonts w:ascii="Times New Roman" w:hAnsi="Times New Roman" w:cs="Times New Roman"/>
+        </w:rPr>
+        <w:t>.</w:t>
       </w:r>
     </w:p>
     <w:p>
@@ -8907,11 +10362,61 @@
       </w:pPr>
       <w:bookmarkStart w:id="101" w:name="ref-montag2021"/>
       <w:bookmarkEnd w:id="100"/>
-      <w:r>
-        <w:rPr>
-          <w:rFonts w:ascii="Times New Roman" w:hAnsi="Times New Roman" w:cs="Times New Roman"/>
-        </w:rPr>
-        <w:t xml:space="preserve">Montag, Christian, Haibo Yang, and Jon D. Elhai. 2021. “On the Psychology of TikTok Use: A First Glimpse from Empirical Findings.” </w:t>
+      <w:proofErr w:type="spellStart"/>
+      <w:r>
+        <w:rPr>
+          <w:rFonts w:ascii="Times New Roman" w:hAnsi="Times New Roman" w:cs="Times New Roman"/>
+        </w:rPr>
+        <w:t>Montag</w:t>
+      </w:r>
+      <w:proofErr w:type="spellEnd"/>
+      <w:r>
+        <w:rPr>
+          <w:rFonts w:ascii="Times New Roman" w:hAnsi="Times New Roman" w:cs="Times New Roman"/>
+        </w:rPr>
+        <w:t xml:space="preserve">, Christian, </w:t>
+      </w:r>
+      <w:proofErr w:type="spellStart"/>
+      <w:r>
+        <w:rPr>
+          <w:rFonts w:ascii="Times New Roman" w:hAnsi="Times New Roman" w:cs="Times New Roman"/>
+        </w:rPr>
+        <w:t>Haibo</w:t>
+      </w:r>
+      <w:proofErr w:type="spellEnd"/>
+      <w:r>
+        <w:rPr>
+          <w:rFonts w:ascii="Times New Roman" w:hAnsi="Times New Roman" w:cs="Times New Roman"/>
+        </w:rPr>
+        <w:t xml:space="preserve"> Yang, and Jon D. </w:t>
+      </w:r>
+      <w:proofErr w:type="spellStart"/>
+      <w:r>
+        <w:rPr>
+          <w:rFonts w:ascii="Times New Roman" w:hAnsi="Times New Roman" w:cs="Times New Roman"/>
+        </w:rPr>
+        <w:t>Elhai</w:t>
+      </w:r>
+      <w:proofErr w:type="spellEnd"/>
+      <w:r>
+        <w:rPr>
+          <w:rFonts w:ascii="Times New Roman" w:hAnsi="Times New Roman" w:cs="Times New Roman"/>
+        </w:rPr>
+        <w:t xml:space="preserve">. 2021. “On the Psychology of </w:t>
+      </w:r>
+      <w:proofErr w:type="spellStart"/>
+      <w:r>
+        <w:rPr>
+          <w:rFonts w:ascii="Times New Roman" w:hAnsi="Times New Roman" w:cs="Times New Roman"/>
+        </w:rPr>
+        <w:t>TikTok</w:t>
+      </w:r>
+      <w:proofErr w:type="spellEnd"/>
+      <w:r>
+        <w:rPr>
+          <w:rFonts w:ascii="Times New Roman" w:hAnsi="Times New Roman" w:cs="Times New Roman"/>
+        </w:rPr>
+        <w:t xml:space="preserve"> Use: A First Glimpse from Empirical Findings.” </w:t>
       </w:r>
       <w:r>
         <w:rPr>
@@ -8945,7 +10450,21 @@
         <w:rPr>
           <w:rFonts w:ascii="Times New Roman" w:hAnsi="Times New Roman" w:cs="Times New Roman"/>
         </w:rPr>
-        <w:t xml:space="preserve">Nielsen, Jakob. 1994. </w:t>
+        <w:t xml:space="preserve">Nielsen, </w:t>
+      </w:r>
+      <w:proofErr w:type="spellStart"/>
+      <w:r>
+        <w:rPr>
+          <w:rFonts w:ascii="Times New Roman" w:hAnsi="Times New Roman" w:cs="Times New Roman"/>
+        </w:rPr>
+        <w:t>Jakob</w:t>
+      </w:r>
+      <w:proofErr w:type="spellEnd"/>
+      <w:r>
+        <w:rPr>
+          <w:rFonts w:ascii="Times New Roman" w:hAnsi="Times New Roman" w:cs="Times New Roman"/>
+        </w:rPr>
+        <w:t xml:space="preserve">. 1994. </w:t>
       </w:r>
       <w:r>
         <w:rPr>
@@ -8979,7 +10498,49 @@
         <w:rPr>
           <w:rFonts w:ascii="Times New Roman" w:hAnsi="Times New Roman" w:cs="Times New Roman"/>
         </w:rPr>
-        <w:t xml:space="preserve">Schiller, Jochen, and Agnès Voisard. 2004. </w:t>
+        <w:t xml:space="preserve">Schiller, </w:t>
+      </w:r>
+      <w:proofErr w:type="spellStart"/>
+      <w:r>
+        <w:rPr>
+          <w:rFonts w:ascii="Times New Roman" w:hAnsi="Times New Roman" w:cs="Times New Roman"/>
+        </w:rPr>
+        <w:t>Jochen</w:t>
+      </w:r>
+      <w:proofErr w:type="spellEnd"/>
+      <w:r>
+        <w:rPr>
+          <w:rFonts w:ascii="Times New Roman" w:hAnsi="Times New Roman" w:cs="Times New Roman"/>
+        </w:rPr>
+        <w:t xml:space="preserve">, and </w:t>
+      </w:r>
+      <w:proofErr w:type="spellStart"/>
+      <w:r>
+        <w:rPr>
+          <w:rFonts w:ascii="Times New Roman" w:hAnsi="Times New Roman" w:cs="Times New Roman"/>
+        </w:rPr>
+        <w:t>Agnès</w:t>
+      </w:r>
+      <w:proofErr w:type="spellEnd"/>
+      <w:r>
+        <w:rPr>
+          <w:rFonts w:ascii="Times New Roman" w:hAnsi="Times New Roman" w:cs="Times New Roman"/>
+        </w:rPr>
+        <w:t xml:space="preserve"> </w:t>
+      </w:r>
+      <w:proofErr w:type="spellStart"/>
+      <w:r>
+        <w:rPr>
+          <w:rFonts w:ascii="Times New Roman" w:hAnsi="Times New Roman" w:cs="Times New Roman"/>
+        </w:rPr>
+        <w:t>Voisard</w:t>
+      </w:r>
+      <w:proofErr w:type="spellEnd"/>
+      <w:r>
+        <w:rPr>
+          <w:rFonts w:ascii="Times New Roman" w:hAnsi="Times New Roman" w:cs="Times New Roman"/>
+        </w:rPr>
+        <w:t xml:space="preserve">. 2004. </w:t>
       </w:r>
       <w:r>
         <w:rPr>
@@ -9029,7 +10590,7 @@
         </w:rPr>
         <w:t>, 397–400.</w:t>
       </w:r>
-      <w:bookmarkEnd w:id="86"/>
+      <w:bookmarkEnd w:id="87"/>
       <w:bookmarkEnd w:id="89"/>
       <w:bookmarkEnd w:id="104"/>
     </w:p>
@@ -11548,7 +13109,7 @@
 </file>
 
 <file path=customXml/itemProps1.xml><?xml version="1.0" encoding="utf-8"?>
-<ds:datastoreItem xmlns:ds="http://schemas.openxmlformats.org/officeDocument/2006/customXml" ds:itemID="{B25D6C2F-A274-45E4-91EB-D5BB60246393}">
+<ds:datastoreItem xmlns:ds="http://schemas.openxmlformats.org/officeDocument/2006/customXml" ds:itemID="{D45034AB-E172-4A08-8BCF-21E0626F1198}">
   <ds:schemaRefs>
     <ds:schemaRef ds:uri="http://schemas.openxmlformats.org/officeDocument/2006/bibliography"/>
   </ds:schemaRefs>
